--- a/WebContent/docx/泛癌种86基因报告-济南中心.docx
+++ b/WebContent/docx/泛癌种86基因报告-济南中心.docx
@@ -1307,8 +1307,6 @@
               </w:rPr>
               <w:t>-</w:t>
             </w:r>
-            <w:bookmarkStart w:id="68" w:name="_GoBack"/>
-            <w:bookmarkEnd w:id="68"/>
           </w:p>
         </w:tc>
         <w:tc>
@@ -4689,8 +4687,8 @@
           </w14:textFill>
         </w:rPr>
       </w:pPr>
-      <w:bookmarkStart w:id="2" w:name="_Toc149837259"/>
-      <w:bookmarkStart w:id="3" w:name="_Toc30305"/>
+      <w:bookmarkStart w:id="2" w:name="_Toc30305"/>
+      <w:bookmarkStart w:id="3" w:name="_Toc149837259"/>
       <w:r>
         <w:rPr>
           <w:rFonts w:hint="eastAsia" w:ascii="Times New Roman" w:hAnsi="Times New Roman" w:eastAsia="微软雅黑" w:cs="Times New Roman"/>
@@ -5985,12 +5983,6 @@
             <w:insideH w:val="single" w:color="A4A4A4" w:sz="4" w:space="0"/>
             <w:insideV w:val="single" w:color="A4A4A4" w:sz="4" w:space="0"/>
           </w:tblBorders>
-          <w:tblCellMar>
-            <w:top w:w="0" w:type="dxa"/>
-            <w:left w:w="0" w:type="dxa"/>
-            <w:bottom w:w="0" w:type="dxa"/>
-            <w:right w:w="0" w:type="dxa"/>
-          </w:tblCellMar>
         </w:tblPrEx>
         <w:trPr>
           <w:trHeight w:val="788" w:hRule="atLeast"/>
@@ -11634,8 +11626,8 @@
           <w:lang w:eastAsia="zh-CN"/>
         </w:rPr>
       </w:pPr>
-      <w:bookmarkStart w:id="4" w:name="_Toc149837260"/>
-      <w:bookmarkStart w:id="5" w:name="_Toc32105"/>
+      <w:bookmarkStart w:id="4" w:name="_Toc32105"/>
+      <w:bookmarkStart w:id="5" w:name="_Toc149837260"/>
       <w:r>
         <w:rPr>
           <w:rFonts w:hint="eastAsia"/>
@@ -12188,11 +12180,11 @@
       <w:bookmarkStart w:id="6" w:name="_Toc25737"/>
       <w:bookmarkStart w:id="7" w:name="_Toc7551_WPSOffice_Level2"/>
       <w:bookmarkStart w:id="8" w:name="_Toc23558"/>
-      <w:bookmarkStart w:id="9" w:name="_Toc6221_WPSOffice_Level2"/>
+      <w:bookmarkStart w:id="9" w:name="_Toc1549"/>
       <w:bookmarkStart w:id="10" w:name="_Toc626"/>
-      <w:bookmarkStart w:id="11" w:name="_Toc4339"/>
-      <w:bookmarkStart w:id="12" w:name="_Toc1549"/>
-      <w:bookmarkStart w:id="13" w:name="_Toc17410"/>
+      <w:bookmarkStart w:id="11" w:name="_Toc6221_WPSOffice_Level2"/>
+      <w:bookmarkStart w:id="12" w:name="_Toc17410"/>
+      <w:bookmarkStart w:id="13" w:name="_Toc4339"/>
       <w:r>
         <w:rPr>
           <w:rFonts w:hint="eastAsia"/>
@@ -14373,9 +14365,9 @@
           <w:szCs w:val="40"/>
         </w:rPr>
       </w:pPr>
-      <w:bookmarkStart w:id="14" w:name="_Toc9663"/>
+      <w:bookmarkStart w:id="14" w:name="_Toc180"/>
       <w:bookmarkStart w:id="15" w:name="_Toc149837263"/>
-      <w:bookmarkStart w:id="16" w:name="_Toc180"/>
+      <w:bookmarkStart w:id="16" w:name="_Toc9663"/>
       <w:r>
         <w:rPr>
           <w:rFonts w:hint="eastAsia" w:ascii="Times New Roman" w:hAnsi="Times New Roman" w:eastAsia="宋体" w:cs="Times New Roman"/>
@@ -23557,6 +23549,12 @@
             <w:insideH w:val="dotted" w:color="45A3A7" w:sz="4" w:space="0"/>
             <w:insideV w:val="dotted" w:color="45A3A7" w:sz="4" w:space="0"/>
           </w:tblBorders>
+          <w:tblCellMar>
+            <w:top w:w="0" w:type="dxa"/>
+            <w:left w:w="108" w:type="dxa"/>
+            <w:bottom w:w="0" w:type="dxa"/>
+            <w:right w:w="108" w:type="dxa"/>
+          </w:tblCellMar>
         </w:tblPrEx>
         <w:trPr>
           <w:trHeight w:val="417" w:hRule="atLeast"/>
@@ -26359,6 +26357,12 @@
             <w:insideH w:val="dotted" w:color="45A3A7" w:sz="4" w:space="0"/>
             <w:insideV w:val="dotted" w:color="45A3A7" w:sz="4" w:space="0"/>
           </w:tblBorders>
+          <w:tblCellMar>
+            <w:top w:w="0" w:type="dxa"/>
+            <w:left w:w="108" w:type="dxa"/>
+            <w:bottom w:w="0" w:type="dxa"/>
+            <w:right w:w="108" w:type="dxa"/>
+          </w:tblCellMar>
         </w:tblPrEx>
         <w:trPr>
           <w:trHeight w:val="417" w:hRule="atLeast"/>
@@ -27879,12 +27883,6 @@
             <w:insideH w:val="single" w:color="A4A4A4" w:sz="4" w:space="0"/>
             <w:insideV w:val="single" w:color="A4A4A4" w:sz="4" w:space="0"/>
           </w:tblBorders>
-          <w:tblCellMar>
-            <w:top w:w="0" w:type="dxa"/>
-            <w:left w:w="108" w:type="dxa"/>
-            <w:bottom w:w="0" w:type="dxa"/>
-            <w:right w:w="108" w:type="dxa"/>
-          </w:tblCellMar>
         </w:tblPrEx>
         <w:trPr>
           <w:trHeight w:val="510" w:hRule="atLeast"/>
@@ -30022,14 +30020,14 @@
           </w14:textFill>
         </w:rPr>
       </w:pPr>
-      <w:bookmarkStart w:id="22" w:name="_Toc28240"/>
-      <w:bookmarkStart w:id="23" w:name="_Toc1707_WPSOffice_Level1"/>
-      <w:bookmarkStart w:id="24" w:name="_Toc21764_WPSOffice_Level1"/>
-      <w:bookmarkStart w:id="25" w:name="_Toc16594"/>
-      <w:bookmarkStart w:id="26" w:name="_Toc2409"/>
-      <w:bookmarkStart w:id="27" w:name="_Toc27302"/>
-      <w:bookmarkStart w:id="28" w:name="_Toc12505"/>
-      <w:bookmarkStart w:id="29" w:name="_Toc13196_WPSOffice_Level1"/>
+      <w:bookmarkStart w:id="22" w:name="_Toc2409"/>
+      <w:bookmarkStart w:id="23" w:name="_Toc21764_WPSOffice_Level1"/>
+      <w:bookmarkStart w:id="24" w:name="_Toc12505"/>
+      <w:bookmarkStart w:id="25" w:name="_Toc27302"/>
+      <w:bookmarkStart w:id="26" w:name="_Toc16594"/>
+      <w:bookmarkStart w:id="27" w:name="_Toc13196_WPSOffice_Level1"/>
+      <w:bookmarkStart w:id="28" w:name="_Toc1707_WPSOffice_Level1"/>
+      <w:bookmarkStart w:id="29" w:name="_Toc28240"/>
       <w:r>
         <w:rPr>
           <w:rFonts w:hint="eastAsia"/>
@@ -30075,11 +30073,11 @@
       </w:pPr>
       <w:bookmarkStart w:id="30" w:name="_Toc6249"/>
       <w:bookmarkStart w:id="31" w:name="_Toc16347"/>
-      <w:bookmarkStart w:id="32" w:name="_Toc26649"/>
-      <w:bookmarkStart w:id="33" w:name="_Toc21764_WPSOffice_Level2"/>
-      <w:bookmarkStart w:id="34" w:name="_Toc1707_WPSOffice_Level2"/>
-      <w:bookmarkStart w:id="35" w:name="_Toc14132"/>
-      <w:bookmarkStart w:id="36" w:name="_Toc149837267"/>
+      <w:bookmarkStart w:id="32" w:name="_Toc149837267"/>
+      <w:bookmarkStart w:id="33" w:name="_Toc1707_WPSOffice_Level2"/>
+      <w:bookmarkStart w:id="34" w:name="_Toc26649"/>
+      <w:bookmarkStart w:id="35" w:name="_Toc21764_WPSOffice_Level2"/>
+      <w:bookmarkStart w:id="36" w:name="_Toc14132"/>
       <w:r>
         <w:rPr>
           <w:rFonts w:hint="eastAsia"/>
@@ -31076,12 +31074,6 @@
             <w:insideH w:val="single" w:color="A4A4A4" w:sz="4" w:space="0"/>
             <w:insideV w:val="single" w:color="A4A4A4" w:sz="4" w:space="0"/>
           </w:tblBorders>
-          <w:tblCellMar>
-            <w:top w:w="0" w:type="dxa"/>
-            <w:left w:w="0" w:type="dxa"/>
-            <w:bottom w:w="0" w:type="dxa"/>
-            <w:right w:w="0" w:type="dxa"/>
-          </w:tblCellMar>
         </w:tblPrEx>
         <w:trPr>
           <w:trHeight w:val="510" w:hRule="atLeast"/>
@@ -32153,8 +32145,8 @@
           <w:lang w:eastAsia="zh-CN"/>
         </w:rPr>
       </w:pPr>
-      <w:bookmarkStart w:id="37" w:name="_Toc30346"/>
-      <w:bookmarkStart w:id="38" w:name="_Toc11406"/>
+      <w:bookmarkStart w:id="37" w:name="_Toc11406"/>
+      <w:bookmarkStart w:id="38" w:name="_Toc30346"/>
       <w:r>
         <w:rPr>
           <w:rFonts w:hint="eastAsia" w:ascii="Times New Roman" w:hAnsi="Times New Roman" w:eastAsia="微软雅黑" w:cs="Times New Roman"/>
@@ -32239,12 +32231,12 @@
           <w:lang w:val="en-US" w:eastAsia="zh-CN"/>
         </w:rPr>
       </w:pPr>
-      <w:bookmarkStart w:id="41" w:name="_Toc14255_WPSOffice_Level1"/>
-      <w:bookmarkStart w:id="42" w:name="_Toc15112"/>
-      <w:bookmarkStart w:id="43" w:name="_Toc3674"/>
+      <w:bookmarkStart w:id="41" w:name="_Toc3674"/>
+      <w:bookmarkStart w:id="42" w:name="_Toc15840_WPSOffice_Level1"/>
+      <w:bookmarkStart w:id="43" w:name="_Toc24085_WPSOffice_Level1"/>
       <w:bookmarkStart w:id="44" w:name="_Toc149837269"/>
-      <w:bookmarkStart w:id="45" w:name="_Toc24085_WPSOffice_Level1"/>
-      <w:bookmarkStart w:id="46" w:name="_Toc15840_WPSOffice_Level1"/>
+      <w:bookmarkStart w:id="45" w:name="_Toc15112"/>
+      <w:bookmarkStart w:id="46" w:name="_Toc14255_WPSOffice_Level1"/>
       <w:r>
         <w:rPr>
           <w:rFonts w:hint="eastAsia"/>
@@ -34868,14 +34860,14 @@
       </w:pPr>
       <w:bookmarkStart w:id="47" w:name="_Toc16778"/>
       <w:bookmarkStart w:id="48" w:name="_Toc16593"/>
-      <w:bookmarkStart w:id="49" w:name="_Toc15114"/>
-      <w:bookmarkStart w:id="50" w:name="_Toc3409"/>
+      <w:bookmarkStart w:id="49" w:name="_Toc3409"/>
+      <w:bookmarkStart w:id="50" w:name="_Toc15114"/>
       <w:bookmarkStart w:id="51" w:name="_Toc31185"/>
-      <w:bookmarkStart w:id="52" w:name="_Toc20170_WPSOffice_Level1"/>
-      <w:bookmarkStart w:id="53" w:name="_Toc20924"/>
-      <w:bookmarkStart w:id="54" w:name="_Toc28454_WPSOffice_Level1"/>
-      <w:bookmarkStart w:id="55" w:name="_Toc26985_WPSOffice_Level1"/>
-      <w:bookmarkStart w:id="56" w:name="_Toc27693"/>
+      <w:bookmarkStart w:id="52" w:name="_Toc26985_WPSOffice_Level1"/>
+      <w:bookmarkStart w:id="53" w:name="_Toc27693"/>
+      <w:bookmarkStart w:id="54" w:name="_Toc20170_WPSOffice_Level1"/>
+      <w:bookmarkStart w:id="55" w:name="_Toc20924"/>
+      <w:bookmarkStart w:id="56" w:name="_Toc28454_WPSOffice_Level1"/>
       <w:r>
         <w:rPr>
           <w:rFonts w:hint="eastAsia"/>
@@ -35661,14 +35653,14 @@
           <w:lang w:val="en-US" w:eastAsia="zh-CN"/>
         </w:rPr>
       </w:pPr>
-      <w:bookmarkStart w:id="58" w:name="_Toc4503"/>
-      <w:bookmarkStart w:id="59" w:name="_Toc27809"/>
+      <w:bookmarkStart w:id="58" w:name="_Toc11901"/>
+      <w:bookmarkStart w:id="59" w:name="_Toc4503"/>
       <w:bookmarkStart w:id="60" w:name="_Toc3213"/>
-      <w:bookmarkStart w:id="61" w:name="_Toc11901"/>
-      <w:bookmarkStart w:id="62" w:name="_Toc22162_WPSOffice_Level1"/>
-      <w:bookmarkStart w:id="63" w:name="_Toc14611_WPSOffice_Level1"/>
-      <w:bookmarkStart w:id="64" w:name="_Toc22623"/>
-      <w:bookmarkStart w:id="65" w:name="_Toc17792_WPSOffice_Level2"/>
+      <w:bookmarkStart w:id="61" w:name="_Toc27809"/>
+      <w:bookmarkStart w:id="62" w:name="_Toc22623"/>
+      <w:bookmarkStart w:id="63" w:name="_Toc17792_WPSOffice_Level2"/>
+      <w:bookmarkStart w:id="64" w:name="_Toc22162_WPSOffice_Level1"/>
+      <w:bookmarkStart w:id="65" w:name="_Toc14611_WPSOffice_Level1"/>
       <w:bookmarkStart w:id="66" w:name="_Toc13275"/>
       <w:bookmarkStart w:id="67" w:name="_Toc19584_WPSOffice_Level1"/>
       <w:r>
@@ -35693,17 +35685,953 @@
     <w:bookmarkEnd w:id="67"/>
     <w:p>
       <w:pPr>
+        <w:widowControl/>
         <w:adjustRightInd w:val="0"/>
         <w:snapToGrid w:val="0"/>
         <w:spacing w:after="120" w:afterLines="50"/>
         <w:jc w:val="both"/>
         <w:rPr>
+          <w:rFonts w:hint="eastAsia" w:ascii="Times New Roman" w:hAnsi="Times New Roman" w:cs="Times New Roman"/>
+          <w:sz w:val="15"/>
+          <w:szCs w:val="15"/>
+          <w:lang w:val="en-US" w:eastAsia="zh-CN"/>
+        </w:rPr>
+      </w:pPr>
+      <w:r>
+        <w:rPr>
+          <w:rFonts w:hint="eastAsia" w:ascii="Times New Roman" w:hAnsi="Times New Roman" w:cs="Times New Roman"/>
+          <w:sz w:val="15"/>
+          <w:szCs w:val="15"/>
+          <w:lang w:val="en-US" w:eastAsia="zh-CN"/>
+        </w:rPr>
+        <w:t xml:space="preserve">{% if importantTargetedDiseaseName == </w:t>
+      </w:r>
+      <w:r>
+        <w:rPr>
+          <w:rFonts w:hint="default" w:ascii="Times New Roman" w:hAnsi="Times New Roman" w:cs="Times New Roman"/>
+          <w:sz w:val="15"/>
+          <w:szCs w:val="15"/>
+          <w:lang w:val="en-US" w:eastAsia="zh-CN"/>
+        </w:rPr>
+        <w:t>“泌尿系统癌症”</w:t>
+      </w:r>
+      <w:r>
+        <w:rPr>
+          <w:rFonts w:hint="eastAsia" w:ascii="Times New Roman" w:hAnsi="Times New Roman" w:cs="Times New Roman"/>
+          <w:sz w:val="15"/>
+          <w:szCs w:val="15"/>
+          <w:lang w:val="en-US" w:eastAsia="zh-CN"/>
+        </w:rPr>
+        <w:t>%}</w:t>
+      </w:r>
+    </w:p>
+    <w:p>
+      <w:pPr>
+        <w:widowControl/>
+        <w:adjustRightInd w:val="0"/>
+        <w:snapToGrid w:val="0"/>
+        <w:spacing w:after="120" w:afterLines="50"/>
+        <w:jc w:val="both"/>
+        <w:rPr>
+          <w:rFonts w:hint="eastAsia" w:ascii="Times New Roman" w:hAnsi="Times New Roman" w:cs="Times New Roman"/>
+          <w:sz w:val="15"/>
+          <w:szCs w:val="15"/>
+          <w:lang w:val="en-US" w:eastAsia="zh-CN"/>
+        </w:rPr>
+      </w:pPr>
+      <w:r>
+        <w:rPr>
+          <w:rFonts w:hint="eastAsia" w:ascii="Times New Roman" w:hAnsi="Times New Roman" w:cs="Times New Roman"/>
+          <w:sz w:val="15"/>
+          <w:szCs w:val="15"/>
+          <w:lang w:val="en-US" w:eastAsia="zh-CN"/>
+        </w:rPr>
+        <w:t>Voss MH, Reising A, Cheng Y, et al. Genomically annotated risk model for advanced renal-cell carcinoma: a retrospective cohort study. Lancet Oncol. 2018 Dec;19(12):1688-1698. [PMID: 30416077]</w:t>
+      </w:r>
+    </w:p>
+    <w:p>
+      <w:pPr>
+        <w:widowControl/>
+        <w:adjustRightInd w:val="0"/>
+        <w:snapToGrid w:val="0"/>
+        <w:spacing w:after="120" w:afterLines="50"/>
+        <w:jc w:val="both"/>
+        <w:rPr>
+          <w:rFonts w:hint="eastAsia" w:ascii="Times New Roman" w:hAnsi="Times New Roman" w:cs="Times New Roman"/>
+          <w:sz w:val="15"/>
+          <w:szCs w:val="15"/>
+          <w:lang w:val="en-US" w:eastAsia="zh-CN"/>
+        </w:rPr>
+      </w:pPr>
+      <w:r>
+        <w:rPr>
+          <w:rFonts w:hint="eastAsia" w:ascii="Times New Roman" w:hAnsi="Times New Roman" w:cs="Times New Roman"/>
+          <w:sz w:val="15"/>
+          <w:szCs w:val="15"/>
+          <w:lang w:val="en-US" w:eastAsia="zh-CN"/>
+        </w:rPr>
+        <w:t>Ricketts CJ, De Cubas AA, Fan H, et al. The Cancer Genome Atlas Comprehensive Molecular Characterization of Renal Cell Carcinoma. Cell Rep. 2018 Apr 3;23(1):313-326.e5. [PMID: 29617669]</w:t>
+      </w:r>
+    </w:p>
+    <w:p>
+      <w:pPr>
+        <w:widowControl/>
+        <w:adjustRightInd w:val="0"/>
+        <w:snapToGrid w:val="0"/>
+        <w:spacing w:after="120" w:afterLines="50"/>
+        <w:jc w:val="both"/>
+        <w:rPr>
+          <w:rFonts w:hint="eastAsia" w:ascii="Times New Roman" w:hAnsi="Times New Roman" w:cs="Times New Roman"/>
+          <w:sz w:val="15"/>
+          <w:szCs w:val="15"/>
+          <w:lang w:val="en-US" w:eastAsia="zh-CN"/>
+        </w:rPr>
+      </w:pPr>
+      <w:r>
+        <w:rPr>
+          <w:rFonts w:hint="eastAsia" w:ascii="Times New Roman" w:hAnsi="Times New Roman" w:cs="Times New Roman"/>
+          <w:sz w:val="15"/>
+          <w:szCs w:val="15"/>
+          <w:lang w:val="en-US" w:eastAsia="zh-CN"/>
+        </w:rPr>
+        <w:t>Casuscelli J, Becerra MF, Manley BJ, et al. Characterization and Impact of TERT Promoter Region Mutations on Clinical Outcome in Renal Cell Carcinoma. Eur Urol Focus. 2019 Jul;5(4):642-649.[PMID: 28951115].</w:t>
+      </w:r>
+    </w:p>
+    <w:p>
+      <w:pPr>
+        <w:widowControl/>
+        <w:adjustRightInd w:val="0"/>
+        <w:snapToGrid w:val="0"/>
+        <w:spacing w:after="120" w:afterLines="50"/>
+        <w:jc w:val="both"/>
+        <w:rPr>
+          <w:rFonts w:hint="eastAsia" w:ascii="Times New Roman" w:hAnsi="Times New Roman" w:cs="Times New Roman"/>
+          <w:sz w:val="15"/>
+          <w:szCs w:val="15"/>
+          <w:lang w:val="en-US" w:eastAsia="zh-CN"/>
+        </w:rPr>
+      </w:pPr>
+      <w:r>
+        <w:rPr>
+          <w:rFonts w:hint="eastAsia" w:ascii="Times New Roman" w:hAnsi="Times New Roman" w:cs="Times New Roman"/>
+          <w:sz w:val="15"/>
+          <w:szCs w:val="15"/>
+          <w:lang w:val="en-US" w:eastAsia="zh-CN"/>
+        </w:rPr>
+        <w:t>Pal SK, Sonpavde G, Agarwal N, et al. Evolution of Circulating Tumor DNA Profile from First-line to Subsequent Therapy in Metastatic Renal Cell Carcinoma. Eur Urol. 2017 Oct;72(4):557-564. [PMID: 28413127]</w:t>
+      </w:r>
+    </w:p>
+    <w:p>
+      <w:pPr>
+        <w:widowControl/>
+        <w:adjustRightInd w:val="0"/>
+        <w:snapToGrid w:val="0"/>
+        <w:spacing w:after="120" w:afterLines="50"/>
+        <w:jc w:val="both"/>
+        <w:rPr>
+          <w:rFonts w:hint="eastAsia" w:ascii="Times New Roman" w:hAnsi="Times New Roman" w:cs="Times New Roman"/>
+          <w:sz w:val="15"/>
+          <w:szCs w:val="15"/>
+          <w:lang w:val="en-US" w:eastAsia="zh-CN"/>
+        </w:rPr>
+      </w:pPr>
+      <w:r>
+        <w:rPr>
+          <w:rFonts w:hint="eastAsia" w:ascii="Times New Roman" w:hAnsi="Times New Roman" w:cs="Times New Roman"/>
+          <w:sz w:val="15"/>
+          <w:szCs w:val="15"/>
+          <w:lang w:val="en-US" w:eastAsia="zh-CN"/>
+        </w:rPr>
+        <w:t>Na R, Zheng SL, Han M, et al. Germline Mutations in ATM and BRCA1/2 Distinguish Risk for Lethal and Indolent Prostate Cancer and are Associated with Early Age at Death. Eur Urol. 2017 May;71(5):740-747.[PMID: 27989354].</w:t>
+      </w:r>
+    </w:p>
+    <w:p>
+      <w:pPr>
+        <w:widowControl/>
+        <w:adjustRightInd w:val="0"/>
+        <w:snapToGrid w:val="0"/>
+        <w:spacing w:after="120" w:afterLines="50"/>
+        <w:jc w:val="both"/>
+        <w:rPr>
+          <w:rFonts w:hint="eastAsia" w:ascii="Times New Roman" w:hAnsi="Times New Roman" w:cs="Times New Roman"/>
+          <w:sz w:val="15"/>
+          <w:szCs w:val="15"/>
+          <w:lang w:val="en-US" w:eastAsia="zh-CN"/>
+        </w:rPr>
+      </w:pPr>
+      <w:r>
+        <w:rPr>
+          <w:rFonts w:hint="eastAsia" w:ascii="Times New Roman" w:hAnsi="Times New Roman" w:cs="Times New Roman"/>
+          <w:sz w:val="15"/>
+          <w:szCs w:val="15"/>
+          <w:lang w:val="en-US" w:eastAsia="zh-CN"/>
+        </w:rPr>
+        <w:t>Castro E, Goh C, Olmos D, et al. Germline BRCA mutations are associated with higher risk of nodal involvement, distant metastasis, and poor survival outcomes in prostate cancer. J Clin Oncol. 2013 May 10;31(14):1748-57. [PMID: 23569316]</w:t>
+      </w:r>
+    </w:p>
+    <w:p>
+      <w:pPr>
+        <w:widowControl/>
+        <w:adjustRightInd w:val="0"/>
+        <w:snapToGrid w:val="0"/>
+        <w:spacing w:after="120" w:afterLines="50"/>
+        <w:jc w:val="both"/>
+        <w:rPr>
+          <w:rFonts w:hint="eastAsia" w:ascii="Times New Roman" w:hAnsi="Times New Roman" w:cs="Times New Roman"/>
+          <w:sz w:val="15"/>
+          <w:szCs w:val="15"/>
+          <w:lang w:val="en-US" w:eastAsia="zh-CN"/>
+        </w:rPr>
+      </w:pPr>
+      <w:r>
+        <w:rPr>
+          <w:rFonts w:hint="eastAsia" w:ascii="Times New Roman" w:hAnsi="Times New Roman" w:cs="Times New Roman"/>
+          <w:sz w:val="15"/>
+          <w:szCs w:val="15"/>
+          <w:lang w:val="en-US" w:eastAsia="zh-CN"/>
+        </w:rPr>
+        <w:t>Castro E, Romero-Laorden N, Del Pozo A, et al. PROREPAIR-B: A Prospective Cohort Study of the Impact of Germline DNA Repair Mutations on the Outcomes of Patients With Metastatic Castration-Resistant Prostate Cancer. J Clin Oncol. 2019 Feb 20;37(6):490-503. [PMID: 30625039]</w:t>
+      </w:r>
+    </w:p>
+    <w:p>
+      <w:pPr>
+        <w:widowControl/>
+        <w:adjustRightInd w:val="0"/>
+        <w:snapToGrid w:val="0"/>
+        <w:spacing w:after="120" w:afterLines="50"/>
+        <w:jc w:val="both"/>
+        <w:rPr>
+          <w:rFonts w:hint="eastAsia" w:ascii="Times New Roman" w:hAnsi="Times New Roman" w:cs="Times New Roman"/>
+          <w:sz w:val="15"/>
+          <w:szCs w:val="15"/>
+          <w:lang w:val="en-US" w:eastAsia="zh-CN"/>
+        </w:rPr>
+      </w:pPr>
+      <w:r>
+        <w:rPr>
+          <w:rFonts w:hint="eastAsia" w:ascii="Times New Roman" w:hAnsi="Times New Roman" w:cs="Times New Roman"/>
+          <w:sz w:val="15"/>
+          <w:szCs w:val="15"/>
+          <w:lang w:val="en-US" w:eastAsia="zh-CN"/>
+        </w:rPr>
+        <w:t>Lv SD, Wang HY, Yu XP, et al. Integrative molecular characterization of Chinese prostate cancer specimens. Asian J Androl. 2020 Mar-Apr;22(2):162-168. [PMID: 31134918]</w:t>
+      </w:r>
+    </w:p>
+    <w:p>
+      <w:pPr>
+        <w:widowControl/>
+        <w:adjustRightInd w:val="0"/>
+        <w:snapToGrid w:val="0"/>
+        <w:spacing w:after="120" w:afterLines="50"/>
+        <w:jc w:val="both"/>
+        <w:rPr>
+          <w:rFonts w:hint="eastAsia" w:ascii="Times New Roman" w:hAnsi="Times New Roman" w:cs="Times New Roman"/>
+          <w:sz w:val="15"/>
+          <w:szCs w:val="15"/>
+          <w:lang w:val="en-US" w:eastAsia="zh-CN"/>
+        </w:rPr>
+      </w:pPr>
+      <w:r>
+        <w:rPr>
+          <w:rFonts w:hint="eastAsia" w:ascii="Times New Roman" w:hAnsi="Times New Roman" w:cs="Times New Roman"/>
+          <w:sz w:val="15"/>
+          <w:szCs w:val="15"/>
+          <w:lang w:val="en-US" w:eastAsia="zh-CN"/>
+        </w:rPr>
+        <w:t>Reimers MA, Yip SM, Zhang L, et al. Clinical Outcomes in Cyclin-dependent Kinase 12 Mutant Advanced Prostate Cancer. Eur Urol. 2020 Mar;77(3):333-341. [PMID: 31640893]</w:t>
+      </w:r>
+    </w:p>
+    <w:p>
+      <w:pPr>
+        <w:widowControl/>
+        <w:adjustRightInd w:val="0"/>
+        <w:snapToGrid w:val="0"/>
+        <w:spacing w:after="120" w:afterLines="50"/>
+        <w:jc w:val="both"/>
+        <w:rPr>
+          <w:rFonts w:hint="eastAsia" w:ascii="Times New Roman" w:hAnsi="Times New Roman" w:cs="Times New Roman"/>
+          <w:sz w:val="15"/>
+          <w:szCs w:val="15"/>
+          <w:lang w:val="en-US" w:eastAsia="zh-CN"/>
+        </w:rPr>
+      </w:pPr>
+      <w:r>
+        <w:rPr>
+          <w:rFonts w:hint="eastAsia" w:ascii="Times New Roman" w:hAnsi="Times New Roman" w:cs="Times New Roman"/>
+          <w:sz w:val="15"/>
+          <w:szCs w:val="15"/>
+          <w:lang w:val="en-US" w:eastAsia="zh-CN"/>
+        </w:rPr>
+        <w:t>Nguyen B, Mota JM, Nandakumar S, et al. Pan-cancer Analysis of CDK12 Alterations Identifies a Subset of Prostate Cancers with Distinct Genomic and Clinical Characteristics. Eur Urol. 2020 Nov;78(5):671-679. [PMID: 32317181]</w:t>
+      </w:r>
+    </w:p>
+    <w:p>
+      <w:pPr>
+        <w:widowControl/>
+        <w:adjustRightInd w:val="0"/>
+        <w:snapToGrid w:val="0"/>
+        <w:spacing w:after="120" w:afterLines="50"/>
+        <w:jc w:val="both"/>
+        <w:rPr>
+          <w:rFonts w:hint="eastAsia" w:ascii="Times New Roman" w:hAnsi="Times New Roman" w:cs="Times New Roman"/>
+          <w:sz w:val="15"/>
+          <w:szCs w:val="15"/>
+          <w:lang w:val="en-US" w:eastAsia="zh-CN"/>
+        </w:rPr>
+      </w:pPr>
+      <w:r>
+        <w:rPr>
+          <w:rFonts w:hint="eastAsia" w:ascii="Times New Roman" w:hAnsi="Times New Roman" w:cs="Times New Roman"/>
+          <w:sz w:val="15"/>
+          <w:szCs w:val="15"/>
+          <w:lang w:val="en-US" w:eastAsia="zh-CN"/>
+        </w:rPr>
+        <w:t>Sanda MG, Feng Z, Howard DH, et al. Association Between Combined TMPRSS2:ERG and PCA3 RNA Urinary Testing and Detection of Aggressive Prostate Cancer. JAMA Oncol. 2017 Aug 1;3(8):1085-1093.[PMID: 28520829]</w:t>
+      </w:r>
+    </w:p>
+    <w:p>
+      <w:pPr>
+        <w:widowControl/>
+        <w:adjustRightInd w:val="0"/>
+        <w:snapToGrid w:val="0"/>
+        <w:spacing w:after="120" w:afterLines="50"/>
+        <w:jc w:val="both"/>
+        <w:rPr>
+          <w:rFonts w:hint="eastAsia" w:ascii="Times New Roman" w:hAnsi="Times New Roman" w:cs="Times New Roman"/>
+          <w:sz w:val="15"/>
+          <w:szCs w:val="15"/>
+          <w:lang w:val="en-US" w:eastAsia="zh-CN"/>
+        </w:rPr>
+      </w:pPr>
+      <w:r>
+        <w:rPr>
+          <w:rFonts w:hint="eastAsia" w:ascii="Times New Roman" w:hAnsi="Times New Roman" w:cs="Times New Roman"/>
+          <w:sz w:val="15"/>
+          <w:szCs w:val="15"/>
+          <w:lang w:val="en-US" w:eastAsia="zh-CN"/>
+        </w:rPr>
+        <w:t>Reig Ò, Marín-Aguilera M, Carrera G, et al. TMPRSS2-ERG in Blood and Docetaxel Resistance in Metastatic Castration-resistant Prostate Cancer. Eur Urol. 2016 Nov;70(5):709-713. [PMID: 26948395]</w:t>
+      </w:r>
+    </w:p>
+    <w:p>
+      <w:pPr>
+        <w:widowControl/>
+        <w:adjustRightInd w:val="0"/>
+        <w:snapToGrid w:val="0"/>
+        <w:spacing w:after="120" w:afterLines="50"/>
+        <w:jc w:val="both"/>
+        <w:rPr>
+          <w:rFonts w:hint="eastAsia" w:ascii="Times New Roman" w:hAnsi="Times New Roman" w:cs="Times New Roman"/>
+          <w:sz w:val="15"/>
+          <w:szCs w:val="15"/>
+          <w:lang w:val="en-US" w:eastAsia="zh-CN"/>
+        </w:rPr>
+      </w:pPr>
+      <w:r>
+        <w:rPr>
+          <w:rFonts w:hint="eastAsia" w:ascii="Times New Roman" w:hAnsi="Times New Roman" w:cs="Times New Roman"/>
+          <w:sz w:val="15"/>
+          <w:szCs w:val="15"/>
+          <w:lang w:val="en-US" w:eastAsia="zh-CN"/>
+        </w:rPr>
+        <w:t>Adams EJ, Karthaus WR, Hoover E, et al. FOXA1 mutations alter pioneering activity, differentiation and prostate cancer phenotypes. Nature. 2019 Jul;571(7765):408-412. [PMID: 31243370]</w:t>
+      </w:r>
+    </w:p>
+    <w:p>
+      <w:pPr>
+        <w:widowControl/>
+        <w:adjustRightInd w:val="0"/>
+        <w:snapToGrid w:val="0"/>
+        <w:spacing w:after="120" w:afterLines="50"/>
+        <w:jc w:val="both"/>
+        <w:rPr>
+          <w:rFonts w:hint="eastAsia" w:ascii="Times New Roman" w:hAnsi="Times New Roman" w:cs="Times New Roman"/>
+          <w:sz w:val="15"/>
+          <w:szCs w:val="15"/>
+          <w:lang w:val="en-US" w:eastAsia="zh-CN"/>
+        </w:rPr>
+      </w:pPr>
+      <w:r>
+        <w:rPr>
+          <w:rFonts w:hint="eastAsia" w:ascii="Times New Roman" w:hAnsi="Times New Roman" w:cs="Times New Roman"/>
+          <w:sz w:val="15"/>
+          <w:szCs w:val="15"/>
+          <w:lang w:val="en-US" w:eastAsia="zh-CN"/>
+        </w:rPr>
+        <w:t>Pearson HB, Li J, Meniel VS, et al. Identification of Pik3ca Mutation as a Genetic Driver of Prostate Cancer That Cooperates with Pten Loss to Accelerate Progression and Castration-Resistant Growth. Cancer Discov. 2018 Jun;8(6):764-779. [PMID: 29581176]</w:t>
+      </w:r>
+    </w:p>
+    <w:p>
+      <w:pPr>
+        <w:widowControl/>
+        <w:adjustRightInd w:val="0"/>
+        <w:snapToGrid w:val="0"/>
+        <w:spacing w:after="120" w:afterLines="50"/>
+        <w:jc w:val="both"/>
+        <w:rPr>
+          <w:rFonts w:hint="eastAsia" w:ascii="Times New Roman" w:hAnsi="Times New Roman" w:cs="Times New Roman"/>
+          <w:sz w:val="15"/>
+          <w:szCs w:val="15"/>
+          <w:lang w:val="en-US" w:eastAsia="zh-CN"/>
+        </w:rPr>
+      </w:pPr>
+      <w:r>
+        <w:rPr>
+          <w:rFonts w:hint="eastAsia" w:ascii="Times New Roman" w:hAnsi="Times New Roman" w:cs="Times New Roman"/>
+          <w:sz w:val="15"/>
+          <w:szCs w:val="15"/>
+          <w:lang w:val="en-US" w:eastAsia="zh-CN"/>
+        </w:rPr>
+        <w:t>Ferraldeschi R, Nava Rodrigues D, Riisnaes R, et al. PTEN protein loss and clinical outcome from castration-resistant prostate cancer treated with abiraterone acetate. Eur Urol. 2015 Apr;67(4):795-802. [PMID: 25454616]</w:t>
+      </w:r>
+    </w:p>
+    <w:p>
+      <w:pPr>
+        <w:widowControl/>
+        <w:adjustRightInd w:val="0"/>
+        <w:snapToGrid w:val="0"/>
+        <w:spacing w:after="120" w:afterLines="50"/>
+        <w:jc w:val="both"/>
+        <w:rPr>
+          <w:rFonts w:hint="eastAsia" w:ascii="Times New Roman" w:hAnsi="Times New Roman" w:cs="Times New Roman"/>
+          <w:sz w:val="15"/>
+          <w:szCs w:val="15"/>
+          <w:lang w:val="en-US" w:eastAsia="zh-CN"/>
+        </w:rPr>
+      </w:pPr>
+      <w:r>
+        <w:rPr>
+          <w:rFonts w:hint="eastAsia" w:ascii="Times New Roman" w:hAnsi="Times New Roman" w:cs="Times New Roman"/>
+          <w:sz w:val="15"/>
+          <w:szCs w:val="15"/>
+          <w:lang w:val="en-US" w:eastAsia="zh-CN"/>
+        </w:rPr>
+        <w:t>Hamid AA, Gray KP, Shaw G, et al. Compound Genomic Alterations of TP53, PTEN, and RB1 Tumor Suppressors in Localized and Metastatic Prostate Cancer. Eur Urol. 2019 Jul;76(1):89-97. [PMID: 30553611].</w:t>
+      </w:r>
+    </w:p>
+    <w:p>
+      <w:pPr>
+        <w:widowControl/>
+        <w:adjustRightInd w:val="0"/>
+        <w:snapToGrid w:val="0"/>
+        <w:spacing w:after="120" w:afterLines="50"/>
+        <w:jc w:val="both"/>
+        <w:rPr>
+          <w:rFonts w:hint="eastAsia" w:ascii="Times New Roman" w:hAnsi="Times New Roman" w:cs="Times New Roman"/>
+          <w:sz w:val="15"/>
+          <w:szCs w:val="15"/>
+          <w:lang w:val="en-US" w:eastAsia="zh-CN"/>
+        </w:rPr>
+      </w:pPr>
+      <w:r>
+        <w:rPr>
+          <w:rFonts w:hint="eastAsia" w:ascii="Times New Roman" w:hAnsi="Times New Roman" w:cs="Times New Roman"/>
+          <w:sz w:val="15"/>
+          <w:szCs w:val="15"/>
+          <w:lang w:val="en-US" w:eastAsia="zh-CN"/>
+        </w:rPr>
+        <w:t>Yoshimoto M, Cunha IW, Coudry RA, et al. FISH analysis of 107 prostate cancers shows that PTEN genomic deletion is associated with poor clinical outcome. Br J Cancer. 2007 Sep 3;97(5):678-85. [PMID: 17700571]</w:t>
+      </w:r>
+    </w:p>
+    <w:p>
+      <w:pPr>
+        <w:widowControl/>
+        <w:adjustRightInd w:val="0"/>
+        <w:snapToGrid w:val="0"/>
+        <w:spacing w:after="120" w:afterLines="50"/>
+        <w:jc w:val="both"/>
+        <w:rPr>
+          <w:rFonts w:hint="eastAsia" w:ascii="Times New Roman" w:hAnsi="Times New Roman" w:cs="Times New Roman"/>
+          <w:sz w:val="15"/>
+          <w:szCs w:val="15"/>
+          <w:lang w:val="en-US" w:eastAsia="zh-CN"/>
+        </w:rPr>
+      </w:pPr>
+      <w:r>
+        <w:rPr>
+          <w:rFonts w:hint="eastAsia" w:ascii="Times New Roman" w:hAnsi="Times New Roman" w:cs="Times New Roman"/>
+          <w:sz w:val="15"/>
+          <w:szCs w:val="15"/>
+          <w:lang w:val="en-US" w:eastAsia="zh-CN"/>
+        </w:rPr>
+        <w:t>Chen WS, Aggarwal R, Zhang L, et al. Genomic Drivers of Poor Prognosis and Enzalutamide Resistance in Metastatic Castration-resistant Prostate Cancer. Eur Urol. 2019 Nov;76(5):562-571. [PMID: 30928160]</w:t>
+      </w:r>
+    </w:p>
+    <w:p>
+      <w:pPr>
+        <w:widowControl/>
+        <w:adjustRightInd w:val="0"/>
+        <w:snapToGrid w:val="0"/>
+        <w:spacing w:after="120" w:afterLines="50"/>
+        <w:jc w:val="both"/>
+        <w:rPr>
+          <w:rFonts w:hint="eastAsia" w:ascii="Times New Roman" w:hAnsi="Times New Roman" w:cs="Times New Roman"/>
+          <w:sz w:val="15"/>
+          <w:szCs w:val="15"/>
+          <w:lang w:val="en-US" w:eastAsia="zh-CN"/>
+        </w:rPr>
+      </w:pPr>
+      <w:r>
+        <w:rPr>
+          <w:rFonts w:hint="eastAsia" w:ascii="Times New Roman" w:hAnsi="Times New Roman" w:cs="Times New Roman"/>
+          <w:sz w:val="15"/>
+          <w:szCs w:val="15"/>
+          <w:lang w:val="en-US" w:eastAsia="zh-CN"/>
+        </w:rPr>
+        <w:t>Ku SY, Rosario S, Wang Y, et al. Rb1 and Trp53 cooperate to suppress prostate cancer lineage plasticity, metastasis, and antiandrogen resistance. Science. 2017 Jan 6;355(6320):78-83. [PMID: 28059767]</w:t>
+      </w:r>
+    </w:p>
+    <w:p>
+      <w:pPr>
+        <w:widowControl/>
+        <w:adjustRightInd w:val="0"/>
+        <w:snapToGrid w:val="0"/>
+        <w:spacing w:after="120" w:afterLines="50"/>
+        <w:jc w:val="both"/>
+        <w:rPr>
+          <w:rFonts w:hint="eastAsia" w:ascii="Times New Roman" w:hAnsi="Times New Roman" w:cs="Times New Roman"/>
+          <w:sz w:val="15"/>
+          <w:szCs w:val="15"/>
+          <w:lang w:val="en-US" w:eastAsia="zh-CN"/>
+        </w:rPr>
+      </w:pPr>
+      <w:r>
+        <w:rPr>
+          <w:rFonts w:hint="eastAsia" w:ascii="Times New Roman" w:hAnsi="Times New Roman" w:cs="Times New Roman"/>
+          <w:sz w:val="15"/>
+          <w:szCs w:val="15"/>
+          <w:lang w:val="en-US" w:eastAsia="zh-CN"/>
+        </w:rPr>
+        <w:t>Kim PH, Cha EK, Sfakianos JP, et al. Genomic predictors of survival in patients with high-grade urothelial carcinoma of the bladder. Eur Urol. 2015 Feb;67(2):198-201. [PMID: 25092538]</w:t>
+      </w:r>
+    </w:p>
+    <w:p>
+      <w:pPr>
+        <w:widowControl/>
+        <w:adjustRightInd w:val="0"/>
+        <w:snapToGrid w:val="0"/>
+        <w:spacing w:after="120" w:afterLines="50"/>
+        <w:jc w:val="both"/>
+        <w:rPr>
+          <w:rFonts w:hint="eastAsia" w:ascii="Times New Roman" w:hAnsi="Times New Roman" w:cs="Times New Roman"/>
+          <w:sz w:val="15"/>
+          <w:szCs w:val="15"/>
+          <w:lang w:val="en-US" w:eastAsia="zh-CN"/>
+        </w:rPr>
+      </w:pPr>
+      <w:r>
+        <w:rPr>
+          <w:rFonts w:hint="eastAsia" w:ascii="Times New Roman" w:hAnsi="Times New Roman" w:cs="Times New Roman"/>
+          <w:sz w:val="15"/>
+          <w:szCs w:val="15"/>
+          <w:lang w:val="en-US" w:eastAsia="zh-CN"/>
+        </w:rPr>
+        <w:t>Pietzak EJ, Bagrodia A, Cha EK, et al. Next-generation Sequencing of Nonmuscle Invasive Bladder Cancer Reveals Potential Biomarkers and Rational Therapeutic Targets. Eur Urol. 2017 Dec;72(6):952-959. [PMID: 28583311]</w:t>
+      </w:r>
+    </w:p>
+    <w:p>
+      <w:pPr>
+        <w:widowControl/>
+        <w:adjustRightInd w:val="0"/>
+        <w:snapToGrid w:val="0"/>
+        <w:spacing w:after="120" w:afterLines="50"/>
+        <w:jc w:val="both"/>
+        <w:rPr>
+          <w:rFonts w:hint="eastAsia" w:ascii="Times New Roman" w:hAnsi="Times New Roman" w:cs="Times New Roman"/>
+          <w:sz w:val="15"/>
+          <w:szCs w:val="15"/>
+          <w:lang w:val="en-US" w:eastAsia="zh-CN"/>
+        </w:rPr>
+      </w:pPr>
+      <w:r>
+        <w:rPr>
+          <w:rFonts w:hint="eastAsia" w:ascii="Times New Roman" w:hAnsi="Times New Roman" w:cs="Times New Roman"/>
+          <w:sz w:val="15"/>
+          <w:szCs w:val="15"/>
+          <w:lang w:val="en-US" w:eastAsia="zh-CN"/>
+        </w:rPr>
+        <w:t>Yap KL, Kiyotani K, Tamura K,et al. Whole-exome sequencing of muscle-invasive bladder cancer identifies recurrent mutations of UNC5C and prognostic importance of DNA repair gene mutations on survival. Clin Cancer Res. 2014 Dec 15;20(24):6605-17.[ PMID: 25316812]</w:t>
+      </w:r>
+    </w:p>
+    <w:p>
+      <w:pPr>
+        <w:widowControl/>
+        <w:adjustRightInd w:val="0"/>
+        <w:snapToGrid w:val="0"/>
+        <w:spacing w:after="120" w:afterLines="50"/>
+        <w:jc w:val="both"/>
+        <w:rPr>
+          <w:rFonts w:hint="eastAsia" w:ascii="Times New Roman" w:hAnsi="Times New Roman" w:cs="Times New Roman"/>
+          <w:sz w:val="15"/>
+          <w:szCs w:val="15"/>
+          <w:lang w:val="en-US" w:eastAsia="zh-CN"/>
+        </w:rPr>
+      </w:pPr>
+      <w:r>
+        <w:rPr>
+          <w:rFonts w:hint="eastAsia" w:ascii="Times New Roman" w:hAnsi="Times New Roman" w:cs="Times New Roman"/>
+          <w:sz w:val="15"/>
+          <w:szCs w:val="15"/>
+          <w:lang w:val="en-US" w:eastAsia="zh-CN"/>
+        </w:rPr>
+        <w:t>Audenet F, Isharwal S, Cha EK, et al. Clonal Relatedness and Mutational Differences between Upper Tract and Bladder Urothelial Carcinoma. Clin Cancer Res. 2019 Feb 1;25(3):967-976.[PMID: 30352907]</w:t>
+      </w:r>
+    </w:p>
+    <w:p>
+      <w:pPr>
+        <w:widowControl/>
+        <w:adjustRightInd w:val="0"/>
+        <w:snapToGrid w:val="0"/>
+        <w:spacing w:after="120" w:afterLines="50"/>
+        <w:jc w:val="both"/>
+        <w:rPr>
+          <w:rFonts w:hint="eastAsia" w:ascii="Times New Roman" w:hAnsi="Times New Roman" w:cs="Times New Roman"/>
+          <w:sz w:val="15"/>
+          <w:szCs w:val="15"/>
+          <w:lang w:val="en-US" w:eastAsia="zh-CN"/>
+        </w:rPr>
+      </w:pPr>
+      <w:r>
+        <w:rPr>
+          <w:rFonts w:hint="eastAsia" w:ascii="Times New Roman" w:hAnsi="Times New Roman" w:cs="Times New Roman"/>
+          <w:sz w:val="15"/>
+          <w:szCs w:val="15"/>
+          <w:lang w:val="en-US" w:eastAsia="zh-CN"/>
+        </w:rPr>
+        <w:t>Nassar AH, Umeton R, Kim J, et al. Mutational Analysis of 472 Urothelial Carcinoma Across Grades and Anatomic Sites. Clin Cancer Res. 2019 Apr 15;25(8):2458-2470. [PMID: 30593515]</w:t>
+      </w:r>
+    </w:p>
+    <w:p>
+      <w:pPr>
+        <w:widowControl/>
+        <w:adjustRightInd w:val="0"/>
+        <w:snapToGrid w:val="0"/>
+        <w:spacing w:after="120" w:afterLines="50"/>
+        <w:jc w:val="both"/>
+        <w:rPr>
+          <w:rFonts w:hint="eastAsia" w:ascii="Times New Roman" w:hAnsi="Times New Roman" w:cs="Times New Roman"/>
+          <w:sz w:val="15"/>
+          <w:szCs w:val="15"/>
+          <w:lang w:val="en-US" w:eastAsia="zh-CN"/>
+        </w:rPr>
+      </w:pPr>
+      <w:r>
+        <w:rPr>
+          <w:rFonts w:hint="eastAsia" w:ascii="Times New Roman" w:hAnsi="Times New Roman" w:cs="Times New Roman"/>
+          <w:sz w:val="15"/>
+          <w:szCs w:val="15"/>
+          <w:lang w:val="en-US" w:eastAsia="zh-CN"/>
+        </w:rPr>
+        <w:t>Nassar AH, Umeton R, Kim J, Lundgren K, Harshman L, Van Allen EM, Preston M, Dong F, Bellmunt J, Mouw KW, Choueiri TK, Sonpavde G, Kwiatkowski DJ. Mutational Analysis of 472 Urothelial Carcinoma Across Grades and Anatomic Sites. Clin Cancer Res. 2019 Apr 15;25(8):2458-2470. doi: 10.1158/1078-0432.CCR-18-3147. Epub 2018 Dec 28. PMID: 30593515.</w:t>
+      </w:r>
+    </w:p>
+    <w:p>
+      <w:pPr>
+        <w:widowControl/>
+        <w:adjustRightInd w:val="0"/>
+        <w:snapToGrid w:val="0"/>
+        <w:spacing w:after="120" w:afterLines="50"/>
+        <w:jc w:val="both"/>
+        <w:rPr>
+          <w:rFonts w:hint="eastAsia" w:ascii="Times New Roman" w:hAnsi="Times New Roman" w:cs="Times New Roman"/>
+          <w:sz w:val="15"/>
+          <w:szCs w:val="15"/>
+          <w:lang w:val="en-US" w:eastAsia="zh-CN"/>
+        </w:rPr>
+      </w:pPr>
+      <w:r>
+        <w:rPr>
+          <w:rFonts w:hint="eastAsia" w:ascii="Times New Roman" w:hAnsi="Times New Roman" w:cs="Times New Roman"/>
+          <w:sz w:val="15"/>
+          <w:szCs w:val="15"/>
+          <w:lang w:val="en-US" w:eastAsia="zh-CN"/>
+        </w:rPr>
+        <w:t>Wyatt AW, Azad AA, Volik SV, et al. Genomic Alterations in Cell-Free DNA and Enzalutamide Resistance in Castration-Resistant Prostate Cancer. JAMA Oncol. 2016 Dec 1;2(12):1598-1606.[PMID: 27148695]</w:t>
+      </w:r>
+    </w:p>
+    <w:p>
+      <w:pPr>
+        <w:widowControl/>
+        <w:adjustRightInd w:val="0"/>
+        <w:snapToGrid w:val="0"/>
+        <w:spacing w:after="120" w:afterLines="50"/>
+        <w:jc w:val="both"/>
+        <w:rPr>
+          <w:rFonts w:hint="eastAsia" w:ascii="Times New Roman" w:hAnsi="Times New Roman" w:cs="Times New Roman"/>
+          <w:sz w:val="15"/>
+          <w:szCs w:val="15"/>
+          <w:lang w:val="en-US" w:eastAsia="zh-CN"/>
+        </w:rPr>
+      </w:pPr>
+      <w:r>
+        <w:rPr>
+          <w:rFonts w:hint="eastAsia" w:ascii="Times New Roman" w:hAnsi="Times New Roman" w:cs="Times New Roman"/>
+          <w:sz w:val="15"/>
+          <w:szCs w:val="15"/>
+          <w:lang w:val="en-US" w:eastAsia="zh-CN"/>
+        </w:rPr>
+        <w:t>Crona DJ, Whang YE. Androgen Receptor-Dependent and -Independent Mechanisms Involved in Prostate Cancer Therapy Resistance. Cancers (Basel). 2017 Jun 12;9(6):67. [PMID: 28604629]</w:t>
+      </w:r>
+    </w:p>
+    <w:p>
+      <w:pPr>
+        <w:widowControl/>
+        <w:adjustRightInd w:val="0"/>
+        <w:snapToGrid w:val="0"/>
+        <w:spacing w:after="120" w:afterLines="50"/>
+        <w:jc w:val="both"/>
+        <w:rPr>
+          <w:rFonts w:hint="eastAsia" w:ascii="Times New Roman" w:hAnsi="Times New Roman" w:cs="Times New Roman"/>
+          <w:sz w:val="15"/>
+          <w:szCs w:val="15"/>
+          <w:lang w:val="en-US" w:eastAsia="zh-CN"/>
+        </w:rPr>
+      </w:pPr>
+      <w:r>
+        <w:rPr>
+          <w:rFonts w:hint="eastAsia" w:ascii="Times New Roman" w:hAnsi="Times New Roman" w:cs="Times New Roman"/>
+          <w:sz w:val="15"/>
+          <w:szCs w:val="15"/>
+          <w:lang w:val="en-US" w:eastAsia="zh-CN"/>
+        </w:rPr>
+        <w:t>Balbas MD, Evans MJ, Hosfield DJ, et al. Overcoming mutation-based resistance to antiandrogens with rational drug design. Elife. 2013 Apr 9;2:e00499.[PMID: 23580326]</w:t>
+      </w:r>
+    </w:p>
+    <w:p>
+      <w:pPr>
+        <w:widowControl/>
+        <w:adjustRightInd w:val="0"/>
+        <w:snapToGrid w:val="0"/>
+        <w:spacing w:after="120" w:afterLines="50"/>
+        <w:jc w:val="both"/>
+        <w:rPr>
+          <w:rFonts w:hint="eastAsia" w:ascii="Times New Roman" w:hAnsi="Times New Roman" w:cs="Times New Roman"/>
+          <w:sz w:val="15"/>
+          <w:szCs w:val="15"/>
+          <w:lang w:val="en-US" w:eastAsia="zh-CN"/>
+        </w:rPr>
+      </w:pPr>
+      <w:r>
+        <w:rPr>
+          <w:rFonts w:hint="eastAsia" w:ascii="Times New Roman" w:hAnsi="Times New Roman" w:cs="Times New Roman"/>
+          <w:sz w:val="15"/>
+          <w:szCs w:val="15"/>
+          <w:lang w:val="en-US" w:eastAsia="zh-CN"/>
+        </w:rPr>
+        <w:t>Lallous N, Volik SV, Awrey S, et al. Functional analysis of androgen receptor mutations that confer anti-androgen resistance identified in circulating cell-free DNA from prostate cancer patients. Genome Biol. 2016 Jan 26;17:10. [PMID: 26813233]</w:t>
+      </w:r>
+    </w:p>
+    <w:p>
+      <w:pPr>
+        <w:widowControl/>
+        <w:adjustRightInd w:val="0"/>
+        <w:snapToGrid w:val="0"/>
+        <w:spacing w:after="120" w:afterLines="50"/>
+        <w:jc w:val="both"/>
+        <w:rPr>
+          <w:rFonts w:hint="eastAsia" w:ascii="Times New Roman" w:hAnsi="Times New Roman" w:cs="Times New Roman"/>
+          <w:sz w:val="15"/>
+          <w:szCs w:val="15"/>
+          <w:lang w:val="en-US" w:eastAsia="zh-CN"/>
+        </w:rPr>
+      </w:pPr>
+      <w:r>
+        <w:rPr>
+          <w:rFonts w:hint="eastAsia" w:ascii="Times New Roman" w:hAnsi="Times New Roman" w:cs="Times New Roman"/>
+          <w:sz w:val="15"/>
+          <w:szCs w:val="15"/>
+          <w:lang w:val="en-US" w:eastAsia="zh-CN"/>
+        </w:rPr>
+        <w:t>Zhang P, Gao K, Jin X,et al. Endometrial cancer-associated mutants of SPOP are defective in regulating estrogen receptor-α protein turnover. Cell Death Dis. 2015 Mar 12;6(3):e1687. [PMID: 25766326]</w:t>
+      </w:r>
+    </w:p>
+    <w:p>
+      <w:pPr>
+        <w:widowControl/>
+        <w:adjustRightInd w:val="0"/>
+        <w:snapToGrid w:val="0"/>
+        <w:spacing w:after="120" w:afterLines="50"/>
+        <w:jc w:val="both"/>
+        <w:rPr>
+          <w:rFonts w:hint="eastAsia" w:ascii="Times New Roman" w:hAnsi="Times New Roman" w:cs="Times New Roman"/>
+          <w:sz w:val="15"/>
+          <w:szCs w:val="15"/>
+          <w:lang w:val="en-US" w:eastAsia="zh-CN"/>
+        </w:rPr>
+      </w:pPr>
+      <w:r>
+        <w:rPr>
+          <w:rFonts w:hint="eastAsia" w:ascii="Times New Roman" w:hAnsi="Times New Roman" w:cs="Times New Roman"/>
+          <w:sz w:val="15"/>
+          <w:szCs w:val="15"/>
+          <w:lang w:val="en-US" w:eastAsia="zh-CN"/>
+        </w:rPr>
+        <w:t>Ma J, Chang K, Peng J, et al. SPOP promotes ATF2 ubiquitination and degradation to suppress prostate cancer progression. J Exp Clin Cancer Res. 2018 Jul 11;37(1):145. [PMID: 29996942]</w:t>
+      </w:r>
+    </w:p>
+    <w:p>
+      <w:pPr>
+        <w:widowControl/>
+        <w:adjustRightInd w:val="0"/>
+        <w:snapToGrid w:val="0"/>
+        <w:spacing w:after="120" w:afterLines="50"/>
+        <w:jc w:val="both"/>
+        <w:rPr>
+          <w:rFonts w:hint="eastAsia" w:ascii="Times New Roman" w:hAnsi="Times New Roman" w:cs="Times New Roman"/>
+          <w:sz w:val="15"/>
+          <w:szCs w:val="15"/>
+          <w:lang w:val="en-US" w:eastAsia="zh-CN"/>
+        </w:rPr>
+      </w:pPr>
+      <w:r>
+        <w:rPr>
+          <w:rFonts w:hint="eastAsia" w:ascii="Times New Roman" w:hAnsi="Times New Roman" w:cs="Times New Roman"/>
+          <w:sz w:val="15"/>
+          <w:szCs w:val="15"/>
+          <w:lang w:val="en-US" w:eastAsia="zh-CN"/>
+        </w:rPr>
+        <w:t>Annala M, Vandekerkhove G, Khalaf D, et al. Circulating Tumor DNA Genomics Correlate with Resistance to Abiraterone and Enzalutamide in Prostate Cancer. Cancer Discov. 2018 Apr;8(4):444-457. [PMID: 29367197]</w:t>
+      </w:r>
+    </w:p>
+    <w:p>
+      <w:pPr>
+        <w:widowControl/>
+        <w:adjustRightInd w:val="0"/>
+        <w:snapToGrid w:val="0"/>
+        <w:spacing w:after="120" w:afterLines="50"/>
+        <w:jc w:val="both"/>
+        <w:rPr>
+          <w:rFonts w:hint="eastAsia" w:ascii="Times New Roman" w:hAnsi="Times New Roman" w:cs="Times New Roman"/>
+          <w:sz w:val="15"/>
+          <w:szCs w:val="15"/>
+          <w:lang w:val="en-US" w:eastAsia="zh-CN"/>
+        </w:rPr>
+      </w:pPr>
+      <w:r>
+        <w:rPr>
+          <w:rFonts w:hint="eastAsia" w:ascii="Times New Roman" w:hAnsi="Times New Roman" w:cs="Times New Roman"/>
+          <w:sz w:val="15"/>
+          <w:szCs w:val="15"/>
+          <w:lang w:val="en-US" w:eastAsia="zh-CN"/>
+        </w:rPr>
+        <w:t>Park K, Chen Z, MacDonald TY, et al. Prostate cancer with Paneth cell-like neuroendocrine differentiation has recognizable histomorphology and harbors AURKA gene amplification. Hum Pathol. 2014 Oct;45(10):2136-43. [PMID: 25128228]</w:t>
+      </w:r>
+    </w:p>
+    <w:p>
+      <w:pPr>
+        <w:widowControl/>
+        <w:adjustRightInd w:val="0"/>
+        <w:snapToGrid w:val="0"/>
+        <w:spacing w:after="120" w:afterLines="50"/>
+        <w:jc w:val="both"/>
+        <w:rPr>
+          <w:rFonts w:hint="eastAsia" w:ascii="Times New Roman" w:hAnsi="Times New Roman" w:cs="Times New Roman"/>
+          <w:sz w:val="15"/>
+          <w:szCs w:val="15"/>
+          <w:lang w:val="en-US" w:eastAsia="zh-CN"/>
+        </w:rPr>
+      </w:pPr>
+      <w:r>
+        <w:rPr>
+          <w:rFonts w:hint="eastAsia" w:ascii="Times New Roman" w:hAnsi="Times New Roman" w:cs="Times New Roman"/>
+          <w:sz w:val="15"/>
+          <w:szCs w:val="15"/>
+          <w:lang w:val="en-US" w:eastAsia="zh-CN"/>
+        </w:rPr>
+        <w:t>MYCN Transforms Prostate Epithelium to Neuroendocrine Prostate Cancer. Cancer Discov. 2016 Jun;6(6):OF19.[PMID: 27080339]</w:t>
+      </w:r>
+    </w:p>
+    <w:p>
+      <w:pPr>
+        <w:widowControl/>
+        <w:adjustRightInd w:val="0"/>
+        <w:snapToGrid w:val="0"/>
+        <w:spacing w:after="120" w:afterLines="50"/>
+        <w:jc w:val="both"/>
+        <w:rPr>
+          <w:rFonts w:hint="eastAsia" w:ascii="Times New Roman" w:hAnsi="Times New Roman" w:cs="Times New Roman"/>
+          <w:sz w:val="15"/>
+          <w:szCs w:val="15"/>
+          <w:lang w:val="en-US" w:eastAsia="zh-CN"/>
+        </w:rPr>
+      </w:pPr>
+      <w:r>
+        <w:rPr>
+          <w:rFonts w:hint="eastAsia" w:ascii="Times New Roman" w:hAnsi="Times New Roman" w:cs="Times New Roman"/>
+          <w:sz w:val="15"/>
+          <w:szCs w:val="15"/>
+          <w:lang w:val="en-US" w:eastAsia="zh-CN"/>
+        </w:rPr>
+        <w:t>Mosquera JM, Beltran H, Park K, et al. Concurrent AURKA and MYCN gene amplifications are harbingers of lethal treatment-related neuroendocrine prostate cancer. Neoplasia. 2013 Jan;15(1):1-10. [PMID: 23358695]</w:t>
+      </w:r>
+    </w:p>
+    <w:p>
+      <w:pPr>
+        <w:widowControl/>
+        <w:adjustRightInd w:val="0"/>
+        <w:snapToGrid w:val="0"/>
+        <w:spacing w:after="120" w:afterLines="50"/>
+        <w:jc w:val="both"/>
+        <w:rPr>
+          <w:rFonts w:hint="eastAsia" w:ascii="Times New Roman" w:hAnsi="Times New Roman" w:cs="Times New Roman"/>
+          <w:sz w:val="15"/>
+          <w:szCs w:val="15"/>
+          <w:lang w:val="en-US" w:eastAsia="zh-CN"/>
+        </w:rPr>
+      </w:pPr>
+      <w:r>
+        <w:rPr>
+          <w:rFonts w:hint="eastAsia" w:ascii="Times New Roman" w:hAnsi="Times New Roman" w:cs="Times New Roman"/>
+          <w:sz w:val="15"/>
+          <w:szCs w:val="15"/>
+          <w:lang w:val="en-US" w:eastAsia="zh-CN"/>
+        </w:rPr>
+        <w:t>Mu P, Zhang Z, Benelli M, et al. SOX2 promotes lineage plasticity and antiandrogen resistance in TP53- and RB1-deficient prostate cancer. Science. 2017 Jan 6;355(6320):84-88. [PMID: 28059768]</w:t>
+      </w:r>
+    </w:p>
+    <w:p>
+      <w:pPr>
+        <w:widowControl/>
+        <w:adjustRightInd w:val="0"/>
+        <w:snapToGrid w:val="0"/>
+        <w:spacing w:after="120" w:afterLines="50"/>
+        <w:jc w:val="both"/>
+        <w:rPr>
+          <w:rFonts w:hint="eastAsia" w:ascii="Times New Roman" w:hAnsi="Times New Roman" w:cs="Times New Roman"/>
+          <w:sz w:val="15"/>
+          <w:szCs w:val="15"/>
+          <w:lang w:val="en-US" w:eastAsia="zh-CN"/>
+        </w:rPr>
+      </w:pPr>
+      <w:r>
+        <w:rPr>
+          <w:rFonts w:hint="eastAsia" w:ascii="Times New Roman" w:hAnsi="Times New Roman" w:cs="Times New Roman"/>
+          <w:sz w:val="15"/>
+          <w:szCs w:val="15"/>
+          <w:lang w:val="en-US" w:eastAsia="zh-CN"/>
+        </w:rPr>
+        <w:t>Davies AH, Beltran H, Zoubeidi A. Cellular plasticity and the neuroendocrine phenotype in prostate cancer. Nat Rev Urol. 2018 May;15(5):271-286. [PMID: 29460922]</w:t>
+      </w:r>
+    </w:p>
+    <w:p>
+      <w:pPr>
+        <w:rPr>
           <w:rFonts w:ascii="Times New Roman" w:hAnsi="Times New Roman" w:eastAsia="Segoe UI" w:cs="Times New Roman"/>
           <w:sz w:val="15"/>
           <w:szCs w:val="15"/>
           <w:shd w:val="clear" w:color="auto" w:fill="FFFFFF"/>
         </w:rPr>
       </w:pPr>
+      <w:r>
+        <w:rPr>
+          <w:rFonts w:hint="eastAsia" w:ascii="Times New Roman" w:hAnsi="Times New Roman" w:eastAsia="Segoe UI" w:cs="Times New Roman"/>
+          <w:sz w:val="15"/>
+          <w:szCs w:val="15"/>
+          <w:shd w:val="clear" w:color="auto" w:fill="FFFFFF"/>
+          <w:lang w:val="en-US" w:eastAsia="zh-CN" w:bidi="ar"/>
+        </w:rPr>
+        <w:t>{% else %}</w:t>
+      </w:r>
       <w:r>
         <w:rPr>
           <w:rFonts w:ascii="Times New Roman" w:hAnsi="Times New Roman" w:eastAsia="Segoe UI" w:cs="Times New Roman"/>
@@ -38539,6 +39467,17 @@
         </w:rPr>
         <w:t>Zhao H, Yao W, Min X, et al. Apatinib Plus Gefitinib as First-Line Treatment in Advanced EGFR-Mutant NSCLC: The Phase III ACTIVE Study (CTONG1706). J Thorac Oncol. 2021;16(9):1533-1546. [PMID: 34033974]</w:t>
       </w:r>
+      <w:r>
+        <w:rPr>
+          <w:rFonts w:hint="eastAsia" w:ascii="Times New Roman" w:hAnsi="Times New Roman" w:eastAsia="微软雅黑" w:cs="Times New Roman"/>
+          <w:sz w:val="15"/>
+          <w:szCs w:val="15"/>
+          <w:lang w:val="en-US" w:eastAsia="zh-CN"/>
+        </w:rPr>
+        <w:t>{% endif %}</w:t>
+      </w:r>
+      <w:bookmarkStart w:id="68" w:name="_GoBack"/>
+      <w:bookmarkEnd w:id="68"/>
     </w:p>
     <w:sectPr>
       <w:footerReference r:id="rId9" w:type="default"/>

--- a/WebContent/docx/泛癌种86基因报告-济南中心.docx
+++ b/WebContent/docx/泛癌种86基因报告-济南中心.docx
@@ -8018,6 +8018,12 @@
             <w:insideH w:val="single" w:color="A4A4A4" w:sz="4" w:space="0"/>
             <w:insideV w:val="single" w:color="A4A4A4" w:sz="4" w:space="0"/>
           </w:tblBorders>
+          <w:tblCellMar>
+            <w:top w:w="0" w:type="dxa"/>
+            <w:left w:w="0" w:type="dxa"/>
+            <w:bottom w:w="0" w:type="dxa"/>
+            <w:right w:w="0" w:type="dxa"/>
+          </w:tblCellMar>
         </w:tblPrEx>
         <w:trPr>
           <w:trHeight w:val="510" w:hRule="exact"/>
@@ -9220,6 +9226,12 @@
             <w:insideH w:val="single" w:color="A4A4A4" w:sz="4" w:space="0"/>
             <w:insideV w:val="single" w:color="A4A4A4" w:sz="4" w:space="0"/>
           </w:tblBorders>
+          <w:tblCellMar>
+            <w:top w:w="0" w:type="dxa"/>
+            <w:left w:w="0" w:type="dxa"/>
+            <w:bottom w:w="0" w:type="dxa"/>
+            <w:right w:w="0" w:type="dxa"/>
+          </w:tblCellMar>
         </w:tblPrEx>
         <w:trPr>
           <w:trHeight w:val="510" w:hRule="atLeast"/>
@@ -12171,14 +12183,14 @@
           <w:lang w:eastAsia="zh-CN"/>
         </w:rPr>
       </w:pPr>
-      <w:bookmarkStart w:id="6" w:name="_Toc25737"/>
-      <w:bookmarkStart w:id="7" w:name="_Toc23558"/>
-      <w:bookmarkStart w:id="8" w:name="_Toc1549"/>
-      <w:bookmarkStart w:id="9" w:name="_Toc6221_WPSOffice_Level2"/>
-      <w:bookmarkStart w:id="10" w:name="_Toc626"/>
+      <w:bookmarkStart w:id="6" w:name="_Toc23558"/>
+      <w:bookmarkStart w:id="7" w:name="_Toc626"/>
+      <w:bookmarkStart w:id="8" w:name="_Toc7551_WPSOffice_Level2"/>
+      <w:bookmarkStart w:id="9" w:name="_Toc25737"/>
+      <w:bookmarkStart w:id="10" w:name="_Toc4339"/>
       <w:bookmarkStart w:id="11" w:name="_Toc17410"/>
-      <w:bookmarkStart w:id="12" w:name="_Toc4339"/>
-      <w:bookmarkStart w:id="13" w:name="_Toc7551_WPSOffice_Level2"/>
+      <w:bookmarkStart w:id="12" w:name="_Toc6221_WPSOffice_Level2"/>
+      <w:bookmarkStart w:id="13" w:name="_Toc1549"/>
       <w:r>
         <w:rPr>
           <w:rFonts w:hint="eastAsia"/>
@@ -14359,9 +14371,9 @@
           <w:szCs w:val="40"/>
         </w:rPr>
       </w:pPr>
-      <w:bookmarkStart w:id="14" w:name="_Toc149837263"/>
-      <w:bookmarkStart w:id="15" w:name="_Toc9663"/>
-      <w:bookmarkStart w:id="16" w:name="_Toc180"/>
+      <w:bookmarkStart w:id="14" w:name="_Toc180"/>
+      <w:bookmarkStart w:id="15" w:name="_Toc149837263"/>
+      <w:bookmarkStart w:id="16" w:name="_Toc9663"/>
       <w:r>
         <w:rPr>
           <w:rFonts w:hint="eastAsia" w:ascii="Times New Roman" w:hAnsi="Times New Roman" w:eastAsia="宋体" w:cs="Times New Roman"/>
@@ -16671,6 +16683,12 @@
             <w:insideH w:val="dotted" w:color="45A3A7" w:sz="4" w:space="0"/>
             <w:insideV w:val="dotted" w:color="45A3A7" w:sz="4" w:space="0"/>
           </w:tblBorders>
+          <w:tblCellMar>
+            <w:top w:w="0" w:type="dxa"/>
+            <w:left w:w="108" w:type="dxa"/>
+            <w:bottom w:w="0" w:type="dxa"/>
+            <w:right w:w="108" w:type="dxa"/>
+          </w:tblCellMar>
         </w:tblPrEx>
         <w:trPr>
           <w:trHeight w:val="417" w:hRule="atLeast"/>
@@ -18033,6 +18051,12 @@
             <w:insideH w:val="dotted" w:color="45A3A7" w:sz="4" w:space="0"/>
             <w:insideV w:val="dotted" w:color="45A3A7" w:sz="4" w:space="0"/>
           </w:tblBorders>
+          <w:tblCellMar>
+            <w:top w:w="0" w:type="dxa"/>
+            <w:left w:w="108" w:type="dxa"/>
+            <w:bottom w:w="0" w:type="dxa"/>
+            <w:right w:w="108" w:type="dxa"/>
+          </w:tblCellMar>
         </w:tblPrEx>
         <w:trPr>
           <w:trHeight w:val="420" w:hRule="atLeast"/>
@@ -32225,9 +32249,9 @@
           <w:lang w:val="en-US" w:eastAsia="zh-CN"/>
         </w:rPr>
       </w:pPr>
-      <w:bookmarkStart w:id="41" w:name="_Toc3674"/>
-      <w:bookmarkStart w:id="42" w:name="_Toc24085_WPSOffice_Level1"/>
-      <w:bookmarkStart w:id="43" w:name="_Toc15112"/>
+      <w:bookmarkStart w:id="41" w:name="_Toc15112"/>
+      <w:bookmarkStart w:id="42" w:name="_Toc3674"/>
+      <w:bookmarkStart w:id="43" w:name="_Toc24085_WPSOffice_Level1"/>
       <w:bookmarkStart w:id="44" w:name="_Toc14255_WPSOffice_Level1"/>
       <w:bookmarkStart w:id="45" w:name="_Toc15840_WPSOffice_Level1"/>
       <w:bookmarkStart w:id="46" w:name="_Toc149837269"/>
@@ -34854,14 +34878,14 @@
       </w:pPr>
       <w:bookmarkStart w:id="47" w:name="_Toc16778"/>
       <w:bookmarkStart w:id="48" w:name="_Toc16593"/>
-      <w:bookmarkStart w:id="49" w:name="_Toc3409"/>
-      <w:bookmarkStart w:id="50" w:name="_Toc15114"/>
-      <w:bookmarkStart w:id="51" w:name="_Toc31185"/>
-      <w:bookmarkStart w:id="52" w:name="_Toc26985_WPSOffice_Level1"/>
+      <w:bookmarkStart w:id="49" w:name="_Toc15114"/>
+      <w:bookmarkStart w:id="50" w:name="_Toc3409"/>
+      <w:bookmarkStart w:id="51" w:name="_Toc20170_WPSOffice_Level1"/>
+      <w:bookmarkStart w:id="52" w:name="_Toc28454_WPSOffice_Level1"/>
       <w:bookmarkStart w:id="53" w:name="_Toc27693"/>
-      <w:bookmarkStart w:id="54" w:name="_Toc20170_WPSOffice_Level1"/>
-      <w:bookmarkStart w:id="55" w:name="_Toc20924"/>
-      <w:bookmarkStart w:id="56" w:name="_Toc28454_WPSOffice_Level1"/>
+      <w:bookmarkStart w:id="54" w:name="_Toc26985_WPSOffice_Level1"/>
+      <w:bookmarkStart w:id="55" w:name="_Toc31185"/>
+      <w:bookmarkStart w:id="56" w:name="_Toc20924"/>
       <w:r>
         <w:rPr>
           <w:rFonts w:hint="eastAsia"/>
@@ -35647,16 +35671,16 @@
           <w:lang w:val="en-US" w:eastAsia="zh-CN"/>
         </w:rPr>
       </w:pPr>
-      <w:bookmarkStart w:id="58" w:name="_Toc3213"/>
-      <w:bookmarkStart w:id="59" w:name="_Toc11901"/>
-      <w:bookmarkStart w:id="60" w:name="_Toc4503"/>
-      <w:bookmarkStart w:id="61" w:name="_Toc27809"/>
+      <w:bookmarkStart w:id="58" w:name="_Toc11901"/>
+      <w:bookmarkStart w:id="59" w:name="_Toc3213"/>
+      <w:bookmarkStart w:id="60" w:name="_Toc27809"/>
+      <w:bookmarkStart w:id="61" w:name="_Toc4503"/>
       <w:bookmarkStart w:id="62" w:name="_Toc22162_WPSOffice_Level1"/>
-      <w:bookmarkStart w:id="63" w:name="_Toc22623"/>
-      <w:bookmarkStart w:id="64" w:name="_Toc19584_WPSOffice_Level1"/>
-      <w:bookmarkStart w:id="65" w:name="_Toc14611_WPSOffice_Level1"/>
-      <w:bookmarkStart w:id="66" w:name="_Toc17792_WPSOffice_Level2"/>
-      <w:bookmarkStart w:id="67" w:name="_Toc13275"/>
+      <w:bookmarkStart w:id="63" w:name="_Toc19584_WPSOffice_Level1"/>
+      <w:bookmarkStart w:id="64" w:name="_Toc14611_WPSOffice_Level1"/>
+      <w:bookmarkStart w:id="65" w:name="_Toc22623"/>
+      <w:bookmarkStart w:id="66" w:name="_Toc13275"/>
+      <w:bookmarkStart w:id="67" w:name="_Toc17792_WPSOffice_Level2"/>
       <w:r>
         <w:rPr>
           <w:rFonts w:hint="eastAsia"/>
@@ -40197,13 +40221,11 @@
         </w:rPr>
         <w:t>{% endif %}</w:t>
       </w:r>
-      <w:bookmarkStart w:id="68" w:name="_GoBack"/>
-      <w:bookmarkEnd w:id="68"/>
     </w:p>
     <w:sectPr>
       <w:footerReference r:id="rId9" w:type="default"/>
       <w:pgSz w:w="11906" w:h="16838"/>
-      <w:pgMar w:top="1037" w:right="1020" w:bottom="981" w:left="1020" w:header="454" w:footer="567" w:gutter="0"/>
+      <w:pgMar w:top="1037" w:right="1020" w:bottom="981" w:left="1020" w:header="340" w:footer="567" w:gutter="0"/>
       <w:pgBorders>
         <w:top w:val="none" w:sz="0" w:space="0"/>
         <w:left w:val="none" w:sz="0" w:space="0"/>
@@ -40536,7 +40558,7 @@
       <mc:AlternateContent>
         <mc:Choice Requires="wps">
           <w:drawing>
-            <wp:anchor distT="0" distB="0" distL="114300" distR="114300" simplePos="0" relativeHeight="251660288" behindDoc="0" locked="0" layoutInCell="1" allowOverlap="1">
+            <wp:anchor distT="0" distB="0" distL="114300" distR="114300" simplePos="0" relativeHeight="251659264" behindDoc="0" locked="0" layoutInCell="1" allowOverlap="1">
               <wp:simplePos x="0" y="0"/>
               <wp:positionH relativeFrom="margin">
                 <wp:posOffset>544195</wp:posOffset>
@@ -40825,7 +40847,7 @@
         </mc:Choice>
         <mc:Fallback>
           <w:pict>
-            <v:shape id="_x0000_s1026" o:spid="_x0000_s1026" o:spt="202" type="#_x0000_t202" style="position:absolute;left:0pt;margin-left:42.85pt;margin-top:1.75pt;height:36.75pt;width:409.3pt;mso-position-horizontal-relative:margin;z-index:251660288;mso-width-relative:page;mso-height-relative:page;" filled="f" stroked="f" coordsize="21600,21600" o:gfxdata="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">
+            <v:shape id="_x0000_s1026" o:spid="_x0000_s1026" o:spt="202" type="#_x0000_t202" style="position:absolute;left:0pt;margin-left:42.85pt;margin-top:1.75pt;height:36.75pt;width:409.3pt;mso-position-horizontal-relative:margin;z-index:251659264;mso-width-relative:page;mso-height-relative:page;" filled="f" stroked="f" coordsize="21600,21600" o:gfxdata="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">
               <v:fill on="f" focussize="0,0"/>
               <v:stroke on="f" weight="0.5pt"/>
               <v:imagedata o:title=""/>
@@ -41077,20 +41099,18 @@
 <w:hdr xmlns:wpc="http://schemas.microsoft.com/office/word/2010/wordprocessingCanvas" xmlns:mc="http://schemas.openxmlformats.org/markup-compatibility/2006" xmlns:o="urn:schemas-microsoft-com:office:office" xmlns:r="http://schemas.openxmlformats.org/officeDocument/2006/relationships" xmlns:m="http://schemas.openxmlformats.org/officeDocument/2006/math" xmlns:v="urn:schemas-microsoft-com:vml" xmlns:wp14="http://schemas.microsoft.com/office/word/2010/wordprocessingDrawing" xmlns:wp="http://schemas.openxmlformats.org/drawingml/2006/wordprocessingDrawing" xmlns:w10="urn:schemas-microsoft-com:office:word" xmlns:w="http://schemas.openxmlformats.org/wordprocessingml/2006/main" xmlns:w14="http://schemas.microsoft.com/office/word/2010/wordml" xmlns:w15="http://schemas.microsoft.com/office/word/2012/wordml" xmlns:wpg="http://schemas.microsoft.com/office/word/2010/wordprocessingGroup" xmlns:wpi="http://schemas.microsoft.com/office/word/2010/wordprocessingInk" xmlns:wne="http://schemas.microsoft.com/office/word/2006/wordml" xmlns:wps="http://schemas.microsoft.com/office/word/2010/wordprocessingShape" xmlns:wpsCustomData="http://www.wps.cn/officeDocument/2013/wpsCustomData" mc:Ignorable="w14 w15 wp14">
   <w:p>
     <w:pPr>
-      <w:pBdr>
-        <w:bottom w:val="none" w:color="auto" w:sz="0" w:space="0"/>
-      </w:pBdr>
-      <w:ind w:firstLine="1446" w:firstLineChars="600"/>
-      <w:jc w:val="left"/>
+      <w:spacing w:before="138" w:line="192" w:lineRule="auto"/>
+      <w:ind w:left="0" w:leftChars="0" w:firstLine="1265" w:firstLineChars="525"/>
       <w:rPr>
-        <w:rFonts w:ascii="Helvetica" w:hAnsi="Arial Unicode MS" w:eastAsia="楷体" w:cs="Arial Unicode MS"/>
+        <w:rFonts w:ascii="楷体" w:hAnsi="楷体" w:eastAsia="楷体" w:cs="楷体"/>
         <w:b/>
-        <w:color w:val="000000"/>
-        <w:kern w:val="0"/>
+        <w:bCs/>
         <w:sz w:val="24"/>
         <w:szCs w:val="24"/>
       </w:rPr>
     </w:pPr>
+    <w:bookmarkStart w:id="68" w:name="_GoBack"/>
+    <w:bookmarkEnd w:id="68"/>
     <w:r>
       <w:rPr>
         <w:rFonts w:hint="eastAsia" w:ascii="楷体" w:hAnsi="楷体" w:eastAsia="楷体" w:cs="楷体"/>
@@ -41103,23 +41123,23 @@
         <wp:anchor distT="0" distB="0" distL="114300" distR="114300" simplePos="0" relativeHeight="251662336" behindDoc="1" locked="0" layoutInCell="1" allowOverlap="1">
           <wp:simplePos x="0" y="0"/>
           <wp:positionH relativeFrom="column">
-            <wp:posOffset>5160010</wp:posOffset>
+            <wp:posOffset>5142865</wp:posOffset>
           </wp:positionH>
           <wp:positionV relativeFrom="paragraph">
-            <wp:posOffset>-192405</wp:posOffset>
+            <wp:posOffset>-118745</wp:posOffset>
           </wp:positionV>
-          <wp:extent cx="1073150" cy="556895"/>
+          <wp:extent cx="1073150" cy="558800"/>
           <wp:effectExtent l="0" t="0" r="0" b="0"/>
           <wp:wrapTight wrapText="bothSides">
             <wp:wrapPolygon>
               <wp:start x="0" y="0"/>
-              <wp:lineTo x="0" y="21280"/>
-              <wp:lineTo x="21165" y="21280"/>
+              <wp:lineTo x="0" y="21207"/>
+              <wp:lineTo x="21165" y="21207"/>
               <wp:lineTo x="21165" y="0"/>
               <wp:lineTo x="0" y="0"/>
             </wp:wrapPolygon>
           </wp:wrapTight>
-          <wp:docPr id="43" name="图片 43" descr="CAP标识"/>
+          <wp:docPr id="2" name="图片 2" descr="CAP标识"/>
           <wp:cNvGraphicFramePr>
             <a:graphicFrameLocks xmlns:a="http://schemas.openxmlformats.org/drawingml/2006/main" noChangeAspect="1"/>
           </wp:cNvGraphicFramePr>
@@ -41127,14 +41147,14 @@
             <a:graphicData uri="http://schemas.openxmlformats.org/drawingml/2006/picture">
               <pic:pic xmlns:pic="http://schemas.openxmlformats.org/drawingml/2006/picture">
                 <pic:nvPicPr>
-                  <pic:cNvPr id="43" name="图片 43" descr="CAP标识"/>
+                  <pic:cNvPr id="2" name="图片 2" descr="CAP标识"/>
                   <pic:cNvPicPr>
                     <a:picLocks noChangeAspect="1"/>
                   </pic:cNvPicPr>
                 </pic:nvPicPr>
                 <pic:blipFill>
                   <a:blip r:embed="rId1"/>
-                  <a:srcRect b="13511"/>
+                  <a:srcRect b="13215"/>
                   <a:stretch>
                     <a:fillRect/>
                   </a:stretch>
@@ -41142,7 +41162,7 @@
                 <pic:spPr>
                   <a:xfrm>
                     <a:off x="0" y="0"/>
-                    <a:ext cx="1073150" cy="556895"/>
+                    <a:ext cx="1073150" cy="558800"/>
                   </a:xfrm>
                   <a:prstGeom prst="rect">
                     <a:avLst/>
@@ -41156,37 +41176,40 @@
     </w:r>
     <w:r>
       <w:drawing>
-        <wp:anchor distT="0" distB="0" distL="114300" distR="114300" simplePos="0" relativeHeight="251659264" behindDoc="0" locked="0" layoutInCell="1" allowOverlap="1">
+        <wp:anchor distT="0" distB="0" distL="114300" distR="114300" simplePos="0" relativeHeight="251661312" behindDoc="1" locked="0" layoutInCell="1" allowOverlap="1">
           <wp:simplePos x="0" y="0"/>
-          <wp:positionH relativeFrom="page">
-            <wp:posOffset>866775</wp:posOffset>
+          <wp:positionH relativeFrom="column">
+            <wp:posOffset>12700</wp:posOffset>
           </wp:positionH>
-          <wp:positionV relativeFrom="page">
-            <wp:posOffset>109220</wp:posOffset>
+          <wp:positionV relativeFrom="paragraph">
+            <wp:posOffset>-113665</wp:posOffset>
           </wp:positionV>
-          <wp:extent cx="548640" cy="548640"/>
-          <wp:effectExtent l="0" t="0" r="3810" b="3810"/>
-          <wp:wrapNone/>
-          <wp:docPr id="7" name="图片 7" descr="2974364331429803133934"/>
-          <wp:cNvGraphicFramePr/>
+          <wp:extent cx="547370" cy="547370"/>
+          <wp:effectExtent l="0" t="0" r="31750" b="31750"/>
+          <wp:wrapTight wrapText="bothSides">
+            <wp:wrapPolygon>
+              <wp:start x="0" y="0"/>
+              <wp:lineTo x="0" y="21049"/>
+              <wp:lineTo x="21049" y="21049"/>
+              <wp:lineTo x="21049" y="0"/>
+              <wp:lineTo x="0" y="0"/>
+            </wp:wrapPolygon>
+          </wp:wrapTight>
+          <wp:docPr id="1" name="图片 1" descr="院标"/>
+          <wp:cNvGraphicFramePr>
+            <a:graphicFrameLocks xmlns:a="http://schemas.openxmlformats.org/drawingml/2006/main" noChangeAspect="1"/>
+          </wp:cNvGraphicFramePr>
           <a:graphic xmlns:a="http://schemas.openxmlformats.org/drawingml/2006/main">
             <a:graphicData uri="http://schemas.openxmlformats.org/drawingml/2006/picture">
               <pic:pic xmlns:pic="http://schemas.openxmlformats.org/drawingml/2006/picture">
                 <pic:nvPicPr>
-                  <pic:cNvPr id="7" name="图片 7" descr="2974364331429803133934"/>
+                  <pic:cNvPr id="1" name="图片 1" descr="院标"/>
                   <pic:cNvPicPr>
-                    <a:picLocks noChangeArrowheads="1"/>
+                    <a:picLocks noChangeAspect="1"/>
                   </pic:cNvPicPr>
                 </pic:nvPicPr>
                 <pic:blipFill>
-                  <a:blip r:embed="rId2">
-                    <a:extLst>
-                      <a:ext uri="{28A0092B-C50C-407E-A947-70E740481C1C}">
-                        <a14:useLocalDpi xmlns:a14="http://schemas.microsoft.com/office/drawing/2010/main" val="0"/>
-                      </a:ext>
-                    </a:extLst>
-                  </a:blip>
-                  <a:srcRect/>
+                  <a:blip r:embed="rId2"/>
                   <a:stretch>
                     <a:fillRect/>
                   </a:stretch>
@@ -41194,15 +41217,11 @@
                 <pic:spPr>
                   <a:xfrm>
                     <a:off x="0" y="0"/>
-                    <a:ext cx="548640" cy="548640"/>
+                    <a:ext cx="547370" cy="547370"/>
                   </a:xfrm>
                   <a:prstGeom prst="rect">
                     <a:avLst/>
                   </a:prstGeom>
-                  <a:noFill/>
-                  <a:ln>
-                    <a:noFill/>
-                  </a:ln>
                 </pic:spPr>
               </pic:pic>
             </a:graphicData>
@@ -41212,234 +41231,13 @@
     </w:r>
     <w:r>
       <w:rPr>
-        <w:rFonts w:hint="eastAsia" w:ascii="Helvetica" w:hAnsi="Arial Unicode MS" w:eastAsia="楷体" w:cs="Arial Unicode MS"/>
+        <w:rFonts w:hint="eastAsia" w:ascii="楷体" w:hAnsi="楷体" w:eastAsia="楷体" w:cs="楷体"/>
         <w:b/>
-        <w:color w:val="000000"/>
-        <w:kern w:val="0"/>
+        <w:bCs/>
         <w:sz w:val="24"/>
         <w:szCs w:val="24"/>
       </w:rPr>
-      <w:t xml:space="preserve">山 东 </w:t>
-    </w:r>
-    <w:r>
-      <w:rPr>
-        <w:rFonts w:ascii="Helvetica" w:hAnsi="Arial Unicode MS" w:eastAsia="楷体" w:cs="Arial Unicode MS"/>
-        <w:b/>
-        <w:color w:val="000000"/>
-        <w:kern w:val="0"/>
-        <w:sz w:val="24"/>
-        <w:szCs w:val="24"/>
-      </w:rPr>
-      <w:t>大</w:t>
-    </w:r>
-    <w:r>
-      <w:rPr>
-        <w:rFonts w:hint="eastAsia" w:ascii="Helvetica" w:hAnsi="Arial Unicode MS" w:eastAsia="楷体" w:cs="Arial Unicode MS"/>
-        <w:b/>
-        <w:color w:val="000000"/>
-        <w:kern w:val="0"/>
-        <w:sz w:val="24"/>
-        <w:szCs w:val="24"/>
-      </w:rPr>
-      <w:t xml:space="preserve"> </w:t>
-    </w:r>
-    <w:r>
-      <w:rPr>
-        <w:rFonts w:ascii="Helvetica" w:hAnsi="Arial Unicode MS" w:eastAsia="楷体" w:cs="Arial Unicode MS"/>
-        <w:b/>
-        <w:color w:val="000000"/>
-        <w:kern w:val="0"/>
-        <w:sz w:val="24"/>
-        <w:szCs w:val="24"/>
-      </w:rPr>
-      <w:t>学</w:t>
-    </w:r>
-    <w:r>
-      <w:rPr>
-        <w:rFonts w:hint="eastAsia" w:ascii="Helvetica" w:hAnsi="Arial Unicode MS" w:eastAsia="楷体" w:cs="Arial Unicode MS"/>
-        <w:b/>
-        <w:color w:val="000000"/>
-        <w:kern w:val="0"/>
-        <w:sz w:val="24"/>
-        <w:szCs w:val="24"/>
-      </w:rPr>
-      <w:t xml:space="preserve"> </w:t>
-    </w:r>
-    <w:r>
-      <w:rPr>
-        <w:rFonts w:ascii="Helvetica" w:hAnsi="Arial Unicode MS" w:eastAsia="楷体" w:cs="Arial Unicode MS"/>
-        <w:b/>
-        <w:color w:val="000000"/>
-        <w:kern w:val="0"/>
-        <w:sz w:val="24"/>
-        <w:szCs w:val="24"/>
-      </w:rPr>
-      <w:t>附</w:t>
-    </w:r>
-    <w:r>
-      <w:rPr>
-        <w:rFonts w:hint="eastAsia" w:ascii="Helvetica" w:hAnsi="Arial Unicode MS" w:eastAsia="楷体" w:cs="Arial Unicode MS"/>
-        <w:b/>
-        <w:color w:val="000000"/>
-        <w:kern w:val="0"/>
-        <w:sz w:val="24"/>
-        <w:szCs w:val="24"/>
-      </w:rPr>
-      <w:t xml:space="preserve"> </w:t>
-    </w:r>
-    <w:r>
-      <w:rPr>
-        <w:rFonts w:ascii="Helvetica" w:hAnsi="Arial Unicode MS" w:eastAsia="楷体" w:cs="Arial Unicode MS"/>
-        <w:b/>
-        <w:color w:val="000000"/>
-        <w:kern w:val="0"/>
-        <w:sz w:val="24"/>
-        <w:szCs w:val="24"/>
-      </w:rPr>
-      <w:t>属</w:t>
-    </w:r>
-    <w:r>
-      <w:rPr>
-        <w:rFonts w:hint="eastAsia" w:ascii="Helvetica" w:hAnsi="Arial Unicode MS" w:eastAsia="楷体" w:cs="Arial Unicode MS"/>
-        <w:b/>
-        <w:color w:val="000000"/>
-        <w:kern w:val="0"/>
-        <w:sz w:val="24"/>
-        <w:szCs w:val="24"/>
-      </w:rPr>
-      <w:t xml:space="preserve"> </w:t>
-    </w:r>
-    <w:r>
-      <w:rPr>
-        <w:rFonts w:ascii="Helvetica" w:hAnsi="Arial Unicode MS" w:eastAsia="楷体" w:cs="Arial Unicode MS"/>
-        <w:b/>
-        <w:color w:val="000000"/>
-        <w:kern w:val="0"/>
-        <w:sz w:val="24"/>
-        <w:szCs w:val="24"/>
-      </w:rPr>
-      <w:t>济</w:t>
-    </w:r>
-    <w:r>
-      <w:rPr>
-        <w:rFonts w:hint="eastAsia" w:ascii="Helvetica" w:hAnsi="Arial Unicode MS" w:eastAsia="楷体" w:cs="Arial Unicode MS"/>
-        <w:b/>
-        <w:color w:val="000000"/>
-        <w:kern w:val="0"/>
-        <w:sz w:val="24"/>
-        <w:szCs w:val="24"/>
-      </w:rPr>
-      <w:t xml:space="preserve"> </w:t>
-    </w:r>
-    <w:r>
-      <w:rPr>
-        <w:rFonts w:ascii="Helvetica" w:hAnsi="Arial Unicode MS" w:eastAsia="楷体" w:cs="Arial Unicode MS"/>
-        <w:b/>
-        <w:color w:val="000000"/>
-        <w:kern w:val="0"/>
-        <w:sz w:val="24"/>
-        <w:szCs w:val="24"/>
-      </w:rPr>
-      <w:t>南</w:t>
-    </w:r>
-    <w:r>
-      <w:rPr>
-        <w:rFonts w:hint="eastAsia" w:ascii="Helvetica" w:hAnsi="Arial Unicode MS" w:eastAsia="楷体" w:cs="Arial Unicode MS"/>
-        <w:b/>
-        <w:color w:val="000000"/>
-        <w:kern w:val="0"/>
-        <w:sz w:val="24"/>
-        <w:szCs w:val="24"/>
-      </w:rPr>
-      <w:t xml:space="preserve"> </w:t>
-    </w:r>
-    <w:r>
-      <w:rPr>
-        <w:rFonts w:ascii="Helvetica" w:hAnsi="Arial Unicode MS" w:eastAsia="楷体" w:cs="Arial Unicode MS"/>
-        <w:b/>
-        <w:color w:val="000000"/>
-        <w:kern w:val="0"/>
-        <w:sz w:val="24"/>
-        <w:szCs w:val="24"/>
-      </w:rPr>
-      <w:t>市</w:t>
-    </w:r>
-    <w:r>
-      <w:rPr>
-        <w:rFonts w:hint="eastAsia" w:ascii="Helvetica" w:hAnsi="Arial Unicode MS" w:eastAsia="楷体" w:cs="Arial Unicode MS"/>
-        <w:b/>
-        <w:color w:val="000000"/>
-        <w:kern w:val="0"/>
-        <w:sz w:val="24"/>
-        <w:szCs w:val="24"/>
-      </w:rPr>
-      <w:t xml:space="preserve"> </w:t>
-    </w:r>
-    <w:r>
-      <w:rPr>
-        <w:rFonts w:ascii="Helvetica" w:hAnsi="Arial Unicode MS" w:eastAsia="楷体" w:cs="Arial Unicode MS"/>
-        <w:b/>
-        <w:color w:val="000000"/>
-        <w:kern w:val="0"/>
-        <w:sz w:val="24"/>
-        <w:szCs w:val="24"/>
-      </w:rPr>
-      <w:t>中</w:t>
-    </w:r>
-    <w:r>
-      <w:rPr>
-        <w:rFonts w:hint="eastAsia" w:ascii="Helvetica" w:hAnsi="Arial Unicode MS" w:eastAsia="楷体" w:cs="Arial Unicode MS"/>
-        <w:b/>
-        <w:color w:val="000000"/>
-        <w:kern w:val="0"/>
-        <w:sz w:val="24"/>
-        <w:szCs w:val="24"/>
-      </w:rPr>
-      <w:t xml:space="preserve"> </w:t>
-    </w:r>
-    <w:r>
-      <w:rPr>
-        <w:rFonts w:ascii="Helvetica" w:hAnsi="Arial Unicode MS" w:eastAsia="楷体" w:cs="Arial Unicode MS"/>
-        <w:b/>
-        <w:color w:val="000000"/>
-        <w:kern w:val="0"/>
-        <w:sz w:val="24"/>
-        <w:szCs w:val="24"/>
-      </w:rPr>
-      <w:t>心</w:t>
-    </w:r>
-    <w:r>
-      <w:rPr>
-        <w:rFonts w:hint="eastAsia" w:ascii="Helvetica" w:hAnsi="Arial Unicode MS" w:eastAsia="楷体" w:cs="Arial Unicode MS"/>
-        <w:b/>
-        <w:color w:val="000000"/>
-        <w:kern w:val="0"/>
-        <w:sz w:val="24"/>
-        <w:szCs w:val="24"/>
-      </w:rPr>
-      <w:t xml:space="preserve"> </w:t>
-    </w:r>
-    <w:r>
-      <w:rPr>
-        <w:rFonts w:ascii="Helvetica" w:hAnsi="Arial Unicode MS" w:eastAsia="楷体" w:cs="Arial Unicode MS"/>
-        <w:b/>
-        <w:color w:val="000000"/>
-        <w:kern w:val="0"/>
-        <w:sz w:val="24"/>
-        <w:szCs w:val="24"/>
-      </w:rPr>
-      <w:t>医</w:t>
-    </w:r>
-    <w:r>
-      <w:rPr>
-        <w:rFonts w:hint="eastAsia" w:ascii="Helvetica" w:hAnsi="Arial Unicode MS" w:eastAsia="楷体" w:cs="Arial Unicode MS"/>
-        <w:b/>
-        <w:color w:val="000000"/>
-        <w:kern w:val="0"/>
-        <w:sz w:val="24"/>
-        <w:szCs w:val="24"/>
-      </w:rPr>
-      <w:t xml:space="preserve"> 院</w:t>
+      <w:t>山 东 第 一 医 科 大 学 附 属 中 心 医 院</w:t>
     </w:r>
   </w:p>
   <w:p>
@@ -41448,32 +41246,30 @@
       <w:pBdr>
         <w:bottom w:val="none" w:color="auto" w:sz="0" w:space="1"/>
       </w:pBdr>
-      <w:ind w:firstLine="1331" w:firstLineChars="700"/>
+      <w:ind w:left="0" w:leftChars="0" w:firstLine="1260" w:firstLineChars="677"/>
       <w:jc w:val="left"/>
     </w:pPr>
     <w:r>
       <w:rPr>
+        <w:rFonts w:ascii="Times New Roman" w:hAnsi="Times New Roman" w:eastAsia="Times New Roman" w:cs="Times New Roman"/>
         <w:b/>
+        <w:bCs/>
         <w:color w:val="333333"/>
+        <w:spacing w:val="-2"/>
+        <w:position w:val="1"/>
         <w:sz w:val="19"/>
         <w:szCs w:val="19"/>
       </w:rPr>
-      <w:t xml:space="preserve">Ji </w:t>
+      <w:t>Central</w:t>
     </w:r>
     <w:r>
       <w:rPr>
-        <w:rFonts w:ascii="Times New Roman" w:hAnsi="Times New Roman"/>
+        <w:rFonts w:hint="eastAsia" w:ascii="Times New Roman" w:hAnsi="Times New Roman" w:eastAsia="宋体" w:cs="Times New Roman"/>
         <w:b/>
+        <w:bCs/>
         <w:color w:val="333333"/>
-        <w:sz w:val="19"/>
-        <w:szCs w:val="19"/>
-      </w:rPr>
-      <w:t>nan Central Hospital Affiliated to</w:t>
-    </w:r>
-    <w:r>
-      <w:rPr>
-        <w:b/>
-        <w:color w:val="333333"/>
+        <w:spacing w:val="-2"/>
+        <w:position w:val="1"/>
         <w:sz w:val="19"/>
         <w:szCs w:val="19"/>
       </w:rPr>
@@ -41481,9 +41277,90 @@
     </w:r>
     <w:r>
       <w:rPr>
-        <w:rFonts w:ascii="Times New Roman" w:hAnsi="Times New Roman"/>
+        <w:rFonts w:ascii="Times New Roman" w:hAnsi="Times New Roman" w:eastAsia="Times New Roman" w:cs="Times New Roman"/>
         <w:b/>
+        <w:bCs/>
         <w:color w:val="333333"/>
+        <w:spacing w:val="-2"/>
+        <w:position w:val="1"/>
+        <w:sz w:val="19"/>
+        <w:szCs w:val="19"/>
+      </w:rPr>
+      <w:t>Hospital</w:t>
+    </w:r>
+    <w:r>
+      <w:rPr>
+        <w:rFonts w:hint="eastAsia" w:ascii="Times New Roman" w:hAnsi="Times New Roman" w:eastAsia="宋体" w:cs="Times New Roman"/>
+        <w:b/>
+        <w:bCs/>
+        <w:color w:val="333333"/>
+        <w:spacing w:val="-2"/>
+        <w:position w:val="1"/>
+        <w:sz w:val="19"/>
+        <w:szCs w:val="19"/>
+      </w:rPr>
+      <w:t xml:space="preserve"> </w:t>
+    </w:r>
+    <w:r>
+      <w:rPr>
+        <w:rFonts w:ascii="Times New Roman" w:hAnsi="Times New Roman" w:eastAsia="Times New Roman" w:cs="Times New Roman"/>
+        <w:b/>
+        <w:bCs/>
+        <w:color w:val="333333"/>
+        <w:spacing w:val="-2"/>
+        <w:position w:val="1"/>
+        <w:sz w:val="19"/>
+        <w:szCs w:val="19"/>
+      </w:rPr>
+      <w:t>Affiliated</w:t>
+    </w:r>
+    <w:r>
+      <w:rPr>
+        <w:rFonts w:hint="eastAsia" w:ascii="Times New Roman" w:hAnsi="Times New Roman" w:eastAsia="宋体" w:cs="Times New Roman"/>
+        <w:b/>
+        <w:bCs/>
+        <w:color w:val="333333"/>
+        <w:spacing w:val="-2"/>
+        <w:position w:val="1"/>
+        <w:sz w:val="19"/>
+        <w:szCs w:val="19"/>
+      </w:rPr>
+      <w:t xml:space="preserve"> </w:t>
+    </w:r>
+    <w:r>
+      <w:rPr>
+        <w:rFonts w:ascii="Times New Roman" w:hAnsi="Times New Roman" w:eastAsia="Times New Roman" w:cs="Times New Roman"/>
+        <w:b/>
+        <w:bCs/>
+        <w:color w:val="333333"/>
+        <w:spacing w:val="-2"/>
+        <w:position w:val="1"/>
+        <w:sz w:val="19"/>
+        <w:szCs w:val="19"/>
+      </w:rPr>
+      <w:t>to</w:t>
+    </w:r>
+    <w:r>
+      <w:rPr>
+        <w:rFonts w:hint="eastAsia" w:ascii="Times New Roman" w:hAnsi="Times New Roman" w:eastAsia="宋体" w:cs="Times New Roman"/>
+        <w:b/>
+        <w:bCs/>
+        <w:color w:val="333333"/>
+        <w:spacing w:val="-2"/>
+        <w:position w:val="1"/>
+        <w:sz w:val="19"/>
+        <w:szCs w:val="19"/>
+      </w:rPr>
+      <w:t xml:space="preserve"> </w:t>
+    </w:r>
+    <w:r>
+      <w:rPr>
+        <w:rFonts w:ascii="Times New Roman" w:hAnsi="Times New Roman" w:eastAsia="Times New Roman" w:cs="Times New Roman"/>
+        <w:b/>
+        <w:bCs/>
+        <w:color w:val="333333"/>
+        <w:spacing w:val="-2"/>
+        <w:position w:val="1"/>
         <w:sz w:val="19"/>
         <w:szCs w:val="19"/>
       </w:rPr>
@@ -41491,18 +41368,25 @@
     </w:r>
     <w:r>
       <w:rPr>
+        <w:rFonts w:hint="eastAsia" w:ascii="Times New Roman" w:hAnsi="Times New Roman" w:eastAsia="宋体" w:cs="Times New Roman"/>
         <w:b/>
+        <w:bCs/>
         <w:color w:val="333333"/>
+        <w:spacing w:val="-2"/>
+        <w:position w:val="1"/>
         <w:sz w:val="19"/>
         <w:szCs w:val="19"/>
       </w:rPr>
-      <w:t xml:space="preserve"> </w:t>
+      <w:t xml:space="preserve"> First Medical </w:t>
     </w:r>
     <w:r>
       <w:rPr>
-        <w:rFonts w:ascii="Times New Roman" w:hAnsi="Times New Roman"/>
+        <w:rFonts w:ascii="Times New Roman" w:hAnsi="Times New Roman" w:eastAsia="Times New Roman" w:cs="Times New Roman"/>
         <w:b/>
+        <w:bCs/>
         <w:color w:val="333333"/>
+        <w:spacing w:val="-2"/>
+        <w:position w:val="1"/>
         <w:sz w:val="19"/>
         <w:szCs w:val="19"/>
       </w:rPr>
@@ -41538,7 +41422,7 @@
     </w:pPr>
     <w:r>
       <w:drawing>
-        <wp:anchor distT="0" distB="0" distL="114300" distR="114300" simplePos="0" relativeHeight="251660288" behindDoc="1" locked="0" layoutInCell="1" allowOverlap="1">
+        <wp:anchor distT="0" distB="0" distL="114300" distR="114300" simplePos="0" relativeHeight="251659264" behindDoc="1" locked="0" layoutInCell="1" allowOverlap="1">
           <wp:simplePos x="0" y="0"/>
           <wp:positionH relativeFrom="column">
             <wp:posOffset>-88900</wp:posOffset>
@@ -41600,7 +41484,7 @@
         <w:szCs w:val="24"/>
       </w:rPr>
       <w:drawing>
-        <wp:anchor distT="0" distB="0" distL="114300" distR="114300" simplePos="0" relativeHeight="251661312" behindDoc="1" locked="0" layoutInCell="1" allowOverlap="1">
+        <wp:anchor distT="0" distB="0" distL="114300" distR="114300" simplePos="0" relativeHeight="251660288" behindDoc="1" locked="0" layoutInCell="1" allowOverlap="1">
           <wp:simplePos x="0" y="0"/>
           <wp:positionH relativeFrom="column">
             <wp:posOffset>5109845</wp:posOffset>

--- a/WebContent/docx/泛癌种86基因报告-济南中心.docx
+++ b/WebContent/docx/泛癌种86基因报告-济南中心.docx
@@ -2241,6 +2241,8 @@
               </w:rPr>
               <w:t>{{sample_source}}</w:t>
             </w:r>
+            <w:bookmarkStart w:id="68" w:name="_GoBack"/>
+            <w:bookmarkEnd w:id="68"/>
           </w:p>
         </w:tc>
       </w:tr>
@@ -4655,8 +4657,8 @@
           <w:lang w:eastAsia="zh-CN"/>
         </w:rPr>
       </w:pPr>
-      <w:bookmarkStart w:id="0" w:name="_Toc149837258"/>
-      <w:bookmarkStart w:id="1" w:name="_Toc961"/>
+      <w:bookmarkStart w:id="0" w:name="_Toc961"/>
+      <w:bookmarkStart w:id="1" w:name="_Toc149837258"/>
       <w:r>
         <w:rPr>
           <w:rFonts w:hint="eastAsia"/>
@@ -11683,12 +11685,6 @@
             <w:insideH w:val="single" w:color="A4A4A4" w:sz="4" w:space="0"/>
             <w:insideV w:val="single" w:color="A4A4A4" w:sz="4" w:space="0"/>
           </w:tblBorders>
-          <w:tblCellMar>
-            <w:top w:w="0" w:type="dxa"/>
-            <w:left w:w="113" w:type="dxa"/>
-            <w:bottom w:w="0" w:type="dxa"/>
-            <w:right w:w="113" w:type="dxa"/>
-          </w:tblCellMar>
         </w:tblPrEx>
         <w:trPr>
           <w:trHeight w:val="567" w:hRule="atLeast"/>
@@ -12183,14 +12179,14 @@
           <w:lang w:eastAsia="zh-CN"/>
         </w:rPr>
       </w:pPr>
-      <w:bookmarkStart w:id="6" w:name="_Toc23558"/>
-      <w:bookmarkStart w:id="7" w:name="_Toc626"/>
+      <w:bookmarkStart w:id="6" w:name="_Toc4339"/>
+      <w:bookmarkStart w:id="7" w:name="_Toc17410"/>
       <w:bookmarkStart w:id="8" w:name="_Toc7551_WPSOffice_Level2"/>
-      <w:bookmarkStart w:id="9" w:name="_Toc25737"/>
-      <w:bookmarkStart w:id="10" w:name="_Toc4339"/>
-      <w:bookmarkStart w:id="11" w:name="_Toc17410"/>
-      <w:bookmarkStart w:id="12" w:name="_Toc6221_WPSOffice_Level2"/>
-      <w:bookmarkStart w:id="13" w:name="_Toc1549"/>
+      <w:bookmarkStart w:id="9" w:name="_Toc6221_WPSOffice_Level2"/>
+      <w:bookmarkStart w:id="10" w:name="_Toc23558"/>
+      <w:bookmarkStart w:id="11" w:name="_Toc1549"/>
+      <w:bookmarkStart w:id="12" w:name="_Toc626"/>
+      <w:bookmarkStart w:id="13" w:name="_Toc25737"/>
       <w:r>
         <w:rPr>
           <w:rFonts w:hint="eastAsia"/>
@@ -12281,12 +12277,6 @@
             <w:insideH w:val="single" w:color="A4A4A4" w:sz="4" w:space="0"/>
             <w:insideV w:val="single" w:color="A4A4A4" w:sz="4" w:space="0"/>
           </w:tblBorders>
-          <w:tblCellMar>
-            <w:top w:w="0" w:type="dxa"/>
-            <w:left w:w="108" w:type="dxa"/>
-            <w:bottom w:w="0" w:type="dxa"/>
-            <w:right w:w="108" w:type="dxa"/>
-          </w:tblCellMar>
         </w:tblPrEx>
         <w:trPr>
           <w:trHeight w:val="510" w:hRule="atLeast"/>
@@ -13749,12 +13739,6 @@
             <w:insideH w:val="dotted" w:color="A5A5A5" w:themeColor="accent3" w:sz="4" w:space="0"/>
             <w:insideV w:val="dotted" w:color="A5A5A5" w:themeColor="accent3" w:sz="4" w:space="0"/>
           </w:tblBorders>
-          <w:tblCellMar>
-            <w:top w:w="0" w:type="dxa"/>
-            <w:left w:w="0" w:type="dxa"/>
-            <w:bottom w:w="0" w:type="dxa"/>
-            <w:right w:w="0" w:type="dxa"/>
-          </w:tblCellMar>
         </w:tblPrEx>
         <w:trPr>
           <w:trHeight w:val="419" w:hRule="atLeast"/>
@@ -14371,8 +14355,8 @@
           <w:szCs w:val="40"/>
         </w:rPr>
       </w:pPr>
-      <w:bookmarkStart w:id="14" w:name="_Toc180"/>
-      <w:bookmarkStart w:id="15" w:name="_Toc149837263"/>
+      <w:bookmarkStart w:id="14" w:name="_Toc149837263"/>
+      <w:bookmarkStart w:id="15" w:name="_Toc180"/>
       <w:bookmarkStart w:id="16" w:name="_Toc9663"/>
       <w:r>
         <w:rPr>
@@ -14548,12 +14532,6 @@
             <w:insideH w:val="dotted" w:color="45A3A7" w:sz="4" w:space="0"/>
             <w:insideV w:val="dotted" w:color="45A3A7" w:sz="4" w:space="0"/>
           </w:tblBorders>
-          <w:tblCellMar>
-            <w:top w:w="0" w:type="dxa"/>
-            <w:left w:w="108" w:type="dxa"/>
-            <w:bottom w:w="0" w:type="dxa"/>
-            <w:right w:w="108" w:type="dxa"/>
-          </w:tblCellMar>
         </w:tblPrEx>
         <w:trPr>
           <w:trHeight w:val="417" w:hRule="atLeast"/>
@@ -16683,12 +16661,6 @@
             <w:insideH w:val="dotted" w:color="45A3A7" w:sz="4" w:space="0"/>
             <w:insideV w:val="dotted" w:color="45A3A7" w:sz="4" w:space="0"/>
           </w:tblBorders>
-          <w:tblCellMar>
-            <w:top w:w="0" w:type="dxa"/>
-            <w:left w:w="108" w:type="dxa"/>
-            <w:bottom w:w="0" w:type="dxa"/>
-            <w:right w:w="108" w:type="dxa"/>
-          </w:tblCellMar>
         </w:tblPrEx>
         <w:trPr>
           <w:trHeight w:val="417" w:hRule="atLeast"/>
@@ -30032,14 +30004,14 @@
           </w14:textFill>
         </w:rPr>
       </w:pPr>
-      <w:bookmarkStart w:id="22" w:name="_Toc27302"/>
-      <w:bookmarkStart w:id="23" w:name="_Toc16594"/>
-      <w:bookmarkStart w:id="24" w:name="_Toc2409"/>
-      <w:bookmarkStart w:id="25" w:name="_Toc13196_WPSOffice_Level1"/>
-      <w:bookmarkStart w:id="26" w:name="_Toc1707_WPSOffice_Level1"/>
-      <w:bookmarkStart w:id="27" w:name="_Toc28240"/>
-      <w:bookmarkStart w:id="28" w:name="_Toc12505"/>
-      <w:bookmarkStart w:id="29" w:name="_Toc21764_WPSOffice_Level1"/>
+      <w:bookmarkStart w:id="22" w:name="_Toc16594"/>
+      <w:bookmarkStart w:id="23" w:name="_Toc2409"/>
+      <w:bookmarkStart w:id="24" w:name="_Toc13196_WPSOffice_Level1"/>
+      <w:bookmarkStart w:id="25" w:name="_Toc1707_WPSOffice_Level1"/>
+      <w:bookmarkStart w:id="26" w:name="_Toc28240"/>
+      <w:bookmarkStart w:id="27" w:name="_Toc21764_WPSOffice_Level1"/>
+      <w:bookmarkStart w:id="28" w:name="_Toc27302"/>
+      <w:bookmarkStart w:id="29" w:name="_Toc12505"/>
       <w:r>
         <w:rPr>
           <w:rFonts w:hint="eastAsia"/>
@@ -30083,13 +30055,13 @@
           <w:lang w:val="en-US" w:eastAsia="zh-CN"/>
         </w:rPr>
       </w:pPr>
-      <w:bookmarkStart w:id="30" w:name="_Toc6249"/>
-      <w:bookmarkStart w:id="31" w:name="_Toc14132"/>
-      <w:bookmarkStart w:id="32" w:name="_Toc16347"/>
-      <w:bookmarkStart w:id="33" w:name="_Toc1707_WPSOffice_Level2"/>
-      <w:bookmarkStart w:id="34" w:name="_Toc149837267"/>
-      <w:bookmarkStart w:id="35" w:name="_Toc26649"/>
-      <w:bookmarkStart w:id="36" w:name="_Toc21764_WPSOffice_Level2"/>
+      <w:bookmarkStart w:id="30" w:name="_Toc21764_WPSOffice_Level2"/>
+      <w:bookmarkStart w:id="31" w:name="_Toc26649"/>
+      <w:bookmarkStart w:id="32" w:name="_Toc149837267"/>
+      <w:bookmarkStart w:id="33" w:name="_Toc6249"/>
+      <w:bookmarkStart w:id="34" w:name="_Toc1707_WPSOffice_Level2"/>
+      <w:bookmarkStart w:id="35" w:name="_Toc14132"/>
+      <w:bookmarkStart w:id="36" w:name="_Toc16347"/>
       <w:r>
         <w:rPr>
           <w:rFonts w:hint="eastAsia"/>
@@ -31086,12 +31058,6 @@
             <w:insideH w:val="single" w:color="A4A4A4" w:sz="4" w:space="0"/>
             <w:insideV w:val="single" w:color="A4A4A4" w:sz="4" w:space="0"/>
           </w:tblBorders>
-          <w:tblCellMar>
-            <w:top w:w="0" w:type="dxa"/>
-            <w:left w:w="0" w:type="dxa"/>
-            <w:bottom w:w="0" w:type="dxa"/>
-            <w:right w:w="0" w:type="dxa"/>
-          </w:tblCellMar>
         </w:tblPrEx>
         <w:trPr>
           <w:trHeight w:val="510" w:hRule="atLeast"/>
@@ -32249,12 +32215,12 @@
           <w:lang w:val="en-US" w:eastAsia="zh-CN"/>
         </w:rPr>
       </w:pPr>
-      <w:bookmarkStart w:id="41" w:name="_Toc15112"/>
-      <w:bookmarkStart w:id="42" w:name="_Toc3674"/>
-      <w:bookmarkStart w:id="43" w:name="_Toc24085_WPSOffice_Level1"/>
-      <w:bookmarkStart w:id="44" w:name="_Toc14255_WPSOffice_Level1"/>
-      <w:bookmarkStart w:id="45" w:name="_Toc15840_WPSOffice_Level1"/>
-      <w:bookmarkStart w:id="46" w:name="_Toc149837269"/>
+      <w:bookmarkStart w:id="41" w:name="_Toc14255_WPSOffice_Level1"/>
+      <w:bookmarkStart w:id="42" w:name="_Toc24085_WPSOffice_Level1"/>
+      <w:bookmarkStart w:id="43" w:name="_Toc15840_WPSOffice_Level1"/>
+      <w:bookmarkStart w:id="44" w:name="_Toc3674"/>
+      <w:bookmarkStart w:id="45" w:name="_Toc149837269"/>
+      <w:bookmarkStart w:id="46" w:name="_Toc15112"/>
       <w:r>
         <w:rPr>
           <w:rFonts w:hint="eastAsia"/>
@@ -34881,11 +34847,11 @@
       <w:bookmarkStart w:id="49" w:name="_Toc15114"/>
       <w:bookmarkStart w:id="50" w:name="_Toc3409"/>
       <w:bookmarkStart w:id="51" w:name="_Toc20170_WPSOffice_Level1"/>
-      <w:bookmarkStart w:id="52" w:name="_Toc28454_WPSOffice_Level1"/>
-      <w:bookmarkStart w:id="53" w:name="_Toc27693"/>
-      <w:bookmarkStart w:id="54" w:name="_Toc26985_WPSOffice_Level1"/>
-      <w:bookmarkStart w:id="55" w:name="_Toc31185"/>
-      <w:bookmarkStart w:id="56" w:name="_Toc20924"/>
+      <w:bookmarkStart w:id="52" w:name="_Toc20924"/>
+      <w:bookmarkStart w:id="53" w:name="_Toc28454_WPSOffice_Level1"/>
+      <w:bookmarkStart w:id="54" w:name="_Toc31185"/>
+      <w:bookmarkStart w:id="55" w:name="_Toc27693"/>
+      <w:bookmarkStart w:id="56" w:name="_Toc26985_WPSOffice_Level1"/>
       <w:r>
         <w:rPr>
           <w:rFonts w:hint="eastAsia"/>
@@ -35672,15 +35638,15 @@
         </w:rPr>
       </w:pPr>
       <w:bookmarkStart w:id="58" w:name="_Toc11901"/>
-      <w:bookmarkStart w:id="59" w:name="_Toc3213"/>
-      <w:bookmarkStart w:id="60" w:name="_Toc27809"/>
-      <w:bookmarkStart w:id="61" w:name="_Toc4503"/>
+      <w:bookmarkStart w:id="59" w:name="_Toc27809"/>
+      <w:bookmarkStart w:id="60" w:name="_Toc4503"/>
+      <w:bookmarkStart w:id="61" w:name="_Toc3213"/>
       <w:bookmarkStart w:id="62" w:name="_Toc22162_WPSOffice_Level1"/>
       <w:bookmarkStart w:id="63" w:name="_Toc19584_WPSOffice_Level1"/>
       <w:bookmarkStart w:id="64" w:name="_Toc14611_WPSOffice_Level1"/>
-      <w:bookmarkStart w:id="65" w:name="_Toc22623"/>
-      <w:bookmarkStart w:id="66" w:name="_Toc13275"/>
-      <w:bookmarkStart w:id="67" w:name="_Toc17792_WPSOffice_Level2"/>
+      <w:bookmarkStart w:id="65" w:name="_Toc13275"/>
+      <w:bookmarkStart w:id="66" w:name="_Toc17792_WPSOffice_Level2"/>
+      <w:bookmarkStart w:id="67" w:name="_Toc22623"/>
       <w:r>
         <w:rPr>
           <w:rFonts w:hint="eastAsia"/>
@@ -41109,8 +41075,6 @@
         <w:szCs w:val="24"/>
       </w:rPr>
     </w:pPr>
-    <w:bookmarkStart w:id="68" w:name="_GoBack"/>
-    <w:bookmarkEnd w:id="68"/>
     <w:r>
       <w:rPr>
         <w:rFonts w:hint="eastAsia" w:ascii="楷体" w:hAnsi="楷体" w:eastAsia="楷体" w:cs="楷体"/>

--- a/WebContent/docx/泛癌种86基因报告-济南中心.docx
+++ b/WebContent/docx/泛癌种86基因报告-济南中心.docx
@@ -5913,7 +5913,7 @@
           <w:left w:val="none" w:color="auto" w:sz="0" w:space="0"/>
           <w:bottom w:val="single" w:color="A4A4A4" w:sz="4" w:space="0"/>
           <w:right w:val="none" w:color="auto" w:sz="0" w:space="0"/>
-          <w:insideH w:val="single" w:color="A4A4A4" w:sz="4" w:space="0"/>
+          <w:insideH w:val="single" w:color="auto" w:sz="4" w:space="0"/>
           <w:insideV w:val="single" w:color="A4A4A4" w:sz="4" w:space="0"/>
         </w:tblBorders>
         <w:tblLayout w:type="fixed"/>
@@ -5939,7 +5939,7 @@
             <w:left w:val="none" w:color="auto" w:sz="0" w:space="0"/>
             <w:bottom w:val="single" w:color="A4A4A4" w:sz="4" w:space="0"/>
             <w:right w:val="none" w:color="auto" w:sz="0" w:space="0"/>
-            <w:insideH w:val="single" w:color="A4A4A4" w:sz="4" w:space="0"/>
+            <w:insideH w:val="single" w:color="auto" w:sz="4" w:space="0"/>
             <w:insideV w:val="single" w:color="A4A4A4" w:sz="4" w:space="0"/>
           </w:tblBorders>
           <w:tblCellMar>
@@ -5960,7 +5960,6 @@
             <w:tcBorders>
               <w:top w:val="nil"/>
               <w:left w:val="nil"/>
-              <w:bottom w:val="nil"/>
               <w:right w:val="nil"/>
             </w:tcBorders>
             <w:shd w:val="clear" w:color="auto" w:fill="00D392"/>
@@ -6013,7 +6012,6 @@
             <w:tcBorders>
               <w:top w:val="nil"/>
               <w:left w:val="nil"/>
-              <w:bottom w:val="nil"/>
               <w:right w:val="nil"/>
             </w:tcBorders>
             <w:shd w:val="clear" w:color="auto" w:fill="00D392"/>
@@ -6064,7 +6062,6 @@
             <w:tcBorders>
               <w:top w:val="nil"/>
               <w:left w:val="nil"/>
-              <w:bottom w:val="nil"/>
               <w:right w:val="nil"/>
             </w:tcBorders>
             <w:shd w:val="clear" w:color="auto" w:fill="00D392"/>
@@ -6116,7 +6113,6 @@
             <w:tcBorders>
               <w:top w:val="nil"/>
               <w:left w:val="nil"/>
-              <w:bottom w:val="nil"/>
               <w:right w:val="nil"/>
             </w:tcBorders>
             <w:shd w:val="clear" w:color="auto" w:fill="00D392"/>
@@ -6193,7 +6189,6 @@
             <w:tcBorders>
               <w:top w:val="nil"/>
               <w:left w:val="nil"/>
-              <w:bottom w:val="nil"/>
               <w:right w:val="nil"/>
             </w:tcBorders>
             <w:shd w:val="clear" w:color="auto" w:fill="00D392"/>
@@ -6246,7 +6241,6 @@
             <w:tcBorders>
               <w:top w:val="nil"/>
               <w:left w:val="nil"/>
-              <w:bottom w:val="nil"/>
               <w:right w:val="nil"/>
             </w:tcBorders>
             <w:shd w:val="clear" w:color="auto" w:fill="00D392"/>
@@ -6327,7 +6321,7 @@
             <w:left w:val="none" w:color="auto" w:sz="0" w:space="0"/>
             <w:bottom w:val="single" w:color="A4A4A4" w:sz="4" w:space="0"/>
             <w:right w:val="none" w:color="auto" w:sz="0" w:space="0"/>
-            <w:insideH w:val="single" w:color="A4A4A4" w:sz="4" w:space="0"/>
+            <w:insideH w:val="single" w:color="auto" w:sz="4" w:space="0"/>
             <w:insideV w:val="single" w:color="A4A4A4" w:sz="4" w:space="0"/>
           </w:tblBorders>
           <w:tblCellMar>
@@ -6346,9 +6340,7 @@
             <w:tcW w:w="5000" w:type="pct"/>
             <w:gridSpan w:val="6"/>
             <w:tcBorders>
-              <w:top w:val="nil"/>
               <w:left w:val="nil"/>
-              <w:bottom w:val="single" w:color="000000" w:themeColor="text1" w:sz="4" w:space="0"/>
               <w:right w:val="nil"/>
             </w:tcBorders>
             <w:shd w:val="clear" w:color="auto" w:fill="auto"/>
@@ -6392,7 +6384,7 @@
             <w:left w:val="none" w:color="auto" w:sz="0" w:space="0"/>
             <w:bottom w:val="single" w:color="A4A4A4" w:sz="4" w:space="0"/>
             <w:right w:val="none" w:color="auto" w:sz="0" w:space="0"/>
-            <w:insideH w:val="single" w:color="A4A4A4" w:sz="4" w:space="0"/>
+            <w:insideH w:val="single" w:color="auto" w:sz="4" w:space="0"/>
             <w:insideV w:val="single" w:color="A4A4A4" w:sz="4" w:space="0"/>
           </w:tblBorders>
           <w:tblCellMar>
@@ -6411,9 +6403,7 @@
             <w:tcW w:w="5000" w:type="pct"/>
             <w:gridSpan w:val="6"/>
             <w:tcBorders>
-              <w:top w:val="single" w:color="000000" w:themeColor="text1" w:sz="4" w:space="0"/>
               <w:left w:val="nil"/>
-              <w:bottom w:val="single" w:color="000000" w:themeColor="text1" w:sz="4" w:space="0"/>
               <w:right w:val="nil"/>
             </w:tcBorders>
             <w:shd w:val="clear" w:color="auto" w:fill="auto"/>
@@ -6467,7 +6457,7 @@
             <w:left w:val="none" w:color="auto" w:sz="0" w:space="0"/>
             <w:bottom w:val="single" w:color="A4A4A4" w:sz="4" w:space="0"/>
             <w:right w:val="none" w:color="auto" w:sz="0" w:space="0"/>
-            <w:insideH w:val="single" w:color="A4A4A4" w:sz="4" w:space="0"/>
+            <w:insideH w:val="single" w:color="auto" w:sz="4" w:space="0"/>
             <w:insideV w:val="single" w:color="A4A4A4" w:sz="4" w:space="0"/>
           </w:tblBorders>
           <w:tblCellMar>
@@ -6485,9 +6475,7 @@
           <w:tcPr>
             <w:tcW w:w="906" w:type="dxa"/>
             <w:tcBorders>
-              <w:top w:val="single" w:color="000000" w:themeColor="text1" w:sz="4" w:space="0"/>
               <w:left w:val="nil"/>
-              <w:bottom w:val="single" w:color="000000" w:themeColor="text1" w:sz="4" w:space="0"/>
               <w:right w:val="nil"/>
             </w:tcBorders>
             <w:shd w:val="clear" w:color="auto" w:fill="auto"/>
@@ -6529,9 +6517,7 @@
           <w:tcPr>
             <w:tcW w:w="1694" w:type="dxa"/>
             <w:tcBorders>
-              <w:top w:val="single" w:color="000000" w:themeColor="text1" w:sz="4" w:space="0"/>
               <w:left w:val="nil"/>
-              <w:bottom w:val="single" w:color="000000" w:themeColor="text1" w:sz="4" w:space="0"/>
               <w:right w:val="nil"/>
             </w:tcBorders>
             <w:shd w:val="clear" w:color="auto" w:fill="auto"/>
@@ -6573,9 +6559,7 @@
           <w:tcPr>
             <w:tcW w:w="1608" w:type="dxa"/>
             <w:tcBorders>
-              <w:top w:val="single" w:color="000000" w:themeColor="text1" w:sz="4" w:space="0"/>
               <w:left w:val="nil"/>
-              <w:bottom w:val="single" w:color="000000" w:themeColor="text1" w:sz="4" w:space="0"/>
               <w:right w:val="nil"/>
             </w:tcBorders>
             <w:shd w:val="clear" w:color="auto" w:fill="auto"/>
@@ -6626,9 +6610,7 @@
           <w:tcPr>
             <w:tcW w:w="937" w:type="dxa"/>
             <w:tcBorders>
-              <w:top w:val="single" w:color="000000" w:themeColor="text1" w:sz="4" w:space="0"/>
               <w:left w:val="nil"/>
-              <w:bottom w:val="single" w:color="000000" w:themeColor="text1" w:sz="4" w:space="0"/>
               <w:right w:val="nil"/>
             </w:tcBorders>
             <w:shd w:val="clear" w:color="auto" w:fill="auto"/>
@@ -6678,9 +6660,7 @@
           <w:tcPr>
             <w:tcW w:w="2506" w:type="dxa"/>
             <w:tcBorders>
-              <w:top w:val="single" w:color="000000" w:themeColor="text1" w:sz="4" w:space="0"/>
               <w:left w:val="nil"/>
-              <w:bottom w:val="single" w:color="000000" w:themeColor="text1" w:sz="4" w:space="0"/>
               <w:right w:val="nil"/>
             </w:tcBorders>
             <w:shd w:val="clear" w:color="auto" w:fill="auto"/>
@@ -6781,9 +6761,7 @@
           <w:tcPr>
             <w:tcW w:w="2212" w:type="dxa"/>
             <w:tcBorders>
-              <w:top w:val="single" w:color="000000" w:themeColor="text1" w:sz="4" w:space="0"/>
               <w:left w:val="nil"/>
-              <w:bottom w:val="single" w:color="000000" w:themeColor="text1" w:sz="4" w:space="0"/>
               <w:right w:val="nil"/>
             </w:tcBorders>
             <w:shd w:val="clear" w:color="auto" w:fill="auto"/>
@@ -6888,7 +6866,7 @@
             <w:left w:val="none" w:color="auto" w:sz="0" w:space="0"/>
             <w:bottom w:val="single" w:color="A4A4A4" w:sz="4" w:space="0"/>
             <w:right w:val="none" w:color="auto" w:sz="0" w:space="0"/>
-            <w:insideH w:val="single" w:color="A4A4A4" w:sz="4" w:space="0"/>
+            <w:insideH w:val="single" w:color="auto" w:sz="4" w:space="0"/>
             <w:insideV w:val="single" w:color="A4A4A4" w:sz="4" w:space="0"/>
           </w:tblBorders>
           <w:tblCellMar>
@@ -6907,9 +6885,7 @@
             <w:tcW w:w="5000" w:type="pct"/>
             <w:gridSpan w:val="6"/>
             <w:tcBorders>
-              <w:top w:val="single" w:color="000000" w:themeColor="text1" w:sz="4" w:space="0"/>
               <w:left w:val="nil"/>
-              <w:bottom w:val="single" w:color="000000" w:themeColor="text1" w:sz="4" w:space="0"/>
               <w:right w:val="nil"/>
             </w:tcBorders>
             <w:shd w:val="clear" w:color="auto" w:fill="auto"/>
@@ -6963,7 +6939,7 @@
             <w:left w:val="none" w:color="auto" w:sz="0" w:space="0"/>
             <w:bottom w:val="single" w:color="A4A4A4" w:sz="4" w:space="0"/>
             <w:right w:val="none" w:color="auto" w:sz="0" w:space="0"/>
-            <w:insideH w:val="single" w:color="A4A4A4" w:sz="4" w:space="0"/>
+            <w:insideH w:val="single" w:color="auto" w:sz="4" w:space="0"/>
             <w:insideV w:val="single" w:color="A4A4A4" w:sz="4" w:space="0"/>
           </w:tblBorders>
           <w:tblCellMar>
@@ -6982,9 +6958,7 @@
             <w:tcW w:w="5000" w:type="pct"/>
             <w:gridSpan w:val="6"/>
             <w:tcBorders>
-              <w:top w:val="single" w:color="000000" w:themeColor="text1" w:sz="4" w:space="0"/>
               <w:left w:val="nil"/>
-              <w:bottom w:val="single" w:color="000000" w:themeColor="text1" w:sz="4" w:space="0"/>
               <w:right w:val="nil"/>
             </w:tcBorders>
             <w:shd w:val="clear" w:color="auto" w:fill="auto"/>
@@ -7040,7 +7014,7 @@
             <w:left w:val="none" w:color="auto" w:sz="0" w:space="0"/>
             <w:bottom w:val="single" w:color="A4A4A4" w:sz="4" w:space="0"/>
             <w:right w:val="none" w:color="auto" w:sz="0" w:space="0"/>
-            <w:insideH w:val="single" w:color="A4A4A4" w:sz="4" w:space="0"/>
+            <w:insideH w:val="single" w:color="auto" w:sz="4" w:space="0"/>
             <w:insideV w:val="single" w:color="A4A4A4" w:sz="4" w:space="0"/>
           </w:tblBorders>
           <w:tblCellMar>
@@ -7058,9 +7032,7 @@
           <w:tcPr>
             <w:tcW w:w="459" w:type="pct"/>
             <w:tcBorders>
-              <w:top w:val="single" w:color="000000" w:themeColor="text1" w:sz="4" w:space="0"/>
               <w:left w:val="nil"/>
-              <w:bottom w:val="single" w:color="000000" w:themeColor="text1" w:sz="4" w:space="0"/>
               <w:right w:val="nil"/>
             </w:tcBorders>
             <w:shd w:val="clear" w:color="auto" w:fill="auto"/>
@@ -7099,9 +7071,7 @@
           <w:tcPr>
             <w:tcW w:w="858" w:type="pct"/>
             <w:tcBorders>
-              <w:top w:val="single" w:color="000000" w:themeColor="text1" w:sz="4" w:space="0"/>
               <w:left w:val="nil"/>
-              <w:bottom w:val="single" w:color="000000" w:themeColor="text1" w:sz="4" w:space="0"/>
               <w:right w:val="nil"/>
             </w:tcBorders>
             <w:shd w:val="clear" w:color="auto" w:fill="auto"/>
@@ -7174,9 +7144,7 @@
           <w:tcPr>
             <w:tcW w:w="815" w:type="pct"/>
             <w:tcBorders>
-              <w:top w:val="single" w:color="000000" w:themeColor="text1" w:sz="4" w:space="0"/>
               <w:left w:val="nil"/>
-              <w:bottom w:val="single" w:color="000000" w:themeColor="text1" w:sz="4" w:space="0"/>
               <w:right w:val="nil"/>
             </w:tcBorders>
             <w:shd w:val="clear" w:color="auto" w:fill="auto"/>
@@ -7383,9 +7351,7 @@
           <w:tcPr>
             <w:tcW w:w="475" w:type="pct"/>
             <w:tcBorders>
-              <w:top w:val="single" w:color="000000" w:themeColor="text1" w:sz="4" w:space="0"/>
               <w:left w:val="nil"/>
-              <w:bottom w:val="single" w:color="000000" w:themeColor="text1" w:sz="4" w:space="0"/>
               <w:right w:val="nil"/>
             </w:tcBorders>
             <w:shd w:val="clear" w:color="auto" w:fill="auto"/>
@@ -7425,9 +7391,7 @@
           <w:tcPr>
             <w:tcW w:w="1270" w:type="pct"/>
             <w:tcBorders>
-              <w:top w:val="single" w:color="000000" w:themeColor="text1" w:sz="4" w:space="0"/>
               <w:left w:val="nil"/>
-              <w:bottom w:val="single" w:color="000000" w:themeColor="text1" w:sz="4" w:space="0"/>
               <w:right w:val="nil"/>
             </w:tcBorders>
             <w:shd w:val="clear" w:color="auto" w:fill="auto"/>
@@ -7542,9 +7506,7 @@
           <w:tcPr>
             <w:tcW w:w="1121" w:type="pct"/>
             <w:tcBorders>
-              <w:top w:val="single" w:color="000000" w:themeColor="text1" w:sz="4" w:space="0"/>
               <w:left w:val="nil"/>
-              <w:bottom w:val="single" w:color="000000" w:themeColor="text1" w:sz="4" w:space="0"/>
               <w:right w:val="nil"/>
             </w:tcBorders>
             <w:shd w:val="clear" w:color="auto" w:fill="auto"/>
@@ -7663,7 +7625,7 @@
             <w:left w:val="none" w:color="auto" w:sz="0" w:space="0"/>
             <w:bottom w:val="single" w:color="A4A4A4" w:sz="4" w:space="0"/>
             <w:right w:val="none" w:color="auto" w:sz="0" w:space="0"/>
-            <w:insideH w:val="single" w:color="A4A4A4" w:sz="4" w:space="0"/>
+            <w:insideH w:val="single" w:color="auto" w:sz="4" w:space="0"/>
             <w:insideV w:val="single" w:color="A4A4A4" w:sz="4" w:space="0"/>
           </w:tblBorders>
           <w:tblCellMar>
@@ -7682,9 +7644,7 @@
             <w:tcW w:w="5000" w:type="pct"/>
             <w:gridSpan w:val="6"/>
             <w:tcBorders>
-              <w:top w:val="single" w:color="000000" w:themeColor="text1" w:sz="4" w:space="0"/>
               <w:left w:val="nil"/>
-              <w:bottom w:val="single" w:color="000000" w:themeColor="text1" w:sz="4" w:space="0"/>
               <w:right w:val="nil"/>
             </w:tcBorders>
             <w:shd w:val="clear" w:color="auto" w:fill="auto"/>
@@ -7728,7 +7688,7 @@
             <w:left w:val="none" w:color="auto" w:sz="0" w:space="0"/>
             <w:bottom w:val="single" w:color="A4A4A4" w:sz="4" w:space="0"/>
             <w:right w:val="none" w:color="auto" w:sz="0" w:space="0"/>
-            <w:insideH w:val="single" w:color="A4A4A4" w:sz="4" w:space="0"/>
+            <w:insideH w:val="single" w:color="auto" w:sz="4" w:space="0"/>
             <w:insideV w:val="single" w:color="A4A4A4" w:sz="4" w:space="0"/>
           </w:tblBorders>
           <w:tblCellMar>
@@ -7747,9 +7707,7 @@
             <w:tcW w:w="5000" w:type="pct"/>
             <w:gridSpan w:val="6"/>
             <w:tcBorders>
-              <w:top w:val="single" w:color="000000" w:themeColor="text1" w:sz="4" w:space="0"/>
               <w:left w:val="nil"/>
-              <w:bottom w:val="single" w:color="000000" w:themeColor="text1" w:sz="4" w:space="0"/>
               <w:right w:val="nil"/>
             </w:tcBorders>
             <w:shd w:val="clear" w:color="auto" w:fill="auto"/>
@@ -7793,7 +7751,7 @@
             <w:left w:val="none" w:color="auto" w:sz="0" w:space="0"/>
             <w:bottom w:val="single" w:color="A4A4A4" w:sz="4" w:space="0"/>
             <w:right w:val="none" w:color="auto" w:sz="0" w:space="0"/>
-            <w:insideH w:val="single" w:color="A4A4A4" w:sz="4" w:space="0"/>
+            <w:insideH w:val="single" w:color="auto" w:sz="4" w:space="0"/>
             <w:insideV w:val="single" w:color="A4A4A4" w:sz="4" w:space="0"/>
           </w:tblBorders>
           <w:tblCellMar>
@@ -7812,9 +7770,7 @@
             <w:tcW w:w="5000" w:type="pct"/>
             <w:gridSpan w:val="6"/>
             <w:tcBorders>
-              <w:top w:val="single" w:color="000000" w:themeColor="text1" w:sz="4" w:space="0"/>
               <w:left w:val="nil"/>
-              <w:bottom w:val="single" w:color="000000" w:themeColor="text1" w:sz="4" w:space="0"/>
               <w:right w:val="nil"/>
             </w:tcBorders>
             <w:shd w:val="clear" w:color="auto" w:fill="auto"/>
@@ -7873,7 +7829,7 @@
             <w:left w:val="none" w:color="auto" w:sz="0" w:space="0"/>
             <w:bottom w:val="single" w:color="A4A4A4" w:sz="4" w:space="0"/>
             <w:right w:val="none" w:color="auto" w:sz="0" w:space="0"/>
-            <w:insideH w:val="single" w:color="A4A4A4" w:sz="4" w:space="0"/>
+            <w:insideH w:val="single" w:color="auto" w:sz="4" w:space="0"/>
             <w:insideV w:val="single" w:color="A4A4A4" w:sz="4" w:space="0"/>
           </w:tblBorders>
           <w:tblCellMar>
@@ -7892,7 +7848,6 @@
             <w:tcW w:w="5000" w:type="pct"/>
             <w:gridSpan w:val="6"/>
             <w:tcBorders>
-              <w:top w:val="single" w:color="000000" w:themeColor="text1" w:sz="4" w:space="0"/>
               <w:left w:val="nil"/>
               <w:bottom w:val="single" w:color="000000" w:themeColor="text1" w:sz="4" w:space="0"/>
               <w:right w:val="nil"/>
@@ -8667,7 +8622,7 @@
           <w:left w:val="none" w:color="auto" w:sz="0" w:space="0"/>
           <w:bottom w:val="single" w:color="A4A4A4" w:sz="4" w:space="0"/>
           <w:right w:val="none" w:color="auto" w:sz="0" w:space="0"/>
-          <w:insideH w:val="single" w:color="A4A4A4" w:sz="4" w:space="0"/>
+          <w:insideH w:val="single" w:color="auto" w:sz="4" w:space="0"/>
           <w:insideV w:val="single" w:color="A4A4A4" w:sz="4" w:space="0"/>
         </w:tblBorders>
         <w:tblLayout w:type="fixed"/>
@@ -8694,15 +8649,9 @@
             <w:left w:val="none" w:color="auto" w:sz="0" w:space="0"/>
             <w:bottom w:val="single" w:color="A4A4A4" w:sz="4" w:space="0"/>
             <w:right w:val="none" w:color="auto" w:sz="0" w:space="0"/>
-            <w:insideH w:val="single" w:color="A4A4A4" w:sz="4" w:space="0"/>
+            <w:insideH w:val="single" w:color="auto" w:sz="4" w:space="0"/>
             <w:insideV w:val="single" w:color="A4A4A4" w:sz="4" w:space="0"/>
           </w:tblBorders>
-          <w:tblCellMar>
-            <w:top w:w="0" w:type="dxa"/>
-            <w:left w:w="0" w:type="dxa"/>
-            <w:bottom w:w="0" w:type="dxa"/>
-            <w:right w:w="0" w:type="dxa"/>
-          </w:tblCellMar>
         </w:tblPrEx>
         <w:trPr>
           <w:trHeight w:val="510" w:hRule="atLeast"/>
@@ -8715,7 +8664,6 @@
             <w:tcBorders>
               <w:top w:val="nil"/>
               <w:left w:val="nil"/>
-              <w:bottom w:val="nil"/>
               <w:right w:val="nil"/>
             </w:tcBorders>
             <w:shd w:val="clear" w:color="auto" w:fill="00D392"/>
@@ -8761,7 +8709,6 @@
             <w:tcBorders>
               <w:top w:val="nil"/>
               <w:left w:val="nil"/>
-              <w:bottom w:val="nil"/>
               <w:right w:val="nil"/>
             </w:tcBorders>
             <w:shd w:val="clear" w:color="auto" w:fill="00D392"/>
@@ -8808,7 +8755,6 @@
             <w:tcBorders>
               <w:top w:val="nil"/>
               <w:left w:val="nil"/>
-              <w:bottom w:val="nil"/>
               <w:right w:val="nil"/>
             </w:tcBorders>
             <w:shd w:val="clear" w:color="auto" w:fill="00D392"/>
@@ -8856,7 +8802,6 @@
             <w:tcBorders>
               <w:top w:val="nil"/>
               <w:left w:val="nil"/>
-              <w:bottom w:val="nil"/>
               <w:right w:val="nil"/>
             </w:tcBorders>
             <w:shd w:val="clear" w:color="auto" w:fill="00D392"/>
@@ -8900,7 +8845,6 @@
             <w:tcBorders>
               <w:top w:val="nil"/>
               <w:left w:val="nil"/>
-              <w:bottom w:val="nil"/>
               <w:right w:val="nil"/>
             </w:tcBorders>
             <w:shd w:val="clear" w:color="auto" w:fill="00D392"/>
@@ -8948,7 +8892,6 @@
             <w:tcBorders>
               <w:top w:val="nil"/>
               <w:left w:val="nil"/>
-              <w:bottom w:val="nil"/>
               <w:right w:val="nil"/>
             </w:tcBorders>
             <w:shd w:val="clear" w:color="auto" w:fill="00D392"/>
@@ -8996,7 +8939,6 @@
             <w:tcBorders>
               <w:top w:val="nil"/>
               <w:left w:val="nil"/>
-              <w:bottom w:val="nil"/>
               <w:right w:val="nil"/>
             </w:tcBorders>
             <w:shd w:val="clear" w:color="auto" w:fill="00D392"/>
@@ -9081,7 +9023,7 @@
             <w:left w:val="none" w:color="auto" w:sz="0" w:space="0"/>
             <w:bottom w:val="single" w:color="A4A4A4" w:sz="4" w:space="0"/>
             <w:right w:val="none" w:color="auto" w:sz="0" w:space="0"/>
-            <w:insideH w:val="single" w:color="A4A4A4" w:sz="4" w:space="0"/>
+            <w:insideH w:val="single" w:color="auto" w:sz="4" w:space="0"/>
             <w:insideV w:val="single" w:color="A4A4A4" w:sz="4" w:space="0"/>
           </w:tblBorders>
           <w:tblCellMar>
@@ -9100,9 +9042,7 @@
             <w:tcW w:w="5000" w:type="pct"/>
             <w:gridSpan w:val="7"/>
             <w:tcBorders>
-              <w:top w:val="nil"/>
               <w:left w:val="nil"/>
-              <w:bottom w:val="single" w:color="000000" w:themeColor="text1" w:sz="4" w:space="0"/>
               <w:right w:val="nil"/>
             </w:tcBorders>
             <w:shd w:val="clear" w:color="auto" w:fill="auto"/>
@@ -9139,7 +9079,7 @@
             <w:left w:val="none" w:color="auto" w:sz="0" w:space="0"/>
             <w:bottom w:val="single" w:color="A4A4A4" w:sz="4" w:space="0"/>
             <w:right w:val="none" w:color="auto" w:sz="0" w:space="0"/>
-            <w:insideH w:val="single" w:color="A4A4A4" w:sz="4" w:space="0"/>
+            <w:insideH w:val="single" w:color="auto" w:sz="4" w:space="0"/>
             <w:insideV w:val="single" w:color="A4A4A4" w:sz="4" w:space="0"/>
           </w:tblBorders>
           <w:tblCellMar>
@@ -9158,9 +9098,7 @@
             <w:tcW w:w="5000" w:type="pct"/>
             <w:gridSpan w:val="7"/>
             <w:tcBorders>
-              <w:top w:val="single" w:color="000000" w:themeColor="text1" w:sz="4" w:space="0"/>
               <w:left w:val="nil"/>
-              <w:bottom w:val="single" w:color="000000" w:themeColor="text1" w:sz="4" w:space="0"/>
               <w:right w:val="nil"/>
             </w:tcBorders>
             <w:shd w:val="clear" w:color="auto" w:fill="auto"/>
@@ -9197,7 +9135,7 @@
             <w:left w:val="none" w:color="auto" w:sz="0" w:space="0"/>
             <w:bottom w:val="single" w:color="A4A4A4" w:sz="4" w:space="0"/>
             <w:right w:val="none" w:color="auto" w:sz="0" w:space="0"/>
-            <w:insideH w:val="single" w:color="A4A4A4" w:sz="4" w:space="0"/>
+            <w:insideH w:val="single" w:color="auto" w:sz="4" w:space="0"/>
             <w:insideV w:val="single" w:color="A4A4A4" w:sz="4" w:space="0"/>
           </w:tblBorders>
           <w:tblCellMar>
@@ -9215,9 +9153,7 @@
           <w:tcPr>
             <w:tcW w:w="498" w:type="pct"/>
             <w:tcBorders>
-              <w:top w:val="single" w:color="000000" w:themeColor="text1" w:sz="4" w:space="0"/>
               <w:left w:val="nil"/>
-              <w:bottom w:val="single" w:color="000000" w:themeColor="text1" w:sz="4" w:space="0"/>
               <w:right w:val="nil"/>
             </w:tcBorders>
             <w:shd w:val="clear" w:color="auto" w:fill="auto"/>
@@ -9254,9 +9190,7 @@
           <w:tcPr>
             <w:tcW w:w="779" w:type="pct"/>
             <w:tcBorders>
-              <w:top w:val="single" w:color="000000" w:themeColor="text1" w:sz="4" w:space="0"/>
               <w:left w:val="nil"/>
-              <w:bottom w:val="single" w:color="000000" w:themeColor="text1" w:sz="4" w:space="0"/>
               <w:right w:val="nil"/>
             </w:tcBorders>
             <w:shd w:val="clear" w:color="auto" w:fill="auto"/>
@@ -9292,9 +9226,7 @@
           <w:tcPr>
             <w:tcW w:w="831" w:type="pct"/>
             <w:tcBorders>
-              <w:top w:val="single" w:color="000000" w:themeColor="text1" w:sz="4" w:space="0"/>
               <w:left w:val="nil"/>
-              <w:bottom w:val="single" w:color="000000" w:themeColor="text1" w:sz="4" w:space="0"/>
               <w:right w:val="nil"/>
             </w:tcBorders>
             <w:shd w:val="clear" w:color="auto" w:fill="auto"/>
@@ -9347,9 +9279,7 @@
           <w:tcPr>
             <w:tcW w:w="855" w:type="pct"/>
             <w:tcBorders>
-              <w:top w:val="single" w:color="000000" w:themeColor="text1" w:sz="4" w:space="0"/>
               <w:left w:val="nil"/>
-              <w:bottom w:val="single" w:color="000000" w:themeColor="text1" w:sz="4" w:space="0"/>
               <w:right w:val="nil"/>
             </w:tcBorders>
             <w:shd w:val="clear" w:color="auto" w:fill="auto"/>
@@ -9382,9 +9312,7 @@
           <w:tcPr>
             <w:tcW w:w="642" w:type="pct"/>
             <w:tcBorders>
-              <w:top w:val="single" w:color="000000" w:themeColor="text1" w:sz="4" w:space="0"/>
               <w:left w:val="nil"/>
-              <w:bottom w:val="single" w:color="000000" w:themeColor="text1" w:sz="4" w:space="0"/>
               <w:right w:val="nil"/>
             </w:tcBorders>
             <w:shd w:val="clear" w:color="auto" w:fill="auto"/>
@@ -9419,9 +9347,7 @@
           <w:tcPr>
             <w:tcW w:w="636" w:type="pct"/>
             <w:tcBorders>
-              <w:top w:val="single" w:color="000000" w:themeColor="text1" w:sz="4" w:space="0"/>
               <w:left w:val="nil"/>
-              <w:bottom w:val="single" w:color="000000" w:themeColor="text1" w:sz="4" w:space="0"/>
               <w:right w:val="nil"/>
             </w:tcBorders>
             <w:shd w:val="clear" w:color="auto" w:fill="auto"/>
@@ -9456,9 +9382,7 @@
           <w:tcPr>
             <w:tcW w:w="755" w:type="pct"/>
             <w:tcBorders>
-              <w:top w:val="single" w:color="000000" w:themeColor="text1" w:sz="4" w:space="0"/>
               <w:left w:val="nil"/>
-              <w:bottom w:val="single" w:color="000000" w:themeColor="text1" w:sz="4" w:space="0"/>
               <w:right w:val="nil"/>
             </w:tcBorders>
             <w:shd w:val="clear" w:color="auto" w:fill="auto"/>
@@ -9496,7 +9420,7 @@
             <w:left w:val="none" w:color="auto" w:sz="0" w:space="0"/>
             <w:bottom w:val="single" w:color="A4A4A4" w:sz="4" w:space="0"/>
             <w:right w:val="none" w:color="auto" w:sz="0" w:space="0"/>
-            <w:insideH w:val="single" w:color="A4A4A4" w:sz="4" w:space="0"/>
+            <w:insideH w:val="single" w:color="auto" w:sz="4" w:space="0"/>
             <w:insideV w:val="single" w:color="A4A4A4" w:sz="4" w:space="0"/>
           </w:tblBorders>
           <w:tblCellMar>
@@ -9515,9 +9439,7 @@
             <w:tcW w:w="5000" w:type="pct"/>
             <w:gridSpan w:val="7"/>
             <w:tcBorders>
-              <w:top w:val="single" w:color="000000" w:themeColor="text1" w:sz="4" w:space="0"/>
               <w:left w:val="nil"/>
-              <w:bottom w:val="single" w:color="000000" w:themeColor="text1" w:sz="4" w:space="0"/>
               <w:right w:val="nil"/>
             </w:tcBorders>
             <w:shd w:val="clear" w:color="auto" w:fill="auto"/>
@@ -9554,7 +9476,7 @@
             <w:left w:val="none" w:color="auto" w:sz="0" w:space="0"/>
             <w:bottom w:val="single" w:color="A4A4A4" w:sz="4" w:space="0"/>
             <w:right w:val="none" w:color="auto" w:sz="0" w:space="0"/>
-            <w:insideH w:val="single" w:color="A4A4A4" w:sz="4" w:space="0"/>
+            <w:insideH w:val="single" w:color="auto" w:sz="4" w:space="0"/>
             <w:insideV w:val="single" w:color="A4A4A4" w:sz="4" w:space="0"/>
           </w:tblBorders>
           <w:tblCellMar>
@@ -9573,9 +9495,7 @@
             <w:tcW w:w="5000" w:type="pct"/>
             <w:gridSpan w:val="7"/>
             <w:tcBorders>
-              <w:top w:val="single" w:color="000000" w:themeColor="text1" w:sz="4" w:space="0"/>
               <w:left w:val="nil"/>
-              <w:bottom w:val="single" w:color="000000" w:themeColor="text1" w:sz="4" w:space="0"/>
               <w:right w:val="nil"/>
             </w:tcBorders>
             <w:shd w:val="clear" w:color="auto" w:fill="auto"/>
@@ -9612,7 +9532,7 @@
             <w:left w:val="none" w:color="auto" w:sz="0" w:space="0"/>
             <w:bottom w:val="single" w:color="A4A4A4" w:sz="4" w:space="0"/>
             <w:right w:val="none" w:color="auto" w:sz="0" w:space="0"/>
-            <w:insideH w:val="single" w:color="A4A4A4" w:sz="4" w:space="0"/>
+            <w:insideH w:val="single" w:color="auto" w:sz="4" w:space="0"/>
             <w:insideV w:val="single" w:color="A4A4A4" w:sz="4" w:space="0"/>
           </w:tblBorders>
           <w:tblCellMar>
@@ -9631,9 +9551,7 @@
             <w:tcW w:w="5000" w:type="pct"/>
             <w:gridSpan w:val="7"/>
             <w:tcBorders>
-              <w:top w:val="single" w:color="000000" w:themeColor="text1" w:sz="4" w:space="0"/>
               <w:left w:val="nil"/>
-              <w:bottom w:val="single" w:color="000000" w:themeColor="text1" w:sz="4" w:space="0"/>
               <w:right w:val="nil"/>
             </w:tcBorders>
             <w:shd w:val="clear" w:color="auto" w:fill="auto"/>
@@ -9686,7 +9604,7 @@
             <w:left w:val="none" w:color="auto" w:sz="0" w:space="0"/>
             <w:bottom w:val="single" w:color="A4A4A4" w:sz="4" w:space="0"/>
             <w:right w:val="none" w:color="auto" w:sz="0" w:space="0"/>
-            <w:insideH w:val="single" w:color="A4A4A4" w:sz="4" w:space="0"/>
+            <w:insideH w:val="single" w:color="auto" w:sz="4" w:space="0"/>
             <w:insideV w:val="single" w:color="A4A4A4" w:sz="4" w:space="0"/>
           </w:tblBorders>
           <w:tblCellMar>
@@ -9705,7 +9623,6 @@
             <w:tcW w:w="5000" w:type="pct"/>
             <w:gridSpan w:val="7"/>
             <w:tcBorders>
-              <w:top w:val="single" w:color="000000" w:themeColor="text1" w:sz="4" w:space="0"/>
               <w:left w:val="nil"/>
               <w:bottom w:val="single" w:color="000000" w:themeColor="text1" w:sz="4" w:space="0"/>
               <w:right w:val="nil"/>
@@ -10200,12 +10117,6 @@
             <w:insideH w:val="none" w:color="auto" w:sz="0" w:space="0"/>
             <w:insideV w:val="none" w:color="auto" w:sz="0" w:space="0"/>
           </w:tblBorders>
-          <w:tblCellMar>
-            <w:top w:w="0" w:type="dxa"/>
-            <w:left w:w="113" w:type="dxa"/>
-            <w:bottom w:w="0" w:type="dxa"/>
-            <w:right w:w="113" w:type="dxa"/>
-          </w:tblCellMar>
         </w:tblPrEx>
         <w:trPr>
           <w:jc w:val="center"/>
@@ -10716,7 +10627,7 @@
           <w:left w:val="none" w:color="auto" w:sz="0" w:space="0"/>
           <w:bottom w:val="single" w:color="000000" w:themeColor="text1" w:sz="4" w:space="0"/>
           <w:right w:val="none" w:color="auto" w:sz="0" w:space="0"/>
-          <w:insideH w:val="single" w:color="000000" w:themeColor="text1" w:sz="4" w:space="0"/>
+          <w:insideH w:val="single" w:color="auto" w:sz="4" w:space="0"/>
           <w:insideV w:val="none" w:color="auto" w:sz="0" w:space="0"/>
         </w:tblBorders>
         <w:tblLayout w:type="fixed"/>
@@ -10740,7 +10651,7 @@
             <w:left w:val="none" w:color="auto" w:sz="0" w:space="0"/>
             <w:bottom w:val="single" w:color="000000" w:themeColor="text1" w:sz="4" w:space="0"/>
             <w:right w:val="none" w:color="auto" w:sz="0" w:space="0"/>
-            <w:insideH w:val="single" w:color="000000" w:themeColor="text1" w:sz="4" w:space="0"/>
+            <w:insideH w:val="single" w:color="auto" w:sz="4" w:space="0"/>
             <w:insideV w:val="none" w:color="auto" w:sz="0" w:space="0"/>
           </w:tblBorders>
           <w:tblCellMar>
@@ -10758,7 +10669,6 @@
             <w:tcW w:w="2980" w:type="dxa"/>
             <w:gridSpan w:val="2"/>
             <w:tcBorders>
-              <w:bottom w:val="nil"/>
               <w:tl2br w:val="nil"/>
               <w:tr2bl w:val="nil"/>
             </w:tcBorders>
@@ -10800,7 +10710,6 @@
           <w:tcPr>
             <w:tcW w:w="3209" w:type="dxa"/>
             <w:tcBorders>
-              <w:bottom w:val="nil"/>
               <w:tl2br w:val="nil"/>
               <w:tr2bl w:val="nil"/>
             </w:tcBorders>
@@ -10839,7 +10748,6 @@
           <w:tcPr>
             <w:tcW w:w="3749" w:type="dxa"/>
             <w:tcBorders>
-              <w:bottom w:val="nil"/>
               <w:tl2br w:val="nil"/>
               <w:tr2bl w:val="nil"/>
             </w:tcBorders>
@@ -10882,7 +10790,7 @@
             <w:left w:val="none" w:color="auto" w:sz="0" w:space="0"/>
             <w:bottom w:val="single" w:color="000000" w:themeColor="text1" w:sz="4" w:space="0"/>
             <w:right w:val="none" w:color="auto" w:sz="0" w:space="0"/>
-            <w:insideH w:val="single" w:color="000000" w:themeColor="text1" w:sz="4" w:space="0"/>
+            <w:insideH w:val="single" w:color="auto" w:sz="4" w:space="0"/>
             <w:insideV w:val="none" w:color="auto" w:sz="0" w:space="0"/>
           </w:tblBorders>
           <w:tblCellMar>
@@ -10899,9 +10807,6 @@
           <w:tcPr>
             <w:tcW w:w="2980" w:type="dxa"/>
             <w:gridSpan w:val="2"/>
-            <w:tcBorders>
-              <w:top w:val="nil"/>
-            </w:tcBorders>
             <w:shd w:val="clear" w:color="auto" w:fill="auto"/>
             <w:vAlign w:val="center"/>
           </w:tcPr>
@@ -10956,9 +10861,6 @@
         <w:tc>
           <w:tcPr>
             <w:tcW w:w="3209" w:type="dxa"/>
-            <w:tcBorders>
-              <w:top w:val="nil"/>
-            </w:tcBorders>
             <w:shd w:val="clear" w:color="auto" w:fill="auto"/>
             <w:vAlign w:val="center"/>
           </w:tcPr>
@@ -10989,9 +10891,6 @@
         <w:tc>
           <w:tcPr>
             <w:tcW w:w="3749" w:type="dxa"/>
-            <w:tcBorders>
-              <w:top w:val="nil"/>
-            </w:tcBorders>
             <w:shd w:val="clear" w:color="auto" w:fill="auto"/>
             <w:vAlign w:val="center"/>
           </w:tcPr>
@@ -11086,7 +10985,7 @@
             <w:left w:val="none" w:color="auto" w:sz="0" w:space="0"/>
             <w:bottom w:val="single" w:color="000000" w:themeColor="text1" w:sz="4" w:space="0"/>
             <w:right w:val="none" w:color="auto" w:sz="0" w:space="0"/>
-            <w:insideH w:val="single" w:color="000000" w:themeColor="text1" w:sz="4" w:space="0"/>
+            <w:insideH w:val="single" w:color="auto" w:sz="4" w:space="0"/>
             <w:insideV w:val="none" w:color="auto" w:sz="0" w:space="0"/>
           </w:tblBorders>
           <w:tblCellMar>
@@ -11293,7 +11192,7 @@
             <w:left w:val="none" w:color="auto" w:sz="0" w:space="0"/>
             <w:bottom w:val="single" w:color="000000" w:themeColor="text1" w:sz="4" w:space="0"/>
             <w:right w:val="none" w:color="auto" w:sz="0" w:space="0"/>
-            <w:insideH w:val="single" w:color="000000" w:themeColor="text1" w:sz="4" w:space="0"/>
+            <w:insideH w:val="single" w:color="auto" w:sz="4" w:space="0"/>
             <w:insideV w:val="none" w:color="auto" w:sz="0" w:space="0"/>
           </w:tblBorders>
           <w:tblCellMar>
@@ -11500,7 +11399,7 @@
             <w:left w:val="none" w:color="auto" w:sz="0" w:space="0"/>
             <w:bottom w:val="single" w:color="000000" w:themeColor="text1" w:sz="4" w:space="0"/>
             <w:right w:val="none" w:color="auto" w:sz="0" w:space="0"/>
-            <w:insideH w:val="single" w:color="000000" w:themeColor="text1" w:sz="4" w:space="0"/>
+            <w:insideH w:val="single" w:color="auto" w:sz="4" w:space="0"/>
             <w:insideV w:val="none" w:color="auto" w:sz="0" w:space="0"/>
           </w:tblBorders>
           <w:tblCellMar>
@@ -11707,7 +11606,7 @@
             <w:left w:val="none" w:color="auto" w:sz="0" w:space="0"/>
             <w:bottom w:val="single" w:color="000000" w:themeColor="text1" w:sz="4" w:space="0"/>
             <w:right w:val="none" w:color="auto" w:sz="0" w:space="0"/>
-            <w:insideH w:val="single" w:color="000000" w:themeColor="text1" w:sz="4" w:space="0"/>
+            <w:insideH w:val="single" w:color="auto" w:sz="4" w:space="0"/>
             <w:insideV w:val="none" w:color="auto" w:sz="0" w:space="0"/>
           </w:tblBorders>
           <w:tblCellMar>
@@ -12330,7 +12229,7 @@
           <w:left w:val="none" w:color="auto" w:sz="0" w:space="0"/>
           <w:bottom w:val="single" w:color="A4A4A4" w:sz="4" w:space="0"/>
           <w:right w:val="none" w:color="auto" w:sz="0" w:space="0"/>
-          <w:insideH w:val="single" w:color="A4A4A4" w:sz="4" w:space="0"/>
+          <w:insideH w:val="single" w:color="auto" w:sz="4" w:space="0"/>
           <w:insideV w:val="single" w:color="A4A4A4" w:sz="4" w:space="0"/>
         </w:tblBorders>
         <w:tblLayout w:type="fixed"/>
@@ -12357,7 +12256,7 @@
             <w:left w:val="none" w:color="auto" w:sz="0" w:space="0"/>
             <w:bottom w:val="single" w:color="A4A4A4" w:sz="4" w:space="0"/>
             <w:right w:val="none" w:color="auto" w:sz="0" w:space="0"/>
-            <w:insideH w:val="single" w:color="A4A4A4" w:sz="4" w:space="0"/>
+            <w:insideH w:val="single" w:color="auto" w:sz="4" w:space="0"/>
             <w:insideV w:val="single" w:color="A4A4A4" w:sz="4" w:space="0"/>
           </w:tblBorders>
           <w:tblCellMar>
@@ -12376,7 +12275,6 @@
             <w:tcW w:w="983" w:type="dxa"/>
             <w:tcBorders>
               <w:top w:val="nil"/>
-              <w:bottom w:val="nil"/>
               <w:right w:val="nil"/>
             </w:tcBorders>
             <w:shd w:val="clear" w:color="auto" w:fill="00D392"/>
@@ -12439,7 +12337,6 @@
             <w:tcBorders>
               <w:top w:val="nil"/>
               <w:left w:val="nil"/>
-              <w:bottom w:val="nil"/>
               <w:right w:val="nil"/>
             </w:tcBorders>
             <w:shd w:val="clear" w:color="auto" w:fill="00D392"/>
@@ -12485,7 +12382,6 @@
             <w:tcBorders>
               <w:top w:val="nil"/>
               <w:left w:val="nil"/>
-              <w:bottom w:val="nil"/>
               <w:right w:val="nil"/>
             </w:tcBorders>
             <w:shd w:val="clear" w:color="auto" w:fill="00D392"/>
@@ -12533,7 +12429,6 @@
             <w:tcBorders>
               <w:top w:val="nil"/>
               <w:left w:val="nil"/>
-              <w:bottom w:val="nil"/>
               <w:right w:val="nil"/>
             </w:tcBorders>
             <w:shd w:val="clear" w:color="auto" w:fill="00D392"/>
@@ -12582,7 +12477,6 @@
             <w:tcBorders>
               <w:top w:val="nil"/>
               <w:left w:val="nil"/>
-              <w:bottom w:val="nil"/>
               <w:right w:val="nil"/>
             </w:tcBorders>
             <w:shd w:val="clear" w:color="auto" w:fill="00D392"/>
@@ -12629,7 +12523,6 @@
             <w:tcBorders>
               <w:top w:val="nil"/>
               <w:left w:val="nil"/>
-              <w:bottom w:val="nil"/>
               <w:right w:val="nil"/>
             </w:tcBorders>
             <w:shd w:val="clear" w:color="auto" w:fill="00D392"/>
@@ -12675,7 +12568,6 @@
             <w:tcBorders>
               <w:top w:val="nil"/>
               <w:left w:val="nil"/>
-              <w:bottom w:val="nil"/>
             </w:tcBorders>
             <w:shd w:val="clear" w:color="auto" w:fill="00D392"/>
             <w:vAlign w:val="center"/>
@@ -12726,7 +12618,7 @@
             <w:left w:val="none" w:color="auto" w:sz="0" w:space="0"/>
             <w:bottom w:val="single" w:color="A4A4A4" w:sz="4" w:space="0"/>
             <w:right w:val="none" w:color="auto" w:sz="0" w:space="0"/>
-            <w:insideH w:val="single" w:color="A4A4A4" w:sz="4" w:space="0"/>
+            <w:insideH w:val="single" w:color="auto" w:sz="4" w:space="0"/>
             <w:insideV w:val="single" w:color="A4A4A4" w:sz="4" w:space="0"/>
           </w:tblBorders>
           <w:tblCellMar>
@@ -12744,10 +12636,6 @@
           <w:tcPr>
             <w:tcW w:w="9844" w:type="dxa"/>
             <w:gridSpan w:val="7"/>
-            <w:tcBorders>
-              <w:top w:val="nil"/>
-              <w:bottom w:val="single" w:color="000000" w:themeColor="text1" w:sz="4" w:space="0"/>
-            </w:tcBorders>
             <w:shd w:val="clear" w:color="auto" w:fill="auto"/>
             <w:vAlign w:val="center"/>
           </w:tcPr>
@@ -12781,7 +12669,7 @@
             <w:left w:val="none" w:color="auto" w:sz="0" w:space="0"/>
             <w:bottom w:val="single" w:color="A4A4A4" w:sz="4" w:space="0"/>
             <w:right w:val="none" w:color="auto" w:sz="0" w:space="0"/>
-            <w:insideH w:val="single" w:color="A4A4A4" w:sz="4" w:space="0"/>
+            <w:insideH w:val="single" w:color="auto" w:sz="4" w:space="0"/>
             <w:insideV w:val="single" w:color="A4A4A4" w:sz="4" w:space="0"/>
           </w:tblBorders>
           <w:tblCellMar>
@@ -12799,10 +12687,6 @@
           <w:tcPr>
             <w:tcW w:w="9844" w:type="dxa"/>
             <w:gridSpan w:val="7"/>
-            <w:tcBorders>
-              <w:top w:val="single" w:color="000000" w:themeColor="text1" w:sz="4" w:space="0"/>
-              <w:bottom w:val="nil"/>
-            </w:tcBorders>
             <w:shd w:val="clear" w:color="auto" w:fill="auto"/>
             <w:vAlign w:val="center"/>
           </w:tcPr>
@@ -12836,7 +12720,7 @@
             <w:left w:val="none" w:color="auto" w:sz="0" w:space="0"/>
             <w:bottom w:val="single" w:color="A4A4A4" w:sz="4" w:space="0"/>
             <w:right w:val="none" w:color="auto" w:sz="0" w:space="0"/>
-            <w:insideH w:val="single" w:color="A4A4A4" w:sz="4" w:space="0"/>
+            <w:insideH w:val="single" w:color="auto" w:sz="4" w:space="0"/>
             <w:insideV w:val="single" w:color="A4A4A4" w:sz="4" w:space="0"/>
           </w:tblBorders>
           <w:tblCellMar>
@@ -12854,8 +12738,6 @@
           <w:tcPr>
             <w:tcW w:w="983" w:type="dxa"/>
             <w:tcBorders>
-              <w:top w:val="nil"/>
-              <w:bottom w:val="single" w:color="000000" w:themeColor="text1" w:sz="4" w:space="0"/>
               <w:right w:val="nil"/>
             </w:tcBorders>
             <w:shd w:val="clear" w:color="auto" w:fill="auto"/>
@@ -12891,9 +12773,7 @@
           <w:tcPr>
             <w:tcW w:w="789" w:type="dxa"/>
             <w:tcBorders>
-              <w:top w:val="nil"/>
               <w:left w:val="nil"/>
-              <w:bottom w:val="single" w:color="000000" w:themeColor="text1" w:sz="4" w:space="0"/>
               <w:right w:val="nil"/>
             </w:tcBorders>
             <w:shd w:val="clear" w:color="auto" w:fill="auto"/>
@@ -12925,9 +12805,7 @@
           <w:tcPr>
             <w:tcW w:w="2105" w:type="dxa"/>
             <w:tcBorders>
-              <w:top w:val="nil"/>
               <w:left w:val="nil"/>
-              <w:bottom w:val="single" w:color="000000" w:themeColor="text1" w:sz="4" w:space="0"/>
               <w:right w:val="nil"/>
             </w:tcBorders>
             <w:shd w:val="clear" w:color="auto" w:fill="auto"/>
@@ -12977,9 +12855,7 @@
           <w:tcPr>
             <w:tcW w:w="1464" w:type="dxa"/>
             <w:tcBorders>
-              <w:top w:val="nil"/>
               <w:left w:val="nil"/>
-              <w:bottom w:val="single" w:color="000000" w:themeColor="text1" w:sz="4" w:space="0"/>
               <w:right w:val="nil"/>
             </w:tcBorders>
             <w:shd w:val="clear" w:color="auto" w:fill="auto"/>
@@ -13011,9 +12887,7 @@
           <w:tcPr>
             <w:tcW w:w="1056" w:type="dxa"/>
             <w:tcBorders>
-              <w:top w:val="nil"/>
               <w:left w:val="nil"/>
-              <w:bottom w:val="single" w:color="000000" w:themeColor="text1" w:sz="4" w:space="0"/>
               <w:right w:val="nil"/>
             </w:tcBorders>
             <w:shd w:val="clear" w:color="auto" w:fill="auto"/>
@@ -13045,9 +12919,7 @@
           <w:tcPr>
             <w:tcW w:w="1368" w:type="dxa"/>
             <w:tcBorders>
-              <w:top w:val="nil"/>
               <w:left w:val="nil"/>
-              <w:bottom w:val="single" w:color="000000" w:themeColor="text1" w:sz="4" w:space="0"/>
               <w:right w:val="nil"/>
             </w:tcBorders>
             <w:shd w:val="clear" w:color="auto" w:fill="auto"/>
@@ -13097,9 +12969,7 @@
           <w:tcPr>
             <w:tcW w:w="2079" w:type="dxa"/>
             <w:tcBorders>
-              <w:top w:val="nil"/>
               <w:left w:val="nil"/>
-              <w:bottom w:val="single" w:color="000000" w:themeColor="text1" w:sz="4" w:space="0"/>
             </w:tcBorders>
             <w:shd w:val="clear" w:color="auto" w:fill="auto"/>
             <w:vAlign w:val="center"/>
@@ -13237,7 +13107,7 @@
             <w:left w:val="none" w:color="auto" w:sz="0" w:space="0"/>
             <w:bottom w:val="single" w:color="A4A4A4" w:sz="4" w:space="0"/>
             <w:right w:val="none" w:color="auto" w:sz="0" w:space="0"/>
-            <w:insideH w:val="single" w:color="A4A4A4" w:sz="4" w:space="0"/>
+            <w:insideH w:val="single" w:color="auto" w:sz="4" w:space="0"/>
             <w:insideV w:val="single" w:color="A4A4A4" w:sz="4" w:space="0"/>
           </w:tblBorders>
           <w:tblCellMar>
@@ -13255,10 +13125,6 @@
           <w:tcPr>
             <w:tcW w:w="9844" w:type="dxa"/>
             <w:gridSpan w:val="7"/>
-            <w:tcBorders>
-              <w:top w:val="single" w:color="000000" w:themeColor="text1" w:sz="4" w:space="0"/>
-              <w:bottom w:val="single" w:color="000000" w:themeColor="text1" w:sz="4" w:space="0"/>
-            </w:tcBorders>
             <w:shd w:val="clear" w:color="auto" w:fill="auto"/>
             <w:vAlign w:val="center"/>
           </w:tcPr>
@@ -13292,7 +13158,7 @@
             <w:left w:val="none" w:color="auto" w:sz="0" w:space="0"/>
             <w:bottom w:val="single" w:color="A4A4A4" w:sz="4" w:space="0"/>
             <w:right w:val="none" w:color="auto" w:sz="0" w:space="0"/>
-            <w:insideH w:val="single" w:color="A4A4A4" w:sz="4" w:space="0"/>
+            <w:insideH w:val="single" w:color="auto" w:sz="4" w:space="0"/>
             <w:insideV w:val="single" w:color="A4A4A4" w:sz="4" w:space="0"/>
           </w:tblBorders>
           <w:tblCellMar>
@@ -13310,10 +13176,6 @@
           <w:tcPr>
             <w:tcW w:w="9844" w:type="dxa"/>
             <w:gridSpan w:val="7"/>
-            <w:tcBorders>
-              <w:top w:val="single" w:color="000000" w:themeColor="text1" w:sz="4" w:space="0"/>
-              <w:bottom w:val="nil"/>
-            </w:tcBorders>
             <w:shd w:val="clear" w:color="auto" w:fill="auto"/>
             <w:vAlign w:val="center"/>
           </w:tcPr>
@@ -13347,7 +13209,7 @@
             <w:left w:val="none" w:color="auto" w:sz="0" w:space="0"/>
             <w:bottom w:val="single" w:color="A4A4A4" w:sz="4" w:space="0"/>
             <w:right w:val="none" w:color="auto" w:sz="0" w:space="0"/>
-            <w:insideH w:val="single" w:color="A4A4A4" w:sz="4" w:space="0"/>
+            <w:insideH w:val="single" w:color="auto" w:sz="4" w:space="0"/>
             <w:insideV w:val="single" w:color="A4A4A4" w:sz="4" w:space="0"/>
           </w:tblBorders>
           <w:tblCellMar>
@@ -13365,10 +13227,6 @@
           <w:tcPr>
             <w:tcW w:w="9844" w:type="dxa"/>
             <w:gridSpan w:val="7"/>
-            <w:tcBorders>
-              <w:top w:val="nil"/>
-              <w:bottom w:val="single" w:color="000000" w:themeColor="text1" w:sz="4" w:space="0"/>
-            </w:tcBorders>
             <w:shd w:val="clear" w:color="auto" w:fill="auto"/>
             <w:vAlign w:val="center"/>
           </w:tcPr>
@@ -13406,7 +13264,7 @@
             <w:left w:val="none" w:color="auto" w:sz="0" w:space="0"/>
             <w:bottom w:val="single" w:color="A4A4A4" w:sz="4" w:space="0"/>
             <w:right w:val="none" w:color="auto" w:sz="0" w:space="0"/>
-            <w:insideH w:val="single" w:color="A4A4A4" w:sz="4" w:space="0"/>
+            <w:insideH w:val="single" w:color="auto" w:sz="4" w:space="0"/>
             <w:insideV w:val="single" w:color="A4A4A4" w:sz="4" w:space="0"/>
           </w:tblBorders>
           <w:tblCellMar>
@@ -13425,7 +13283,6 @@
             <w:tcW w:w="9844" w:type="dxa"/>
             <w:gridSpan w:val="7"/>
             <w:tcBorders>
-              <w:top w:val="single" w:color="000000" w:themeColor="text1" w:sz="4" w:space="0"/>
               <w:bottom w:val="single" w:color="000000" w:themeColor="text1" w:sz="4" w:space="0"/>
             </w:tcBorders>
             <w:shd w:val="clear" w:color="auto" w:fill="auto"/>
@@ -13788,7 +13645,7 @@
           <w:left w:val="none" w:color="auto" w:sz="0" w:space="0"/>
           <w:bottom w:val="single" w:color="A4A4A4" w:sz="4" w:space="0"/>
           <w:right w:val="none" w:color="auto" w:sz="0" w:space="0"/>
-          <w:insideH w:val="single" w:color="A4A4A4" w:sz="4" w:space="0"/>
+          <w:insideH w:val="single" w:color="auto" w:sz="4" w:space="0"/>
           <w:insideV w:val="single" w:color="A4A4A4" w:sz="4" w:space="0"/>
         </w:tblBorders>
         <w:tblLayout w:type="fixed"/>
@@ -13814,7 +13671,7 @@
             <w:left w:val="none" w:color="auto" w:sz="0" w:space="0"/>
             <w:bottom w:val="single" w:color="A4A4A4" w:sz="4" w:space="0"/>
             <w:right w:val="none" w:color="auto" w:sz="0" w:space="0"/>
-            <w:insideH w:val="single" w:color="A4A4A4" w:sz="4" w:space="0"/>
+            <w:insideH w:val="single" w:color="auto" w:sz="4" w:space="0"/>
             <w:insideV w:val="single" w:color="A4A4A4" w:sz="4" w:space="0"/>
           </w:tblBorders>
           <w:tblCellMar>
@@ -13835,7 +13692,6 @@
             <w:tcBorders>
               <w:top w:val="nil"/>
               <w:left w:val="nil"/>
-              <w:bottom w:val="nil"/>
               <w:right w:val="nil"/>
             </w:tcBorders>
             <w:shd w:val="clear" w:color="auto" w:fill="00D392"/>
@@ -13881,7 +13737,6 @@
             <w:tcBorders>
               <w:top w:val="nil"/>
               <w:left w:val="nil"/>
-              <w:bottom w:val="nil"/>
               <w:right w:val="nil"/>
             </w:tcBorders>
             <w:shd w:val="clear" w:color="auto" w:fill="00D392"/>
@@ -13927,7 +13782,6 @@
             <w:tcBorders>
               <w:top w:val="nil"/>
               <w:left w:val="nil"/>
-              <w:bottom w:val="nil"/>
               <w:right w:val="nil"/>
             </w:tcBorders>
             <w:shd w:val="clear" w:color="auto" w:fill="00D392"/>
@@ -13975,7 +13829,6 @@
             <w:tcBorders>
               <w:top w:val="nil"/>
               <w:left w:val="nil"/>
-              <w:bottom w:val="nil"/>
               <w:right w:val="nil"/>
             </w:tcBorders>
             <w:shd w:val="clear" w:color="auto" w:fill="00D392"/>
@@ -14024,7 +13877,6 @@
             <w:tcBorders>
               <w:top w:val="nil"/>
               <w:left w:val="nil"/>
-              <w:bottom w:val="nil"/>
               <w:right w:val="nil"/>
             </w:tcBorders>
             <w:shd w:val="clear" w:color="auto" w:fill="00D392"/>
@@ -14072,7 +13924,6 @@
             <w:tcBorders>
               <w:top w:val="nil"/>
               <w:left w:val="nil"/>
-              <w:bottom w:val="nil"/>
               <w:right w:val="nil"/>
             </w:tcBorders>
             <w:shd w:val="clear" w:color="auto" w:fill="00D392"/>
@@ -14148,7 +13999,7 @@
             <w:left w:val="none" w:color="auto" w:sz="0" w:space="0"/>
             <w:bottom w:val="single" w:color="A4A4A4" w:sz="4" w:space="0"/>
             <w:right w:val="none" w:color="auto" w:sz="0" w:space="0"/>
-            <w:insideH w:val="single" w:color="A4A4A4" w:sz="4" w:space="0"/>
+            <w:insideH w:val="single" w:color="auto" w:sz="4" w:space="0"/>
             <w:insideV w:val="single" w:color="A4A4A4" w:sz="4" w:space="0"/>
           </w:tblBorders>
           <w:tblCellMar>
@@ -14159,7 +14010,7 @@
           </w:tblCellMar>
         </w:tblPrEx>
         <w:trPr>
-          <w:trHeight w:val="763" w:hRule="atLeast"/>
+          <w:trHeight w:val="510" w:hRule="atLeast"/>
           <w:jc w:val="center"/>
         </w:trPr>
         <w:tc>
@@ -14167,9 +14018,7 @@
             <w:tcW w:w="5000" w:type="pct"/>
             <w:gridSpan w:val="6"/>
             <w:tcBorders>
-              <w:top w:val="nil"/>
               <w:left w:val="nil"/>
-              <w:bottom w:val="single" w:color="000000" w:themeColor="text1" w:sz="4" w:space="0"/>
               <w:right w:val="nil"/>
             </w:tcBorders>
             <w:shd w:val="clear" w:color="auto" w:fill="auto"/>
@@ -14206,7 +14055,7 @@
             <w:left w:val="none" w:color="auto" w:sz="0" w:space="0"/>
             <w:bottom w:val="single" w:color="A4A4A4" w:sz="4" w:space="0"/>
             <w:right w:val="none" w:color="auto" w:sz="0" w:space="0"/>
-            <w:insideH w:val="single" w:color="A4A4A4" w:sz="4" w:space="0"/>
+            <w:insideH w:val="single" w:color="auto" w:sz="4" w:space="0"/>
             <w:insideV w:val="single" w:color="A4A4A4" w:sz="4" w:space="0"/>
           </w:tblBorders>
           <w:tblCellMar>
@@ -14217,7 +14066,7 @@
           </w:tblCellMar>
         </w:tblPrEx>
         <w:trPr>
-          <w:trHeight w:val="763" w:hRule="atLeast"/>
+          <w:trHeight w:val="510" w:hRule="atLeast"/>
           <w:jc w:val="center"/>
         </w:trPr>
         <w:tc>
@@ -14225,9 +14074,7 @@
             <w:tcW w:w="5000" w:type="pct"/>
             <w:gridSpan w:val="6"/>
             <w:tcBorders>
-              <w:top w:val="single" w:color="000000" w:themeColor="text1" w:sz="4" w:space="0"/>
               <w:left w:val="nil"/>
-              <w:bottom w:val="nil"/>
               <w:right w:val="nil"/>
             </w:tcBorders>
             <w:shd w:val="clear" w:color="auto" w:fill="auto"/>
@@ -14264,7 +14111,7 @@
             <w:left w:val="none" w:color="auto" w:sz="0" w:space="0"/>
             <w:bottom w:val="single" w:color="A4A4A4" w:sz="4" w:space="0"/>
             <w:right w:val="none" w:color="auto" w:sz="0" w:space="0"/>
-            <w:insideH w:val="single" w:color="A4A4A4" w:sz="4" w:space="0"/>
+            <w:insideH w:val="single" w:color="auto" w:sz="4" w:space="0"/>
             <w:insideV w:val="single" w:color="A4A4A4" w:sz="4" w:space="0"/>
           </w:tblBorders>
           <w:tblCellMar>
@@ -14275,16 +14122,15 @@
           </w:tblCellMar>
         </w:tblPrEx>
         <w:trPr>
-          <w:trHeight w:val="1438" w:hRule="atLeast"/>
+          <w:trHeight w:val="510" w:hRule="atLeast"/>
           <w:jc w:val="center"/>
         </w:trPr>
         <w:tc>
           <w:tcPr>
             <w:tcW w:w="1286" w:type="dxa"/>
             <w:tcBorders>
-              <w:top w:val="nil"/>
               <w:left w:val="nil"/>
-              <w:bottom w:val="single" w:color="000000" w:themeColor="text1" w:sz="4" w:space="0"/>
+              <w:bottom w:val="single" w:color="auto" w:sz="4" w:space="0"/>
               <w:right w:val="nil"/>
             </w:tcBorders>
             <w:shd w:val="clear" w:color="auto" w:fill="auto"/>
@@ -14319,9 +14165,8 @@
           <w:tcPr>
             <w:tcW w:w="1780" w:type="dxa"/>
             <w:tcBorders>
-              <w:top w:val="nil"/>
               <w:left w:val="nil"/>
-              <w:bottom w:val="single" w:color="000000" w:themeColor="text1" w:sz="4" w:space="0"/>
+              <w:bottom w:val="single" w:color="auto" w:sz="4" w:space="0"/>
               <w:right w:val="nil"/>
             </w:tcBorders>
             <w:shd w:val="clear" w:color="auto" w:fill="auto"/>
@@ -14354,9 +14199,8 @@
           <w:tcPr>
             <w:tcW w:w="650" w:type="pct"/>
             <w:tcBorders>
-              <w:top w:val="nil"/>
               <w:left w:val="nil"/>
-              <w:bottom w:val="single" w:color="000000" w:themeColor="text1" w:sz="4" w:space="0"/>
+              <w:bottom w:val="single" w:color="auto" w:sz="4" w:space="0"/>
               <w:right w:val="nil"/>
             </w:tcBorders>
             <w:shd w:val="clear" w:color="auto" w:fill="auto"/>
@@ -14387,9 +14231,8 @@
           <w:tcPr>
             <w:tcW w:w="541" w:type="pct"/>
             <w:tcBorders>
-              <w:top w:val="nil"/>
               <w:left w:val="nil"/>
-              <w:bottom w:val="single" w:color="000000" w:themeColor="text1" w:sz="4" w:space="0"/>
+              <w:bottom w:val="single" w:color="auto" w:sz="4" w:space="0"/>
               <w:right w:val="nil"/>
             </w:tcBorders>
             <w:shd w:val="clear" w:color="auto" w:fill="auto"/>
@@ -14419,9 +14262,8 @@
           <w:tcPr>
             <w:tcW w:w="2253" w:type="dxa"/>
             <w:tcBorders>
-              <w:top w:val="nil"/>
               <w:left w:val="nil"/>
-              <w:bottom w:val="single" w:color="000000" w:themeColor="text1" w:sz="4" w:space="0"/>
+              <w:bottom w:val="single" w:color="auto" w:sz="4" w:space="0"/>
               <w:right w:val="nil"/>
             </w:tcBorders>
             <w:shd w:val="clear" w:color="auto" w:fill="auto"/>
@@ -14486,9 +14328,8 @@
           <w:tcPr>
             <w:tcW w:w="2253" w:type="dxa"/>
             <w:tcBorders>
-              <w:top w:val="nil"/>
               <w:left w:val="nil"/>
-              <w:bottom w:val="single" w:color="000000" w:themeColor="text1" w:sz="4" w:space="0"/>
+              <w:bottom w:val="single" w:color="auto" w:sz="4" w:space="0"/>
               <w:right w:val="nil"/>
             </w:tcBorders>
             <w:shd w:val="clear" w:color="auto" w:fill="auto"/>
@@ -14557,7 +14398,7 @@
             <w:left w:val="none" w:color="auto" w:sz="0" w:space="0"/>
             <w:bottom w:val="single" w:color="A4A4A4" w:sz="4" w:space="0"/>
             <w:right w:val="none" w:color="auto" w:sz="0" w:space="0"/>
-            <w:insideH w:val="single" w:color="A4A4A4" w:sz="4" w:space="0"/>
+            <w:insideH w:val="single" w:color="auto" w:sz="4" w:space="0"/>
             <w:insideV w:val="single" w:color="A4A4A4" w:sz="4" w:space="0"/>
           </w:tblBorders>
           <w:tblCellMar>
@@ -14568,7 +14409,7 @@
           </w:tblCellMar>
         </w:tblPrEx>
         <w:trPr>
-          <w:trHeight w:val="769" w:hRule="atLeast"/>
+          <w:trHeight w:val="510" w:hRule="atLeast"/>
           <w:jc w:val="center"/>
         </w:trPr>
         <w:tc>
@@ -14576,9 +14417,8 @@
             <w:tcW w:w="5000" w:type="pct"/>
             <w:gridSpan w:val="6"/>
             <w:tcBorders>
-              <w:top w:val="single" w:color="000000" w:themeColor="text1" w:sz="4" w:space="0"/>
+              <w:top w:val="single" w:color="auto" w:sz="4" w:space="0"/>
               <w:left w:val="nil"/>
-              <w:bottom w:val="single" w:color="000000" w:themeColor="text1" w:sz="4" w:space="0"/>
               <w:right w:val="nil"/>
             </w:tcBorders>
             <w:shd w:val="clear" w:color="auto" w:fill="auto"/>
@@ -14615,7 +14455,7 @@
             <w:left w:val="none" w:color="auto" w:sz="0" w:space="0"/>
             <w:bottom w:val="single" w:color="A4A4A4" w:sz="4" w:space="0"/>
             <w:right w:val="none" w:color="auto" w:sz="0" w:space="0"/>
-            <w:insideH w:val="single" w:color="A4A4A4" w:sz="4" w:space="0"/>
+            <w:insideH w:val="single" w:color="auto" w:sz="4" w:space="0"/>
             <w:insideV w:val="single" w:color="A4A4A4" w:sz="4" w:space="0"/>
           </w:tblBorders>
           <w:tblCellMar>
@@ -14626,7 +14466,7 @@
           </w:tblCellMar>
         </w:tblPrEx>
         <w:trPr>
-          <w:trHeight w:val="769" w:hRule="atLeast"/>
+          <w:trHeight w:val="510" w:hRule="atLeast"/>
           <w:jc w:val="center"/>
         </w:trPr>
         <w:tc>
@@ -14634,9 +14474,7 @@
             <w:tcW w:w="9942" w:type="dxa"/>
             <w:gridSpan w:val="6"/>
             <w:tcBorders>
-              <w:top w:val="single" w:color="000000" w:themeColor="text1" w:sz="4" w:space="0"/>
               <w:left w:val="nil"/>
-              <w:bottom w:val="nil"/>
               <w:right w:val="nil"/>
             </w:tcBorders>
             <w:shd w:val="clear" w:color="auto" w:fill="auto"/>
@@ -14672,7 +14510,7 @@
             <w:left w:val="none" w:color="auto" w:sz="0" w:space="0"/>
             <w:bottom w:val="single" w:color="A4A4A4" w:sz="4" w:space="0"/>
             <w:right w:val="none" w:color="auto" w:sz="0" w:space="0"/>
-            <w:insideH w:val="single" w:color="A4A4A4" w:sz="4" w:space="0"/>
+            <w:insideH w:val="single" w:color="auto" w:sz="4" w:space="0"/>
             <w:insideV w:val="single" w:color="A4A4A4" w:sz="4" w:space="0"/>
           </w:tblBorders>
           <w:tblCellMar>
@@ -14683,7 +14521,7 @@
           </w:tblCellMar>
         </w:tblPrEx>
         <w:trPr>
-          <w:trHeight w:val="769" w:hRule="atLeast"/>
+          <w:trHeight w:val="510" w:hRule="atLeast"/>
           <w:jc w:val="center"/>
         </w:trPr>
         <w:tc>
@@ -14691,9 +14529,7 @@
             <w:tcW w:w="9942" w:type="dxa"/>
             <w:gridSpan w:val="6"/>
             <w:tcBorders>
-              <w:top w:val="nil"/>
               <w:left w:val="nil"/>
-              <w:bottom w:val="single" w:color="000000" w:themeColor="text1" w:sz="4" w:space="0"/>
               <w:right w:val="nil"/>
             </w:tcBorders>
             <w:shd w:val="clear" w:color="auto" w:fill="auto"/>
@@ -14737,7 +14573,7 @@
             <w:left w:val="none" w:color="auto" w:sz="0" w:space="0"/>
             <w:bottom w:val="single" w:color="A4A4A4" w:sz="4" w:space="0"/>
             <w:right w:val="none" w:color="auto" w:sz="0" w:space="0"/>
-            <w:insideH w:val="single" w:color="A4A4A4" w:sz="4" w:space="0"/>
+            <w:insideH w:val="single" w:color="auto" w:sz="4" w:space="0"/>
             <w:insideV w:val="single" w:color="A4A4A4" w:sz="4" w:space="0"/>
           </w:tblBorders>
           <w:tblCellMar>
@@ -14748,7 +14584,7 @@
           </w:tblCellMar>
         </w:tblPrEx>
         <w:trPr>
-          <w:trHeight w:val="769" w:hRule="atLeast"/>
+          <w:trHeight w:val="510" w:hRule="atLeast"/>
           <w:jc w:val="center"/>
         </w:trPr>
         <w:tc>
@@ -14756,7 +14592,6 @@
             <w:tcW w:w="9942" w:type="dxa"/>
             <w:gridSpan w:val="6"/>
             <w:tcBorders>
-              <w:top w:val="single" w:color="000000" w:themeColor="text1" w:sz="4" w:space="0"/>
               <w:left w:val="nil"/>
               <w:bottom w:val="single" w:color="000000" w:themeColor="text1" w:sz="4" w:space="0"/>
               <w:right w:val="nil"/>
@@ -16011,12 +15846,6 @@
             <w:insideH w:val="dotted" w:color="45A3A7" w:sz="4" w:space="0"/>
             <w:insideV w:val="dotted" w:color="45A3A7" w:sz="4" w:space="0"/>
           </w:tblBorders>
-          <w:tblCellMar>
-            <w:top w:w="0" w:type="dxa"/>
-            <w:left w:w="108" w:type="dxa"/>
-            <w:bottom w:w="0" w:type="dxa"/>
-            <w:right w:w="108" w:type="dxa"/>
-          </w:tblCellMar>
         </w:tblPrEx>
         <w:trPr>
           <w:trHeight w:val="417" w:hRule="atLeast"/>
@@ -21380,7 +21209,7 @@
           <w:szCs w:val="18"/>
           <w:lang w:eastAsia="zh-CN"/>
         </w:rPr>
-        <w:t>{% endfor %}{% endif %}{%if geneticCancerRiskInfo %}</w:t>
+        <w:t>{% endfor %}</w:t>
       </w:r>
     </w:p>
     <w:p>
@@ -24347,10 +24176,25 @@
         <w:jc w:val="left"/>
         <w:rPr>
           <w:rFonts w:hint="eastAsia" w:ascii="宋体" w:hAnsi="宋体" w:eastAsia="宋体" w:cs="宋体"/>
+          <w:color w:val="000000"/>
+          <w:kern w:val="0"/>
           <w:sz w:val="13"/>
           <w:szCs w:val="13"/>
+          <w:lang w:val="en-US" w:eastAsia="zh-CN" w:bidi="ar"/>
         </w:rPr>
       </w:pPr>
+      <w:bookmarkStart w:id="33" w:name="_GoBack"/>
+      <w:r>
+        <w:rPr>
+          <w:rFonts w:hint="eastAsia" w:ascii="宋体" w:hAnsi="宋体" w:eastAsia="宋体" w:cs="宋体"/>
+          <w:color w:val="000000"/>
+          <w:kern w:val="0"/>
+          <w:sz w:val="13"/>
+          <w:szCs w:val="13"/>
+          <w:lang w:val="en-US" w:eastAsia="zh-CN" w:bidi="ar"/>
+        </w:rPr>
+        <w:t>{%if BodyDrugDrugDetectionStr or geneticCancerRiskInfo %}</w:t>
+      </w:r>
       <w:r>
         <w:rPr>
           <w:rFonts w:hint="eastAsia" w:ascii="宋体" w:hAnsi="宋体" w:eastAsia="宋体" w:cs="宋体"/>
@@ -24372,8 +24216,11 @@
         <w:jc w:val="left"/>
         <w:rPr>
           <w:rFonts w:hint="eastAsia" w:ascii="宋体" w:hAnsi="宋体" w:eastAsia="宋体" w:cs="宋体"/>
+          <w:color w:val="000000"/>
+          <w:kern w:val="0"/>
           <w:sz w:val="13"/>
           <w:szCs w:val="13"/>
+          <w:lang w:val="en-US" w:eastAsia="zh-CN" w:bidi="ar"/>
         </w:rPr>
       </w:pPr>
       <w:r>
@@ -24397,8 +24244,11 @@
         <w:jc w:val="left"/>
         <w:rPr>
           <w:rFonts w:hint="eastAsia" w:ascii="宋体" w:hAnsi="宋体" w:eastAsia="宋体" w:cs="宋体"/>
+          <w:color w:val="000000"/>
+          <w:kern w:val="0"/>
           <w:sz w:val="13"/>
           <w:szCs w:val="13"/>
+          <w:lang w:val="en-US" w:eastAsia="zh-CN" w:bidi="ar"/>
         </w:rPr>
       </w:pPr>
       <w:r>
@@ -24410,9 +24260,10 @@
           <w:szCs w:val="13"/>
           <w:lang w:val="en-US" w:eastAsia="zh-CN" w:bidi="ar"/>
         </w:rPr>
-        <w:t>3. 入组临床试验之前请登录美国临床药物试验网站：http://www.clinicaltrials.gov，编号NCT码和中国药物试验登记与信息公示平台：http:// www.chinadrugtrials.org.cn 试验编号CTR码，中国试验注册中心：http://www.chictr.org.cn ，试验编号ChiCTR码进行查询和试验信息确认。</w:t>
+        <w:t>3. 入组临床试验之前请登录美国临床药物试验网站：http://www.clinicaltrials.gov，编号NCT码和中国药物试验登记与信息公示平台：http:// www.chinadrugtrials.org.cn 试验编号CTR码，中国试验注册中心：http://www.chictr.org.cn ，试验编号ChiCTR码进行查询和试验信息确认。{% endif %}</w:t>
       </w:r>
     </w:p>
+    <w:bookmarkEnd w:id="33"/>
     <w:p>
       <w:pPr>
         <w:spacing w:before="26"/>
@@ -26934,7 +26785,7 @@
           <w:left w:val="none" w:color="auto" w:sz="0" w:space="0"/>
           <w:bottom w:val="single" w:color="A4A4A4" w:sz="4" w:space="0"/>
           <w:right w:val="none" w:color="auto" w:sz="0" w:space="0"/>
-          <w:insideH w:val="single" w:color="A4A4A4" w:sz="4" w:space="0"/>
+          <w:insideH w:val="single" w:color="auto" w:sz="4" w:space="0"/>
           <w:insideV w:val="single" w:color="A4A4A4" w:sz="4" w:space="0"/>
         </w:tblBorders>
         <w:tblLayout w:type="fixed"/>
@@ -26962,7 +26813,7 @@
             <w:left w:val="none" w:color="auto" w:sz="0" w:space="0"/>
             <w:bottom w:val="single" w:color="A4A4A4" w:sz="4" w:space="0"/>
             <w:right w:val="none" w:color="auto" w:sz="0" w:space="0"/>
-            <w:insideH w:val="single" w:color="A4A4A4" w:sz="4" w:space="0"/>
+            <w:insideH w:val="single" w:color="auto" w:sz="4" w:space="0"/>
             <w:insideV w:val="single" w:color="A4A4A4" w:sz="4" w:space="0"/>
           </w:tblBorders>
           <w:tblCellMar>
@@ -26982,7 +26833,6 @@
             <w:tcW w:w="386" w:type="pct"/>
             <w:tcBorders>
               <w:top w:val="nil"/>
-              <w:bottom w:val="nil"/>
               <w:right w:val="single" w:color="FFFFFF" w:sz="18" w:space="0"/>
             </w:tcBorders>
             <w:shd w:val="clear" w:color="auto" w:fill="00D392"/>
@@ -27031,7 +26881,6 @@
             <w:tcW w:w="1421" w:type="pct"/>
             <w:tcBorders>
               <w:top w:val="nil"/>
-              <w:bottom w:val="nil"/>
               <w:right w:val="single" w:color="FFFFFF" w:sz="18" w:space="0"/>
             </w:tcBorders>
             <w:shd w:val="clear" w:color="auto" w:fill="00D392"/>
@@ -27080,7 +26929,6 @@
             <w:tcBorders>
               <w:top w:val="nil"/>
               <w:left w:val="single" w:color="FFFFFF" w:sz="18" w:space="0"/>
-              <w:bottom w:val="nil"/>
               <w:right w:val="single" w:color="FFFFFF" w:sz="18" w:space="0"/>
             </w:tcBorders>
             <w:shd w:val="clear" w:color="auto" w:fill="00D392"/>
@@ -27128,7 +26976,6 @@
             <w:tcBorders>
               <w:top w:val="nil"/>
               <w:left w:val="single" w:color="FFFFFF" w:sz="18" w:space="0"/>
-              <w:bottom w:val="nil"/>
               <w:right w:val="single" w:color="FFFFFF" w:sz="18" w:space="0"/>
             </w:tcBorders>
             <w:shd w:val="clear" w:color="auto" w:fill="00D392"/>
@@ -27176,7 +27023,6 @@
             <w:tcBorders>
               <w:top w:val="nil"/>
               <w:left w:val="single" w:color="FFFFFF" w:sz="18" w:space="0"/>
-              <w:bottom w:val="nil"/>
               <w:right w:val="single" w:color="FFFFFF" w:sz="18" w:space="0"/>
             </w:tcBorders>
             <w:shd w:val="clear" w:color="auto" w:fill="00D392"/>
@@ -27226,7 +27072,6 @@
             <w:tcBorders>
               <w:top w:val="nil"/>
               <w:left w:val="single" w:color="FFFFFF" w:sz="18" w:space="0"/>
-              <w:bottom w:val="nil"/>
             </w:tcBorders>
             <w:shd w:val="clear" w:color="auto" w:fill="00D392"/>
             <w:vAlign w:val="center"/>
@@ -27275,7 +27120,6 @@
             <w:tcBorders>
               <w:top w:val="nil"/>
               <w:left w:val="single" w:color="FFFFFF" w:sz="18" w:space="0"/>
-              <w:bottom w:val="nil"/>
             </w:tcBorders>
             <w:shd w:val="clear" w:color="auto" w:fill="00D392"/>
             <w:vAlign w:val="center"/>
@@ -27324,7 +27168,6 @@
             <w:tcBorders>
               <w:top w:val="nil"/>
               <w:left w:val="single" w:color="FFFFFF" w:sz="18" w:space="0"/>
-              <w:bottom w:val="nil"/>
             </w:tcBorders>
             <w:shd w:val="clear" w:color="auto" w:fill="00D392"/>
             <w:vAlign w:val="center"/>
@@ -27373,7 +27216,7 @@
             <w:left w:val="none" w:color="auto" w:sz="0" w:space="0"/>
             <w:bottom w:val="single" w:color="A4A4A4" w:sz="4" w:space="0"/>
             <w:right w:val="none" w:color="auto" w:sz="0" w:space="0"/>
-            <w:insideH w:val="single" w:color="A4A4A4" w:sz="4" w:space="0"/>
+            <w:insideH w:val="single" w:color="auto" w:sz="4" w:space="0"/>
             <w:insideV w:val="single" w:color="A4A4A4" w:sz="4" w:space="0"/>
           </w:tblBorders>
           <w:tblCellMar>
@@ -27391,10 +27234,6 @@
           <w:tcPr>
             <w:tcW w:w="5000" w:type="pct"/>
             <w:gridSpan w:val="8"/>
-            <w:tcBorders>
-              <w:top w:val="nil"/>
-              <w:bottom w:val="single" w:color="000000" w:themeColor="text1" w:sz="4" w:space="0"/>
-            </w:tcBorders>
             <w:shd w:val="clear" w:color="auto" w:fill="auto"/>
             <w:vAlign w:val="center"/>
           </w:tcPr>
@@ -27430,7 +27269,7 @@
             <w:left w:val="none" w:color="auto" w:sz="0" w:space="0"/>
             <w:bottom w:val="single" w:color="A4A4A4" w:sz="4" w:space="0"/>
             <w:right w:val="none" w:color="auto" w:sz="0" w:space="0"/>
-            <w:insideH w:val="single" w:color="A4A4A4" w:sz="4" w:space="0"/>
+            <w:insideH w:val="single" w:color="auto" w:sz="4" w:space="0"/>
             <w:insideV w:val="single" w:color="A4A4A4" w:sz="4" w:space="0"/>
           </w:tblBorders>
           <w:tblCellMar>
@@ -27448,10 +27287,6 @@
           <w:tcPr>
             <w:tcW w:w="5000" w:type="pct"/>
             <w:gridSpan w:val="8"/>
-            <w:tcBorders>
-              <w:top w:val="single" w:color="000000" w:themeColor="text1" w:sz="4" w:space="0"/>
-              <w:bottom w:val="nil"/>
-            </w:tcBorders>
             <w:shd w:val="clear" w:color="auto" w:fill="auto"/>
             <w:vAlign w:val="center"/>
           </w:tcPr>
@@ -27487,7 +27322,7 @@
             <w:left w:val="none" w:color="auto" w:sz="0" w:space="0"/>
             <w:bottom w:val="single" w:color="A4A4A4" w:sz="4" w:space="0"/>
             <w:right w:val="none" w:color="auto" w:sz="0" w:space="0"/>
-            <w:insideH w:val="single" w:color="A4A4A4" w:sz="4" w:space="0"/>
+            <w:insideH w:val="single" w:color="auto" w:sz="4" w:space="0"/>
             <w:insideV w:val="single" w:color="A4A4A4" w:sz="4" w:space="0"/>
           </w:tblBorders>
           <w:tblCellMar>
@@ -27505,8 +27340,6 @@
           <w:tcPr>
             <w:tcW w:w="386" w:type="pct"/>
             <w:tcBorders>
-              <w:top w:val="nil"/>
-              <w:bottom w:val="single" w:color="000000" w:themeColor="text1" w:sz="4" w:space="0"/>
               <w:right w:val="nil"/>
             </w:tcBorders>
             <w:shd w:val="clear" w:color="auto" w:fill="auto"/>
@@ -27545,9 +27378,7 @@
           <w:tcPr>
             <w:tcW w:w="1421" w:type="pct"/>
             <w:tcBorders>
-              <w:top w:val="nil"/>
               <w:left w:val="nil"/>
-              <w:bottom w:val="single" w:color="000000" w:themeColor="text1" w:sz="4" w:space="0"/>
               <w:right w:val="nil"/>
             </w:tcBorders>
             <w:shd w:val="clear" w:color="auto" w:fill="auto"/>
@@ -27586,9 +27417,7 @@
           <w:tcPr>
             <w:tcW w:w="719" w:type="pct"/>
             <w:tcBorders>
-              <w:top w:val="nil"/>
               <w:left w:val="nil"/>
-              <w:bottom w:val="single" w:color="000000" w:themeColor="text1" w:sz="4" w:space="0"/>
               <w:right w:val="nil"/>
             </w:tcBorders>
             <w:shd w:val="clear" w:color="auto" w:fill="auto"/>
@@ -27627,9 +27456,7 @@
           <w:tcPr>
             <w:tcW w:w="589" w:type="pct"/>
             <w:tcBorders>
-              <w:top w:val="nil"/>
               <w:left w:val="nil"/>
-              <w:bottom w:val="single" w:color="000000" w:themeColor="text1" w:sz="4" w:space="0"/>
               <w:right w:val="nil"/>
             </w:tcBorders>
             <w:shd w:val="clear" w:color="auto" w:fill="auto"/>
@@ -27663,9 +27490,7 @@
           <w:tcPr>
             <w:tcW w:w="468" w:type="pct"/>
             <w:tcBorders>
-              <w:top w:val="nil"/>
               <w:left w:val="nil"/>
-              <w:bottom w:val="single" w:color="000000" w:themeColor="text1" w:sz="4" w:space="0"/>
               <w:right w:val="nil"/>
             </w:tcBorders>
             <w:shd w:val="clear" w:color="auto" w:fill="auto"/>
@@ -27699,9 +27524,7 @@
           <w:tcPr>
             <w:tcW w:w="606" w:type="pct"/>
             <w:tcBorders>
-              <w:top w:val="nil"/>
               <w:left w:val="nil"/>
-              <w:bottom w:val="single" w:color="000000" w:themeColor="text1" w:sz="4" w:space="0"/>
               <w:right w:val="nil"/>
             </w:tcBorders>
             <w:shd w:val="clear" w:color="auto" w:fill="auto"/>
@@ -27740,9 +27563,7 @@
           <w:tcPr>
             <w:tcW w:w="523" w:type="pct"/>
             <w:tcBorders>
-              <w:top w:val="nil"/>
               <w:left w:val="nil"/>
-              <w:bottom w:val="single" w:color="000000" w:themeColor="text1" w:sz="4" w:space="0"/>
               <w:right w:val="nil"/>
             </w:tcBorders>
             <w:shd w:val="clear" w:color="auto" w:fill="auto"/>
@@ -27781,9 +27602,7 @@
           <w:tcPr>
             <w:tcW w:w="284" w:type="pct"/>
             <w:tcBorders>
-              <w:top w:val="nil"/>
               <w:left w:val="nil"/>
-              <w:bottom w:val="single" w:color="000000" w:themeColor="text1" w:sz="4" w:space="0"/>
             </w:tcBorders>
             <w:shd w:val="clear" w:color="auto" w:fill="auto"/>
             <w:vAlign w:val="center"/>
@@ -27825,7 +27644,7 @@
             <w:left w:val="none" w:color="auto" w:sz="0" w:space="0"/>
             <w:bottom w:val="single" w:color="A4A4A4" w:sz="4" w:space="0"/>
             <w:right w:val="none" w:color="auto" w:sz="0" w:space="0"/>
-            <w:insideH w:val="single" w:color="A4A4A4" w:sz="4" w:space="0"/>
+            <w:insideH w:val="single" w:color="auto" w:sz="4" w:space="0"/>
             <w:insideV w:val="single" w:color="A4A4A4" w:sz="4" w:space="0"/>
           </w:tblBorders>
           <w:tblCellMar>
@@ -27843,10 +27662,6 @@
           <w:tcPr>
             <w:tcW w:w="5000" w:type="pct"/>
             <w:gridSpan w:val="8"/>
-            <w:tcBorders>
-              <w:top w:val="single" w:color="000000" w:themeColor="text1" w:sz="4" w:space="0"/>
-              <w:bottom w:val="single" w:color="000000" w:themeColor="text1" w:sz="4" w:space="0"/>
-            </w:tcBorders>
             <w:shd w:val="clear" w:color="auto" w:fill="auto"/>
             <w:vAlign w:val="center"/>
           </w:tcPr>
@@ -27876,8 +27691,6 @@
               </w:rPr>
               <w:t>{%tr endfor %}</w:t>
             </w:r>
-            <w:bookmarkStart w:id="33" w:name="_GoBack"/>
-            <w:bookmarkEnd w:id="33"/>
           </w:p>
         </w:tc>
       </w:tr>
@@ -27888,7 +27701,7 @@
             <w:left w:val="none" w:color="auto" w:sz="0" w:space="0"/>
             <w:bottom w:val="single" w:color="A4A4A4" w:sz="4" w:space="0"/>
             <w:right w:val="none" w:color="auto" w:sz="0" w:space="0"/>
-            <w:insideH w:val="single" w:color="A4A4A4" w:sz="4" w:space="0"/>
+            <w:insideH w:val="single" w:color="auto" w:sz="4" w:space="0"/>
             <w:insideV w:val="single" w:color="A4A4A4" w:sz="4" w:space="0"/>
           </w:tblBorders>
           <w:tblCellMar>
@@ -27907,7 +27720,6 @@
             <w:tcW w:w="5000" w:type="pct"/>
             <w:gridSpan w:val="8"/>
             <w:tcBorders>
-              <w:top w:val="single" w:color="000000" w:themeColor="text1" w:sz="4" w:space="0"/>
               <w:bottom w:val="single" w:color="000000" w:themeColor="text1" w:sz="4" w:space="0"/>
             </w:tcBorders>
             <w:shd w:val="clear" w:color="auto" w:fill="auto"/>
@@ -28661,13 +28473,13 @@
         </w:rPr>
       </w:pPr>
       <w:bookmarkStart w:id="2" w:name="_Toc1707_WPSOffice_Level1"/>
-      <w:bookmarkStart w:id="3" w:name="_Toc13196_WPSOffice_Level1"/>
-      <w:bookmarkStart w:id="4" w:name="_Toc16594"/>
+      <w:bookmarkStart w:id="3" w:name="_Toc16594"/>
+      <w:bookmarkStart w:id="4" w:name="_Toc13196_WPSOffice_Level1"/>
       <w:bookmarkStart w:id="5" w:name="_Toc21764_WPSOffice_Level1"/>
-      <w:bookmarkStart w:id="6" w:name="_Toc28240"/>
-      <w:bookmarkStart w:id="7" w:name="_Toc2409"/>
+      <w:bookmarkStart w:id="6" w:name="_Toc2409"/>
+      <w:bookmarkStart w:id="7" w:name="_Toc27302"/>
       <w:bookmarkStart w:id="8" w:name="_Toc12505"/>
-      <w:bookmarkStart w:id="9" w:name="_Toc27302"/>
+      <w:bookmarkStart w:id="9" w:name="_Toc28240"/>
       <w:r>
         <w:rPr>
           <w:rFonts w:hint="eastAsia" w:ascii="Times New Roman" w:hAnsi="Times New Roman" w:eastAsia="微软雅黑" w:cs="Times New Roman"/>
@@ -28728,10 +28540,10 @@
           </w14:shadow>
         </w:rPr>
       </w:pPr>
-      <w:bookmarkStart w:id="10" w:name="_Toc149837268"/>
-      <w:bookmarkStart w:id="11" w:name="_Toc19443"/>
-      <w:bookmarkStart w:id="12" w:name="_Toc30346"/>
-      <w:bookmarkStart w:id="13" w:name="_Toc11406"/>
+      <w:bookmarkStart w:id="10" w:name="_Toc19443"/>
+      <w:bookmarkStart w:id="11" w:name="_Toc149837268"/>
+      <w:bookmarkStart w:id="12" w:name="_Toc11406"/>
+      <w:bookmarkStart w:id="13" w:name="_Toc30346"/>
       <w:r>
         <w:rPr>
           <w:rFonts w:hint="eastAsia" w:ascii="Times New Roman" w:hAnsi="Times New Roman" w:eastAsia="微软雅黑" w:cs="Times New Roman"/>
@@ -28954,7 +28766,7 @@
           <w:left w:val="single" w:color="416AAB" w:sz="24" w:space="0"/>
           <w:bottom w:val="single" w:color="416AAB" w:sz="24" w:space="0"/>
           <w:right w:val="single" w:color="416AAB" w:sz="24" w:space="0"/>
-          <w:insideH w:val="single" w:color="416AAB" w:sz="24" w:space="0"/>
+          <w:insideH w:val="single" w:color="auto" w:sz="4" w:space="0"/>
           <w:insideV w:val="single" w:color="416AAB" w:sz="24" w:space="0"/>
         </w:tblBorders>
         <w:tblLayout w:type="fixed"/>
@@ -28979,7 +28791,7 @@
             <w:left w:val="single" w:color="416AAB" w:sz="24" w:space="0"/>
             <w:bottom w:val="single" w:color="416AAB" w:sz="24" w:space="0"/>
             <w:right w:val="single" w:color="416AAB" w:sz="24" w:space="0"/>
-            <w:insideH w:val="single" w:color="416AAB" w:sz="24" w:space="0"/>
+            <w:insideH w:val="single" w:color="auto" w:sz="4" w:space="0"/>
             <w:insideV w:val="single" w:color="416AAB" w:sz="24" w:space="0"/>
           </w:tblBorders>
           <w:tblCellMar>
@@ -28999,7 +28811,6 @@
             <w:tcBorders>
               <w:top w:val="nil"/>
               <w:left w:val="nil"/>
-              <w:bottom w:val="nil"/>
               <w:right w:val="nil"/>
             </w:tcBorders>
             <w:shd w:val="clear" w:color="auto" w:fill="00D392"/>
@@ -29047,7 +28858,6 @@
             <w:tcBorders>
               <w:top w:val="nil"/>
               <w:left w:val="nil"/>
-              <w:bottom w:val="nil"/>
               <w:right w:val="nil"/>
             </w:tcBorders>
             <w:shd w:val="clear" w:color="auto" w:fill="00D392"/>
@@ -29095,7 +28905,6 @@
             <w:tcBorders>
               <w:top w:val="nil"/>
               <w:left w:val="nil"/>
-              <w:bottom w:val="nil"/>
               <w:right w:val="nil"/>
             </w:tcBorders>
             <w:shd w:val="clear" w:color="auto" w:fill="00D392"/>
@@ -29144,7 +28953,6 @@
             <w:tcBorders>
               <w:top w:val="nil"/>
               <w:left w:val="nil"/>
-              <w:bottom w:val="nil"/>
               <w:right w:val="nil"/>
             </w:tcBorders>
             <w:shd w:val="clear" w:color="auto" w:fill="00D392"/>
@@ -29194,7 +29002,7 @@
             <w:left w:val="single" w:color="416AAB" w:sz="24" w:space="0"/>
             <w:bottom w:val="single" w:color="416AAB" w:sz="24" w:space="0"/>
             <w:right w:val="single" w:color="416AAB" w:sz="24" w:space="0"/>
-            <w:insideH w:val="single" w:color="416AAB" w:sz="24" w:space="0"/>
+            <w:insideH w:val="single" w:color="auto" w:sz="4" w:space="0"/>
             <w:insideV w:val="single" w:color="416AAB" w:sz="24" w:space="0"/>
           </w:tblBorders>
           <w:tblCellMar>
@@ -29212,9 +29020,7 @@
           <w:tcPr>
             <w:tcW w:w="1984" w:type="dxa"/>
             <w:tcBorders>
-              <w:top w:val="nil"/>
               <w:left w:val="nil"/>
-              <w:bottom w:val="single" w:color="000000" w:themeColor="text1" w:sz="4" w:space="0"/>
               <w:right w:val="nil"/>
             </w:tcBorders>
             <w:shd w:val="clear" w:color="auto" w:fill="auto"/>
@@ -29250,9 +29056,7 @@
           <w:tcPr>
             <w:tcW w:w="2717" w:type="dxa"/>
             <w:tcBorders>
-              <w:top w:val="nil"/>
               <w:left w:val="nil"/>
-              <w:bottom w:val="single" w:color="000000" w:themeColor="text1" w:sz="4" w:space="0"/>
               <w:right w:val="nil"/>
             </w:tcBorders>
             <w:shd w:val="clear" w:color="auto" w:fill="auto"/>
@@ -29284,9 +29088,7 @@
           <w:tcPr>
             <w:tcW w:w="2378" w:type="dxa"/>
             <w:tcBorders>
-              <w:top w:val="nil"/>
               <w:left w:val="nil"/>
-              <w:bottom w:val="single" w:color="000000" w:themeColor="text1" w:sz="4" w:space="0"/>
               <w:right w:val="nil"/>
             </w:tcBorders>
             <w:shd w:val="clear" w:color="auto" w:fill="auto"/>
@@ -29318,9 +29120,7 @@
             <w:tcW w:w="2731" w:type="dxa"/>
             <w:gridSpan w:val="2"/>
             <w:tcBorders>
-              <w:top w:val="nil"/>
               <w:left w:val="nil"/>
-              <w:bottom w:val="single" w:color="000000" w:themeColor="text1" w:sz="4" w:space="0"/>
               <w:right w:val="nil"/>
             </w:tcBorders>
             <w:shd w:val="clear" w:color="auto" w:fill="auto"/>
@@ -29356,7 +29156,7 @@
             <w:left w:val="single" w:color="416AAB" w:sz="24" w:space="0"/>
             <w:bottom w:val="single" w:color="416AAB" w:sz="24" w:space="0"/>
             <w:right w:val="single" w:color="416AAB" w:sz="24" w:space="0"/>
-            <w:insideH w:val="single" w:color="416AAB" w:sz="24" w:space="0"/>
+            <w:insideH w:val="single" w:color="auto" w:sz="4" w:space="0"/>
             <w:insideV w:val="single" w:color="416AAB" w:sz="24" w:space="0"/>
           </w:tblBorders>
           <w:tblCellMar>
@@ -29375,9 +29175,7 @@
             <w:tcW w:w="1984" w:type="dxa"/>
             <w:vMerge w:val="restart"/>
             <w:tcBorders>
-              <w:top w:val="single" w:color="000000" w:themeColor="text1" w:sz="4" w:space="0"/>
               <w:left w:val="nil"/>
-              <w:bottom w:val="single" w:color="000000" w:themeColor="text1" w:sz="4" w:space="0"/>
               <w:right w:val="nil"/>
             </w:tcBorders>
             <w:shd w:val="clear" w:color="auto" w:fill="auto"/>
@@ -29413,9 +29211,7 @@
           <w:tcPr>
             <w:tcW w:w="2717" w:type="dxa"/>
             <w:tcBorders>
-              <w:top w:val="single" w:color="000000" w:themeColor="text1" w:sz="4" w:space="0"/>
               <w:left w:val="nil"/>
-              <w:bottom w:val="single" w:color="000000" w:themeColor="text1" w:sz="4" w:space="0"/>
               <w:right w:val="nil"/>
             </w:tcBorders>
             <w:shd w:val="clear" w:color="auto" w:fill="auto"/>
@@ -29447,9 +29243,7 @@
           <w:tcPr>
             <w:tcW w:w="2378" w:type="dxa"/>
             <w:tcBorders>
-              <w:top w:val="single" w:color="000000" w:themeColor="text1" w:sz="4" w:space="0"/>
               <w:left w:val="nil"/>
-              <w:bottom w:val="single" w:color="000000" w:themeColor="text1" w:sz="4" w:space="0"/>
               <w:right w:val="nil"/>
             </w:tcBorders>
             <w:shd w:val="clear" w:color="auto" w:fill="auto"/>
@@ -29481,9 +29275,7 @@
             <w:tcW w:w="2731" w:type="dxa"/>
             <w:gridSpan w:val="2"/>
             <w:tcBorders>
-              <w:top w:val="single" w:color="000000" w:themeColor="text1" w:sz="4" w:space="0"/>
               <w:left w:val="nil"/>
-              <w:bottom w:val="single" w:color="000000" w:themeColor="text1" w:sz="4" w:space="0"/>
               <w:right w:val="nil"/>
             </w:tcBorders>
             <w:shd w:val="clear" w:color="auto" w:fill="auto"/>
@@ -29553,7 +29345,7 @@
             <w:left w:val="single" w:color="416AAB" w:sz="24" w:space="0"/>
             <w:bottom w:val="single" w:color="416AAB" w:sz="24" w:space="0"/>
             <w:right w:val="single" w:color="416AAB" w:sz="24" w:space="0"/>
-            <w:insideH w:val="single" w:color="416AAB" w:sz="24" w:space="0"/>
+            <w:insideH w:val="single" w:color="auto" w:sz="4" w:space="0"/>
             <w:insideV w:val="single" w:color="416AAB" w:sz="24" w:space="0"/>
           </w:tblBorders>
           <w:tblCellMar>
@@ -29572,9 +29364,7 @@
             <w:tcW w:w="1984" w:type="dxa"/>
             <w:vMerge w:val="continue"/>
             <w:tcBorders>
-              <w:top w:val="single" w:color="000000" w:themeColor="text1" w:sz="4" w:space="0"/>
               <w:left w:val="nil"/>
-              <w:bottom w:val="single" w:color="000000" w:themeColor="text1" w:sz="4" w:space="0"/>
               <w:right w:val="nil"/>
             </w:tcBorders>
             <w:shd w:val="clear" w:color="auto" w:fill="auto"/>
@@ -29596,9 +29386,7 @@
           <w:tcPr>
             <w:tcW w:w="2717" w:type="dxa"/>
             <w:tcBorders>
-              <w:top w:val="single" w:color="000000" w:themeColor="text1" w:sz="4" w:space="0"/>
               <w:left w:val="nil"/>
-              <w:bottom w:val="single" w:color="000000" w:themeColor="text1" w:sz="4" w:space="0"/>
               <w:right w:val="nil"/>
             </w:tcBorders>
             <w:shd w:val="clear" w:color="auto" w:fill="auto"/>
@@ -29630,9 +29418,7 @@
           <w:tcPr>
             <w:tcW w:w="2378" w:type="dxa"/>
             <w:tcBorders>
-              <w:top w:val="single" w:color="000000" w:themeColor="text1" w:sz="4" w:space="0"/>
               <w:left w:val="nil"/>
-              <w:bottom w:val="single" w:color="000000" w:themeColor="text1" w:sz="4" w:space="0"/>
               <w:right w:val="nil"/>
             </w:tcBorders>
             <w:shd w:val="clear" w:color="auto" w:fill="auto"/>
@@ -29664,9 +29450,7 @@
             <w:tcW w:w="2731" w:type="dxa"/>
             <w:gridSpan w:val="2"/>
             <w:tcBorders>
-              <w:top w:val="single" w:color="000000" w:themeColor="text1" w:sz="4" w:space="0"/>
               <w:left w:val="nil"/>
-              <w:bottom w:val="single" w:color="000000" w:themeColor="text1" w:sz="4" w:space="0"/>
               <w:right w:val="nil"/>
             </w:tcBorders>
             <w:shd w:val="clear" w:color="auto" w:fill="auto"/>
@@ -29702,7 +29486,7 @@
             <w:left w:val="single" w:color="416AAB" w:sz="24" w:space="0"/>
             <w:bottom w:val="single" w:color="416AAB" w:sz="24" w:space="0"/>
             <w:right w:val="single" w:color="416AAB" w:sz="24" w:space="0"/>
-            <w:insideH w:val="single" w:color="416AAB" w:sz="24" w:space="0"/>
+            <w:insideH w:val="single" w:color="auto" w:sz="4" w:space="0"/>
             <w:insideV w:val="single" w:color="416AAB" w:sz="24" w:space="0"/>
           </w:tblBorders>
           <w:tblCellMar>
@@ -29721,9 +29505,7 @@
             <w:tcW w:w="1984" w:type="dxa"/>
             <w:vMerge w:val="restart"/>
             <w:tcBorders>
-              <w:top w:val="single" w:color="000000" w:themeColor="text1" w:sz="4" w:space="0"/>
               <w:left w:val="nil"/>
-              <w:bottom w:val="single" w:color="000000" w:themeColor="text1" w:sz="4" w:space="0"/>
               <w:right w:val="nil"/>
             </w:tcBorders>
             <w:shd w:val="clear" w:color="auto" w:fill="auto"/>
@@ -29759,9 +29541,7 @@
           <w:tcPr>
             <w:tcW w:w="2717" w:type="dxa"/>
             <w:tcBorders>
-              <w:top w:val="single" w:color="000000" w:themeColor="text1" w:sz="4" w:space="0"/>
               <w:left w:val="nil"/>
-              <w:bottom w:val="single" w:color="000000" w:themeColor="text1" w:sz="4" w:space="0"/>
               <w:right w:val="nil"/>
             </w:tcBorders>
             <w:shd w:val="clear" w:color="auto" w:fill="auto"/>
@@ -29793,9 +29573,7 @@
           <w:tcPr>
             <w:tcW w:w="2378" w:type="dxa"/>
             <w:tcBorders>
-              <w:top w:val="single" w:color="000000" w:themeColor="text1" w:sz="4" w:space="0"/>
               <w:left w:val="nil"/>
-              <w:bottom w:val="single" w:color="000000" w:themeColor="text1" w:sz="4" w:space="0"/>
               <w:right w:val="nil"/>
             </w:tcBorders>
             <w:shd w:val="clear" w:color="auto" w:fill="auto"/>
@@ -29828,9 +29606,7 @@
             <w:tcW w:w="2731" w:type="dxa"/>
             <w:gridSpan w:val="2"/>
             <w:tcBorders>
-              <w:top w:val="single" w:color="000000" w:themeColor="text1" w:sz="4" w:space="0"/>
               <w:left w:val="nil"/>
-              <w:bottom w:val="single" w:color="000000" w:themeColor="text1" w:sz="4" w:space="0"/>
               <w:right w:val="nil"/>
             </w:tcBorders>
             <w:shd w:val="clear" w:color="auto" w:fill="auto"/>
@@ -29921,7 +29697,7 @@
             <w:left w:val="single" w:color="416AAB" w:sz="24" w:space="0"/>
             <w:bottom w:val="single" w:color="416AAB" w:sz="24" w:space="0"/>
             <w:right w:val="single" w:color="416AAB" w:sz="24" w:space="0"/>
-            <w:insideH w:val="single" w:color="416AAB" w:sz="24" w:space="0"/>
+            <w:insideH w:val="single" w:color="auto" w:sz="4" w:space="0"/>
             <w:insideV w:val="single" w:color="416AAB" w:sz="24" w:space="0"/>
           </w:tblBorders>
           <w:tblCellMar>
@@ -29940,9 +29716,7 @@
             <w:tcW w:w="1984" w:type="dxa"/>
             <w:vMerge w:val="continue"/>
             <w:tcBorders>
-              <w:top w:val="single" w:color="000000" w:themeColor="text1" w:sz="4" w:space="0"/>
               <w:left w:val="nil"/>
-              <w:bottom w:val="single" w:color="000000" w:themeColor="text1" w:sz="4" w:space="0"/>
               <w:right w:val="nil"/>
             </w:tcBorders>
             <w:shd w:val="clear" w:color="auto" w:fill="auto"/>
@@ -29964,9 +29738,7 @@
           <w:tcPr>
             <w:tcW w:w="2717" w:type="dxa"/>
             <w:tcBorders>
-              <w:top w:val="single" w:color="000000" w:themeColor="text1" w:sz="4" w:space="0"/>
               <w:left w:val="nil"/>
-              <w:bottom w:val="single" w:color="000000" w:themeColor="text1" w:sz="4" w:space="0"/>
               <w:right w:val="nil"/>
             </w:tcBorders>
             <w:shd w:val="clear" w:color="auto" w:fill="auto"/>
@@ -29998,9 +29770,7 @@
           <w:tcPr>
             <w:tcW w:w="2378" w:type="dxa"/>
             <w:tcBorders>
-              <w:top w:val="single" w:color="000000" w:themeColor="text1" w:sz="4" w:space="0"/>
               <w:left w:val="nil"/>
-              <w:bottom w:val="single" w:color="000000" w:themeColor="text1" w:sz="4" w:space="0"/>
               <w:right w:val="nil"/>
             </w:tcBorders>
             <w:shd w:val="clear" w:color="auto" w:fill="auto"/>
@@ -30033,9 +29803,7 @@
             <w:tcW w:w="2731" w:type="dxa"/>
             <w:gridSpan w:val="2"/>
             <w:tcBorders>
-              <w:top w:val="single" w:color="000000" w:themeColor="text1" w:sz="4" w:space="0"/>
               <w:left w:val="nil"/>
-              <w:bottom w:val="single" w:color="000000" w:themeColor="text1" w:sz="4" w:space="0"/>
               <w:right w:val="nil"/>
             </w:tcBorders>
             <w:shd w:val="clear" w:color="auto" w:fill="auto"/>
@@ -30071,7 +29839,7 @@
             <w:left w:val="single" w:color="416AAB" w:sz="24" w:space="0"/>
             <w:bottom w:val="single" w:color="416AAB" w:sz="24" w:space="0"/>
             <w:right w:val="single" w:color="416AAB" w:sz="24" w:space="0"/>
-            <w:insideH w:val="single" w:color="416AAB" w:sz="24" w:space="0"/>
+            <w:insideH w:val="single" w:color="auto" w:sz="4" w:space="0"/>
             <w:insideV w:val="single" w:color="416AAB" w:sz="24" w:space="0"/>
           </w:tblBorders>
           <w:tblCellMar>
@@ -30090,9 +29858,7 @@
             <w:tcW w:w="1984" w:type="dxa"/>
             <w:vMerge w:val="continue"/>
             <w:tcBorders>
-              <w:top w:val="single" w:color="000000" w:themeColor="text1" w:sz="4" w:space="0"/>
               <w:left w:val="nil"/>
-              <w:bottom w:val="single" w:color="000000" w:themeColor="text1" w:sz="4" w:space="0"/>
               <w:right w:val="nil"/>
             </w:tcBorders>
             <w:shd w:val="clear" w:color="auto" w:fill="auto"/>
@@ -30114,9 +29880,7 @@
           <w:tcPr>
             <w:tcW w:w="2717" w:type="dxa"/>
             <w:tcBorders>
-              <w:top w:val="single" w:color="000000" w:themeColor="text1" w:sz="4" w:space="0"/>
               <w:left w:val="nil"/>
-              <w:bottom w:val="single" w:color="000000" w:themeColor="text1" w:sz="4" w:space="0"/>
               <w:right w:val="nil"/>
             </w:tcBorders>
             <w:shd w:val="clear" w:color="auto" w:fill="auto"/>
@@ -30148,9 +29912,7 @@
           <w:tcPr>
             <w:tcW w:w="2378" w:type="dxa"/>
             <w:tcBorders>
-              <w:top w:val="single" w:color="000000" w:themeColor="text1" w:sz="4" w:space="0"/>
               <w:left w:val="nil"/>
-              <w:bottom w:val="single" w:color="000000" w:themeColor="text1" w:sz="4" w:space="0"/>
               <w:right w:val="nil"/>
             </w:tcBorders>
             <w:shd w:val="clear" w:color="auto" w:fill="auto"/>
@@ -30183,9 +29945,7 @@
             <w:tcW w:w="2731" w:type="dxa"/>
             <w:gridSpan w:val="2"/>
             <w:tcBorders>
-              <w:top w:val="single" w:color="000000" w:themeColor="text1" w:sz="4" w:space="0"/>
               <w:left w:val="nil"/>
-              <w:bottom w:val="single" w:color="000000" w:themeColor="text1" w:sz="4" w:space="0"/>
               <w:right w:val="nil"/>
             </w:tcBorders>
             <w:shd w:val="clear" w:color="auto" w:fill="auto"/>
@@ -30221,7 +29981,7 @@
             <w:left w:val="single" w:color="416AAB" w:sz="24" w:space="0"/>
             <w:bottom w:val="single" w:color="416AAB" w:sz="24" w:space="0"/>
             <w:right w:val="single" w:color="416AAB" w:sz="24" w:space="0"/>
-            <w:insideH w:val="single" w:color="416AAB" w:sz="24" w:space="0"/>
+            <w:insideH w:val="single" w:color="auto" w:sz="4" w:space="0"/>
             <w:insideV w:val="single" w:color="416AAB" w:sz="24" w:space="0"/>
           </w:tblBorders>
           <w:tblCellMar>
@@ -30240,9 +30000,7 @@
             <w:tcW w:w="1984" w:type="dxa"/>
             <w:vMerge w:val="continue"/>
             <w:tcBorders>
-              <w:top w:val="single" w:color="000000" w:themeColor="text1" w:sz="4" w:space="0"/>
               <w:left w:val="nil"/>
-              <w:bottom w:val="single" w:color="000000" w:themeColor="text1" w:sz="4" w:space="0"/>
               <w:right w:val="nil"/>
             </w:tcBorders>
             <w:shd w:val="clear" w:color="auto" w:fill="auto"/>
@@ -30264,9 +30022,7 @@
           <w:tcPr>
             <w:tcW w:w="2717" w:type="dxa"/>
             <w:tcBorders>
-              <w:top w:val="single" w:color="000000" w:themeColor="text1" w:sz="4" w:space="0"/>
               <w:left w:val="nil"/>
-              <w:bottom w:val="single" w:color="000000" w:themeColor="text1" w:sz="4" w:space="0"/>
               <w:right w:val="nil"/>
             </w:tcBorders>
             <w:shd w:val="clear" w:color="auto" w:fill="auto"/>
@@ -30298,9 +30054,7 @@
           <w:tcPr>
             <w:tcW w:w="2378" w:type="dxa"/>
             <w:tcBorders>
-              <w:top w:val="single" w:color="000000" w:themeColor="text1" w:sz="4" w:space="0"/>
               <w:left w:val="nil"/>
-              <w:bottom w:val="single" w:color="000000" w:themeColor="text1" w:sz="4" w:space="0"/>
               <w:right w:val="nil"/>
             </w:tcBorders>
             <w:shd w:val="clear" w:color="auto" w:fill="auto"/>
@@ -30334,9 +30088,7 @@
             <w:tcW w:w="2731" w:type="dxa"/>
             <w:gridSpan w:val="2"/>
             <w:tcBorders>
-              <w:top w:val="single" w:color="000000" w:themeColor="text1" w:sz="4" w:space="0"/>
               <w:left w:val="nil"/>
-              <w:bottom w:val="single" w:color="000000" w:themeColor="text1" w:sz="4" w:space="0"/>
               <w:right w:val="nil"/>
             </w:tcBorders>
             <w:shd w:val="clear" w:color="auto" w:fill="auto"/>
@@ -30372,7 +30124,7 @@
             <w:left w:val="single" w:color="416AAB" w:sz="24" w:space="0"/>
             <w:bottom w:val="single" w:color="416AAB" w:sz="24" w:space="0"/>
             <w:right w:val="single" w:color="416AAB" w:sz="24" w:space="0"/>
-            <w:insideH w:val="single" w:color="416AAB" w:sz="24" w:space="0"/>
+            <w:insideH w:val="single" w:color="auto" w:sz="4" w:space="0"/>
             <w:insideV w:val="single" w:color="416AAB" w:sz="24" w:space="0"/>
           </w:tblBorders>
           <w:tblCellMar>
@@ -30392,7 +30144,6 @@
           <w:tcPr>
             <w:tcW w:w="1984" w:type="dxa"/>
             <w:tcBorders>
-              <w:top w:val="single" w:color="000000" w:themeColor="text1" w:sz="4" w:space="0"/>
               <w:left w:val="nil"/>
               <w:bottom w:val="single" w:color="000000" w:themeColor="text1" w:sz="4" w:space="0"/>
               <w:right w:val="nil"/>
@@ -30431,7 +30182,6 @@
             <w:tcW w:w="7807" w:type="dxa"/>
             <w:gridSpan w:val="3"/>
             <w:tcBorders>
-              <w:top w:val="single" w:color="000000" w:themeColor="text1" w:sz="4" w:space="0"/>
               <w:left w:val="nil"/>
               <w:bottom w:val="single" w:color="000000" w:themeColor="text1" w:sz="4" w:space="0"/>
               <w:right w:val="nil"/>
@@ -31455,14 +31205,14 @@
           <w:lang w:eastAsia="zh-CN"/>
         </w:rPr>
       </w:pPr>
-      <w:bookmarkStart w:id="14" w:name="_Toc3409"/>
-      <w:bookmarkStart w:id="15" w:name="_Toc15114"/>
-      <w:bookmarkStart w:id="16" w:name="_Toc27693"/>
-      <w:bookmarkStart w:id="17" w:name="_Toc20924"/>
-      <w:bookmarkStart w:id="18" w:name="_Toc28454_WPSOffice_Level1"/>
-      <w:bookmarkStart w:id="19" w:name="_Toc31185"/>
+      <w:bookmarkStart w:id="14" w:name="_Toc15114"/>
+      <w:bookmarkStart w:id="15" w:name="_Toc3409"/>
+      <w:bookmarkStart w:id="16" w:name="_Toc20170_WPSOffice_Level1"/>
+      <w:bookmarkStart w:id="17" w:name="_Toc28454_WPSOffice_Level1"/>
+      <w:bookmarkStart w:id="18" w:name="_Toc31185"/>
+      <w:bookmarkStart w:id="19" w:name="_Toc27693"/>
       <w:bookmarkStart w:id="20" w:name="_Toc26985_WPSOffice_Level1"/>
-      <w:bookmarkStart w:id="21" w:name="_Toc20170_WPSOffice_Level1"/>
+      <w:bookmarkStart w:id="21" w:name="_Toc20924"/>
       <w:r>
         <w:rPr>
           <w:rFonts w:hint="default" w:ascii="Times New Roman" w:hAnsi="Times New Roman" w:eastAsia="宋体" w:cs="Times New Roman"/>
@@ -32353,12 +32103,12 @@
       <w:bookmarkEnd w:id="19"/>
       <w:bookmarkEnd w:id="20"/>
       <w:bookmarkEnd w:id="21"/>
-      <w:bookmarkStart w:id="22" w:name="_Toc22162_WPSOffice_Level1"/>
-      <w:bookmarkStart w:id="23" w:name="_Toc19584_WPSOffice_Level1"/>
-      <w:bookmarkStart w:id="24" w:name="_Toc14611_WPSOffice_Level1"/>
-      <w:bookmarkStart w:id="25" w:name="_Toc22623"/>
-      <w:bookmarkStart w:id="26" w:name="_Toc17792_WPSOffice_Level2"/>
-      <w:bookmarkStart w:id="27" w:name="_Toc13275"/>
+      <w:bookmarkStart w:id="22" w:name="_Toc17792_WPSOffice_Level2"/>
+      <w:bookmarkStart w:id="23" w:name="_Toc22162_WPSOffice_Level1"/>
+      <w:bookmarkStart w:id="24" w:name="_Toc19584_WPSOffice_Level1"/>
+      <w:bookmarkStart w:id="25" w:name="_Toc14611_WPSOffice_Level1"/>
+      <w:bookmarkStart w:id="26" w:name="_Toc13275"/>
+      <w:bookmarkStart w:id="27" w:name="_Toc22623"/>
     </w:p>
     <w:p>
       <w:pPr>

--- a/WebContent/docx/泛癌种86基因报告-济南中心.docx
+++ b/WebContent/docx/泛癌种86基因报告-济南中心.docx
@@ -932,7 +932,7 @@
               <w:snapToGrid/>
               <w:spacing w:before="0" w:beforeLines="50" w:after="0" w:afterLines="50"/>
               <w:ind w:left="63" w:leftChars="30" w:right="63" w:rightChars="30"/>
-              <w:jc w:val="both"/>
+              <w:jc w:val="center"/>
               <w:textAlignment w:val="auto"/>
               <w:rPr>
                 <w:rFonts w:hint="default" w:ascii="Times New Roman" w:hAnsi="Times New Roman" w:eastAsia="宋体" w:cs="Times New Roman"/>
@@ -1045,7 +1045,7 @@
               <w:snapToGrid/>
               <w:spacing w:before="0" w:beforeLines="50" w:after="0" w:afterLines="50"/>
               <w:ind w:left="63" w:leftChars="30" w:right="63" w:rightChars="30"/>
-              <w:jc w:val="left"/>
+              <w:jc w:val="center"/>
               <w:textAlignment w:val="auto"/>
               <w:rPr>
                 <w:rFonts w:hint="default" w:ascii="Times New Roman" w:hAnsi="Times New Roman" w:eastAsia="宋体" w:cs="Times New Roman"/>
@@ -1157,7 +1157,7 @@
               <w:snapToGrid/>
               <w:spacing w:before="0" w:beforeLines="50" w:after="0" w:afterLines="50"/>
               <w:ind w:left="63" w:leftChars="30" w:right="63" w:rightChars="30"/>
-              <w:jc w:val="left"/>
+              <w:jc w:val="center"/>
               <w:textAlignment w:val="auto"/>
               <w:rPr>
                 <w:rFonts w:hint="default" w:ascii="Times New Roman" w:hAnsi="Times New Roman" w:eastAsia="宋体" w:cs="Times New Roman"/>
@@ -1292,7 +1292,7 @@
               <w:snapToGrid/>
               <w:spacing w:before="0" w:beforeLines="50" w:after="0" w:afterLines="50"/>
               <w:ind w:left="63" w:leftChars="30" w:right="63" w:rightChars="30"/>
-              <w:jc w:val="both"/>
+              <w:jc w:val="center"/>
               <w:textAlignment w:val="auto"/>
               <w:rPr>
                 <w:rFonts w:hint="default" w:ascii="Times New Roman" w:hAnsi="Times New Roman" w:eastAsia="宋体" w:cs="Times New Roman"/>
@@ -1405,7 +1405,7 @@
               <w:snapToGrid/>
               <w:spacing w:before="0" w:beforeLines="50" w:after="0" w:afterLines="50"/>
               <w:ind w:left="63" w:leftChars="30" w:right="63" w:rightChars="30"/>
-              <w:jc w:val="left"/>
+              <w:jc w:val="center"/>
               <w:textAlignment w:val="auto"/>
               <w:rPr>
                 <w:rFonts w:hint="default" w:ascii="Times New Roman" w:hAnsi="Times New Roman" w:eastAsia="宋体" w:cs="Times New Roman"/>
@@ -1517,7 +1517,7 @@
               <w:snapToGrid/>
               <w:spacing w:before="0" w:beforeLines="50" w:after="0" w:afterLines="50"/>
               <w:ind w:left="63" w:leftChars="30" w:right="63" w:rightChars="30"/>
-              <w:jc w:val="left"/>
+              <w:jc w:val="center"/>
               <w:textAlignment w:val="auto"/>
               <w:rPr>
                 <w:rFonts w:hint="default" w:ascii="Times New Roman" w:hAnsi="Times New Roman" w:eastAsia="宋体" w:cs="Times New Roman"/>
@@ -1652,7 +1652,7 @@
               <w:snapToGrid/>
               <w:spacing w:before="0" w:beforeLines="50" w:after="0" w:afterLines="50"/>
               <w:ind w:left="63" w:leftChars="30" w:right="63" w:rightChars="30"/>
-              <w:jc w:val="both"/>
+              <w:jc w:val="center"/>
               <w:textAlignment w:val="auto"/>
               <w:rPr>
                 <w:rFonts w:hint="default" w:ascii="Times New Roman" w:hAnsi="Times New Roman" w:eastAsia="宋体" w:cs="Times New Roman"/>
@@ -1765,7 +1765,7 @@
               <w:snapToGrid/>
               <w:spacing w:before="0" w:beforeLines="50" w:after="0" w:afterLines="50"/>
               <w:ind w:left="63" w:leftChars="30" w:right="63" w:rightChars="30"/>
-              <w:jc w:val="both"/>
+              <w:jc w:val="center"/>
               <w:textAlignment w:val="auto"/>
               <w:rPr>
                 <w:rFonts w:hint="default" w:ascii="Times New Roman" w:hAnsi="Times New Roman" w:eastAsia="宋体" w:cs="Times New Roman"/>
@@ -1877,7 +1877,7 @@
               <w:snapToGrid/>
               <w:spacing w:before="0" w:beforeLines="50" w:after="0" w:afterLines="50"/>
               <w:ind w:left="63" w:leftChars="30" w:right="63" w:rightChars="30"/>
-              <w:jc w:val="both"/>
+              <w:jc w:val="center"/>
               <w:textAlignment w:val="auto"/>
               <w:rPr>
                 <w:rFonts w:hint="default" w:ascii="Times New Roman" w:hAnsi="Times New Roman" w:eastAsia="宋体" w:cs="Times New Roman"/>
@@ -2012,7 +2012,7 @@
               <w:snapToGrid/>
               <w:spacing w:before="0" w:beforeLines="50" w:after="0" w:afterLines="50"/>
               <w:ind w:left="63" w:leftChars="30" w:right="63" w:rightChars="30"/>
-              <w:jc w:val="left"/>
+              <w:jc w:val="center"/>
               <w:textAlignment w:val="auto"/>
               <w:rPr>
                 <w:rFonts w:hint="default" w:ascii="Times New Roman" w:hAnsi="Times New Roman" w:eastAsia="宋体" w:cs="Times New Roman"/>
@@ -2118,7 +2118,7 @@
               <w:snapToGrid/>
               <w:spacing w:before="0" w:beforeLines="50" w:after="0" w:afterLines="50"/>
               <w:ind w:left="63" w:leftChars="30" w:right="63" w:rightChars="30"/>
-              <w:jc w:val="left"/>
+              <w:jc w:val="center"/>
               <w:textAlignment w:val="auto"/>
               <w:rPr>
                 <w:rFonts w:hint="default" w:ascii="Times New Roman" w:hAnsi="Times New Roman" w:eastAsia="宋体" w:cs="Times New Roman"/>
@@ -2231,7 +2231,7 @@
               <w:snapToGrid/>
               <w:spacing w:before="0" w:beforeLines="50" w:after="0" w:afterLines="50"/>
               <w:ind w:left="63" w:leftChars="30" w:right="63" w:rightChars="30"/>
-              <w:jc w:val="left"/>
+              <w:jc w:val="center"/>
               <w:textAlignment w:val="auto"/>
               <w:rPr>
                 <w:rFonts w:hint="default" w:ascii="Times New Roman" w:hAnsi="Times New Roman" w:eastAsia="宋体" w:cs="Times New Roman"/>
@@ -2383,7 +2383,7 @@
               <w:snapToGrid/>
               <w:spacing w:before="0" w:beforeLines="50" w:after="0" w:afterLines="50"/>
               <w:ind w:left="63" w:leftChars="30" w:right="63" w:rightChars="30"/>
-              <w:jc w:val="left"/>
+              <w:jc w:val="center"/>
               <w:textAlignment w:val="auto"/>
               <w:rPr>
                 <w:rFonts w:hint="default" w:ascii="Times New Roman" w:hAnsi="Times New Roman" w:eastAsia="宋体" w:cs="Times New Roman"/>
@@ -2497,7 +2497,7 @@
               <w:snapToGrid/>
               <w:spacing w:before="0" w:beforeLines="50" w:after="0" w:afterLines="50"/>
               <w:ind w:left="63" w:leftChars="30" w:right="63" w:rightChars="30"/>
-              <w:jc w:val="left"/>
+              <w:jc w:val="center"/>
               <w:textAlignment w:val="auto"/>
               <w:rPr>
                 <w:rFonts w:hint="default" w:ascii="Times New Roman" w:hAnsi="Times New Roman" w:eastAsia="宋体" w:cs="Times New Roman"/>
@@ -2609,7 +2609,7 @@
               <w:snapToGrid/>
               <w:spacing w:before="0" w:beforeLines="50" w:after="0" w:afterLines="50"/>
               <w:ind w:left="63" w:leftChars="30" w:right="63" w:rightChars="30"/>
-              <w:jc w:val="left"/>
+              <w:jc w:val="center"/>
               <w:textAlignment w:val="auto"/>
               <w:rPr>
                 <w:rFonts w:hint="default" w:ascii="Times New Roman" w:hAnsi="Times New Roman" w:eastAsia="宋体" w:cs="Times New Roman"/>
@@ -5624,8 +5624,8 @@
           </w14:textFill>
         </w:rPr>
       </w:pPr>
-      <w:bookmarkStart w:id="0" w:name="_Toc30305"/>
-      <w:bookmarkStart w:id="1" w:name="_Toc149837259"/>
+      <w:bookmarkStart w:id="0" w:name="_Toc149837259"/>
+      <w:bookmarkStart w:id="1" w:name="_Toc30305"/>
       <w:r>
         <w:rPr>
           <w:rFonts w:ascii="Gotham Book" w:hAnsi="Gotham Book" w:eastAsia="方正德赛黑简体 512B" w:cs="Times New Roman"/>
@@ -8652,6 +8652,12 @@
             <w:insideH w:val="single" w:color="auto" w:sz="4" w:space="0"/>
             <w:insideV w:val="single" w:color="A4A4A4" w:sz="4" w:space="0"/>
           </w:tblBorders>
+          <w:tblCellMar>
+            <w:top w:w="0" w:type="dxa"/>
+            <w:left w:w="0" w:type="dxa"/>
+            <w:bottom w:w="0" w:type="dxa"/>
+            <w:right w:w="0" w:type="dxa"/>
+          </w:tblCellMar>
         </w:tblPrEx>
         <w:trPr>
           <w:trHeight w:val="510" w:hRule="atLeast"/>
@@ -10117,6 +10123,12 @@
             <w:insideH w:val="none" w:color="auto" w:sz="0" w:space="0"/>
             <w:insideV w:val="none" w:color="auto" w:sz="0" w:space="0"/>
           </w:tblBorders>
+          <w:tblCellMar>
+            <w:top w:w="0" w:type="dxa"/>
+            <w:left w:w="113" w:type="dxa"/>
+            <w:bottom w:w="0" w:type="dxa"/>
+            <w:right w:w="113" w:type="dxa"/>
+          </w:tblCellMar>
         </w:tblPrEx>
         <w:trPr>
           <w:jc w:val="center"/>
@@ -15846,6 +15858,12 @@
             <w:insideH w:val="dotted" w:color="45A3A7" w:sz="4" w:space="0"/>
             <w:insideV w:val="dotted" w:color="45A3A7" w:sz="4" w:space="0"/>
           </w:tblBorders>
+          <w:tblCellMar>
+            <w:top w:w="0" w:type="dxa"/>
+            <w:left w:w="108" w:type="dxa"/>
+            <w:bottom w:w="0" w:type="dxa"/>
+            <w:right w:w="108" w:type="dxa"/>
+          </w:tblCellMar>
         </w:tblPrEx>
         <w:trPr>
           <w:trHeight w:val="417" w:hRule="atLeast"/>
@@ -20877,12 +20895,6 @@
             <w:insideH w:val="none" w:color="auto" w:sz="0" w:space="0"/>
             <w:insideV w:val="none" w:color="auto" w:sz="0" w:space="0"/>
           </w:tblBorders>
-          <w:tblCellMar>
-            <w:top w:w="0" w:type="dxa"/>
-            <w:left w:w="108" w:type="dxa"/>
-            <w:bottom w:w="0" w:type="dxa"/>
-            <w:right w:w="108" w:type="dxa"/>
-          </w:tblCellMar>
         </w:tblPrEx>
         <w:trPr>
           <w:trHeight w:val="340" w:hRule="atLeast"/>
@@ -24183,7 +24195,6 @@
           <w:lang w:val="en-US" w:eastAsia="zh-CN" w:bidi="ar"/>
         </w:rPr>
       </w:pPr>
-      <w:bookmarkStart w:id="33" w:name="_GoBack"/>
       <w:r>
         <w:rPr>
           <w:rFonts w:hint="eastAsia" w:ascii="宋体" w:hAnsi="宋体" w:eastAsia="宋体" w:cs="宋体"/>
@@ -24193,18 +24204,7 @@
           <w:szCs w:val="13"/>
           <w:lang w:val="en-US" w:eastAsia="zh-CN" w:bidi="ar"/>
         </w:rPr>
-        <w:t>{%if BodyDrugDrugDetectionStr or geneticCancerRiskInfo %}</w:t>
-      </w:r>
-      <w:r>
-        <w:rPr>
-          <w:rFonts w:hint="eastAsia" w:ascii="宋体" w:hAnsi="宋体" w:eastAsia="宋体" w:cs="宋体"/>
-          <w:color w:val="000000"/>
-          <w:kern w:val="0"/>
-          <w:sz w:val="13"/>
-          <w:szCs w:val="13"/>
-          <w:lang w:val="en-US" w:eastAsia="zh-CN" w:bidi="ar"/>
-        </w:rPr>
-        <w:t>注：1. 本部分只展示与变异检测基因和癌种类型匹配的临床试验，不以基因/BIOMARKER为筛选条件可登录数据库查询；</w:t>
+        <w:t>{%if BodyDrugDrugDetectionStr or geneticCancerRiskInfo %}注：1. 本部分只展示与变异检测基因和癌种类型匹配的临床试验，不以基因/BIOMARKER为筛选条件可登录数据库查询；</w:t>
       </w:r>
     </w:p>
     <w:p>
@@ -24263,7 +24263,6 @@
         <w:t>3. 入组临床试验之前请登录美国临床药物试验网站：http://www.clinicaltrials.gov，编号NCT码和中国药物试验登记与信息公示平台：http:// www.chinadrugtrials.org.cn 试验编号CTR码，中国试验注册中心：http://www.chictr.org.cn ，试验编号ChiCTR码进行查询和试验信息确认。{% endif %}</w:t>
       </w:r>
     </w:p>
-    <w:bookmarkEnd w:id="33"/>
     <w:p>
       <w:pPr>
         <w:spacing w:before="26"/>
@@ -28472,14 +28471,14 @@
           <w:lang w:eastAsia="zh-CN"/>
         </w:rPr>
       </w:pPr>
-      <w:bookmarkStart w:id="2" w:name="_Toc1707_WPSOffice_Level1"/>
+      <w:bookmarkStart w:id="2" w:name="_Toc13196_WPSOffice_Level1"/>
       <w:bookmarkStart w:id="3" w:name="_Toc16594"/>
-      <w:bookmarkStart w:id="4" w:name="_Toc13196_WPSOffice_Level1"/>
+      <w:bookmarkStart w:id="4" w:name="_Toc2409"/>
       <w:bookmarkStart w:id="5" w:name="_Toc21764_WPSOffice_Level1"/>
-      <w:bookmarkStart w:id="6" w:name="_Toc2409"/>
+      <w:bookmarkStart w:id="6" w:name="_Toc12505"/>
       <w:bookmarkStart w:id="7" w:name="_Toc27302"/>
-      <w:bookmarkStart w:id="8" w:name="_Toc12505"/>
-      <w:bookmarkStart w:id="9" w:name="_Toc28240"/>
+      <w:bookmarkStart w:id="8" w:name="_Toc28240"/>
+      <w:bookmarkStart w:id="9" w:name="_Toc1707_WPSOffice_Level1"/>
       <w:r>
         <w:rPr>
           <w:rFonts w:hint="eastAsia" w:ascii="Times New Roman" w:hAnsi="Times New Roman" w:eastAsia="微软雅黑" w:cs="Times New Roman"/>
@@ -28542,8 +28541,8 @@
       </w:pPr>
       <w:bookmarkStart w:id="10" w:name="_Toc19443"/>
       <w:bookmarkStart w:id="11" w:name="_Toc149837268"/>
-      <w:bookmarkStart w:id="12" w:name="_Toc11406"/>
-      <w:bookmarkStart w:id="13" w:name="_Toc30346"/>
+      <w:bookmarkStart w:id="12" w:name="_Toc30346"/>
+      <w:bookmarkStart w:id="13" w:name="_Toc11406"/>
       <w:r>
         <w:rPr>
           <w:rFonts w:hint="eastAsia" w:ascii="Times New Roman" w:hAnsi="Times New Roman" w:eastAsia="微软雅黑" w:cs="Times New Roman"/>
@@ -31207,12 +31206,12 @@
       </w:pPr>
       <w:bookmarkStart w:id="14" w:name="_Toc15114"/>
       <w:bookmarkStart w:id="15" w:name="_Toc3409"/>
-      <w:bookmarkStart w:id="16" w:name="_Toc20170_WPSOffice_Level1"/>
+      <w:bookmarkStart w:id="16" w:name="_Toc20924"/>
       <w:bookmarkStart w:id="17" w:name="_Toc28454_WPSOffice_Level1"/>
-      <w:bookmarkStart w:id="18" w:name="_Toc31185"/>
-      <w:bookmarkStart w:id="19" w:name="_Toc27693"/>
-      <w:bookmarkStart w:id="20" w:name="_Toc26985_WPSOffice_Level1"/>
-      <w:bookmarkStart w:id="21" w:name="_Toc20924"/>
+      <w:bookmarkStart w:id="18" w:name="_Toc20170_WPSOffice_Level1"/>
+      <w:bookmarkStart w:id="19" w:name="_Toc31185"/>
+      <w:bookmarkStart w:id="20" w:name="_Toc27693"/>
+      <w:bookmarkStart w:id="21" w:name="_Toc26985_WPSOffice_Level1"/>
       <w:r>
         <w:rPr>
           <w:rFonts w:hint="default" w:ascii="Times New Roman" w:hAnsi="Times New Roman" w:eastAsia="宋体" w:cs="Times New Roman"/>
@@ -31625,7 +31624,25 @@
             </w14:solidFill>
           </w14:textFill>
         </w:rPr>
-        <w:t>检测结果包含：点突变、短片段插入缺失突变、拷贝数变异及基因重排等变异类型；为泛实体瘤个性化精准诊疗提供靶向用药、化疗用药等参考信息。参考基因组为 GRCh37/hg19，变异命名原则参考HGVS规则。</w:t>
+        <w:t>检测结果包含：点突变、短片段插入缺失突变、拷贝</w:t>
+      </w:r>
+      <w:bookmarkStart w:id="33" w:name="_GoBack"/>
+      <w:bookmarkEnd w:id="33"/>
+      <w:r>
+        <w:rPr>
+          <w:rFonts w:hint="eastAsia" w:ascii="宋体" w:hAnsi="宋体" w:eastAsia="宋体" w:cs="宋体"/>
+          <w:color w:val="000000" w:themeColor="text1"/>
+          <w:sz w:val="21"/>
+          <w:szCs w:val="21"/>
+          <w:highlight w:val="none"/>
+          <w:lang w:val="en-US" w:eastAsia="zh-CN"/>
+          <w14:textFill>
+            <w14:solidFill>
+              <w14:schemeClr w14:val="tx1"/>
+            </w14:solidFill>
+          </w14:textFill>
+        </w:rPr>
+        <w:t>数变异及基因重排等变异类型；为泛实体瘤个性化精准诊疗提供靶向用药、化疗用药等参考信息。参考基因组为 GRCh37/hg19，变异命名原则参考HGVS规则。分析采用自主开发软件Novo2025_v1.0.0。</w:t>
       </w:r>
     </w:p>
     <w:p>
@@ -32103,12 +32120,12 @@
       <w:bookmarkEnd w:id="19"/>
       <w:bookmarkEnd w:id="20"/>
       <w:bookmarkEnd w:id="21"/>
-      <w:bookmarkStart w:id="22" w:name="_Toc17792_WPSOffice_Level2"/>
-      <w:bookmarkStart w:id="23" w:name="_Toc22162_WPSOffice_Level1"/>
-      <w:bookmarkStart w:id="24" w:name="_Toc19584_WPSOffice_Level1"/>
-      <w:bookmarkStart w:id="25" w:name="_Toc14611_WPSOffice_Level1"/>
-      <w:bookmarkStart w:id="26" w:name="_Toc13275"/>
-      <w:bookmarkStart w:id="27" w:name="_Toc22623"/>
+      <w:bookmarkStart w:id="22" w:name="_Toc22162_WPSOffice_Level1"/>
+      <w:bookmarkStart w:id="23" w:name="_Toc19584_WPSOffice_Level1"/>
+      <w:bookmarkStart w:id="24" w:name="_Toc14611_WPSOffice_Level1"/>
+      <w:bookmarkStart w:id="25" w:name="_Toc17792_WPSOffice_Level2"/>
+      <w:bookmarkStart w:id="26" w:name="_Toc22623"/>
+      <w:bookmarkStart w:id="27" w:name="_Toc13275"/>
     </w:p>
     <w:p>
       <w:pPr>
@@ -32120,10 +32137,10 @@
           <w:lang w:val="en-US" w:eastAsia="zh-CN"/>
         </w:rPr>
       </w:pPr>
-      <w:bookmarkStart w:id="28" w:name="_Toc22967"/>
-      <w:bookmarkStart w:id="29" w:name="_Toc21361"/>
-      <w:bookmarkStart w:id="30" w:name="_Toc24849"/>
-      <w:bookmarkStart w:id="31" w:name="_Toc23906"/>
+      <w:bookmarkStart w:id="28" w:name="_Toc24849"/>
+      <w:bookmarkStart w:id="29" w:name="_Toc23906"/>
+      <w:bookmarkStart w:id="30" w:name="_Toc21361"/>
+      <w:bookmarkStart w:id="31" w:name="_Toc22967"/>
       <w:r>
         <w:rPr>
           <w:rFonts w:ascii="Gotham Book" w:hAnsi="Gotham Book" w:eastAsia="方正德赛黑简体 512B" w:cs="Times New Roman"/>
@@ -33949,222 +33966,268 @@
                             <w:pStyle w:val="8"/>
                             <w:jc w:val="center"/>
                             <w:rPr>
-                              <w:rFonts w:ascii="Times New Roman" w:hAnsi="Times New Roman" w:cs="Times New Roman"/>
-                              <w:b/>
-                              <w:bCs/>
-                              <w:sz w:val="20"/>
-                              <w:szCs w:val="20"/>
-                              <w:lang w:eastAsia="zh-CN"/>
+                              <w:rFonts w:hint="eastAsia" w:ascii="宋体" w:hAnsi="宋体" w:eastAsia="宋体" w:cs="宋体"/>
+                              <w:b w:val="0"/>
+                              <w:bCs w:val="0"/>
+                              <w:sz w:val="18"/>
+                              <w:szCs w:val="18"/>
+                              <w:lang w:val="en-US" w:eastAsia="zh-CN"/>
                             </w:rPr>
                           </w:pPr>
                           <w:r>
                             <w:rPr>
-                              <w:rFonts w:ascii="Times New Roman" w:hAnsi="Times New Roman" w:cs="Times New Roman"/>
-                              <w:b/>
-                              <w:bCs/>
-                              <w:sz w:val="20"/>
-                              <w:szCs w:val="20"/>
+                              <w:rFonts w:hint="eastAsia" w:ascii="宋体" w:hAnsi="宋体" w:eastAsia="宋体" w:cs="宋体"/>
+                              <w:b w:val="0"/>
+                              <w:bCs w:val="0"/>
+                              <w:spacing w:val="0"/>
+                              <w:sz w:val="18"/>
+                              <w:szCs w:val="18"/>
+                              <w:lang w:val="en-US" w:eastAsia="zh-CN"/>
+                            </w:rPr>
+                            <w:t>第</w:t>
+                          </w:r>
+                          <w:r>
+                            <w:rPr>
+                              <w:rFonts w:hint="eastAsia" w:ascii="宋体" w:hAnsi="宋体" w:eastAsia="宋体" w:cs="宋体"/>
+                              <w:b w:val="0"/>
+                              <w:bCs w:val="0"/>
+                              <w:sz w:val="18"/>
+                              <w:szCs w:val="18"/>
                               <w:lang w:eastAsia="zh-CN"/>
                             </w:rPr>
                             <w:fldChar w:fldCharType="begin"/>
                           </w:r>
                           <w:r>
                             <w:rPr>
-                              <w:rFonts w:ascii="Times New Roman" w:hAnsi="Times New Roman" w:cs="Times New Roman"/>
-                              <w:b/>
-                              <w:bCs/>
-                              <w:sz w:val="20"/>
-                              <w:szCs w:val="20"/>
+                              <w:rFonts w:hint="eastAsia" w:ascii="宋体" w:hAnsi="宋体" w:eastAsia="宋体" w:cs="宋体"/>
+                              <w:b w:val="0"/>
+                              <w:bCs w:val="0"/>
+                              <w:sz w:val="18"/>
+                              <w:szCs w:val="18"/>
                               <w:lang w:eastAsia="zh-CN"/>
                             </w:rPr>
                             <w:instrText xml:space="preserve"> PAGE  \* MERGEFORMAT </w:instrText>
                           </w:r>
                           <w:r>
                             <w:rPr>
-                              <w:rFonts w:ascii="Times New Roman" w:hAnsi="Times New Roman" w:cs="Times New Roman"/>
-                              <w:b/>
-                              <w:bCs/>
-                              <w:sz w:val="20"/>
-                              <w:szCs w:val="20"/>
+                              <w:rFonts w:hint="eastAsia" w:ascii="宋体" w:hAnsi="宋体" w:eastAsia="宋体" w:cs="宋体"/>
+                              <w:b w:val="0"/>
+                              <w:bCs w:val="0"/>
+                              <w:sz w:val="18"/>
+                              <w:szCs w:val="18"/>
                               <w:lang w:eastAsia="zh-CN"/>
                             </w:rPr>
                             <w:fldChar w:fldCharType="separate"/>
                           </w:r>
                           <w:r>
                             <w:rPr>
-                              <w:rFonts w:ascii="Times New Roman" w:hAnsi="Times New Roman" w:cs="Times New Roman"/>
-                              <w:b/>
-                              <w:bCs/>
-                              <w:sz w:val="20"/>
-                              <w:szCs w:val="20"/>
+                              <w:rFonts w:hint="eastAsia" w:ascii="宋体" w:hAnsi="宋体" w:eastAsia="宋体" w:cs="宋体"/>
+                              <w:b w:val="0"/>
+                              <w:bCs w:val="0"/>
+                              <w:sz w:val="18"/>
+                              <w:szCs w:val="18"/>
                               <w:lang w:eastAsia="zh-CN"/>
                             </w:rPr>
                             <w:t>1</w:t>
                           </w:r>
                           <w:r>
                             <w:rPr>
-                              <w:rFonts w:ascii="Times New Roman" w:hAnsi="Times New Roman" w:cs="Times New Roman"/>
-                              <w:b/>
-                              <w:bCs/>
-                              <w:sz w:val="20"/>
-                              <w:szCs w:val="20"/>
+                              <w:rFonts w:hint="eastAsia" w:ascii="宋体" w:hAnsi="宋体" w:eastAsia="宋体" w:cs="宋体"/>
+                              <w:b w:val="0"/>
+                              <w:bCs w:val="0"/>
+                              <w:sz w:val="18"/>
+                              <w:szCs w:val="18"/>
                               <w:lang w:eastAsia="zh-CN"/>
                             </w:rPr>
                             <w:fldChar w:fldCharType="end"/>
                           </w:r>
                           <w:r>
                             <w:rPr>
-                              <w:rFonts w:ascii="Times New Roman" w:hAnsi="Times New Roman" w:cs="Times New Roman"/>
-                              <w:b/>
-                              <w:bCs/>
-                              <w:sz w:val="20"/>
-                              <w:szCs w:val="20"/>
-                              <w:lang w:eastAsia="zh-CN"/>
+                              <w:rFonts w:hint="eastAsia" w:ascii="宋体" w:hAnsi="宋体" w:eastAsia="宋体" w:cs="宋体"/>
+                              <w:b w:val="0"/>
+                              <w:bCs w:val="0"/>
+                              <w:sz w:val="18"/>
+                              <w:szCs w:val="18"/>
+                              <w:lang w:val="en-US" w:eastAsia="zh-CN"/>
                             </w:rPr>
-                            <w:t xml:space="preserve"> / </w:t>
+                            <w:t>页</w:t>
                           </w:r>
                           <w:r>
                             <w:rPr>
-                              <w:rFonts w:ascii="Times New Roman" w:hAnsi="Times New Roman" w:eastAsia="微软雅黑" w:cs="Times New Roman"/>
-                              <w:b/>
-                              <w:bCs/>
-                              <w:sz w:val="20"/>
-                              <w:szCs w:val="20"/>
+                              <w:rFonts w:hint="eastAsia" w:ascii="宋体" w:hAnsi="宋体" w:eastAsia="宋体" w:cs="宋体"/>
+                              <w:b w:val="0"/>
+                              <w:bCs w:val="0"/>
+                              <w:sz w:val="18"/>
+                              <w:szCs w:val="18"/>
+                              <w:lang w:eastAsia="zh-CN"/>
+                            </w:rPr>
+                            <w:t>/</w:t>
+                          </w:r>
+                          <w:r>
+                            <w:rPr>
+                              <w:rFonts w:hint="eastAsia" w:ascii="宋体" w:hAnsi="宋体" w:eastAsia="宋体" w:cs="宋体"/>
+                              <w:b w:val="0"/>
+                              <w:bCs w:val="0"/>
+                              <w:spacing w:val="0"/>
+                              <w:sz w:val="18"/>
+                              <w:szCs w:val="18"/>
+                              <w:lang w:val="en-US" w:eastAsia="zh-CN"/>
+                            </w:rPr>
+                            <w:t>共</w:t>
+                          </w:r>
+                          <w:r>
+                            <w:rPr>
+                              <w:rFonts w:hint="eastAsia" w:ascii="宋体" w:hAnsi="宋体" w:eastAsia="宋体" w:cs="宋体"/>
+                              <w:b w:val="0"/>
+                              <w:bCs w:val="0"/>
+                              <w:sz w:val="18"/>
+                              <w:szCs w:val="18"/>
                             </w:rPr>
                             <w:fldChar w:fldCharType="begin"/>
                           </w:r>
                           <w:r>
                             <w:rPr>
-                              <w:rFonts w:ascii="Times New Roman" w:hAnsi="Times New Roman" w:eastAsia="微软雅黑" w:cs="Times New Roman"/>
-                              <w:b/>
-                              <w:bCs/>
-                              <w:sz w:val="20"/>
-                              <w:szCs w:val="20"/>
+                              <w:rFonts w:hint="eastAsia" w:ascii="宋体" w:hAnsi="宋体" w:eastAsia="宋体" w:cs="宋体"/>
+                              <w:b w:val="0"/>
+                              <w:bCs w:val="0"/>
+                              <w:sz w:val="18"/>
+                              <w:szCs w:val="18"/>
                             </w:rPr>
                             <w:instrText xml:space="preserve"> </w:instrText>
                           </w:r>
                           <w:r>
                             <w:rPr>
-                              <w:rFonts w:ascii="Times New Roman" w:hAnsi="Times New Roman" w:eastAsia="微软雅黑" w:cs="Times New Roman"/>
-                              <w:b/>
-                              <w:bCs/>
-                              <w:sz w:val="20"/>
-                              <w:szCs w:val="20"/>
+                              <w:rFonts w:hint="eastAsia" w:ascii="宋体" w:hAnsi="宋体" w:eastAsia="宋体" w:cs="宋体"/>
+                              <w:b w:val="0"/>
+                              <w:bCs w:val="0"/>
+                              <w:sz w:val="18"/>
+                              <w:szCs w:val="18"/>
                               <w:lang w:eastAsia="zh-CN"/>
                             </w:rPr>
                             <w:instrText xml:space="preserve">=</w:instrText>
                           </w:r>
                           <w:r>
                             <w:rPr>
-                              <w:rFonts w:ascii="Times New Roman" w:hAnsi="Times New Roman" w:eastAsia="微软雅黑" w:cs="Times New Roman"/>
-                              <w:b/>
-                              <w:bCs/>
-                              <w:sz w:val="20"/>
-                              <w:szCs w:val="20"/>
+                              <w:rFonts w:hint="eastAsia" w:ascii="宋体" w:hAnsi="宋体" w:eastAsia="宋体" w:cs="宋体"/>
+                              <w:b w:val="0"/>
+                              <w:bCs w:val="0"/>
+                              <w:sz w:val="18"/>
+                              <w:szCs w:val="18"/>
                             </w:rPr>
                             <w:fldChar w:fldCharType="begin"/>
                           </w:r>
                           <w:r>
                             <w:rPr>
-                              <w:rFonts w:ascii="Times New Roman" w:hAnsi="Times New Roman" w:eastAsia="微软雅黑" w:cs="Times New Roman"/>
-                              <w:b/>
-                              <w:bCs/>
-                              <w:sz w:val="20"/>
-                              <w:szCs w:val="20"/>
+                              <w:rFonts w:hint="eastAsia" w:ascii="宋体" w:hAnsi="宋体" w:eastAsia="宋体" w:cs="宋体"/>
+                              <w:b w:val="0"/>
+                              <w:bCs w:val="0"/>
+                              <w:sz w:val="18"/>
+                              <w:szCs w:val="18"/>
                             </w:rPr>
                             <w:instrText xml:space="preserve"> NUMPAGES </w:instrText>
                           </w:r>
                           <w:r>
                             <w:rPr>
-                              <w:rFonts w:ascii="Times New Roman" w:hAnsi="Times New Roman" w:eastAsia="微软雅黑" w:cs="Times New Roman"/>
-                              <w:b/>
-                              <w:bCs/>
-                              <w:sz w:val="20"/>
-                              <w:szCs w:val="20"/>
+                              <w:rFonts w:hint="eastAsia" w:ascii="宋体" w:hAnsi="宋体" w:eastAsia="宋体" w:cs="宋体"/>
+                              <w:b w:val="0"/>
+                              <w:bCs w:val="0"/>
+                              <w:sz w:val="18"/>
+                              <w:szCs w:val="18"/>
                             </w:rPr>
                             <w:fldChar w:fldCharType="separate"/>
                           </w:r>
                           <w:r>
                             <w:rPr>
-                              <w:rFonts w:ascii="Times New Roman" w:hAnsi="Times New Roman" w:eastAsia="微软雅黑" w:cs="Times New Roman"/>
-                              <w:b/>
-                              <w:bCs/>
-                              <w:sz w:val="20"/>
-                              <w:szCs w:val="20"/>
+                              <w:rFonts w:hint="eastAsia" w:ascii="宋体" w:hAnsi="宋体" w:eastAsia="宋体" w:cs="宋体"/>
+                              <w:b w:val="0"/>
+                              <w:bCs w:val="0"/>
+                              <w:sz w:val="18"/>
+                              <w:szCs w:val="18"/>
                             </w:rPr>
                             <w:instrText xml:space="preserve">36</w:instrText>
                           </w:r>
                           <w:r>
                             <w:rPr>
-                              <w:rFonts w:ascii="Times New Roman" w:hAnsi="Times New Roman" w:eastAsia="微软雅黑" w:cs="Times New Roman"/>
-                              <w:b/>
-                              <w:bCs/>
-                              <w:sz w:val="20"/>
-                              <w:szCs w:val="20"/>
+                              <w:rFonts w:hint="eastAsia" w:ascii="宋体" w:hAnsi="宋体" w:eastAsia="宋体" w:cs="宋体"/>
+                              <w:b w:val="0"/>
+                              <w:bCs w:val="0"/>
+                              <w:sz w:val="18"/>
+                              <w:szCs w:val="18"/>
                             </w:rPr>
                             <w:fldChar w:fldCharType="end"/>
                           </w:r>
                           <w:r>
                             <w:rPr>
-                              <w:rFonts w:ascii="Times New Roman" w:hAnsi="Times New Roman" w:eastAsia="微软雅黑" w:cs="Times New Roman"/>
-                              <w:b/>
-                              <w:bCs/>
-                              <w:sz w:val="20"/>
-                              <w:szCs w:val="20"/>
+                              <w:rFonts w:hint="eastAsia" w:ascii="宋体" w:hAnsi="宋体" w:eastAsia="宋体" w:cs="宋体"/>
+                              <w:b w:val="0"/>
+                              <w:bCs w:val="0"/>
+                              <w:sz w:val="18"/>
+                              <w:szCs w:val="18"/>
                               <w:lang w:eastAsia="zh-CN"/>
                             </w:rPr>
                             <w:instrText xml:space="preserve">-</w:instrText>
                           </w:r>
                           <w:r>
                             <w:rPr>
-                              <w:rFonts w:hint="eastAsia" w:ascii="Times New Roman" w:hAnsi="Times New Roman" w:eastAsia="微软雅黑" w:cs="Times New Roman"/>
-                              <w:b/>
-                              <w:bCs/>
-                              <w:sz w:val="20"/>
-                              <w:szCs w:val="20"/>
+                              <w:rFonts w:hint="eastAsia" w:ascii="宋体" w:hAnsi="宋体" w:eastAsia="宋体" w:cs="宋体"/>
+                              <w:b w:val="0"/>
+                              <w:bCs w:val="0"/>
+                              <w:sz w:val="18"/>
+                              <w:szCs w:val="18"/>
                               <w:lang w:val="en-US" w:eastAsia="zh-CN"/>
                             </w:rPr>
                             <w:instrText xml:space="preserve">1</w:instrText>
                           </w:r>
                           <w:r>
                             <w:rPr>
-                              <w:rFonts w:ascii="Times New Roman" w:hAnsi="Times New Roman" w:eastAsia="微软雅黑" w:cs="Times New Roman"/>
-                              <w:b/>
-                              <w:bCs/>
-                              <w:sz w:val="20"/>
-                              <w:szCs w:val="20"/>
+                              <w:rFonts w:hint="eastAsia" w:ascii="宋体" w:hAnsi="宋体" w:eastAsia="宋体" w:cs="宋体"/>
+                              <w:b w:val="0"/>
+                              <w:bCs w:val="0"/>
+                              <w:sz w:val="18"/>
+                              <w:szCs w:val="18"/>
                             </w:rPr>
                             <w:instrText xml:space="preserve">  \* MERGEFORMAT </w:instrText>
                           </w:r>
                           <w:r>
                             <w:rPr>
-                              <w:rFonts w:ascii="Times New Roman" w:hAnsi="Times New Roman" w:eastAsia="微软雅黑" w:cs="Times New Roman"/>
-                              <w:b/>
-                              <w:bCs/>
-                              <w:sz w:val="20"/>
-                              <w:szCs w:val="20"/>
+                              <w:rFonts w:hint="eastAsia" w:ascii="宋体" w:hAnsi="宋体" w:eastAsia="宋体" w:cs="宋体"/>
+                              <w:b w:val="0"/>
+                              <w:bCs w:val="0"/>
+                              <w:sz w:val="18"/>
+                              <w:szCs w:val="18"/>
                             </w:rPr>
                             <w:fldChar w:fldCharType="separate"/>
                           </w:r>
                           <w:r>
                             <w:rPr>
-                              <w:rFonts w:ascii="Times New Roman" w:hAnsi="Times New Roman" w:eastAsia="微软雅黑" w:cs="Times New Roman"/>
-                              <w:b/>
-                              <w:bCs/>
-                              <w:sz w:val="20"/>
-                              <w:szCs w:val="20"/>
+                              <w:rFonts w:hint="eastAsia" w:ascii="宋体" w:hAnsi="宋体" w:eastAsia="宋体" w:cs="宋体"/>
+                              <w:b w:val="0"/>
+                              <w:bCs w:val="0"/>
+                              <w:sz w:val="18"/>
+                              <w:szCs w:val="18"/>
                             </w:rPr>
                             <w:t>34</w:t>
                           </w:r>
                           <w:r>
                             <w:rPr>
-                              <w:rFonts w:ascii="Times New Roman" w:hAnsi="Times New Roman" w:eastAsia="微软雅黑" w:cs="Times New Roman"/>
-                              <w:b/>
-                              <w:bCs/>
-                              <w:sz w:val="20"/>
-                              <w:szCs w:val="20"/>
+                              <w:rFonts w:hint="eastAsia" w:ascii="宋体" w:hAnsi="宋体" w:eastAsia="宋体" w:cs="宋体"/>
+                              <w:b w:val="0"/>
+                              <w:bCs w:val="0"/>
+                              <w:sz w:val="18"/>
+                              <w:szCs w:val="18"/>
                             </w:rPr>
                             <w:fldChar w:fldCharType="end"/>
+                          </w:r>
+                          <w:r>
+                            <w:rPr>
+                              <w:rFonts w:hint="eastAsia" w:ascii="宋体" w:hAnsi="宋体" w:eastAsia="宋体" w:cs="宋体"/>
+                              <w:b w:val="0"/>
+                              <w:bCs w:val="0"/>
+                              <w:sz w:val="18"/>
+                              <w:szCs w:val="18"/>
+                              <w:lang w:val="en-US" w:eastAsia="zh-CN"/>
+                            </w:rPr>
+                            <w:t>页</w:t>
                           </w:r>
                         </w:p>
                         <w:p>
@@ -34199,222 +34262,268 @@
                       <w:pStyle w:val="8"/>
                       <w:jc w:val="center"/>
                       <w:rPr>
-                        <w:rFonts w:ascii="Times New Roman" w:hAnsi="Times New Roman" w:cs="Times New Roman"/>
-                        <w:b/>
-                        <w:bCs/>
-                        <w:sz w:val="20"/>
-                        <w:szCs w:val="20"/>
-                        <w:lang w:eastAsia="zh-CN"/>
+                        <w:rFonts w:hint="eastAsia" w:ascii="宋体" w:hAnsi="宋体" w:eastAsia="宋体" w:cs="宋体"/>
+                        <w:b w:val="0"/>
+                        <w:bCs w:val="0"/>
+                        <w:sz w:val="18"/>
+                        <w:szCs w:val="18"/>
+                        <w:lang w:val="en-US" w:eastAsia="zh-CN"/>
                       </w:rPr>
                     </w:pPr>
                     <w:r>
                       <w:rPr>
-                        <w:rFonts w:ascii="Times New Roman" w:hAnsi="Times New Roman" w:cs="Times New Roman"/>
-                        <w:b/>
-                        <w:bCs/>
-                        <w:sz w:val="20"/>
-                        <w:szCs w:val="20"/>
+                        <w:rFonts w:hint="eastAsia" w:ascii="宋体" w:hAnsi="宋体" w:eastAsia="宋体" w:cs="宋体"/>
+                        <w:b w:val="0"/>
+                        <w:bCs w:val="0"/>
+                        <w:spacing w:val="0"/>
+                        <w:sz w:val="18"/>
+                        <w:szCs w:val="18"/>
+                        <w:lang w:val="en-US" w:eastAsia="zh-CN"/>
+                      </w:rPr>
+                      <w:t>第</w:t>
+                    </w:r>
+                    <w:r>
+                      <w:rPr>
+                        <w:rFonts w:hint="eastAsia" w:ascii="宋体" w:hAnsi="宋体" w:eastAsia="宋体" w:cs="宋体"/>
+                        <w:b w:val="0"/>
+                        <w:bCs w:val="0"/>
+                        <w:sz w:val="18"/>
+                        <w:szCs w:val="18"/>
                         <w:lang w:eastAsia="zh-CN"/>
                       </w:rPr>
                       <w:fldChar w:fldCharType="begin"/>
                     </w:r>
                     <w:r>
                       <w:rPr>
-                        <w:rFonts w:ascii="Times New Roman" w:hAnsi="Times New Roman" w:cs="Times New Roman"/>
-                        <w:b/>
-                        <w:bCs/>
-                        <w:sz w:val="20"/>
-                        <w:szCs w:val="20"/>
+                        <w:rFonts w:hint="eastAsia" w:ascii="宋体" w:hAnsi="宋体" w:eastAsia="宋体" w:cs="宋体"/>
+                        <w:b w:val="0"/>
+                        <w:bCs w:val="0"/>
+                        <w:sz w:val="18"/>
+                        <w:szCs w:val="18"/>
                         <w:lang w:eastAsia="zh-CN"/>
                       </w:rPr>
                       <w:instrText xml:space="preserve"> PAGE  \* MERGEFORMAT </w:instrText>
                     </w:r>
                     <w:r>
                       <w:rPr>
-                        <w:rFonts w:ascii="Times New Roman" w:hAnsi="Times New Roman" w:cs="Times New Roman"/>
-                        <w:b/>
-                        <w:bCs/>
-                        <w:sz w:val="20"/>
-                        <w:szCs w:val="20"/>
+                        <w:rFonts w:hint="eastAsia" w:ascii="宋体" w:hAnsi="宋体" w:eastAsia="宋体" w:cs="宋体"/>
+                        <w:b w:val="0"/>
+                        <w:bCs w:val="0"/>
+                        <w:sz w:val="18"/>
+                        <w:szCs w:val="18"/>
                         <w:lang w:eastAsia="zh-CN"/>
                       </w:rPr>
                       <w:fldChar w:fldCharType="separate"/>
                     </w:r>
                     <w:r>
                       <w:rPr>
-                        <w:rFonts w:ascii="Times New Roman" w:hAnsi="Times New Roman" w:cs="Times New Roman"/>
-                        <w:b/>
-                        <w:bCs/>
-                        <w:sz w:val="20"/>
-                        <w:szCs w:val="20"/>
+                        <w:rFonts w:hint="eastAsia" w:ascii="宋体" w:hAnsi="宋体" w:eastAsia="宋体" w:cs="宋体"/>
+                        <w:b w:val="0"/>
+                        <w:bCs w:val="0"/>
+                        <w:sz w:val="18"/>
+                        <w:szCs w:val="18"/>
                         <w:lang w:eastAsia="zh-CN"/>
                       </w:rPr>
                       <w:t>1</w:t>
                     </w:r>
                     <w:r>
                       <w:rPr>
-                        <w:rFonts w:ascii="Times New Roman" w:hAnsi="Times New Roman" w:cs="Times New Roman"/>
-                        <w:b/>
-                        <w:bCs/>
-                        <w:sz w:val="20"/>
-                        <w:szCs w:val="20"/>
+                        <w:rFonts w:hint="eastAsia" w:ascii="宋体" w:hAnsi="宋体" w:eastAsia="宋体" w:cs="宋体"/>
+                        <w:b w:val="0"/>
+                        <w:bCs w:val="0"/>
+                        <w:sz w:val="18"/>
+                        <w:szCs w:val="18"/>
                         <w:lang w:eastAsia="zh-CN"/>
                       </w:rPr>
                       <w:fldChar w:fldCharType="end"/>
                     </w:r>
                     <w:r>
                       <w:rPr>
-                        <w:rFonts w:ascii="Times New Roman" w:hAnsi="Times New Roman" w:cs="Times New Roman"/>
-                        <w:b/>
-                        <w:bCs/>
-                        <w:sz w:val="20"/>
-                        <w:szCs w:val="20"/>
-                        <w:lang w:eastAsia="zh-CN"/>
+                        <w:rFonts w:hint="eastAsia" w:ascii="宋体" w:hAnsi="宋体" w:eastAsia="宋体" w:cs="宋体"/>
+                        <w:b w:val="0"/>
+                        <w:bCs w:val="0"/>
+                        <w:sz w:val="18"/>
+                        <w:szCs w:val="18"/>
+                        <w:lang w:val="en-US" w:eastAsia="zh-CN"/>
                       </w:rPr>
-                      <w:t xml:space="preserve"> / </w:t>
+                      <w:t>页</w:t>
                     </w:r>
                     <w:r>
                       <w:rPr>
-                        <w:rFonts w:ascii="Times New Roman" w:hAnsi="Times New Roman" w:eastAsia="微软雅黑" w:cs="Times New Roman"/>
-                        <w:b/>
-                        <w:bCs/>
-                        <w:sz w:val="20"/>
-                        <w:szCs w:val="20"/>
+                        <w:rFonts w:hint="eastAsia" w:ascii="宋体" w:hAnsi="宋体" w:eastAsia="宋体" w:cs="宋体"/>
+                        <w:b w:val="0"/>
+                        <w:bCs w:val="0"/>
+                        <w:sz w:val="18"/>
+                        <w:szCs w:val="18"/>
+                        <w:lang w:eastAsia="zh-CN"/>
+                      </w:rPr>
+                      <w:t>/</w:t>
+                    </w:r>
+                    <w:r>
+                      <w:rPr>
+                        <w:rFonts w:hint="eastAsia" w:ascii="宋体" w:hAnsi="宋体" w:eastAsia="宋体" w:cs="宋体"/>
+                        <w:b w:val="0"/>
+                        <w:bCs w:val="0"/>
+                        <w:spacing w:val="0"/>
+                        <w:sz w:val="18"/>
+                        <w:szCs w:val="18"/>
+                        <w:lang w:val="en-US" w:eastAsia="zh-CN"/>
+                      </w:rPr>
+                      <w:t>共</w:t>
+                    </w:r>
+                    <w:r>
+                      <w:rPr>
+                        <w:rFonts w:hint="eastAsia" w:ascii="宋体" w:hAnsi="宋体" w:eastAsia="宋体" w:cs="宋体"/>
+                        <w:b w:val="0"/>
+                        <w:bCs w:val="0"/>
+                        <w:sz w:val="18"/>
+                        <w:szCs w:val="18"/>
                       </w:rPr>
                       <w:fldChar w:fldCharType="begin"/>
                     </w:r>
                     <w:r>
                       <w:rPr>
-                        <w:rFonts w:ascii="Times New Roman" w:hAnsi="Times New Roman" w:eastAsia="微软雅黑" w:cs="Times New Roman"/>
-                        <w:b/>
-                        <w:bCs/>
-                        <w:sz w:val="20"/>
-                        <w:szCs w:val="20"/>
+                        <w:rFonts w:hint="eastAsia" w:ascii="宋体" w:hAnsi="宋体" w:eastAsia="宋体" w:cs="宋体"/>
+                        <w:b w:val="0"/>
+                        <w:bCs w:val="0"/>
+                        <w:sz w:val="18"/>
+                        <w:szCs w:val="18"/>
                       </w:rPr>
                       <w:instrText xml:space="preserve"> </w:instrText>
                     </w:r>
                     <w:r>
                       <w:rPr>
-                        <w:rFonts w:ascii="Times New Roman" w:hAnsi="Times New Roman" w:eastAsia="微软雅黑" w:cs="Times New Roman"/>
-                        <w:b/>
-                        <w:bCs/>
-                        <w:sz w:val="20"/>
-                        <w:szCs w:val="20"/>
+                        <w:rFonts w:hint="eastAsia" w:ascii="宋体" w:hAnsi="宋体" w:eastAsia="宋体" w:cs="宋体"/>
+                        <w:b w:val="0"/>
+                        <w:bCs w:val="0"/>
+                        <w:sz w:val="18"/>
+                        <w:szCs w:val="18"/>
                         <w:lang w:eastAsia="zh-CN"/>
                       </w:rPr>
                       <w:instrText xml:space="preserve">=</w:instrText>
                     </w:r>
                     <w:r>
                       <w:rPr>
-                        <w:rFonts w:ascii="Times New Roman" w:hAnsi="Times New Roman" w:eastAsia="微软雅黑" w:cs="Times New Roman"/>
-                        <w:b/>
-                        <w:bCs/>
-                        <w:sz w:val="20"/>
-                        <w:szCs w:val="20"/>
+                        <w:rFonts w:hint="eastAsia" w:ascii="宋体" w:hAnsi="宋体" w:eastAsia="宋体" w:cs="宋体"/>
+                        <w:b w:val="0"/>
+                        <w:bCs w:val="0"/>
+                        <w:sz w:val="18"/>
+                        <w:szCs w:val="18"/>
                       </w:rPr>
                       <w:fldChar w:fldCharType="begin"/>
                     </w:r>
                     <w:r>
                       <w:rPr>
-                        <w:rFonts w:ascii="Times New Roman" w:hAnsi="Times New Roman" w:eastAsia="微软雅黑" w:cs="Times New Roman"/>
-                        <w:b/>
-                        <w:bCs/>
-                        <w:sz w:val="20"/>
-                        <w:szCs w:val="20"/>
+                        <w:rFonts w:hint="eastAsia" w:ascii="宋体" w:hAnsi="宋体" w:eastAsia="宋体" w:cs="宋体"/>
+                        <w:b w:val="0"/>
+                        <w:bCs w:val="0"/>
+                        <w:sz w:val="18"/>
+                        <w:szCs w:val="18"/>
                       </w:rPr>
                       <w:instrText xml:space="preserve"> NUMPAGES </w:instrText>
                     </w:r>
                     <w:r>
                       <w:rPr>
-                        <w:rFonts w:ascii="Times New Roman" w:hAnsi="Times New Roman" w:eastAsia="微软雅黑" w:cs="Times New Roman"/>
-                        <w:b/>
-                        <w:bCs/>
-                        <w:sz w:val="20"/>
-                        <w:szCs w:val="20"/>
+                        <w:rFonts w:hint="eastAsia" w:ascii="宋体" w:hAnsi="宋体" w:eastAsia="宋体" w:cs="宋体"/>
+                        <w:b w:val="0"/>
+                        <w:bCs w:val="0"/>
+                        <w:sz w:val="18"/>
+                        <w:szCs w:val="18"/>
                       </w:rPr>
                       <w:fldChar w:fldCharType="separate"/>
                     </w:r>
                     <w:r>
                       <w:rPr>
-                        <w:rFonts w:ascii="Times New Roman" w:hAnsi="Times New Roman" w:eastAsia="微软雅黑" w:cs="Times New Roman"/>
-                        <w:b/>
-                        <w:bCs/>
-                        <w:sz w:val="20"/>
-                        <w:szCs w:val="20"/>
+                        <w:rFonts w:hint="eastAsia" w:ascii="宋体" w:hAnsi="宋体" w:eastAsia="宋体" w:cs="宋体"/>
+                        <w:b w:val="0"/>
+                        <w:bCs w:val="0"/>
+                        <w:sz w:val="18"/>
+                        <w:szCs w:val="18"/>
                       </w:rPr>
                       <w:instrText xml:space="preserve">36</w:instrText>
                     </w:r>
                     <w:r>
                       <w:rPr>
-                        <w:rFonts w:ascii="Times New Roman" w:hAnsi="Times New Roman" w:eastAsia="微软雅黑" w:cs="Times New Roman"/>
-                        <w:b/>
-                        <w:bCs/>
-                        <w:sz w:val="20"/>
-                        <w:szCs w:val="20"/>
+                        <w:rFonts w:hint="eastAsia" w:ascii="宋体" w:hAnsi="宋体" w:eastAsia="宋体" w:cs="宋体"/>
+                        <w:b w:val="0"/>
+                        <w:bCs w:val="0"/>
+                        <w:sz w:val="18"/>
+                        <w:szCs w:val="18"/>
                       </w:rPr>
                       <w:fldChar w:fldCharType="end"/>
                     </w:r>
                     <w:r>
                       <w:rPr>
-                        <w:rFonts w:ascii="Times New Roman" w:hAnsi="Times New Roman" w:eastAsia="微软雅黑" w:cs="Times New Roman"/>
-                        <w:b/>
-                        <w:bCs/>
-                        <w:sz w:val="20"/>
-                        <w:szCs w:val="20"/>
+                        <w:rFonts w:hint="eastAsia" w:ascii="宋体" w:hAnsi="宋体" w:eastAsia="宋体" w:cs="宋体"/>
+                        <w:b w:val="0"/>
+                        <w:bCs w:val="0"/>
+                        <w:sz w:val="18"/>
+                        <w:szCs w:val="18"/>
                         <w:lang w:eastAsia="zh-CN"/>
                       </w:rPr>
                       <w:instrText xml:space="preserve">-</w:instrText>
                     </w:r>
                     <w:r>
                       <w:rPr>
-                        <w:rFonts w:hint="eastAsia" w:ascii="Times New Roman" w:hAnsi="Times New Roman" w:eastAsia="微软雅黑" w:cs="Times New Roman"/>
-                        <w:b/>
-                        <w:bCs/>
-                        <w:sz w:val="20"/>
-                        <w:szCs w:val="20"/>
+                        <w:rFonts w:hint="eastAsia" w:ascii="宋体" w:hAnsi="宋体" w:eastAsia="宋体" w:cs="宋体"/>
+                        <w:b w:val="0"/>
+                        <w:bCs w:val="0"/>
+                        <w:sz w:val="18"/>
+                        <w:szCs w:val="18"/>
                         <w:lang w:val="en-US" w:eastAsia="zh-CN"/>
                       </w:rPr>
                       <w:instrText xml:space="preserve">1</w:instrText>
                     </w:r>
                     <w:r>
                       <w:rPr>
-                        <w:rFonts w:ascii="Times New Roman" w:hAnsi="Times New Roman" w:eastAsia="微软雅黑" w:cs="Times New Roman"/>
-                        <w:b/>
-                        <w:bCs/>
-                        <w:sz w:val="20"/>
-                        <w:szCs w:val="20"/>
+                        <w:rFonts w:hint="eastAsia" w:ascii="宋体" w:hAnsi="宋体" w:eastAsia="宋体" w:cs="宋体"/>
+                        <w:b w:val="0"/>
+                        <w:bCs w:val="0"/>
+                        <w:sz w:val="18"/>
+                        <w:szCs w:val="18"/>
                       </w:rPr>
                       <w:instrText xml:space="preserve">  \* MERGEFORMAT </w:instrText>
                     </w:r>
                     <w:r>
                       <w:rPr>
-                        <w:rFonts w:ascii="Times New Roman" w:hAnsi="Times New Roman" w:eastAsia="微软雅黑" w:cs="Times New Roman"/>
-                        <w:b/>
-                        <w:bCs/>
-                        <w:sz w:val="20"/>
-                        <w:szCs w:val="20"/>
+                        <w:rFonts w:hint="eastAsia" w:ascii="宋体" w:hAnsi="宋体" w:eastAsia="宋体" w:cs="宋体"/>
+                        <w:b w:val="0"/>
+                        <w:bCs w:val="0"/>
+                        <w:sz w:val="18"/>
+                        <w:szCs w:val="18"/>
                       </w:rPr>
                       <w:fldChar w:fldCharType="separate"/>
                     </w:r>
                     <w:r>
                       <w:rPr>
-                        <w:rFonts w:ascii="Times New Roman" w:hAnsi="Times New Roman" w:eastAsia="微软雅黑" w:cs="Times New Roman"/>
-                        <w:b/>
-                        <w:bCs/>
-                        <w:sz w:val="20"/>
-                        <w:szCs w:val="20"/>
+                        <w:rFonts w:hint="eastAsia" w:ascii="宋体" w:hAnsi="宋体" w:eastAsia="宋体" w:cs="宋体"/>
+                        <w:b w:val="0"/>
+                        <w:bCs w:val="0"/>
+                        <w:sz w:val="18"/>
+                        <w:szCs w:val="18"/>
                       </w:rPr>
                       <w:t>34</w:t>
                     </w:r>
                     <w:r>
                       <w:rPr>
-                        <w:rFonts w:ascii="Times New Roman" w:hAnsi="Times New Roman" w:eastAsia="微软雅黑" w:cs="Times New Roman"/>
-                        <w:b/>
-                        <w:bCs/>
-                        <w:sz w:val="20"/>
-                        <w:szCs w:val="20"/>
+                        <w:rFonts w:hint="eastAsia" w:ascii="宋体" w:hAnsi="宋体" w:eastAsia="宋体" w:cs="宋体"/>
+                        <w:b w:val="0"/>
+                        <w:bCs w:val="0"/>
+                        <w:sz w:val="18"/>
+                        <w:szCs w:val="18"/>
                       </w:rPr>
                       <w:fldChar w:fldCharType="end"/>
+                    </w:r>
+                    <w:r>
+                      <w:rPr>
+                        <w:rFonts w:hint="eastAsia" w:ascii="宋体" w:hAnsi="宋体" w:eastAsia="宋体" w:cs="宋体"/>
+                        <w:b w:val="0"/>
+                        <w:bCs w:val="0"/>
+                        <w:sz w:val="18"/>
+                        <w:szCs w:val="18"/>
+                        <w:lang w:val="en-US" w:eastAsia="zh-CN"/>
+                      </w:rPr>
+                      <w:t>页</w:t>
                     </w:r>
                   </w:p>
                   <w:p>

--- a/WebContent/docx/泛癌种86基因报告-济南中心.docx
+++ b/WebContent/docx/泛癌种86基因报告-济南中心.docx
@@ -832,12 +832,6 @@
             <w:insideH w:val="single" w:color="auto" w:sz="4" w:space="0"/>
             <w:insideV w:val="single" w:color="auto" w:sz="4" w:space="0"/>
           </w:tblBorders>
-          <w:tblCellMar>
-            <w:top w:w="0" w:type="dxa"/>
-            <w:left w:w="108" w:type="dxa"/>
-            <w:bottom w:w="0" w:type="dxa"/>
-            <w:right w:w="108" w:type="dxa"/>
-          </w:tblCellMar>
         </w:tblPrEx>
         <w:trPr>
           <w:trHeight w:val="567" w:hRule="atLeast"/>
@@ -5624,8 +5618,8 @@
           </w14:textFill>
         </w:rPr>
       </w:pPr>
-      <w:bookmarkStart w:id="0" w:name="_Toc149837259"/>
-      <w:bookmarkStart w:id="1" w:name="_Toc30305"/>
+      <w:bookmarkStart w:id="0" w:name="_Toc30305"/>
+      <w:bookmarkStart w:id="1" w:name="_Toc149837259"/>
       <w:r>
         <w:rPr>
           <w:rFonts w:ascii="Gotham Book" w:hAnsi="Gotham Book" w:eastAsia="方正德赛黑简体 512B" w:cs="Times New Roman"/>
@@ -5909,12 +5903,12 @@
         <w:tblW w:w="4990" w:type="pct"/>
         <w:jc w:val="center"/>
         <w:tblBorders>
-          <w:top w:val="single" w:color="00B050" w:sz="18" w:space="0"/>
+          <w:top w:val="none" w:color="auto" w:sz="0" w:space="0"/>
           <w:left w:val="none" w:color="auto" w:sz="0" w:space="0"/>
-          <w:bottom w:val="single" w:color="A4A4A4" w:sz="4" w:space="0"/>
+          <w:bottom w:val="single" w:color="000000" w:themeColor="text1" w:sz="4" w:space="0"/>
           <w:right w:val="none" w:color="auto" w:sz="0" w:space="0"/>
-          <w:insideH w:val="single" w:color="auto" w:sz="4" w:space="0"/>
-          <w:insideV w:val="single" w:color="A4A4A4" w:sz="4" w:space="0"/>
+          <w:insideH w:val="single" w:color="000000" w:themeColor="text1" w:sz="4" w:space="0"/>
+          <w:insideV w:val="none" w:color="auto" w:sz="0" w:space="0"/>
         </w:tblBorders>
         <w:tblLayout w:type="fixed"/>
         <w:tblCellMar>
@@ -5935,12 +5929,12 @@
       <w:tr>
         <w:tblPrEx>
           <w:tblBorders>
-            <w:top w:val="single" w:color="00B050" w:sz="18" w:space="0"/>
+            <w:top w:val="none" w:color="auto" w:sz="0" w:space="0"/>
             <w:left w:val="none" w:color="auto" w:sz="0" w:space="0"/>
-            <w:bottom w:val="single" w:color="A4A4A4" w:sz="4" w:space="0"/>
+            <w:bottom w:val="single" w:color="000000" w:themeColor="text1" w:sz="4" w:space="0"/>
             <w:right w:val="none" w:color="auto" w:sz="0" w:space="0"/>
-            <w:insideH w:val="single" w:color="auto" w:sz="4" w:space="0"/>
-            <w:insideV w:val="single" w:color="A4A4A4" w:sz="4" w:space="0"/>
+            <w:insideH w:val="single" w:color="000000" w:themeColor="text1" w:sz="4" w:space="0"/>
+            <w:insideV w:val="none" w:color="auto" w:sz="0" w:space="0"/>
           </w:tblBorders>
           <w:tblCellMar>
             <w:top w:w="0" w:type="dxa"/>
@@ -5958,9 +5952,8 @@
           <w:tcPr>
             <w:tcW w:w="459" w:type="pct"/>
             <w:tcBorders>
-              <w:top w:val="nil"/>
-              <w:left w:val="nil"/>
-              <w:right w:val="nil"/>
+              <w:tl2br w:val="nil"/>
+              <w:tr2bl w:val="nil"/>
             </w:tcBorders>
             <w:shd w:val="clear" w:color="auto" w:fill="00D392"/>
             <w:vAlign w:val="center"/>
@@ -6010,9 +6003,8 @@
           <w:tcPr>
             <w:tcW w:w="858" w:type="pct"/>
             <w:tcBorders>
-              <w:top w:val="nil"/>
-              <w:left w:val="nil"/>
-              <w:right w:val="nil"/>
+              <w:tl2br w:val="nil"/>
+              <w:tr2bl w:val="nil"/>
             </w:tcBorders>
             <w:shd w:val="clear" w:color="auto" w:fill="00D392"/>
             <w:vAlign w:val="center"/>
@@ -6060,9 +6052,8 @@
           <w:tcPr>
             <w:tcW w:w="815" w:type="pct"/>
             <w:tcBorders>
-              <w:top w:val="nil"/>
-              <w:left w:val="nil"/>
-              <w:right w:val="nil"/>
+              <w:tl2br w:val="nil"/>
+              <w:tr2bl w:val="nil"/>
             </w:tcBorders>
             <w:shd w:val="clear" w:color="auto" w:fill="00D392"/>
             <w:vAlign w:val="center"/>
@@ -6111,9 +6102,8 @@
           <w:tcPr>
             <w:tcW w:w="475" w:type="pct"/>
             <w:tcBorders>
-              <w:top w:val="nil"/>
-              <w:left w:val="nil"/>
-              <w:right w:val="nil"/>
+              <w:tl2br w:val="nil"/>
+              <w:tr2bl w:val="nil"/>
             </w:tcBorders>
             <w:shd w:val="clear" w:color="auto" w:fill="00D392"/>
             <w:vAlign w:val="center"/>
@@ -6187,9 +6177,8 @@
           <w:tcPr>
             <w:tcW w:w="1270" w:type="pct"/>
             <w:tcBorders>
-              <w:top w:val="nil"/>
-              <w:left w:val="nil"/>
-              <w:right w:val="nil"/>
+              <w:tl2br w:val="nil"/>
+              <w:tr2bl w:val="nil"/>
             </w:tcBorders>
             <w:shd w:val="clear" w:color="auto" w:fill="00D392"/>
             <w:vAlign w:val="center"/>
@@ -6239,9 +6228,8 @@
           <w:tcPr>
             <w:tcW w:w="1121" w:type="pct"/>
             <w:tcBorders>
-              <w:top w:val="nil"/>
-              <w:left w:val="nil"/>
-              <w:right w:val="nil"/>
+              <w:tl2br w:val="nil"/>
+              <w:tr2bl w:val="nil"/>
             </w:tcBorders>
             <w:shd w:val="clear" w:color="auto" w:fill="00D392"/>
             <w:vAlign w:val="center"/>
@@ -6317,12 +6305,12 @@
       <w:tr>
         <w:tblPrEx>
           <w:tblBorders>
-            <w:top w:val="single" w:color="00B050" w:sz="18" w:space="0"/>
+            <w:top w:val="none" w:color="auto" w:sz="0" w:space="0"/>
             <w:left w:val="none" w:color="auto" w:sz="0" w:space="0"/>
-            <w:bottom w:val="single" w:color="A4A4A4" w:sz="4" w:space="0"/>
+            <w:bottom w:val="single" w:color="000000" w:themeColor="text1" w:sz="4" w:space="0"/>
             <w:right w:val="none" w:color="auto" w:sz="0" w:space="0"/>
-            <w:insideH w:val="single" w:color="auto" w:sz="4" w:space="0"/>
-            <w:insideV w:val="single" w:color="A4A4A4" w:sz="4" w:space="0"/>
+            <w:insideH w:val="single" w:color="000000" w:themeColor="text1" w:sz="4" w:space="0"/>
+            <w:insideV w:val="none" w:color="auto" w:sz="0" w:space="0"/>
           </w:tblBorders>
           <w:tblCellMar>
             <w:top w:w="0" w:type="dxa"/>
@@ -6340,8 +6328,8 @@
             <w:tcW w:w="5000" w:type="pct"/>
             <w:gridSpan w:val="6"/>
             <w:tcBorders>
-              <w:left w:val="nil"/>
-              <w:right w:val="nil"/>
+              <w:tl2br w:val="nil"/>
+              <w:tr2bl w:val="nil"/>
             </w:tcBorders>
             <w:shd w:val="clear" w:color="auto" w:fill="auto"/>
             <w:vAlign w:val="center"/>
@@ -6380,12 +6368,12 @@
       <w:tr>
         <w:tblPrEx>
           <w:tblBorders>
-            <w:top w:val="single" w:color="00B050" w:sz="18" w:space="0"/>
+            <w:top w:val="none" w:color="auto" w:sz="0" w:space="0"/>
             <w:left w:val="none" w:color="auto" w:sz="0" w:space="0"/>
-            <w:bottom w:val="single" w:color="A4A4A4" w:sz="4" w:space="0"/>
+            <w:bottom w:val="single" w:color="000000" w:themeColor="text1" w:sz="4" w:space="0"/>
             <w:right w:val="none" w:color="auto" w:sz="0" w:space="0"/>
-            <w:insideH w:val="single" w:color="auto" w:sz="4" w:space="0"/>
-            <w:insideV w:val="single" w:color="A4A4A4" w:sz="4" w:space="0"/>
+            <w:insideH w:val="single" w:color="000000" w:themeColor="text1" w:sz="4" w:space="0"/>
+            <w:insideV w:val="none" w:color="auto" w:sz="0" w:space="0"/>
           </w:tblBorders>
           <w:tblCellMar>
             <w:top w:w="0" w:type="dxa"/>
@@ -6403,8 +6391,8 @@
             <w:tcW w:w="5000" w:type="pct"/>
             <w:gridSpan w:val="6"/>
             <w:tcBorders>
-              <w:left w:val="nil"/>
-              <w:right w:val="nil"/>
+              <w:tl2br w:val="nil"/>
+              <w:tr2bl w:val="nil"/>
             </w:tcBorders>
             <w:shd w:val="clear" w:color="auto" w:fill="auto"/>
             <w:vAlign w:val="center"/>
@@ -6453,12 +6441,12 @@
       <w:tr>
         <w:tblPrEx>
           <w:tblBorders>
-            <w:top w:val="single" w:color="00B050" w:sz="18" w:space="0"/>
+            <w:top w:val="none" w:color="auto" w:sz="0" w:space="0"/>
             <w:left w:val="none" w:color="auto" w:sz="0" w:space="0"/>
-            <w:bottom w:val="single" w:color="A4A4A4" w:sz="4" w:space="0"/>
+            <w:bottom w:val="single" w:color="000000" w:themeColor="text1" w:sz="4" w:space="0"/>
             <w:right w:val="none" w:color="auto" w:sz="0" w:space="0"/>
-            <w:insideH w:val="single" w:color="auto" w:sz="4" w:space="0"/>
-            <w:insideV w:val="single" w:color="A4A4A4" w:sz="4" w:space="0"/>
+            <w:insideH w:val="single" w:color="000000" w:themeColor="text1" w:sz="4" w:space="0"/>
+            <w:insideV w:val="none" w:color="auto" w:sz="0" w:space="0"/>
           </w:tblBorders>
           <w:tblCellMar>
             <w:top w:w="0" w:type="dxa"/>
@@ -6475,8 +6463,8 @@
           <w:tcPr>
             <w:tcW w:w="906" w:type="dxa"/>
             <w:tcBorders>
-              <w:left w:val="nil"/>
-              <w:right w:val="nil"/>
+              <w:tl2br w:val="nil"/>
+              <w:tr2bl w:val="nil"/>
             </w:tcBorders>
             <w:shd w:val="clear" w:color="auto" w:fill="auto"/>
             <w:vAlign w:val="center"/>
@@ -6517,8 +6505,8 @@
           <w:tcPr>
             <w:tcW w:w="1694" w:type="dxa"/>
             <w:tcBorders>
-              <w:left w:val="nil"/>
-              <w:right w:val="nil"/>
+              <w:tl2br w:val="nil"/>
+              <w:tr2bl w:val="nil"/>
             </w:tcBorders>
             <w:shd w:val="clear" w:color="auto" w:fill="auto"/>
             <w:vAlign w:val="center"/>
@@ -6559,8 +6547,8 @@
           <w:tcPr>
             <w:tcW w:w="1608" w:type="dxa"/>
             <w:tcBorders>
-              <w:left w:val="nil"/>
-              <w:right w:val="nil"/>
+              <w:tl2br w:val="nil"/>
+              <w:tr2bl w:val="nil"/>
             </w:tcBorders>
             <w:shd w:val="clear" w:color="auto" w:fill="auto"/>
             <w:vAlign w:val="center"/>
@@ -6610,8 +6598,8 @@
           <w:tcPr>
             <w:tcW w:w="937" w:type="dxa"/>
             <w:tcBorders>
-              <w:left w:val="nil"/>
-              <w:right w:val="nil"/>
+              <w:tl2br w:val="nil"/>
+              <w:tr2bl w:val="nil"/>
             </w:tcBorders>
             <w:shd w:val="clear" w:color="auto" w:fill="auto"/>
             <w:vAlign w:val="center"/>
@@ -6660,8 +6648,8 @@
           <w:tcPr>
             <w:tcW w:w="2506" w:type="dxa"/>
             <w:tcBorders>
-              <w:left w:val="nil"/>
-              <w:right w:val="nil"/>
+              <w:tl2br w:val="nil"/>
+              <w:tr2bl w:val="nil"/>
             </w:tcBorders>
             <w:shd w:val="clear" w:color="auto" w:fill="auto"/>
             <w:vAlign w:val="center"/>
@@ -6761,8 +6749,8 @@
           <w:tcPr>
             <w:tcW w:w="2212" w:type="dxa"/>
             <w:tcBorders>
-              <w:left w:val="nil"/>
-              <w:right w:val="nil"/>
+              <w:tl2br w:val="nil"/>
+              <w:tr2bl w:val="nil"/>
             </w:tcBorders>
             <w:shd w:val="clear" w:color="auto" w:fill="auto"/>
             <w:vAlign w:val="center"/>
@@ -6862,12 +6850,12 @@
       <w:tr>
         <w:tblPrEx>
           <w:tblBorders>
-            <w:top w:val="single" w:color="00B050" w:sz="18" w:space="0"/>
+            <w:top w:val="none" w:color="auto" w:sz="0" w:space="0"/>
             <w:left w:val="none" w:color="auto" w:sz="0" w:space="0"/>
-            <w:bottom w:val="single" w:color="A4A4A4" w:sz="4" w:space="0"/>
+            <w:bottom w:val="single" w:color="000000" w:themeColor="text1" w:sz="4" w:space="0"/>
             <w:right w:val="none" w:color="auto" w:sz="0" w:space="0"/>
-            <w:insideH w:val="single" w:color="auto" w:sz="4" w:space="0"/>
-            <w:insideV w:val="single" w:color="A4A4A4" w:sz="4" w:space="0"/>
+            <w:insideH w:val="single" w:color="000000" w:themeColor="text1" w:sz="4" w:space="0"/>
+            <w:insideV w:val="none" w:color="auto" w:sz="0" w:space="0"/>
           </w:tblBorders>
           <w:tblCellMar>
             <w:top w:w="0" w:type="dxa"/>
@@ -6885,8 +6873,8 @@
             <w:tcW w:w="5000" w:type="pct"/>
             <w:gridSpan w:val="6"/>
             <w:tcBorders>
-              <w:left w:val="nil"/>
-              <w:right w:val="nil"/>
+              <w:tl2br w:val="nil"/>
+              <w:tr2bl w:val="nil"/>
             </w:tcBorders>
             <w:shd w:val="clear" w:color="auto" w:fill="auto"/>
             <w:vAlign w:val="center"/>
@@ -6935,12 +6923,12 @@
       <w:tr>
         <w:tblPrEx>
           <w:tblBorders>
-            <w:top w:val="single" w:color="00B050" w:sz="18" w:space="0"/>
+            <w:top w:val="none" w:color="auto" w:sz="0" w:space="0"/>
             <w:left w:val="none" w:color="auto" w:sz="0" w:space="0"/>
-            <w:bottom w:val="single" w:color="A4A4A4" w:sz="4" w:space="0"/>
+            <w:bottom w:val="single" w:color="000000" w:themeColor="text1" w:sz="4" w:space="0"/>
             <w:right w:val="none" w:color="auto" w:sz="0" w:space="0"/>
-            <w:insideH w:val="single" w:color="auto" w:sz="4" w:space="0"/>
-            <w:insideV w:val="single" w:color="A4A4A4" w:sz="4" w:space="0"/>
+            <w:insideH w:val="single" w:color="000000" w:themeColor="text1" w:sz="4" w:space="0"/>
+            <w:insideV w:val="none" w:color="auto" w:sz="0" w:space="0"/>
           </w:tblBorders>
           <w:tblCellMar>
             <w:top w:w="0" w:type="dxa"/>
@@ -6958,8 +6946,8 @@
             <w:tcW w:w="5000" w:type="pct"/>
             <w:gridSpan w:val="6"/>
             <w:tcBorders>
-              <w:left w:val="nil"/>
-              <w:right w:val="nil"/>
+              <w:tl2br w:val="nil"/>
+              <w:tr2bl w:val="nil"/>
             </w:tcBorders>
             <w:shd w:val="clear" w:color="auto" w:fill="auto"/>
             <w:vAlign w:val="center"/>
@@ -7010,12 +6998,12 @@
       <w:tr>
         <w:tblPrEx>
           <w:tblBorders>
-            <w:top w:val="single" w:color="00B050" w:sz="18" w:space="0"/>
+            <w:top w:val="none" w:color="auto" w:sz="0" w:space="0"/>
             <w:left w:val="none" w:color="auto" w:sz="0" w:space="0"/>
-            <w:bottom w:val="single" w:color="A4A4A4" w:sz="4" w:space="0"/>
+            <w:bottom w:val="single" w:color="000000" w:themeColor="text1" w:sz="4" w:space="0"/>
             <w:right w:val="none" w:color="auto" w:sz="0" w:space="0"/>
-            <w:insideH w:val="single" w:color="auto" w:sz="4" w:space="0"/>
-            <w:insideV w:val="single" w:color="A4A4A4" w:sz="4" w:space="0"/>
+            <w:insideH w:val="single" w:color="000000" w:themeColor="text1" w:sz="4" w:space="0"/>
+            <w:insideV w:val="none" w:color="auto" w:sz="0" w:space="0"/>
           </w:tblBorders>
           <w:tblCellMar>
             <w:top w:w="0" w:type="dxa"/>
@@ -7032,8 +7020,8 @@
           <w:tcPr>
             <w:tcW w:w="459" w:type="pct"/>
             <w:tcBorders>
-              <w:left w:val="nil"/>
-              <w:right w:val="nil"/>
+              <w:tl2br w:val="nil"/>
+              <w:tr2bl w:val="nil"/>
             </w:tcBorders>
             <w:shd w:val="clear" w:color="auto" w:fill="auto"/>
             <w:vAlign w:val="center"/>
@@ -7071,8 +7059,8 @@
           <w:tcPr>
             <w:tcW w:w="858" w:type="pct"/>
             <w:tcBorders>
-              <w:left w:val="nil"/>
-              <w:right w:val="nil"/>
+              <w:tl2br w:val="nil"/>
+              <w:tr2bl w:val="nil"/>
             </w:tcBorders>
             <w:shd w:val="clear" w:color="auto" w:fill="auto"/>
             <w:vAlign w:val="center"/>
@@ -7144,8 +7132,8 @@
           <w:tcPr>
             <w:tcW w:w="815" w:type="pct"/>
             <w:tcBorders>
-              <w:left w:val="nil"/>
-              <w:right w:val="nil"/>
+              <w:tl2br w:val="nil"/>
+              <w:tr2bl w:val="nil"/>
             </w:tcBorders>
             <w:shd w:val="clear" w:color="auto" w:fill="auto"/>
             <w:vAlign w:val="center"/>
@@ -7351,8 +7339,8 @@
           <w:tcPr>
             <w:tcW w:w="475" w:type="pct"/>
             <w:tcBorders>
-              <w:left w:val="nil"/>
-              <w:right w:val="nil"/>
+              <w:tl2br w:val="nil"/>
+              <w:tr2bl w:val="nil"/>
             </w:tcBorders>
             <w:shd w:val="clear" w:color="auto" w:fill="auto"/>
             <w:vAlign w:val="center"/>
@@ -7391,8 +7379,8 @@
           <w:tcPr>
             <w:tcW w:w="1270" w:type="pct"/>
             <w:tcBorders>
-              <w:left w:val="nil"/>
-              <w:right w:val="nil"/>
+              <w:tl2br w:val="nil"/>
+              <w:tr2bl w:val="nil"/>
             </w:tcBorders>
             <w:shd w:val="clear" w:color="auto" w:fill="auto"/>
             <w:vAlign w:val="center"/>
@@ -7506,8 +7494,8 @@
           <w:tcPr>
             <w:tcW w:w="1121" w:type="pct"/>
             <w:tcBorders>
-              <w:left w:val="nil"/>
-              <w:right w:val="nil"/>
+              <w:tl2br w:val="nil"/>
+              <w:tr2bl w:val="nil"/>
             </w:tcBorders>
             <w:shd w:val="clear" w:color="auto" w:fill="auto"/>
             <w:vAlign w:val="center"/>
@@ -7621,12 +7609,12 @@
       <w:tr>
         <w:tblPrEx>
           <w:tblBorders>
-            <w:top w:val="single" w:color="00B050" w:sz="18" w:space="0"/>
+            <w:top w:val="none" w:color="auto" w:sz="0" w:space="0"/>
             <w:left w:val="none" w:color="auto" w:sz="0" w:space="0"/>
-            <w:bottom w:val="single" w:color="A4A4A4" w:sz="4" w:space="0"/>
+            <w:bottom w:val="single" w:color="000000" w:themeColor="text1" w:sz="4" w:space="0"/>
             <w:right w:val="none" w:color="auto" w:sz="0" w:space="0"/>
-            <w:insideH w:val="single" w:color="auto" w:sz="4" w:space="0"/>
-            <w:insideV w:val="single" w:color="A4A4A4" w:sz="4" w:space="0"/>
+            <w:insideH w:val="single" w:color="000000" w:themeColor="text1" w:sz="4" w:space="0"/>
+            <w:insideV w:val="none" w:color="auto" w:sz="0" w:space="0"/>
           </w:tblBorders>
           <w:tblCellMar>
             <w:top w:w="0" w:type="dxa"/>
@@ -7644,8 +7632,8 @@
             <w:tcW w:w="5000" w:type="pct"/>
             <w:gridSpan w:val="6"/>
             <w:tcBorders>
-              <w:left w:val="nil"/>
-              <w:right w:val="nil"/>
+              <w:tl2br w:val="nil"/>
+              <w:tr2bl w:val="nil"/>
             </w:tcBorders>
             <w:shd w:val="clear" w:color="auto" w:fill="auto"/>
             <w:vAlign w:val="center"/>
@@ -7684,12 +7672,12 @@
       <w:tr>
         <w:tblPrEx>
           <w:tblBorders>
-            <w:top w:val="single" w:color="00B050" w:sz="18" w:space="0"/>
+            <w:top w:val="none" w:color="auto" w:sz="0" w:space="0"/>
             <w:left w:val="none" w:color="auto" w:sz="0" w:space="0"/>
-            <w:bottom w:val="single" w:color="A4A4A4" w:sz="4" w:space="0"/>
+            <w:bottom w:val="single" w:color="000000" w:themeColor="text1" w:sz="4" w:space="0"/>
             <w:right w:val="none" w:color="auto" w:sz="0" w:space="0"/>
-            <w:insideH w:val="single" w:color="auto" w:sz="4" w:space="0"/>
-            <w:insideV w:val="single" w:color="A4A4A4" w:sz="4" w:space="0"/>
+            <w:insideH w:val="single" w:color="000000" w:themeColor="text1" w:sz="4" w:space="0"/>
+            <w:insideV w:val="none" w:color="auto" w:sz="0" w:space="0"/>
           </w:tblBorders>
           <w:tblCellMar>
             <w:top w:w="0" w:type="dxa"/>
@@ -7707,8 +7695,8 @@
             <w:tcW w:w="5000" w:type="pct"/>
             <w:gridSpan w:val="6"/>
             <w:tcBorders>
-              <w:left w:val="nil"/>
-              <w:right w:val="nil"/>
+              <w:tl2br w:val="nil"/>
+              <w:tr2bl w:val="nil"/>
             </w:tcBorders>
             <w:shd w:val="clear" w:color="auto" w:fill="auto"/>
             <w:vAlign w:val="center"/>
@@ -7747,12 +7735,12 @@
       <w:tr>
         <w:tblPrEx>
           <w:tblBorders>
-            <w:top w:val="single" w:color="00B050" w:sz="18" w:space="0"/>
+            <w:top w:val="none" w:color="auto" w:sz="0" w:space="0"/>
             <w:left w:val="none" w:color="auto" w:sz="0" w:space="0"/>
-            <w:bottom w:val="single" w:color="A4A4A4" w:sz="4" w:space="0"/>
+            <w:bottom w:val="single" w:color="000000" w:themeColor="text1" w:sz="4" w:space="0"/>
             <w:right w:val="none" w:color="auto" w:sz="0" w:space="0"/>
-            <w:insideH w:val="single" w:color="auto" w:sz="4" w:space="0"/>
-            <w:insideV w:val="single" w:color="A4A4A4" w:sz="4" w:space="0"/>
+            <w:insideH w:val="single" w:color="000000" w:themeColor="text1" w:sz="4" w:space="0"/>
+            <w:insideV w:val="none" w:color="auto" w:sz="0" w:space="0"/>
           </w:tblBorders>
           <w:tblCellMar>
             <w:top w:w="0" w:type="dxa"/>
@@ -7770,8 +7758,8 @@
             <w:tcW w:w="5000" w:type="pct"/>
             <w:gridSpan w:val="6"/>
             <w:tcBorders>
-              <w:left w:val="nil"/>
-              <w:right w:val="nil"/>
+              <w:tl2br w:val="nil"/>
+              <w:tr2bl w:val="nil"/>
             </w:tcBorders>
             <w:shd w:val="clear" w:color="auto" w:fill="auto"/>
             <w:vAlign w:val="center"/>
@@ -7825,12 +7813,12 @@
       <w:tr>
         <w:tblPrEx>
           <w:tblBorders>
-            <w:top w:val="single" w:color="00B050" w:sz="18" w:space="0"/>
+            <w:top w:val="none" w:color="auto" w:sz="0" w:space="0"/>
             <w:left w:val="none" w:color="auto" w:sz="0" w:space="0"/>
-            <w:bottom w:val="single" w:color="A4A4A4" w:sz="4" w:space="0"/>
+            <w:bottom w:val="single" w:color="000000" w:themeColor="text1" w:sz="4" w:space="0"/>
             <w:right w:val="none" w:color="auto" w:sz="0" w:space="0"/>
-            <w:insideH w:val="single" w:color="auto" w:sz="4" w:space="0"/>
-            <w:insideV w:val="single" w:color="A4A4A4" w:sz="4" w:space="0"/>
+            <w:insideH w:val="single" w:color="000000" w:themeColor="text1" w:sz="4" w:space="0"/>
+            <w:insideV w:val="none" w:color="auto" w:sz="0" w:space="0"/>
           </w:tblBorders>
           <w:tblCellMar>
             <w:top w:w="0" w:type="dxa"/>
@@ -7848,9 +7836,8 @@
             <w:tcW w:w="5000" w:type="pct"/>
             <w:gridSpan w:val="6"/>
             <w:tcBorders>
-              <w:left w:val="nil"/>
-              <w:bottom w:val="single" w:color="000000" w:themeColor="text1" w:sz="4" w:space="0"/>
-              <w:right w:val="nil"/>
+              <w:tl2br w:val="nil"/>
+              <w:tr2bl w:val="nil"/>
             </w:tcBorders>
             <w:shd w:val="clear" w:color="auto" w:fill="auto"/>
             <w:vAlign w:val="center"/>
@@ -8618,12 +8605,12 @@
         <w:tblW w:w="9864" w:type="dxa"/>
         <w:jc w:val="center"/>
         <w:tblBorders>
-          <w:top w:val="single" w:color="00B050" w:sz="18" w:space="0"/>
+          <w:top w:val="none" w:color="auto" w:sz="0" w:space="0"/>
           <w:left w:val="none" w:color="auto" w:sz="0" w:space="0"/>
-          <w:bottom w:val="single" w:color="A4A4A4" w:sz="4" w:space="0"/>
+          <w:bottom w:val="single" w:color="000000" w:themeColor="text1" w:sz="4" w:space="0"/>
           <w:right w:val="none" w:color="auto" w:sz="0" w:space="0"/>
-          <w:insideH w:val="single" w:color="auto" w:sz="4" w:space="0"/>
-          <w:insideV w:val="single" w:color="A4A4A4" w:sz="4" w:space="0"/>
+          <w:insideH w:val="single" w:color="000000" w:themeColor="text1" w:sz="4" w:space="0"/>
+          <w:insideV w:val="none" w:color="auto" w:sz="0" w:space="0"/>
         </w:tblBorders>
         <w:tblLayout w:type="fixed"/>
         <w:tblCellMar>
@@ -8645,12 +8632,12 @@
       <w:tr>
         <w:tblPrEx>
           <w:tblBorders>
-            <w:top w:val="single" w:color="00B050" w:sz="18" w:space="0"/>
+            <w:top w:val="none" w:color="auto" w:sz="0" w:space="0"/>
             <w:left w:val="none" w:color="auto" w:sz="0" w:space="0"/>
-            <w:bottom w:val="single" w:color="A4A4A4" w:sz="4" w:space="0"/>
+            <w:bottom w:val="single" w:color="000000" w:themeColor="text1" w:sz="4" w:space="0"/>
             <w:right w:val="none" w:color="auto" w:sz="0" w:space="0"/>
-            <w:insideH w:val="single" w:color="auto" w:sz="4" w:space="0"/>
-            <w:insideV w:val="single" w:color="A4A4A4" w:sz="4" w:space="0"/>
+            <w:insideH w:val="single" w:color="000000" w:themeColor="text1" w:sz="4" w:space="0"/>
+            <w:insideV w:val="none" w:color="auto" w:sz="0" w:space="0"/>
           </w:tblBorders>
           <w:tblCellMar>
             <w:top w:w="0" w:type="dxa"/>
@@ -8668,9 +8655,8 @@
           <w:tcPr>
             <w:tcW w:w="498" w:type="pct"/>
             <w:tcBorders>
-              <w:top w:val="nil"/>
-              <w:left w:val="nil"/>
-              <w:right w:val="nil"/>
+              <w:tl2br w:val="nil"/>
+              <w:tr2bl w:val="nil"/>
             </w:tcBorders>
             <w:shd w:val="clear" w:color="auto" w:fill="00D392"/>
             <w:vAlign w:val="center"/>
@@ -8713,9 +8699,8 @@
           <w:tcPr>
             <w:tcW w:w="779" w:type="pct"/>
             <w:tcBorders>
-              <w:top w:val="nil"/>
-              <w:left w:val="nil"/>
-              <w:right w:val="nil"/>
+              <w:tl2br w:val="nil"/>
+              <w:tr2bl w:val="nil"/>
             </w:tcBorders>
             <w:shd w:val="clear" w:color="auto" w:fill="00D392"/>
             <w:vAlign w:val="center"/>
@@ -8759,9 +8744,8 @@
           <w:tcPr>
             <w:tcW w:w="831" w:type="pct"/>
             <w:tcBorders>
-              <w:top w:val="nil"/>
-              <w:left w:val="nil"/>
-              <w:right w:val="nil"/>
+              <w:tl2br w:val="nil"/>
+              <w:tr2bl w:val="nil"/>
             </w:tcBorders>
             <w:shd w:val="clear" w:color="auto" w:fill="00D392"/>
             <w:vAlign w:val="center"/>
@@ -8806,9 +8790,8 @@
           <w:tcPr>
             <w:tcW w:w="855" w:type="pct"/>
             <w:tcBorders>
-              <w:top w:val="nil"/>
-              <w:left w:val="nil"/>
-              <w:right w:val="nil"/>
+              <w:tl2br w:val="nil"/>
+              <w:tr2bl w:val="nil"/>
             </w:tcBorders>
             <w:shd w:val="clear" w:color="auto" w:fill="00D392"/>
             <w:vAlign w:val="center"/>
@@ -8849,9 +8832,8 @@
           <w:tcPr>
             <w:tcW w:w="642" w:type="pct"/>
             <w:tcBorders>
-              <w:top w:val="nil"/>
-              <w:left w:val="nil"/>
-              <w:right w:val="nil"/>
+              <w:tl2br w:val="nil"/>
+              <w:tr2bl w:val="nil"/>
             </w:tcBorders>
             <w:shd w:val="clear" w:color="auto" w:fill="00D392"/>
             <w:vAlign w:val="center"/>
@@ -8896,9 +8878,8 @@
           <w:tcPr>
             <w:tcW w:w="636" w:type="pct"/>
             <w:tcBorders>
-              <w:top w:val="nil"/>
-              <w:left w:val="nil"/>
-              <w:right w:val="nil"/>
+              <w:tl2br w:val="nil"/>
+              <w:tr2bl w:val="nil"/>
             </w:tcBorders>
             <w:shd w:val="clear" w:color="auto" w:fill="00D392"/>
             <w:vAlign w:val="center"/>
@@ -8943,9 +8924,8 @@
           <w:tcPr>
             <w:tcW w:w="755" w:type="pct"/>
             <w:tcBorders>
-              <w:top w:val="nil"/>
-              <w:left w:val="nil"/>
-              <w:right w:val="nil"/>
+              <w:tl2br w:val="nil"/>
+              <w:tr2bl w:val="nil"/>
             </w:tcBorders>
             <w:shd w:val="clear" w:color="auto" w:fill="00D392"/>
             <w:vAlign w:val="center"/>
@@ -9025,12 +9005,12 @@
       <w:tr>
         <w:tblPrEx>
           <w:tblBorders>
-            <w:top w:val="single" w:color="00B050" w:sz="18" w:space="0"/>
+            <w:top w:val="none" w:color="auto" w:sz="0" w:space="0"/>
             <w:left w:val="none" w:color="auto" w:sz="0" w:space="0"/>
-            <w:bottom w:val="single" w:color="A4A4A4" w:sz="4" w:space="0"/>
+            <w:bottom w:val="single" w:color="000000" w:themeColor="text1" w:sz="4" w:space="0"/>
             <w:right w:val="none" w:color="auto" w:sz="0" w:space="0"/>
-            <w:insideH w:val="single" w:color="auto" w:sz="4" w:space="0"/>
-            <w:insideV w:val="single" w:color="A4A4A4" w:sz="4" w:space="0"/>
+            <w:insideH w:val="single" w:color="000000" w:themeColor="text1" w:sz="4" w:space="0"/>
+            <w:insideV w:val="none" w:color="auto" w:sz="0" w:space="0"/>
           </w:tblBorders>
           <w:tblCellMar>
             <w:top w:w="0" w:type="dxa"/>
@@ -9048,8 +9028,8 @@
             <w:tcW w:w="5000" w:type="pct"/>
             <w:gridSpan w:val="7"/>
             <w:tcBorders>
-              <w:left w:val="nil"/>
-              <w:right w:val="nil"/>
+              <w:tl2br w:val="nil"/>
+              <w:tr2bl w:val="nil"/>
             </w:tcBorders>
             <w:shd w:val="clear" w:color="auto" w:fill="auto"/>
             <w:vAlign w:val="center"/>
@@ -9081,12 +9061,12 @@
       <w:tr>
         <w:tblPrEx>
           <w:tblBorders>
-            <w:top w:val="single" w:color="00B050" w:sz="18" w:space="0"/>
+            <w:top w:val="none" w:color="auto" w:sz="0" w:space="0"/>
             <w:left w:val="none" w:color="auto" w:sz="0" w:space="0"/>
-            <w:bottom w:val="single" w:color="A4A4A4" w:sz="4" w:space="0"/>
+            <w:bottom w:val="single" w:color="000000" w:themeColor="text1" w:sz="4" w:space="0"/>
             <w:right w:val="none" w:color="auto" w:sz="0" w:space="0"/>
-            <w:insideH w:val="single" w:color="auto" w:sz="4" w:space="0"/>
-            <w:insideV w:val="single" w:color="A4A4A4" w:sz="4" w:space="0"/>
+            <w:insideH w:val="single" w:color="000000" w:themeColor="text1" w:sz="4" w:space="0"/>
+            <w:insideV w:val="none" w:color="auto" w:sz="0" w:space="0"/>
           </w:tblBorders>
           <w:tblCellMar>
             <w:top w:w="0" w:type="dxa"/>
@@ -9104,8 +9084,8 @@
             <w:tcW w:w="5000" w:type="pct"/>
             <w:gridSpan w:val="7"/>
             <w:tcBorders>
-              <w:left w:val="nil"/>
-              <w:right w:val="nil"/>
+              <w:tl2br w:val="nil"/>
+              <w:tr2bl w:val="nil"/>
             </w:tcBorders>
             <w:shd w:val="clear" w:color="auto" w:fill="auto"/>
             <w:vAlign w:val="center"/>
@@ -9137,12 +9117,12 @@
       <w:tr>
         <w:tblPrEx>
           <w:tblBorders>
-            <w:top w:val="single" w:color="00B050" w:sz="18" w:space="0"/>
+            <w:top w:val="none" w:color="auto" w:sz="0" w:space="0"/>
             <w:left w:val="none" w:color="auto" w:sz="0" w:space="0"/>
-            <w:bottom w:val="single" w:color="A4A4A4" w:sz="4" w:space="0"/>
+            <w:bottom w:val="single" w:color="000000" w:themeColor="text1" w:sz="4" w:space="0"/>
             <w:right w:val="none" w:color="auto" w:sz="0" w:space="0"/>
-            <w:insideH w:val="single" w:color="auto" w:sz="4" w:space="0"/>
-            <w:insideV w:val="single" w:color="A4A4A4" w:sz="4" w:space="0"/>
+            <w:insideH w:val="single" w:color="000000" w:themeColor="text1" w:sz="4" w:space="0"/>
+            <w:insideV w:val="none" w:color="auto" w:sz="0" w:space="0"/>
           </w:tblBorders>
           <w:tblCellMar>
             <w:top w:w="0" w:type="dxa"/>
@@ -9159,8 +9139,8 @@
           <w:tcPr>
             <w:tcW w:w="498" w:type="pct"/>
             <w:tcBorders>
-              <w:left w:val="nil"/>
-              <w:right w:val="nil"/>
+              <w:tl2br w:val="nil"/>
+              <w:tr2bl w:val="nil"/>
             </w:tcBorders>
             <w:shd w:val="clear" w:color="auto" w:fill="auto"/>
             <w:vAlign w:val="center"/>
@@ -9196,8 +9176,8 @@
           <w:tcPr>
             <w:tcW w:w="779" w:type="pct"/>
             <w:tcBorders>
-              <w:left w:val="nil"/>
-              <w:right w:val="nil"/>
+              <w:tl2br w:val="nil"/>
+              <w:tr2bl w:val="nil"/>
             </w:tcBorders>
             <w:shd w:val="clear" w:color="auto" w:fill="auto"/>
             <w:vAlign w:val="center"/>
@@ -9232,8 +9212,8 @@
           <w:tcPr>
             <w:tcW w:w="831" w:type="pct"/>
             <w:tcBorders>
-              <w:left w:val="nil"/>
-              <w:right w:val="nil"/>
+              <w:tl2br w:val="nil"/>
+              <w:tr2bl w:val="nil"/>
             </w:tcBorders>
             <w:shd w:val="clear" w:color="auto" w:fill="auto"/>
             <w:vAlign w:val="center"/>
@@ -9285,8 +9265,8 @@
           <w:tcPr>
             <w:tcW w:w="855" w:type="pct"/>
             <w:tcBorders>
-              <w:left w:val="nil"/>
-              <w:right w:val="nil"/>
+              <w:tl2br w:val="nil"/>
+              <w:tr2bl w:val="nil"/>
             </w:tcBorders>
             <w:shd w:val="clear" w:color="auto" w:fill="auto"/>
             <w:vAlign w:val="center"/>
@@ -9318,8 +9298,8 @@
           <w:tcPr>
             <w:tcW w:w="642" w:type="pct"/>
             <w:tcBorders>
-              <w:left w:val="nil"/>
-              <w:right w:val="nil"/>
+              <w:tl2br w:val="nil"/>
+              <w:tr2bl w:val="nil"/>
             </w:tcBorders>
             <w:shd w:val="clear" w:color="auto" w:fill="auto"/>
             <w:vAlign w:val="center"/>
@@ -9353,8 +9333,8 @@
           <w:tcPr>
             <w:tcW w:w="636" w:type="pct"/>
             <w:tcBorders>
-              <w:left w:val="nil"/>
-              <w:right w:val="nil"/>
+              <w:tl2br w:val="nil"/>
+              <w:tr2bl w:val="nil"/>
             </w:tcBorders>
             <w:shd w:val="clear" w:color="auto" w:fill="auto"/>
             <w:vAlign w:val="center"/>
@@ -9388,8 +9368,8 @@
           <w:tcPr>
             <w:tcW w:w="755" w:type="pct"/>
             <w:tcBorders>
-              <w:left w:val="nil"/>
-              <w:right w:val="nil"/>
+              <w:tl2br w:val="nil"/>
+              <w:tr2bl w:val="nil"/>
             </w:tcBorders>
             <w:shd w:val="clear" w:color="auto" w:fill="auto"/>
             <w:vAlign w:val="center"/>
@@ -9422,12 +9402,12 @@
       <w:tr>
         <w:tblPrEx>
           <w:tblBorders>
-            <w:top w:val="single" w:color="00B050" w:sz="18" w:space="0"/>
+            <w:top w:val="none" w:color="auto" w:sz="0" w:space="0"/>
             <w:left w:val="none" w:color="auto" w:sz="0" w:space="0"/>
-            <w:bottom w:val="single" w:color="A4A4A4" w:sz="4" w:space="0"/>
+            <w:bottom w:val="single" w:color="000000" w:themeColor="text1" w:sz="4" w:space="0"/>
             <w:right w:val="none" w:color="auto" w:sz="0" w:space="0"/>
-            <w:insideH w:val="single" w:color="auto" w:sz="4" w:space="0"/>
-            <w:insideV w:val="single" w:color="A4A4A4" w:sz="4" w:space="0"/>
+            <w:insideH w:val="single" w:color="000000" w:themeColor="text1" w:sz="4" w:space="0"/>
+            <w:insideV w:val="none" w:color="auto" w:sz="0" w:space="0"/>
           </w:tblBorders>
           <w:tblCellMar>
             <w:top w:w="0" w:type="dxa"/>
@@ -9445,8 +9425,8 @@
             <w:tcW w:w="5000" w:type="pct"/>
             <w:gridSpan w:val="7"/>
             <w:tcBorders>
-              <w:left w:val="nil"/>
-              <w:right w:val="nil"/>
+              <w:tl2br w:val="nil"/>
+              <w:tr2bl w:val="nil"/>
             </w:tcBorders>
             <w:shd w:val="clear" w:color="auto" w:fill="auto"/>
             <w:vAlign w:val="center"/>
@@ -9478,12 +9458,12 @@
       <w:tr>
         <w:tblPrEx>
           <w:tblBorders>
-            <w:top w:val="single" w:color="00B050" w:sz="18" w:space="0"/>
+            <w:top w:val="none" w:color="auto" w:sz="0" w:space="0"/>
             <w:left w:val="none" w:color="auto" w:sz="0" w:space="0"/>
-            <w:bottom w:val="single" w:color="A4A4A4" w:sz="4" w:space="0"/>
+            <w:bottom w:val="single" w:color="000000" w:themeColor="text1" w:sz="4" w:space="0"/>
             <w:right w:val="none" w:color="auto" w:sz="0" w:space="0"/>
-            <w:insideH w:val="single" w:color="auto" w:sz="4" w:space="0"/>
-            <w:insideV w:val="single" w:color="A4A4A4" w:sz="4" w:space="0"/>
+            <w:insideH w:val="single" w:color="000000" w:themeColor="text1" w:sz="4" w:space="0"/>
+            <w:insideV w:val="none" w:color="auto" w:sz="0" w:space="0"/>
           </w:tblBorders>
           <w:tblCellMar>
             <w:top w:w="0" w:type="dxa"/>
@@ -9501,8 +9481,8 @@
             <w:tcW w:w="5000" w:type="pct"/>
             <w:gridSpan w:val="7"/>
             <w:tcBorders>
-              <w:left w:val="nil"/>
-              <w:right w:val="nil"/>
+              <w:tl2br w:val="nil"/>
+              <w:tr2bl w:val="nil"/>
             </w:tcBorders>
             <w:shd w:val="clear" w:color="auto" w:fill="auto"/>
             <w:vAlign w:val="center"/>
@@ -9534,12 +9514,12 @@
       <w:tr>
         <w:tblPrEx>
           <w:tblBorders>
-            <w:top w:val="single" w:color="00B050" w:sz="18" w:space="0"/>
+            <w:top w:val="none" w:color="auto" w:sz="0" w:space="0"/>
             <w:left w:val="none" w:color="auto" w:sz="0" w:space="0"/>
-            <w:bottom w:val="single" w:color="A4A4A4" w:sz="4" w:space="0"/>
+            <w:bottom w:val="single" w:color="000000" w:themeColor="text1" w:sz="4" w:space="0"/>
             <w:right w:val="none" w:color="auto" w:sz="0" w:space="0"/>
-            <w:insideH w:val="single" w:color="auto" w:sz="4" w:space="0"/>
-            <w:insideV w:val="single" w:color="A4A4A4" w:sz="4" w:space="0"/>
+            <w:insideH w:val="single" w:color="000000" w:themeColor="text1" w:sz="4" w:space="0"/>
+            <w:insideV w:val="none" w:color="auto" w:sz="0" w:space="0"/>
           </w:tblBorders>
           <w:tblCellMar>
             <w:top w:w="0" w:type="dxa"/>
@@ -9557,8 +9537,8 @@
             <w:tcW w:w="5000" w:type="pct"/>
             <w:gridSpan w:val="7"/>
             <w:tcBorders>
-              <w:left w:val="nil"/>
-              <w:right w:val="nil"/>
+              <w:tl2br w:val="nil"/>
+              <w:tr2bl w:val="nil"/>
             </w:tcBorders>
             <w:shd w:val="clear" w:color="auto" w:fill="auto"/>
             <w:vAlign w:val="center"/>
@@ -9606,12 +9586,12 @@
       <w:tr>
         <w:tblPrEx>
           <w:tblBorders>
-            <w:top w:val="single" w:color="00B050" w:sz="18" w:space="0"/>
+            <w:top w:val="none" w:color="auto" w:sz="0" w:space="0"/>
             <w:left w:val="none" w:color="auto" w:sz="0" w:space="0"/>
-            <w:bottom w:val="single" w:color="A4A4A4" w:sz="4" w:space="0"/>
+            <w:bottom w:val="single" w:color="000000" w:themeColor="text1" w:sz="4" w:space="0"/>
             <w:right w:val="none" w:color="auto" w:sz="0" w:space="0"/>
-            <w:insideH w:val="single" w:color="auto" w:sz="4" w:space="0"/>
-            <w:insideV w:val="single" w:color="A4A4A4" w:sz="4" w:space="0"/>
+            <w:insideH w:val="single" w:color="000000" w:themeColor="text1" w:sz="4" w:space="0"/>
+            <w:insideV w:val="none" w:color="auto" w:sz="0" w:space="0"/>
           </w:tblBorders>
           <w:tblCellMar>
             <w:top w:w="0" w:type="dxa"/>
@@ -9629,9 +9609,8 @@
             <w:tcW w:w="5000" w:type="pct"/>
             <w:gridSpan w:val="7"/>
             <w:tcBorders>
-              <w:left w:val="nil"/>
-              <w:bottom w:val="single" w:color="000000" w:themeColor="text1" w:sz="4" w:space="0"/>
-              <w:right w:val="nil"/>
+              <w:tl2br w:val="nil"/>
+              <w:tr2bl w:val="nil"/>
             </w:tcBorders>
             <w:shd w:val="clear" w:color="auto" w:fill="auto"/>
             <w:vAlign w:val="center"/>
@@ -10123,12 +10102,6 @@
             <w:insideH w:val="none" w:color="auto" w:sz="0" w:space="0"/>
             <w:insideV w:val="none" w:color="auto" w:sz="0" w:space="0"/>
           </w:tblBorders>
-          <w:tblCellMar>
-            <w:top w:w="0" w:type="dxa"/>
-            <w:left w:w="113" w:type="dxa"/>
-            <w:bottom w:w="0" w:type="dxa"/>
-            <w:right w:w="113" w:type="dxa"/>
-          </w:tblCellMar>
         </w:tblPrEx>
         <w:trPr>
           <w:jc w:val="center"/>
@@ -10625,7 +10598,8 @@
         </w:numPr>
         <w:ind w:leftChars="0"/>
         <w:rPr>
-          <w:sz w:val="28"/>
+          <w:sz w:val="21"/>
+          <w:szCs w:val="21"/>
         </w:rPr>
       </w:pPr>
     </w:p>
@@ -10639,7 +10613,7 @@
           <w:left w:val="none" w:color="auto" w:sz="0" w:space="0"/>
           <w:bottom w:val="single" w:color="000000" w:themeColor="text1" w:sz="4" w:space="0"/>
           <w:right w:val="none" w:color="auto" w:sz="0" w:space="0"/>
-          <w:insideH w:val="single" w:color="auto" w:sz="4" w:space="0"/>
+          <w:insideH w:val="single" w:color="000000" w:themeColor="text1" w:sz="4" w:space="0"/>
           <w:insideV w:val="none" w:color="auto" w:sz="0" w:space="0"/>
         </w:tblBorders>
         <w:tblLayout w:type="fixed"/>
@@ -10663,15 +10637,9 @@
             <w:left w:val="none" w:color="auto" w:sz="0" w:space="0"/>
             <w:bottom w:val="single" w:color="000000" w:themeColor="text1" w:sz="4" w:space="0"/>
             <w:right w:val="none" w:color="auto" w:sz="0" w:space="0"/>
-            <w:insideH w:val="single" w:color="auto" w:sz="4" w:space="0"/>
+            <w:insideH w:val="single" w:color="000000" w:themeColor="text1" w:sz="4" w:space="0"/>
             <w:insideV w:val="none" w:color="auto" w:sz="0" w:space="0"/>
           </w:tblBorders>
-          <w:tblCellMar>
-            <w:top w:w="0" w:type="dxa"/>
-            <w:left w:w="108" w:type="dxa"/>
-            <w:bottom w:w="0" w:type="dxa"/>
-            <w:right w:w="108" w:type="dxa"/>
-          </w:tblCellMar>
         </w:tblPrEx>
         <w:trPr>
           <w:trHeight w:val="510" w:hRule="atLeast"/>
@@ -10802,7 +10770,7 @@
             <w:left w:val="none" w:color="auto" w:sz="0" w:space="0"/>
             <w:bottom w:val="single" w:color="000000" w:themeColor="text1" w:sz="4" w:space="0"/>
             <w:right w:val="none" w:color="auto" w:sz="0" w:space="0"/>
-            <w:insideH w:val="single" w:color="auto" w:sz="4" w:space="0"/>
+            <w:insideH w:val="single" w:color="000000" w:themeColor="text1" w:sz="4" w:space="0"/>
             <w:insideV w:val="none" w:color="auto" w:sz="0" w:space="0"/>
           </w:tblBorders>
           <w:tblCellMar>
@@ -10819,6 +10787,10 @@
           <w:tcPr>
             <w:tcW w:w="2980" w:type="dxa"/>
             <w:gridSpan w:val="2"/>
+            <w:tcBorders>
+              <w:tl2br w:val="nil"/>
+              <w:tr2bl w:val="nil"/>
+            </w:tcBorders>
             <w:shd w:val="clear" w:color="auto" w:fill="auto"/>
             <w:vAlign w:val="center"/>
           </w:tcPr>
@@ -10873,6 +10845,10 @@
         <w:tc>
           <w:tcPr>
             <w:tcW w:w="3209" w:type="dxa"/>
+            <w:tcBorders>
+              <w:tl2br w:val="nil"/>
+              <w:tr2bl w:val="nil"/>
+            </w:tcBorders>
             <w:shd w:val="clear" w:color="auto" w:fill="auto"/>
             <w:vAlign w:val="center"/>
           </w:tcPr>
@@ -10903,6 +10879,10 @@
         <w:tc>
           <w:tcPr>
             <w:tcW w:w="3749" w:type="dxa"/>
+            <w:tcBorders>
+              <w:tl2br w:val="nil"/>
+              <w:tr2bl w:val="nil"/>
+            </w:tcBorders>
             <w:shd w:val="clear" w:color="auto" w:fill="auto"/>
             <w:vAlign w:val="center"/>
           </w:tcPr>
@@ -10997,7 +10977,7 @@
             <w:left w:val="none" w:color="auto" w:sz="0" w:space="0"/>
             <w:bottom w:val="single" w:color="000000" w:themeColor="text1" w:sz="4" w:space="0"/>
             <w:right w:val="none" w:color="auto" w:sz="0" w:space="0"/>
-            <w:insideH w:val="single" w:color="auto" w:sz="4" w:space="0"/>
+            <w:insideH w:val="single" w:color="000000" w:themeColor="text1" w:sz="4" w:space="0"/>
             <w:insideV w:val="none" w:color="auto" w:sz="0" w:space="0"/>
           </w:tblBorders>
           <w:tblCellMar>
@@ -11012,8 +10992,8 @@
         </w:trPr>
         <w:tc>
           <w:tcPr>
-            <w:tcW w:w="1338" w:type="dxa"/>
-            <w:vMerge w:val="restart"/>
+            <w:tcW w:w="9938" w:type="dxa"/>
+            <w:gridSpan w:val="4"/>
             <w:tcBorders>
               <w:tl2br w:val="nil"/>
               <w:tr2bl w:val="nil"/>
@@ -11025,174 +11005,54 @@
             <w:pPr>
               <w:widowControl/>
               <w:snapToGrid w:val="0"/>
-              <w:jc w:val="center"/>
-              <w:textAlignment w:val="center"/>
-              <w:rPr>
-                <w:rStyle w:val="31"/>
-                <w:rFonts w:hint="eastAsia" w:ascii="宋体" w:hAnsi="宋体" w:eastAsia="宋体" w:cs="宋体"/>
-                <w:sz w:val="18"/>
-                <w:szCs w:val="18"/>
-                <w:highlight w:val="yellow"/>
-                <w:lang w:eastAsia="zh-CN" w:bidi="ar"/>
-              </w:rPr>
-            </w:pPr>
-            <w:r>
-              <w:rPr>
-                <w:rStyle w:val="31"/>
-                <w:rFonts w:hint="eastAsia" w:ascii="宋体" w:hAnsi="宋体" w:eastAsia="宋体" w:cs="宋体"/>
-                <w:sz w:val="18"/>
-                <w:szCs w:val="18"/>
-                <w:highlight w:val="none"/>
-                <w:lang w:val="en-US" w:eastAsia="zh-CN" w:bidi="ar"/>
-              </w:rPr>
-              <w:t>错配修复（MMR）基因</w:t>
-            </w:r>
-          </w:p>
-        </w:tc>
-        <w:tc>
-          <w:tcPr>
-            <w:tcW w:w="1642" w:type="dxa"/>
-            <w:tcBorders>
-              <w:tl2br w:val="nil"/>
-              <w:tr2bl w:val="nil"/>
-            </w:tcBorders>
-            <w:shd w:val="clear" w:color="auto" w:fill="auto"/>
-            <w:vAlign w:val="center"/>
-          </w:tcPr>
-          <w:p>
-            <w:pPr>
-              <w:snapToGrid w:val="0"/>
-              <w:jc w:val="left"/>
-              <w:rPr>
-                <w:rStyle w:val="31"/>
-                <w:rFonts w:hint="eastAsia" w:ascii="宋体" w:hAnsi="宋体" w:eastAsia="宋体" w:cs="宋体"/>
-                <w:sz w:val="18"/>
-                <w:szCs w:val="18"/>
-                <w:highlight w:val="none"/>
-                <w:lang w:val="en-US" w:eastAsia="zh-CN" w:bidi="ar"/>
-              </w:rPr>
-            </w:pPr>
-            <w:r>
-              <w:rPr>
-                <w:rStyle w:val="36"/>
-                <w:rFonts w:hint="eastAsia" w:ascii="宋体" w:hAnsi="宋体" w:eastAsia="宋体" w:cs="宋体"/>
-                <w:sz w:val="18"/>
-                <w:szCs w:val="18"/>
-                <w:highlight w:val="none"/>
-                <w:lang w:val="en-US" w:eastAsia="zh-CN" w:bidi="ar"/>
-              </w:rPr>
-              <w:t xml:space="preserve">MLH1 失活突变 </w:t>
-            </w:r>
-          </w:p>
-        </w:tc>
-        <w:tc>
-          <w:tcPr>
-            <w:tcW w:w="3209" w:type="dxa"/>
-            <w:tcBorders>
-              <w:tl2br w:val="nil"/>
-              <w:tr2bl w:val="nil"/>
-            </w:tcBorders>
-            <w:shd w:val="clear" w:color="auto" w:fill="auto"/>
-            <w:vAlign w:val="center"/>
-          </w:tcPr>
-          <w:p>
-            <w:pPr>
-              <w:widowControl/>
-              <w:snapToGrid w:val="0"/>
-              <w:jc w:val="center"/>
-              <w:textAlignment w:val="center"/>
-              <w:rPr>
-                <w:rFonts w:hint="eastAsia" w:ascii="宋体" w:hAnsi="宋体" w:eastAsia="宋体" w:cs="宋体"/>
-                <w:sz w:val="18"/>
-                <w:szCs w:val="18"/>
-                <w:lang w:eastAsia="zh-CN"/>
-              </w:rPr>
-            </w:pPr>
-            <w:r>
-              <w:rPr>
-                <w:rFonts w:hint="eastAsia" w:ascii="宋体" w:hAnsi="宋体" w:eastAsia="宋体" w:cs="宋体"/>
-                <w:sz w:val="18"/>
-                <w:szCs w:val="18"/>
-                <w:lang w:eastAsia="zh-CN"/>
-              </w:rPr>
-              <w:t>{%for i in dmmr.dmmrMLH1 %}</w:t>
-            </w:r>
-            <w:r>
-              <w:rPr>
-                <w:rFonts w:hint="eastAsia" w:ascii="宋体" w:hAnsi="宋体" w:eastAsia="宋体" w:cs="宋体"/>
-                <w:sz w:val="18"/>
-                <w:szCs w:val="18"/>
-                <w:lang w:val="en-US" w:eastAsia="zh-CN"/>
-              </w:rPr>
-              <w:t>{% if i == ‘-’%}未见变异{%else%}{{i}}{% endif %}</w:t>
-            </w:r>
-            <w:r>
-              <w:rPr>
-                <w:rFonts w:hint="eastAsia" w:ascii="宋体" w:hAnsi="宋体" w:eastAsia="宋体" w:cs="宋体"/>
-                <w:sz w:val="18"/>
-                <w:szCs w:val="18"/>
-                <w:lang w:eastAsia="zh-CN"/>
-              </w:rPr>
-              <w:t>{%if loop.last%}{%else%}</w:t>
-            </w:r>
-          </w:p>
-          <w:p>
-            <w:pPr>
-              <w:snapToGrid w:val="0"/>
-              <w:jc w:val="center"/>
-              <w:rPr>
-                <w:rFonts w:hint="eastAsia" w:ascii="宋体" w:hAnsi="宋体" w:eastAsia="宋体" w:cs="宋体"/>
-                <w:sz w:val="18"/>
-                <w:szCs w:val="18"/>
-                <w:highlight w:val="none"/>
-                <w:lang w:eastAsia="zh-CN"/>
-              </w:rPr>
-            </w:pPr>
-            <w:r>
-              <w:rPr>
-                <w:rFonts w:hint="eastAsia" w:ascii="宋体" w:hAnsi="宋体" w:eastAsia="宋体" w:cs="宋体"/>
-                <w:sz w:val="18"/>
-                <w:szCs w:val="18"/>
-                <w:lang w:eastAsia="zh-CN"/>
-              </w:rPr>
-              <w:t>{%endif%}{% endfor %}</w:t>
-            </w:r>
-          </w:p>
-        </w:tc>
-        <w:tc>
-          <w:tcPr>
-            <w:tcW w:w="3749" w:type="dxa"/>
-            <w:vMerge w:val="restart"/>
-            <w:tcBorders>
-              <w:tl2br w:val="nil"/>
-              <w:tr2bl w:val="nil"/>
-            </w:tcBorders>
-            <w:shd w:val="clear" w:color="auto" w:fill="auto"/>
-            <w:vAlign w:val="center"/>
-          </w:tcPr>
-          <w:p>
-            <w:pPr>
-              <w:widowControl/>
-              <w:snapToGrid w:val="0"/>
               <w:spacing w:line="240" w:lineRule="atLeast"/>
               <w:jc w:val="both"/>
               <w:textAlignment w:val="center"/>
               <w:rPr>
-                <w:rFonts w:hint="eastAsia" w:ascii="宋体" w:hAnsi="宋体" w:eastAsia="宋体" w:cs="宋体"/>
-                <w:sz w:val="18"/>
-                <w:szCs w:val="18"/>
-                <w:highlight w:val="yellow"/>
-                <w:lang w:eastAsia="zh-CN"/>
-              </w:rPr>
-            </w:pPr>
-            <w:r>
-              <w:rPr>
-                <w:rFonts w:hint="eastAsia" w:ascii="宋体" w:hAnsi="宋体" w:eastAsia="宋体" w:cs="宋体"/>
-                <w:sz w:val="18"/>
-                <w:szCs w:val="18"/>
-                <w:lang w:eastAsia="zh-CN"/>
-              </w:rPr>
-              <w:t>{{ dmmr.detectionSignificance }}</w:t>
+                <w:rFonts w:hint="default" w:ascii="宋体" w:hAnsi="宋体" w:eastAsia="宋体" w:cs="宋体"/>
+                <w:sz w:val="18"/>
+                <w:szCs w:val="18"/>
+                <w:lang w:val="en-US" w:eastAsia="zh-CN"/>
+              </w:rPr>
+            </w:pPr>
+            <w:r>
+              <w:rPr>
+                <w:rFonts w:hint="eastAsia" w:ascii="宋体" w:hAnsi="宋体" w:eastAsia="宋体" w:cs="宋体"/>
+                <w:sz w:val="21"/>
+                <w:szCs w:val="21"/>
+                <w:highlight w:val="none"/>
+                <w:lang w:val="en-US" w:eastAsia="zh-CN"/>
+              </w:rPr>
+              <w:t xml:space="preserve">{%tr if </w:t>
+            </w:r>
+            <w:r>
+              <w:rPr>
+                <w:rFonts w:hint="eastAsia" w:ascii="宋体" w:hAnsi="宋体" w:eastAsia="宋体" w:cs="宋体"/>
+                <w:sz w:val="21"/>
+                <w:szCs w:val="21"/>
+                <w:highlight w:val="none"/>
+                <w:lang w:eastAsia="zh-CN"/>
+              </w:rPr>
+              <w:t>summaryOfRresults.</w:t>
+            </w:r>
+            <w:r>
+              <w:rPr>
+                <w:rFonts w:hint="eastAsia" w:ascii="宋体" w:hAnsi="宋体" w:eastAsia="宋体" w:cs="宋体"/>
+                <w:sz w:val="21"/>
+                <w:szCs w:val="21"/>
+                <w:lang w:val="en-US" w:eastAsia="zh-CN" w:bidi="ar-SA"/>
+              </w:rPr>
+              <w:t>dMMRinfoSize =</w:t>
+            </w:r>
+            <w:r>
+              <w:rPr>
+                <w:rFonts w:hint="eastAsia" w:ascii="宋体" w:hAnsi="宋体" w:eastAsia="宋体" w:cs="宋体"/>
+                <w:sz w:val="21"/>
+                <w:szCs w:val="21"/>
+                <w:highlight w:val="none"/>
+                <w:lang w:val="en-US" w:eastAsia="zh-CN"/>
+              </w:rPr>
+              <w:t>= 0 %}</w:t>
             </w:r>
           </w:p>
         </w:tc>
@@ -11204,7 +11064,7 @@
             <w:left w:val="none" w:color="auto" w:sz="0" w:space="0"/>
             <w:bottom w:val="single" w:color="000000" w:themeColor="text1" w:sz="4" w:space="0"/>
             <w:right w:val="none" w:color="auto" w:sz="0" w:space="0"/>
-            <w:insideH w:val="single" w:color="auto" w:sz="4" w:space="0"/>
+            <w:insideH w:val="single" w:color="000000" w:themeColor="text1" w:sz="4" w:space="0"/>
             <w:insideV w:val="none" w:color="auto" w:sz="0" w:space="0"/>
           </w:tblBorders>
           <w:tblCellMar>
@@ -11220,7 +11080,7 @@
         <w:tc>
           <w:tcPr>
             <w:tcW w:w="1338" w:type="dxa"/>
-            <w:vMerge w:val="continue"/>
+            <w:vMerge w:val="restart"/>
             <w:tcBorders>
               <w:tl2br w:val="nil"/>
               <w:tr2bl w:val="nil"/>
@@ -11239,15 +11099,27 @@
                 <w:rFonts w:hint="eastAsia" w:ascii="宋体" w:hAnsi="宋体" w:eastAsia="宋体" w:cs="宋体"/>
                 <w:sz w:val="18"/>
                 <w:szCs w:val="18"/>
-                <w:highlight w:val="yellow"/>
-                <w:lang w:eastAsia="zh-CN" w:bidi="ar"/>
-              </w:rPr>
-            </w:pPr>
-          </w:p>
-        </w:tc>
-        <w:tc>
-          <w:tcPr>
-            <w:tcW w:w="1642" w:type="dxa"/>
+                <w:highlight w:val="none"/>
+                <w:lang w:val="en-US" w:eastAsia="zh-CN" w:bidi="ar"/>
+              </w:rPr>
+            </w:pPr>
+            <w:r>
+              <w:rPr>
+                <w:rStyle w:val="31"/>
+                <w:rFonts w:hint="eastAsia" w:ascii="宋体" w:hAnsi="宋体" w:eastAsia="宋体" w:cs="宋体"/>
+                <w:sz w:val="18"/>
+                <w:szCs w:val="18"/>
+                <w:highlight w:val="none"/>
+                <w:lang w:val="en-US" w:eastAsia="zh-CN" w:bidi="ar"/>
+              </w:rPr>
+              <w:t>错配修复（MMR）基因</w:t>
+            </w:r>
+          </w:p>
+        </w:tc>
+        <w:tc>
+          <w:tcPr>
+            <w:tcW w:w="4851" w:type="dxa"/>
+            <w:gridSpan w:val="2"/>
             <w:tcBorders>
               <w:tl2br w:val="nil"/>
               <w:tr2bl w:val="nil"/>
@@ -11260,12 +11132,10 @@
               <w:snapToGrid w:val="0"/>
               <w:jc w:val="left"/>
               <w:rPr>
-                <w:rStyle w:val="31"/>
-                <w:rFonts w:hint="eastAsia" w:ascii="宋体" w:hAnsi="宋体" w:eastAsia="宋体" w:cs="宋体"/>
-                <w:sz w:val="18"/>
-                <w:szCs w:val="18"/>
-                <w:highlight w:val="yellow"/>
-                <w:lang w:eastAsia="zh-CN" w:bidi="ar"/>
+                <w:rFonts w:hint="eastAsia" w:ascii="宋体" w:hAnsi="宋体" w:eastAsia="宋体" w:cs="宋体"/>
+                <w:sz w:val="18"/>
+                <w:szCs w:val="18"/>
+                <w:lang w:eastAsia="zh-CN"/>
               </w:rPr>
             </w:pPr>
             <w:r>
@@ -11277,13 +11147,13 @@
                 <w:highlight w:val="none"/>
                 <w:lang w:val="en-US" w:eastAsia="zh-CN" w:bidi="ar"/>
               </w:rPr>
-              <w:t>MSH2 失活突变</w:t>
-            </w:r>
-          </w:p>
-        </w:tc>
-        <w:tc>
-          <w:tcPr>
-            <w:tcW w:w="3209" w:type="dxa"/>
+              <w:t xml:space="preserve">MLH1 失活突变 </w:t>
+            </w:r>
+          </w:p>
+        </w:tc>
+        <w:tc>
+          <w:tcPr>
+            <w:tcW w:w="3749" w:type="dxa"/>
             <w:tcBorders>
               <w:tl2br w:val="nil"/>
               <w:tr2bl w:val="nil"/>
@@ -11295,112 +11165,25 @@
             <w:pPr>
               <w:widowControl/>
               <w:snapToGrid w:val="0"/>
-              <w:jc w:val="center"/>
-              <w:textAlignment w:val="center"/>
-              <w:rPr>
-                <w:rFonts w:hint="eastAsia" w:ascii="宋体" w:hAnsi="宋体" w:eastAsia="宋体" w:cs="宋体"/>
-                <w:sz w:val="18"/>
-                <w:szCs w:val="18"/>
-                <w:lang w:eastAsia="zh-CN"/>
-              </w:rPr>
-            </w:pPr>
-            <w:r>
-              <w:rPr>
-                <w:rFonts w:hint="eastAsia" w:ascii="宋体" w:hAnsi="宋体" w:eastAsia="宋体" w:cs="宋体"/>
-                <w:sz w:val="18"/>
-                <w:szCs w:val="18"/>
-                <w:lang w:eastAsia="zh-CN"/>
-              </w:rPr>
-              <w:t>{%for i in dmmr.dmmrM</w:t>
-            </w:r>
-            <w:r>
-              <w:rPr>
-                <w:rStyle w:val="33"/>
-                <w:rFonts w:hint="eastAsia" w:ascii="宋体" w:hAnsi="宋体" w:eastAsia="宋体" w:cs="宋体"/>
-                <w:color w:val="auto"/>
-                <w:sz w:val="18"/>
-                <w:szCs w:val="18"/>
-                <w:lang w:eastAsia="zh-CN" w:bidi="ar"/>
-              </w:rPr>
-              <w:t>SH</w:t>
-            </w:r>
-            <w:r>
-              <w:rPr>
-                <w:rFonts w:hint="eastAsia" w:ascii="宋体" w:hAnsi="宋体" w:eastAsia="宋体" w:cs="宋体"/>
-                <w:sz w:val="18"/>
-                <w:szCs w:val="18"/>
-                <w:lang w:eastAsia="zh-CN"/>
-              </w:rPr>
-              <w:t>2 %}</w:t>
-            </w:r>
-            <w:r>
-              <w:rPr>
-                <w:rFonts w:hint="eastAsia" w:ascii="宋体" w:hAnsi="宋体" w:eastAsia="宋体" w:cs="宋体"/>
-                <w:sz w:val="18"/>
-                <w:szCs w:val="18"/>
-                <w:lang w:val="en-US" w:eastAsia="zh-CN"/>
-              </w:rPr>
-              <w:t>{% if i == ‘-’%}未见变异{%else%}{{i}}{% endif %}</w:t>
-            </w:r>
-            <w:r>
-              <w:rPr>
-                <w:rFonts w:hint="eastAsia" w:ascii="宋体" w:hAnsi="宋体" w:eastAsia="宋体" w:cs="宋体"/>
-                <w:sz w:val="18"/>
-                <w:szCs w:val="18"/>
-                <w:lang w:eastAsia="zh-CN"/>
-              </w:rPr>
-              <w:t>{%if loop.last%}{%else%}</w:t>
-            </w:r>
-          </w:p>
-          <w:p>
-            <w:pPr>
-              <w:snapToGrid w:val="0"/>
-              <w:jc w:val="center"/>
-              <w:rPr>
-                <w:rFonts w:hint="eastAsia" w:ascii="宋体" w:hAnsi="宋体" w:eastAsia="宋体" w:cs="宋体"/>
-                <w:sz w:val="18"/>
-                <w:szCs w:val="18"/>
-                <w:highlight w:val="none"/>
-                <w:lang w:eastAsia="zh-CN"/>
-              </w:rPr>
-            </w:pPr>
-            <w:r>
-              <w:rPr>
-                <w:rFonts w:hint="eastAsia" w:ascii="宋体" w:hAnsi="宋体" w:eastAsia="宋体" w:cs="宋体"/>
-                <w:sz w:val="18"/>
-                <w:szCs w:val="18"/>
-                <w:lang w:eastAsia="zh-CN"/>
-              </w:rPr>
-              <w:t>{%endif%}{% endfor %}</w:t>
-            </w:r>
-          </w:p>
-        </w:tc>
-        <w:tc>
-          <w:tcPr>
-            <w:tcW w:w="3749" w:type="dxa"/>
-            <w:vMerge w:val="continue"/>
-            <w:tcBorders>
-              <w:tl2br w:val="nil"/>
-              <w:tr2bl w:val="nil"/>
-            </w:tcBorders>
-            <w:shd w:val="clear" w:color="auto" w:fill="auto"/>
-            <w:vAlign w:val="center"/>
-          </w:tcPr>
-          <w:p>
-            <w:pPr>
-              <w:widowControl/>
-              <w:snapToGrid w:val="0"/>
               <w:spacing w:line="240" w:lineRule="atLeast"/>
               <w:jc w:val="both"/>
               <w:textAlignment w:val="center"/>
               <w:rPr>
-                <w:rFonts w:hint="eastAsia" w:ascii="宋体" w:hAnsi="宋体" w:eastAsia="宋体" w:cs="宋体"/>
-                <w:sz w:val="18"/>
-                <w:szCs w:val="18"/>
-                <w:highlight w:val="yellow"/>
-                <w:lang w:eastAsia="zh-CN"/>
-              </w:rPr>
-            </w:pPr>
+                <w:rFonts w:hint="default" w:ascii="宋体" w:hAnsi="宋体" w:eastAsia="宋体" w:cs="宋体"/>
+                <w:sz w:val="18"/>
+                <w:szCs w:val="18"/>
+                <w:lang w:val="en-US" w:eastAsia="zh-CN"/>
+              </w:rPr>
+            </w:pPr>
+            <w:r>
+              <w:rPr>
+                <w:rFonts w:hint="eastAsia" w:ascii="宋体" w:hAnsi="宋体" w:eastAsia="宋体" w:cs="宋体"/>
+                <w:sz w:val="18"/>
+                <w:szCs w:val="18"/>
+                <w:lang w:val="en-US" w:eastAsia="zh-CN"/>
+              </w:rPr>
+              <w:t>未见变异</w:t>
+            </w:r>
           </w:p>
         </w:tc>
       </w:tr>
@@ -11411,7 +11194,7 @@
             <w:left w:val="none" w:color="auto" w:sz="0" w:space="0"/>
             <w:bottom w:val="single" w:color="000000" w:themeColor="text1" w:sz="4" w:space="0"/>
             <w:right w:val="none" w:color="auto" w:sz="0" w:space="0"/>
-            <w:insideH w:val="single" w:color="auto" w:sz="4" w:space="0"/>
+            <w:insideH w:val="single" w:color="000000" w:themeColor="text1" w:sz="4" w:space="0"/>
             <w:insideV w:val="none" w:color="auto" w:sz="0" w:space="0"/>
           </w:tblBorders>
           <w:tblCellMar>
@@ -11446,15 +11229,16 @@
                 <w:rFonts w:hint="eastAsia" w:ascii="宋体" w:hAnsi="宋体" w:eastAsia="宋体" w:cs="宋体"/>
                 <w:sz w:val="18"/>
                 <w:szCs w:val="18"/>
-                <w:highlight w:val="yellow"/>
-                <w:lang w:eastAsia="zh-CN" w:bidi="ar"/>
-              </w:rPr>
-            </w:pPr>
-          </w:p>
-        </w:tc>
-        <w:tc>
-          <w:tcPr>
-            <w:tcW w:w="1642" w:type="dxa"/>
+                <w:highlight w:val="none"/>
+                <w:lang w:val="en-US" w:eastAsia="zh-CN" w:bidi="ar"/>
+              </w:rPr>
+            </w:pPr>
+          </w:p>
+        </w:tc>
+        <w:tc>
+          <w:tcPr>
+            <w:tcW w:w="4851" w:type="dxa"/>
+            <w:gridSpan w:val="2"/>
             <w:tcBorders>
               <w:tl2br w:val="nil"/>
               <w:tr2bl w:val="nil"/>
@@ -11465,14 +11249,12 @@
           <w:p>
             <w:pPr>
               <w:snapToGrid w:val="0"/>
-              <w:jc w:val="left"/>
-              <w:rPr>
-                <w:rStyle w:val="31"/>
-                <w:rFonts w:hint="eastAsia" w:ascii="宋体" w:hAnsi="宋体" w:eastAsia="宋体" w:cs="宋体"/>
-                <w:sz w:val="18"/>
-                <w:szCs w:val="18"/>
-                <w:highlight w:val="yellow"/>
-                <w:lang w:eastAsia="zh-CN" w:bidi="ar"/>
+              <w:jc w:val="both"/>
+              <w:rPr>
+                <w:rFonts w:hint="eastAsia" w:ascii="宋体" w:hAnsi="宋体" w:eastAsia="宋体" w:cs="宋体"/>
+                <w:sz w:val="18"/>
+                <w:szCs w:val="18"/>
+                <w:lang w:eastAsia="zh-CN"/>
               </w:rPr>
             </w:pPr>
             <w:r>
@@ -11484,13 +11266,13 @@
                 <w:highlight w:val="none"/>
                 <w:lang w:val="en-US" w:eastAsia="zh-CN" w:bidi="ar"/>
               </w:rPr>
-              <w:t>MSH6 失活突变</w:t>
-            </w:r>
-          </w:p>
-        </w:tc>
-        <w:tc>
-          <w:tcPr>
-            <w:tcW w:w="3209" w:type="dxa"/>
+              <w:t>MSH2 失活突变</w:t>
+            </w:r>
+          </w:p>
+        </w:tc>
+        <w:tc>
+          <w:tcPr>
+            <w:tcW w:w="3749" w:type="dxa"/>
             <w:tcBorders>
               <w:tl2br w:val="nil"/>
               <w:tr2bl w:val="nil"/>
@@ -11502,101 +11284,6 @@
             <w:pPr>
               <w:widowControl/>
               <w:snapToGrid w:val="0"/>
-              <w:jc w:val="center"/>
-              <w:textAlignment w:val="center"/>
-              <w:rPr>
-                <w:rFonts w:hint="eastAsia" w:ascii="宋体" w:hAnsi="宋体" w:eastAsia="宋体" w:cs="宋体"/>
-                <w:sz w:val="18"/>
-                <w:szCs w:val="18"/>
-                <w:lang w:eastAsia="zh-CN"/>
-              </w:rPr>
-            </w:pPr>
-            <w:r>
-              <w:rPr>
-                <w:rFonts w:hint="eastAsia" w:ascii="宋体" w:hAnsi="宋体" w:eastAsia="宋体" w:cs="宋体"/>
-                <w:sz w:val="18"/>
-                <w:szCs w:val="18"/>
-                <w:lang w:eastAsia="zh-CN"/>
-              </w:rPr>
-              <w:t>{%for i in dmmr.dmmrM</w:t>
-            </w:r>
-            <w:r>
-              <w:rPr>
-                <w:rStyle w:val="33"/>
-                <w:rFonts w:hint="eastAsia" w:ascii="宋体" w:hAnsi="宋体" w:eastAsia="宋体" w:cs="宋体"/>
-                <w:color w:val="auto"/>
-                <w:sz w:val="18"/>
-                <w:szCs w:val="18"/>
-                <w:lang w:eastAsia="zh-CN" w:bidi="ar"/>
-              </w:rPr>
-              <w:t>SH6</w:t>
-            </w:r>
-            <w:r>
-              <w:rPr>
-                <w:rFonts w:hint="eastAsia" w:ascii="宋体" w:hAnsi="宋体" w:eastAsia="宋体" w:cs="宋体"/>
-                <w:sz w:val="18"/>
-                <w:szCs w:val="18"/>
-                <w:lang w:eastAsia="zh-CN"/>
-              </w:rPr>
-              <w:t xml:space="preserve"> %}</w:t>
-            </w:r>
-            <w:r>
-              <w:rPr>
-                <w:rFonts w:hint="eastAsia" w:ascii="宋体" w:hAnsi="宋体" w:eastAsia="宋体" w:cs="宋体"/>
-                <w:sz w:val="18"/>
-                <w:szCs w:val="18"/>
-                <w:lang w:val="en-US" w:eastAsia="zh-CN"/>
-              </w:rPr>
-              <w:t>{% if i == ‘-’%}未见变异{%else%}{{i}}{% endif %}</w:t>
-            </w:r>
-            <w:r>
-              <w:rPr>
-                <w:rFonts w:hint="eastAsia" w:ascii="宋体" w:hAnsi="宋体" w:eastAsia="宋体" w:cs="宋体"/>
-                <w:sz w:val="18"/>
-                <w:szCs w:val="18"/>
-                <w:lang w:eastAsia="zh-CN"/>
-              </w:rPr>
-              <w:t>{%if loop.last%}{%else%}</w:t>
-            </w:r>
-          </w:p>
-          <w:p>
-            <w:pPr>
-              <w:snapToGrid w:val="0"/>
-              <w:jc w:val="center"/>
-              <w:rPr>
-                <w:rFonts w:hint="eastAsia" w:ascii="宋体" w:hAnsi="宋体" w:eastAsia="宋体" w:cs="宋体"/>
-                <w:sz w:val="18"/>
-                <w:szCs w:val="18"/>
-                <w:highlight w:val="none"/>
-                <w:lang w:eastAsia="zh-CN"/>
-              </w:rPr>
-            </w:pPr>
-            <w:r>
-              <w:rPr>
-                <w:rFonts w:hint="eastAsia" w:ascii="宋体" w:hAnsi="宋体" w:eastAsia="宋体" w:cs="宋体"/>
-                <w:sz w:val="18"/>
-                <w:szCs w:val="18"/>
-                <w:lang w:eastAsia="zh-CN"/>
-              </w:rPr>
-              <w:t>{%endif%}{% endfor %}</w:t>
-            </w:r>
-          </w:p>
-        </w:tc>
-        <w:tc>
-          <w:tcPr>
-            <w:tcW w:w="3749" w:type="dxa"/>
-            <w:vMerge w:val="continue"/>
-            <w:tcBorders>
-              <w:tl2br w:val="nil"/>
-              <w:tr2bl w:val="nil"/>
-            </w:tcBorders>
-            <w:shd w:val="clear" w:color="auto" w:fill="auto"/>
-            <w:vAlign w:val="center"/>
-          </w:tcPr>
-          <w:p>
-            <w:pPr>
-              <w:widowControl/>
-              <w:snapToGrid w:val="0"/>
               <w:spacing w:line="240" w:lineRule="atLeast"/>
               <w:jc w:val="both"/>
               <w:textAlignment w:val="center"/>
@@ -11604,10 +11291,18 @@
                 <w:rFonts w:hint="eastAsia" w:ascii="宋体" w:hAnsi="宋体" w:eastAsia="宋体" w:cs="宋体"/>
                 <w:sz w:val="18"/>
                 <w:szCs w:val="18"/>
-                <w:highlight w:val="yellow"/>
-                <w:lang w:eastAsia="zh-CN"/>
-              </w:rPr>
-            </w:pPr>
+                <w:lang w:eastAsia="zh-CN"/>
+              </w:rPr>
+            </w:pPr>
+            <w:r>
+              <w:rPr>
+                <w:rFonts w:hint="eastAsia" w:ascii="宋体" w:hAnsi="宋体" w:eastAsia="宋体" w:cs="宋体"/>
+                <w:sz w:val="18"/>
+                <w:szCs w:val="18"/>
+                <w:lang w:val="en-US" w:eastAsia="zh-CN"/>
+              </w:rPr>
+              <w:t>未见变异</w:t>
+            </w:r>
           </w:p>
         </w:tc>
       </w:tr>
@@ -11618,7 +11313,7 @@
             <w:left w:val="none" w:color="auto" w:sz="0" w:space="0"/>
             <w:bottom w:val="single" w:color="000000" w:themeColor="text1" w:sz="4" w:space="0"/>
             <w:right w:val="none" w:color="auto" w:sz="0" w:space="0"/>
-            <w:insideH w:val="single" w:color="auto" w:sz="4" w:space="0"/>
+            <w:insideH w:val="single" w:color="000000" w:themeColor="text1" w:sz="4" w:space="0"/>
             <w:insideV w:val="none" w:color="auto" w:sz="0" w:space="0"/>
           </w:tblBorders>
           <w:tblCellMar>
@@ -11653,10 +11348,334 @@
                 <w:rFonts w:hint="eastAsia" w:ascii="宋体" w:hAnsi="宋体" w:eastAsia="宋体" w:cs="宋体"/>
                 <w:sz w:val="18"/>
                 <w:szCs w:val="18"/>
+                <w:highlight w:val="none"/>
+                <w:lang w:val="en-US" w:eastAsia="zh-CN" w:bidi="ar"/>
+              </w:rPr>
+            </w:pPr>
+          </w:p>
+        </w:tc>
+        <w:tc>
+          <w:tcPr>
+            <w:tcW w:w="4851" w:type="dxa"/>
+            <w:gridSpan w:val="2"/>
+            <w:tcBorders>
+              <w:tl2br w:val="nil"/>
+              <w:tr2bl w:val="nil"/>
+            </w:tcBorders>
+            <w:shd w:val="clear" w:color="auto" w:fill="auto"/>
+            <w:vAlign w:val="center"/>
+          </w:tcPr>
+          <w:p>
+            <w:pPr>
+              <w:snapToGrid w:val="0"/>
+              <w:jc w:val="both"/>
+              <w:rPr>
+                <w:rFonts w:hint="eastAsia" w:ascii="宋体" w:hAnsi="宋体" w:eastAsia="宋体" w:cs="宋体"/>
+                <w:sz w:val="18"/>
+                <w:szCs w:val="18"/>
+                <w:lang w:eastAsia="zh-CN"/>
+              </w:rPr>
+            </w:pPr>
+            <w:r>
+              <w:rPr>
+                <w:rStyle w:val="36"/>
+                <w:rFonts w:hint="eastAsia" w:ascii="宋体" w:hAnsi="宋体" w:eastAsia="宋体" w:cs="宋体"/>
+                <w:sz w:val="18"/>
+                <w:szCs w:val="18"/>
+                <w:highlight w:val="none"/>
+                <w:lang w:val="en-US" w:eastAsia="zh-CN" w:bidi="ar"/>
+              </w:rPr>
+              <w:t>MSH6 失活突变</w:t>
+            </w:r>
+          </w:p>
+        </w:tc>
+        <w:tc>
+          <w:tcPr>
+            <w:tcW w:w="3749" w:type="dxa"/>
+            <w:tcBorders>
+              <w:tl2br w:val="nil"/>
+              <w:tr2bl w:val="nil"/>
+            </w:tcBorders>
+            <w:shd w:val="clear" w:color="auto" w:fill="auto"/>
+            <w:vAlign w:val="center"/>
+          </w:tcPr>
+          <w:p>
+            <w:pPr>
+              <w:widowControl/>
+              <w:snapToGrid w:val="0"/>
+              <w:spacing w:line="240" w:lineRule="atLeast"/>
+              <w:jc w:val="both"/>
+              <w:textAlignment w:val="center"/>
+              <w:rPr>
+                <w:rFonts w:hint="eastAsia" w:ascii="宋体" w:hAnsi="宋体" w:eastAsia="宋体" w:cs="宋体"/>
+                <w:sz w:val="18"/>
+                <w:szCs w:val="18"/>
+                <w:lang w:eastAsia="zh-CN"/>
+              </w:rPr>
+            </w:pPr>
+            <w:r>
+              <w:rPr>
+                <w:rFonts w:hint="eastAsia" w:ascii="宋体" w:hAnsi="宋体" w:eastAsia="宋体" w:cs="宋体"/>
+                <w:sz w:val="18"/>
+                <w:szCs w:val="18"/>
+                <w:lang w:val="en-US" w:eastAsia="zh-CN"/>
+              </w:rPr>
+              <w:t>未见变异</w:t>
+            </w:r>
+          </w:p>
+        </w:tc>
+      </w:tr>
+      <w:tr>
+        <w:tblPrEx>
+          <w:tblBorders>
+            <w:top w:val="none" w:color="auto" w:sz="0" w:space="0"/>
+            <w:left w:val="none" w:color="auto" w:sz="0" w:space="0"/>
+            <w:bottom w:val="single" w:color="000000" w:themeColor="text1" w:sz="4" w:space="0"/>
+            <w:right w:val="none" w:color="auto" w:sz="0" w:space="0"/>
+            <w:insideH w:val="single" w:color="000000" w:themeColor="text1" w:sz="4" w:space="0"/>
+            <w:insideV w:val="none" w:color="auto" w:sz="0" w:space="0"/>
+          </w:tblBorders>
+          <w:tblCellMar>
+            <w:top w:w="0" w:type="dxa"/>
+            <w:left w:w="108" w:type="dxa"/>
+            <w:bottom w:w="0" w:type="dxa"/>
+            <w:right w:w="108" w:type="dxa"/>
+          </w:tblCellMar>
+        </w:tblPrEx>
+        <w:trPr>
+          <w:trHeight w:val="454" w:hRule="atLeast"/>
+        </w:trPr>
+        <w:tc>
+          <w:tcPr>
+            <w:tcW w:w="1338" w:type="dxa"/>
+            <w:vMerge w:val="continue"/>
+            <w:tcBorders>
+              <w:tl2br w:val="nil"/>
+              <w:tr2bl w:val="nil"/>
+            </w:tcBorders>
+            <w:shd w:val="clear" w:color="auto" w:fill="auto"/>
+            <w:vAlign w:val="center"/>
+          </w:tcPr>
+          <w:p>
+            <w:pPr>
+              <w:widowControl/>
+              <w:snapToGrid w:val="0"/>
+              <w:jc w:val="center"/>
+              <w:textAlignment w:val="center"/>
+              <w:rPr>
+                <w:rStyle w:val="31"/>
+                <w:rFonts w:hint="eastAsia" w:ascii="宋体" w:hAnsi="宋体" w:eastAsia="宋体" w:cs="宋体"/>
+                <w:sz w:val="18"/>
+                <w:szCs w:val="18"/>
+                <w:highlight w:val="none"/>
+                <w:lang w:val="en-US" w:eastAsia="zh-CN" w:bidi="ar"/>
+              </w:rPr>
+            </w:pPr>
+          </w:p>
+        </w:tc>
+        <w:tc>
+          <w:tcPr>
+            <w:tcW w:w="4851" w:type="dxa"/>
+            <w:gridSpan w:val="2"/>
+            <w:tcBorders>
+              <w:tl2br w:val="nil"/>
+              <w:tr2bl w:val="nil"/>
+            </w:tcBorders>
+            <w:shd w:val="clear" w:color="auto" w:fill="auto"/>
+            <w:vAlign w:val="center"/>
+          </w:tcPr>
+          <w:p>
+            <w:pPr>
+              <w:snapToGrid w:val="0"/>
+              <w:jc w:val="both"/>
+              <w:rPr>
+                <w:rFonts w:hint="eastAsia" w:ascii="宋体" w:hAnsi="宋体" w:eastAsia="宋体" w:cs="宋体"/>
+                <w:sz w:val="18"/>
+                <w:szCs w:val="18"/>
+                <w:lang w:eastAsia="zh-CN"/>
+              </w:rPr>
+            </w:pPr>
+            <w:r>
+              <w:rPr>
+                <w:rStyle w:val="36"/>
+                <w:rFonts w:hint="eastAsia" w:ascii="宋体" w:hAnsi="宋体" w:eastAsia="宋体" w:cs="宋体"/>
+                <w:sz w:val="18"/>
+                <w:szCs w:val="18"/>
+                <w:highlight w:val="none"/>
+                <w:lang w:val="en-US" w:eastAsia="zh-CN" w:bidi="ar"/>
+              </w:rPr>
+              <w:t>PMS2 失活突变</w:t>
+            </w:r>
+          </w:p>
+        </w:tc>
+        <w:tc>
+          <w:tcPr>
+            <w:tcW w:w="3749" w:type="dxa"/>
+            <w:tcBorders>
+              <w:tl2br w:val="nil"/>
+              <w:tr2bl w:val="nil"/>
+            </w:tcBorders>
+            <w:shd w:val="clear" w:color="auto" w:fill="auto"/>
+            <w:vAlign w:val="center"/>
+          </w:tcPr>
+          <w:p>
+            <w:pPr>
+              <w:widowControl/>
+              <w:snapToGrid w:val="0"/>
+              <w:spacing w:line="240" w:lineRule="atLeast"/>
+              <w:jc w:val="both"/>
+              <w:textAlignment w:val="center"/>
+              <w:rPr>
+                <w:rFonts w:hint="eastAsia" w:ascii="宋体" w:hAnsi="宋体" w:eastAsia="宋体" w:cs="宋体"/>
+                <w:sz w:val="18"/>
+                <w:szCs w:val="18"/>
+                <w:lang w:eastAsia="zh-CN"/>
+              </w:rPr>
+            </w:pPr>
+            <w:r>
+              <w:rPr>
+                <w:rFonts w:hint="eastAsia" w:ascii="宋体" w:hAnsi="宋体" w:eastAsia="宋体" w:cs="宋体"/>
+                <w:sz w:val="18"/>
+                <w:szCs w:val="18"/>
+                <w:lang w:val="en-US" w:eastAsia="zh-CN"/>
+              </w:rPr>
+              <w:t>未见变异</w:t>
+            </w:r>
+          </w:p>
+        </w:tc>
+      </w:tr>
+      <w:tr>
+        <w:tblPrEx>
+          <w:tblBorders>
+            <w:top w:val="none" w:color="auto" w:sz="0" w:space="0"/>
+            <w:left w:val="none" w:color="auto" w:sz="0" w:space="0"/>
+            <w:bottom w:val="single" w:color="000000" w:themeColor="text1" w:sz="4" w:space="0"/>
+            <w:right w:val="none" w:color="auto" w:sz="0" w:space="0"/>
+            <w:insideH w:val="single" w:color="000000" w:themeColor="text1" w:sz="4" w:space="0"/>
+            <w:insideV w:val="none" w:color="auto" w:sz="0" w:space="0"/>
+          </w:tblBorders>
+          <w:tblCellMar>
+            <w:top w:w="0" w:type="dxa"/>
+            <w:left w:w="108" w:type="dxa"/>
+            <w:bottom w:w="0" w:type="dxa"/>
+            <w:right w:w="108" w:type="dxa"/>
+          </w:tblCellMar>
+        </w:tblPrEx>
+        <w:trPr>
+          <w:trHeight w:val="454" w:hRule="atLeast"/>
+        </w:trPr>
+        <w:tc>
+          <w:tcPr>
+            <w:tcW w:w="9938" w:type="dxa"/>
+            <w:gridSpan w:val="4"/>
+            <w:tcBorders>
+              <w:tl2br w:val="nil"/>
+              <w:tr2bl w:val="nil"/>
+            </w:tcBorders>
+            <w:shd w:val="clear" w:color="auto" w:fill="auto"/>
+            <w:vAlign w:val="center"/>
+          </w:tcPr>
+          <w:p>
+            <w:pPr>
+              <w:widowControl/>
+              <w:snapToGrid w:val="0"/>
+              <w:spacing w:line="240" w:lineRule="atLeast"/>
+              <w:jc w:val="both"/>
+              <w:textAlignment w:val="center"/>
+              <w:rPr>
+                <w:rFonts w:hint="eastAsia" w:ascii="宋体" w:hAnsi="宋体" w:eastAsia="宋体" w:cs="宋体"/>
+                <w:sz w:val="18"/>
+                <w:szCs w:val="18"/>
+                <w:lang w:eastAsia="zh-CN"/>
+              </w:rPr>
+            </w:pPr>
+            <w:r>
+              <w:rPr>
+                <w:rFonts w:hint="eastAsia" w:ascii="宋体" w:hAnsi="宋体" w:eastAsia="宋体" w:cs="宋体"/>
+                <w:sz w:val="18"/>
+                <w:szCs w:val="18"/>
+                <w:lang w:eastAsia="zh-CN"/>
+              </w:rPr>
+              <w:t xml:space="preserve">{%tr </w:t>
+            </w:r>
+            <w:r>
+              <w:rPr>
+                <w:rFonts w:hint="eastAsia" w:ascii="宋体" w:hAnsi="宋体" w:eastAsia="宋体" w:cs="宋体"/>
+                <w:sz w:val="18"/>
+                <w:szCs w:val="18"/>
+                <w:lang w:val="en-US" w:eastAsia="zh-CN"/>
+              </w:rPr>
+              <w:t xml:space="preserve">else </w:t>
+            </w:r>
+            <w:r>
+              <w:rPr>
+                <w:rFonts w:hint="eastAsia" w:ascii="宋体" w:hAnsi="宋体" w:eastAsia="宋体" w:cs="宋体"/>
+                <w:sz w:val="18"/>
+                <w:szCs w:val="18"/>
+                <w:lang w:eastAsia="zh-CN"/>
+              </w:rPr>
+              <w:t>%}</w:t>
+            </w:r>
+          </w:p>
+        </w:tc>
+      </w:tr>
+      <w:tr>
+        <w:tblPrEx>
+          <w:tblBorders>
+            <w:top w:val="none" w:color="auto" w:sz="0" w:space="0"/>
+            <w:left w:val="none" w:color="auto" w:sz="0" w:space="0"/>
+            <w:bottom w:val="single" w:color="000000" w:themeColor="text1" w:sz="4" w:space="0"/>
+            <w:right w:val="none" w:color="auto" w:sz="0" w:space="0"/>
+            <w:insideH w:val="single" w:color="000000" w:themeColor="text1" w:sz="4" w:space="0"/>
+            <w:insideV w:val="none" w:color="auto" w:sz="0" w:space="0"/>
+          </w:tblBorders>
+          <w:tblCellMar>
+            <w:top w:w="0" w:type="dxa"/>
+            <w:left w:w="108" w:type="dxa"/>
+            <w:bottom w:w="0" w:type="dxa"/>
+            <w:right w:w="108" w:type="dxa"/>
+          </w:tblCellMar>
+        </w:tblPrEx>
+        <w:trPr>
+          <w:trHeight w:val="454" w:hRule="atLeast"/>
+        </w:trPr>
+        <w:tc>
+          <w:tcPr>
+            <w:tcW w:w="1338" w:type="dxa"/>
+            <w:vMerge w:val="restart"/>
+            <w:tcBorders>
+              <w:tl2br w:val="nil"/>
+              <w:tr2bl w:val="nil"/>
+            </w:tcBorders>
+            <w:shd w:val="clear" w:color="auto" w:fill="auto"/>
+            <w:vAlign w:val="center"/>
+          </w:tcPr>
+          <w:p>
+            <w:pPr>
+              <w:widowControl/>
+              <w:snapToGrid w:val="0"/>
+              <w:jc w:val="center"/>
+              <w:textAlignment w:val="center"/>
+              <w:rPr>
+                <w:rStyle w:val="31"/>
+                <w:rFonts w:hint="eastAsia" w:ascii="宋体" w:hAnsi="宋体" w:eastAsia="宋体" w:cs="宋体"/>
+                <w:sz w:val="18"/>
+                <w:szCs w:val="18"/>
                 <w:highlight w:val="yellow"/>
                 <w:lang w:eastAsia="zh-CN" w:bidi="ar"/>
               </w:rPr>
             </w:pPr>
+            <w:r>
+              <w:rPr>
+                <w:rStyle w:val="31"/>
+                <w:rFonts w:hint="eastAsia" w:ascii="宋体" w:hAnsi="宋体" w:eastAsia="宋体" w:cs="宋体"/>
+                <w:sz w:val="18"/>
+                <w:szCs w:val="18"/>
+                <w:highlight w:val="none"/>
+                <w:lang w:val="en-US" w:eastAsia="zh-CN" w:bidi="ar"/>
+              </w:rPr>
+              <w:t>错配修复（MMR）基因</w:t>
+            </w:r>
           </w:p>
         </w:tc>
         <w:tc>
@@ -11678,20 +11697,20 @@
                 <w:rFonts w:hint="eastAsia" w:ascii="宋体" w:hAnsi="宋体" w:eastAsia="宋体" w:cs="宋体"/>
                 <w:sz w:val="18"/>
                 <w:szCs w:val="18"/>
-                <w:highlight w:val="yellow"/>
-                <w:lang w:eastAsia="zh-CN" w:bidi="ar"/>
-              </w:rPr>
-            </w:pPr>
-            <w:r>
-              <w:rPr>
-                <w:rStyle w:val="36"/>
-                <w:rFonts w:hint="eastAsia" w:ascii="宋体" w:hAnsi="宋体" w:eastAsia="宋体" w:cs="宋体"/>
-                <w:sz w:val="18"/>
-                <w:szCs w:val="18"/>
                 <w:highlight w:val="none"/>
                 <w:lang w:val="en-US" w:eastAsia="zh-CN" w:bidi="ar"/>
               </w:rPr>
-              <w:t>PMS2 失活突变</w:t>
+            </w:pPr>
+            <w:r>
+              <w:rPr>
+                <w:rStyle w:val="36"/>
+                <w:rFonts w:hint="eastAsia" w:ascii="宋体" w:hAnsi="宋体" w:eastAsia="宋体" w:cs="宋体"/>
+                <w:sz w:val="18"/>
+                <w:szCs w:val="18"/>
+                <w:highlight w:val="none"/>
+                <w:lang w:val="en-US" w:eastAsia="zh-CN" w:bidi="ar"/>
+              </w:rPr>
+              <w:t xml:space="preserve">MLH1 失活突变 </w:t>
             </w:r>
           </w:p>
         </w:tc>
@@ -11725,7 +11744,203 @@
                 <w:szCs w:val="18"/>
                 <w:lang w:eastAsia="zh-CN"/>
               </w:rPr>
-              <w:t>{%for i in dmmr.dmmr</w:t>
+              <w:t>{%for i in dmmr.dmmrMLH1 %}</w:t>
+            </w:r>
+            <w:r>
+              <w:rPr>
+                <w:rFonts w:hint="eastAsia" w:ascii="宋体" w:hAnsi="宋体" w:eastAsia="宋体" w:cs="宋体"/>
+                <w:sz w:val="18"/>
+                <w:szCs w:val="18"/>
+                <w:lang w:val="en-US" w:eastAsia="zh-CN"/>
+              </w:rPr>
+              <w:t>{% if i == ‘-’%}未见变异{%else%}{{i}}{% endif %}</w:t>
+            </w:r>
+            <w:r>
+              <w:rPr>
+                <w:rFonts w:hint="eastAsia" w:ascii="宋体" w:hAnsi="宋体" w:eastAsia="宋体" w:cs="宋体"/>
+                <w:sz w:val="18"/>
+                <w:szCs w:val="18"/>
+                <w:lang w:eastAsia="zh-CN"/>
+              </w:rPr>
+              <w:t>{%if loop.last%}{%else%}</w:t>
+            </w:r>
+          </w:p>
+          <w:p>
+            <w:pPr>
+              <w:snapToGrid w:val="0"/>
+              <w:jc w:val="center"/>
+              <w:rPr>
+                <w:rFonts w:hint="eastAsia" w:ascii="宋体" w:hAnsi="宋体" w:eastAsia="宋体" w:cs="宋体"/>
+                <w:sz w:val="18"/>
+                <w:szCs w:val="18"/>
+                <w:highlight w:val="none"/>
+                <w:lang w:eastAsia="zh-CN"/>
+              </w:rPr>
+            </w:pPr>
+            <w:r>
+              <w:rPr>
+                <w:rFonts w:hint="eastAsia" w:ascii="宋体" w:hAnsi="宋体" w:eastAsia="宋体" w:cs="宋体"/>
+                <w:sz w:val="18"/>
+                <w:szCs w:val="18"/>
+                <w:lang w:eastAsia="zh-CN"/>
+              </w:rPr>
+              <w:t>{%endif%}{% endfor %}</w:t>
+            </w:r>
+          </w:p>
+        </w:tc>
+        <w:tc>
+          <w:tcPr>
+            <w:tcW w:w="3749" w:type="dxa"/>
+            <w:vMerge w:val="restart"/>
+            <w:tcBorders>
+              <w:tl2br w:val="nil"/>
+              <w:tr2bl w:val="nil"/>
+            </w:tcBorders>
+            <w:shd w:val="clear" w:color="auto" w:fill="auto"/>
+            <w:vAlign w:val="center"/>
+          </w:tcPr>
+          <w:p>
+            <w:pPr>
+              <w:widowControl/>
+              <w:snapToGrid w:val="0"/>
+              <w:spacing w:line="240" w:lineRule="atLeast"/>
+              <w:jc w:val="both"/>
+              <w:textAlignment w:val="center"/>
+              <w:rPr>
+                <w:rFonts w:hint="eastAsia" w:ascii="宋体" w:hAnsi="宋体" w:eastAsia="宋体" w:cs="宋体"/>
+                <w:sz w:val="18"/>
+                <w:szCs w:val="18"/>
+                <w:highlight w:val="yellow"/>
+                <w:lang w:eastAsia="zh-CN"/>
+              </w:rPr>
+            </w:pPr>
+            <w:r>
+              <w:rPr>
+                <w:rFonts w:hint="eastAsia" w:ascii="宋体" w:hAnsi="宋体" w:eastAsia="宋体" w:cs="宋体"/>
+                <w:sz w:val="18"/>
+                <w:szCs w:val="18"/>
+                <w:lang w:eastAsia="zh-CN"/>
+              </w:rPr>
+              <w:t>{{ dmmr.detectionSignificance }}</w:t>
+            </w:r>
+          </w:p>
+        </w:tc>
+      </w:tr>
+      <w:tr>
+        <w:tblPrEx>
+          <w:tblBorders>
+            <w:top w:val="none" w:color="auto" w:sz="0" w:space="0"/>
+            <w:left w:val="none" w:color="auto" w:sz="0" w:space="0"/>
+            <w:bottom w:val="single" w:color="000000" w:themeColor="text1" w:sz="4" w:space="0"/>
+            <w:right w:val="none" w:color="auto" w:sz="0" w:space="0"/>
+            <w:insideH w:val="single" w:color="000000" w:themeColor="text1" w:sz="4" w:space="0"/>
+            <w:insideV w:val="none" w:color="auto" w:sz="0" w:space="0"/>
+          </w:tblBorders>
+          <w:tblCellMar>
+            <w:top w:w="0" w:type="dxa"/>
+            <w:left w:w="108" w:type="dxa"/>
+            <w:bottom w:w="0" w:type="dxa"/>
+            <w:right w:w="108" w:type="dxa"/>
+          </w:tblCellMar>
+        </w:tblPrEx>
+        <w:trPr>
+          <w:trHeight w:val="454" w:hRule="atLeast"/>
+        </w:trPr>
+        <w:tc>
+          <w:tcPr>
+            <w:tcW w:w="1338" w:type="dxa"/>
+            <w:vMerge w:val="continue"/>
+            <w:tcBorders>
+              <w:tl2br w:val="nil"/>
+              <w:tr2bl w:val="nil"/>
+            </w:tcBorders>
+            <w:shd w:val="clear" w:color="auto" w:fill="auto"/>
+            <w:vAlign w:val="center"/>
+          </w:tcPr>
+          <w:p>
+            <w:pPr>
+              <w:widowControl/>
+              <w:snapToGrid w:val="0"/>
+              <w:jc w:val="center"/>
+              <w:textAlignment w:val="center"/>
+              <w:rPr>
+                <w:rStyle w:val="31"/>
+                <w:rFonts w:hint="eastAsia" w:ascii="宋体" w:hAnsi="宋体" w:eastAsia="宋体" w:cs="宋体"/>
+                <w:sz w:val="18"/>
+                <w:szCs w:val="18"/>
+                <w:highlight w:val="yellow"/>
+                <w:lang w:eastAsia="zh-CN" w:bidi="ar"/>
+              </w:rPr>
+            </w:pPr>
+          </w:p>
+        </w:tc>
+        <w:tc>
+          <w:tcPr>
+            <w:tcW w:w="1642" w:type="dxa"/>
+            <w:tcBorders>
+              <w:tl2br w:val="nil"/>
+              <w:tr2bl w:val="nil"/>
+            </w:tcBorders>
+            <w:shd w:val="clear" w:color="auto" w:fill="auto"/>
+            <w:vAlign w:val="center"/>
+          </w:tcPr>
+          <w:p>
+            <w:pPr>
+              <w:snapToGrid w:val="0"/>
+              <w:jc w:val="left"/>
+              <w:rPr>
+                <w:rStyle w:val="31"/>
+                <w:rFonts w:hint="eastAsia" w:ascii="宋体" w:hAnsi="宋体" w:eastAsia="宋体" w:cs="宋体"/>
+                <w:sz w:val="18"/>
+                <w:szCs w:val="18"/>
+                <w:highlight w:val="yellow"/>
+                <w:lang w:eastAsia="zh-CN" w:bidi="ar"/>
+              </w:rPr>
+            </w:pPr>
+            <w:r>
+              <w:rPr>
+                <w:rStyle w:val="36"/>
+                <w:rFonts w:hint="eastAsia" w:ascii="宋体" w:hAnsi="宋体" w:eastAsia="宋体" w:cs="宋体"/>
+                <w:sz w:val="18"/>
+                <w:szCs w:val="18"/>
+                <w:highlight w:val="none"/>
+                <w:lang w:val="en-US" w:eastAsia="zh-CN" w:bidi="ar"/>
+              </w:rPr>
+              <w:t>MSH2 失活突变</w:t>
+            </w:r>
+          </w:p>
+        </w:tc>
+        <w:tc>
+          <w:tcPr>
+            <w:tcW w:w="3209" w:type="dxa"/>
+            <w:tcBorders>
+              <w:tl2br w:val="nil"/>
+              <w:tr2bl w:val="nil"/>
+            </w:tcBorders>
+            <w:shd w:val="clear" w:color="auto" w:fill="auto"/>
+            <w:vAlign w:val="center"/>
+          </w:tcPr>
+          <w:p>
+            <w:pPr>
+              <w:widowControl/>
+              <w:snapToGrid w:val="0"/>
+              <w:jc w:val="center"/>
+              <w:textAlignment w:val="center"/>
+              <w:rPr>
+                <w:rFonts w:hint="eastAsia" w:ascii="宋体" w:hAnsi="宋体" w:eastAsia="宋体" w:cs="宋体"/>
+                <w:sz w:val="18"/>
+                <w:szCs w:val="18"/>
+                <w:lang w:eastAsia="zh-CN"/>
+              </w:rPr>
+            </w:pPr>
+            <w:r>
+              <w:rPr>
+                <w:rFonts w:hint="eastAsia" w:ascii="宋体" w:hAnsi="宋体" w:eastAsia="宋体" w:cs="宋体"/>
+                <w:sz w:val="18"/>
+                <w:szCs w:val="18"/>
+                <w:lang w:eastAsia="zh-CN"/>
+              </w:rPr>
+              <w:t>{%for i in dmmr.dmmrM</w:t>
             </w:r>
             <w:r>
               <w:rPr>
@@ -11736,16 +11951,16 @@
                 <w:szCs w:val="18"/>
                 <w:lang w:eastAsia="zh-CN" w:bidi="ar"/>
               </w:rPr>
-              <w:t>PMS2</w:t>
-            </w:r>
-            <w:r>
-              <w:rPr>
-                <w:rFonts w:hint="eastAsia" w:ascii="宋体" w:hAnsi="宋体" w:eastAsia="宋体" w:cs="宋体"/>
-                <w:sz w:val="18"/>
-                <w:szCs w:val="18"/>
-                <w:lang w:eastAsia="zh-CN"/>
-              </w:rPr>
-              <w:t xml:space="preserve"> %}</w:t>
+              <w:t>SH</w:t>
+            </w:r>
+            <w:r>
+              <w:rPr>
+                <w:rFonts w:hint="eastAsia" w:ascii="宋体" w:hAnsi="宋体" w:eastAsia="宋体" w:cs="宋体"/>
+                <w:sz w:val="18"/>
+                <w:szCs w:val="18"/>
+                <w:lang w:eastAsia="zh-CN"/>
+              </w:rPr>
+              <w:t>2 %}</w:t>
             </w:r>
             <w:r>
               <w:rPr>
@@ -11815,6 +12030,478 @@
                 <w:lang w:eastAsia="zh-CN"/>
               </w:rPr>
             </w:pPr>
+          </w:p>
+        </w:tc>
+      </w:tr>
+      <w:tr>
+        <w:tblPrEx>
+          <w:tblBorders>
+            <w:top w:val="none" w:color="auto" w:sz="0" w:space="0"/>
+            <w:left w:val="none" w:color="auto" w:sz="0" w:space="0"/>
+            <w:bottom w:val="single" w:color="000000" w:themeColor="text1" w:sz="4" w:space="0"/>
+            <w:right w:val="none" w:color="auto" w:sz="0" w:space="0"/>
+            <w:insideH w:val="single" w:color="000000" w:themeColor="text1" w:sz="4" w:space="0"/>
+            <w:insideV w:val="none" w:color="auto" w:sz="0" w:space="0"/>
+          </w:tblBorders>
+          <w:tblCellMar>
+            <w:top w:w="0" w:type="dxa"/>
+            <w:left w:w="108" w:type="dxa"/>
+            <w:bottom w:w="0" w:type="dxa"/>
+            <w:right w:w="108" w:type="dxa"/>
+          </w:tblCellMar>
+        </w:tblPrEx>
+        <w:trPr>
+          <w:trHeight w:val="454" w:hRule="atLeast"/>
+        </w:trPr>
+        <w:tc>
+          <w:tcPr>
+            <w:tcW w:w="1338" w:type="dxa"/>
+            <w:vMerge w:val="continue"/>
+            <w:tcBorders>
+              <w:tl2br w:val="nil"/>
+              <w:tr2bl w:val="nil"/>
+            </w:tcBorders>
+            <w:shd w:val="clear" w:color="auto" w:fill="auto"/>
+            <w:vAlign w:val="center"/>
+          </w:tcPr>
+          <w:p>
+            <w:pPr>
+              <w:widowControl/>
+              <w:snapToGrid w:val="0"/>
+              <w:jc w:val="center"/>
+              <w:textAlignment w:val="center"/>
+              <w:rPr>
+                <w:rStyle w:val="31"/>
+                <w:rFonts w:hint="eastAsia" w:ascii="宋体" w:hAnsi="宋体" w:eastAsia="宋体" w:cs="宋体"/>
+                <w:sz w:val="18"/>
+                <w:szCs w:val="18"/>
+                <w:highlight w:val="yellow"/>
+                <w:lang w:eastAsia="zh-CN" w:bidi="ar"/>
+              </w:rPr>
+            </w:pPr>
+          </w:p>
+        </w:tc>
+        <w:tc>
+          <w:tcPr>
+            <w:tcW w:w="1642" w:type="dxa"/>
+            <w:tcBorders>
+              <w:tl2br w:val="nil"/>
+              <w:tr2bl w:val="nil"/>
+            </w:tcBorders>
+            <w:shd w:val="clear" w:color="auto" w:fill="auto"/>
+            <w:vAlign w:val="center"/>
+          </w:tcPr>
+          <w:p>
+            <w:pPr>
+              <w:snapToGrid w:val="0"/>
+              <w:jc w:val="left"/>
+              <w:rPr>
+                <w:rStyle w:val="31"/>
+                <w:rFonts w:hint="eastAsia" w:ascii="宋体" w:hAnsi="宋体" w:eastAsia="宋体" w:cs="宋体"/>
+                <w:sz w:val="18"/>
+                <w:szCs w:val="18"/>
+                <w:highlight w:val="yellow"/>
+                <w:lang w:eastAsia="zh-CN" w:bidi="ar"/>
+              </w:rPr>
+            </w:pPr>
+            <w:r>
+              <w:rPr>
+                <w:rStyle w:val="36"/>
+                <w:rFonts w:hint="eastAsia" w:ascii="宋体" w:hAnsi="宋体" w:eastAsia="宋体" w:cs="宋体"/>
+                <w:sz w:val="18"/>
+                <w:szCs w:val="18"/>
+                <w:highlight w:val="none"/>
+                <w:lang w:val="en-US" w:eastAsia="zh-CN" w:bidi="ar"/>
+              </w:rPr>
+              <w:t>MSH6 失活突变</w:t>
+            </w:r>
+          </w:p>
+        </w:tc>
+        <w:tc>
+          <w:tcPr>
+            <w:tcW w:w="3209" w:type="dxa"/>
+            <w:tcBorders>
+              <w:tl2br w:val="nil"/>
+              <w:tr2bl w:val="nil"/>
+            </w:tcBorders>
+            <w:shd w:val="clear" w:color="auto" w:fill="auto"/>
+            <w:vAlign w:val="center"/>
+          </w:tcPr>
+          <w:p>
+            <w:pPr>
+              <w:widowControl/>
+              <w:snapToGrid w:val="0"/>
+              <w:jc w:val="center"/>
+              <w:textAlignment w:val="center"/>
+              <w:rPr>
+                <w:rFonts w:hint="eastAsia" w:ascii="宋体" w:hAnsi="宋体" w:eastAsia="宋体" w:cs="宋体"/>
+                <w:sz w:val="18"/>
+                <w:szCs w:val="18"/>
+                <w:lang w:eastAsia="zh-CN"/>
+              </w:rPr>
+            </w:pPr>
+            <w:r>
+              <w:rPr>
+                <w:rFonts w:hint="eastAsia" w:ascii="宋体" w:hAnsi="宋体" w:eastAsia="宋体" w:cs="宋体"/>
+                <w:sz w:val="18"/>
+                <w:szCs w:val="18"/>
+                <w:lang w:eastAsia="zh-CN"/>
+              </w:rPr>
+              <w:t>{%for i in dmmr.dmmrM</w:t>
+            </w:r>
+            <w:r>
+              <w:rPr>
+                <w:rStyle w:val="33"/>
+                <w:rFonts w:hint="eastAsia" w:ascii="宋体" w:hAnsi="宋体" w:eastAsia="宋体" w:cs="宋体"/>
+                <w:color w:val="auto"/>
+                <w:sz w:val="18"/>
+                <w:szCs w:val="18"/>
+                <w:lang w:eastAsia="zh-CN" w:bidi="ar"/>
+              </w:rPr>
+              <w:t>SH6</w:t>
+            </w:r>
+            <w:r>
+              <w:rPr>
+                <w:rFonts w:hint="eastAsia" w:ascii="宋体" w:hAnsi="宋体" w:eastAsia="宋体" w:cs="宋体"/>
+                <w:sz w:val="18"/>
+                <w:szCs w:val="18"/>
+                <w:lang w:eastAsia="zh-CN"/>
+              </w:rPr>
+              <w:t xml:space="preserve"> %}</w:t>
+            </w:r>
+            <w:r>
+              <w:rPr>
+                <w:rFonts w:hint="eastAsia" w:ascii="宋体" w:hAnsi="宋体" w:eastAsia="宋体" w:cs="宋体"/>
+                <w:sz w:val="18"/>
+                <w:szCs w:val="18"/>
+                <w:lang w:val="en-US" w:eastAsia="zh-CN"/>
+              </w:rPr>
+              <w:t>{% if i == ‘-’%}未见变异{%else%}{{i}}{% endif %}</w:t>
+            </w:r>
+            <w:r>
+              <w:rPr>
+                <w:rFonts w:hint="eastAsia" w:ascii="宋体" w:hAnsi="宋体" w:eastAsia="宋体" w:cs="宋体"/>
+                <w:sz w:val="18"/>
+                <w:szCs w:val="18"/>
+                <w:lang w:eastAsia="zh-CN"/>
+              </w:rPr>
+              <w:t>{%if loop.last%}{%else%}</w:t>
+            </w:r>
+          </w:p>
+          <w:p>
+            <w:pPr>
+              <w:snapToGrid w:val="0"/>
+              <w:jc w:val="center"/>
+              <w:rPr>
+                <w:rFonts w:hint="eastAsia" w:ascii="宋体" w:hAnsi="宋体" w:eastAsia="宋体" w:cs="宋体"/>
+                <w:sz w:val="18"/>
+                <w:szCs w:val="18"/>
+                <w:highlight w:val="none"/>
+                <w:lang w:eastAsia="zh-CN"/>
+              </w:rPr>
+            </w:pPr>
+            <w:r>
+              <w:rPr>
+                <w:rFonts w:hint="eastAsia" w:ascii="宋体" w:hAnsi="宋体" w:eastAsia="宋体" w:cs="宋体"/>
+                <w:sz w:val="18"/>
+                <w:szCs w:val="18"/>
+                <w:lang w:eastAsia="zh-CN"/>
+              </w:rPr>
+              <w:t>{%endif%}{% endfor %}</w:t>
+            </w:r>
+          </w:p>
+        </w:tc>
+        <w:tc>
+          <w:tcPr>
+            <w:tcW w:w="3749" w:type="dxa"/>
+            <w:vMerge w:val="continue"/>
+            <w:tcBorders>
+              <w:tl2br w:val="nil"/>
+              <w:tr2bl w:val="nil"/>
+            </w:tcBorders>
+            <w:shd w:val="clear" w:color="auto" w:fill="auto"/>
+            <w:vAlign w:val="center"/>
+          </w:tcPr>
+          <w:p>
+            <w:pPr>
+              <w:widowControl/>
+              <w:snapToGrid w:val="0"/>
+              <w:spacing w:line="240" w:lineRule="atLeast"/>
+              <w:jc w:val="both"/>
+              <w:textAlignment w:val="center"/>
+              <w:rPr>
+                <w:rFonts w:hint="eastAsia" w:ascii="宋体" w:hAnsi="宋体" w:eastAsia="宋体" w:cs="宋体"/>
+                <w:sz w:val="18"/>
+                <w:szCs w:val="18"/>
+                <w:highlight w:val="yellow"/>
+                <w:lang w:eastAsia="zh-CN"/>
+              </w:rPr>
+            </w:pPr>
+          </w:p>
+        </w:tc>
+      </w:tr>
+      <w:tr>
+        <w:tblPrEx>
+          <w:tblBorders>
+            <w:top w:val="none" w:color="auto" w:sz="0" w:space="0"/>
+            <w:left w:val="none" w:color="auto" w:sz="0" w:space="0"/>
+            <w:bottom w:val="single" w:color="000000" w:themeColor="text1" w:sz="4" w:space="0"/>
+            <w:right w:val="none" w:color="auto" w:sz="0" w:space="0"/>
+            <w:insideH w:val="single" w:color="000000" w:themeColor="text1" w:sz="4" w:space="0"/>
+            <w:insideV w:val="none" w:color="auto" w:sz="0" w:space="0"/>
+          </w:tblBorders>
+          <w:tblCellMar>
+            <w:top w:w="0" w:type="dxa"/>
+            <w:left w:w="108" w:type="dxa"/>
+            <w:bottom w:w="0" w:type="dxa"/>
+            <w:right w:w="108" w:type="dxa"/>
+          </w:tblCellMar>
+        </w:tblPrEx>
+        <w:trPr>
+          <w:trHeight w:val="454" w:hRule="atLeast"/>
+        </w:trPr>
+        <w:tc>
+          <w:tcPr>
+            <w:tcW w:w="1338" w:type="dxa"/>
+            <w:vMerge w:val="continue"/>
+            <w:tcBorders>
+              <w:tl2br w:val="nil"/>
+              <w:tr2bl w:val="nil"/>
+            </w:tcBorders>
+            <w:shd w:val="clear" w:color="auto" w:fill="auto"/>
+            <w:vAlign w:val="center"/>
+          </w:tcPr>
+          <w:p>
+            <w:pPr>
+              <w:widowControl/>
+              <w:snapToGrid w:val="0"/>
+              <w:jc w:val="center"/>
+              <w:textAlignment w:val="center"/>
+              <w:rPr>
+                <w:rStyle w:val="31"/>
+                <w:rFonts w:hint="eastAsia" w:ascii="宋体" w:hAnsi="宋体" w:eastAsia="宋体" w:cs="宋体"/>
+                <w:sz w:val="18"/>
+                <w:szCs w:val="18"/>
+                <w:highlight w:val="yellow"/>
+                <w:lang w:eastAsia="zh-CN" w:bidi="ar"/>
+              </w:rPr>
+            </w:pPr>
+          </w:p>
+        </w:tc>
+        <w:tc>
+          <w:tcPr>
+            <w:tcW w:w="1642" w:type="dxa"/>
+            <w:tcBorders>
+              <w:tl2br w:val="nil"/>
+              <w:tr2bl w:val="nil"/>
+            </w:tcBorders>
+            <w:shd w:val="clear" w:color="auto" w:fill="auto"/>
+            <w:vAlign w:val="center"/>
+          </w:tcPr>
+          <w:p>
+            <w:pPr>
+              <w:snapToGrid w:val="0"/>
+              <w:jc w:val="left"/>
+              <w:rPr>
+                <w:rStyle w:val="31"/>
+                <w:rFonts w:hint="eastAsia" w:ascii="宋体" w:hAnsi="宋体" w:eastAsia="宋体" w:cs="宋体"/>
+                <w:sz w:val="18"/>
+                <w:szCs w:val="18"/>
+                <w:highlight w:val="yellow"/>
+                <w:lang w:eastAsia="zh-CN" w:bidi="ar"/>
+              </w:rPr>
+            </w:pPr>
+            <w:r>
+              <w:rPr>
+                <w:rStyle w:val="36"/>
+                <w:rFonts w:hint="eastAsia" w:ascii="宋体" w:hAnsi="宋体" w:eastAsia="宋体" w:cs="宋体"/>
+                <w:sz w:val="18"/>
+                <w:szCs w:val="18"/>
+                <w:highlight w:val="none"/>
+                <w:lang w:val="en-US" w:eastAsia="zh-CN" w:bidi="ar"/>
+              </w:rPr>
+              <w:t>PMS2 失活突变</w:t>
+            </w:r>
+          </w:p>
+        </w:tc>
+        <w:tc>
+          <w:tcPr>
+            <w:tcW w:w="3209" w:type="dxa"/>
+            <w:tcBorders>
+              <w:tl2br w:val="nil"/>
+              <w:tr2bl w:val="nil"/>
+            </w:tcBorders>
+            <w:shd w:val="clear" w:color="auto" w:fill="auto"/>
+            <w:vAlign w:val="center"/>
+          </w:tcPr>
+          <w:p>
+            <w:pPr>
+              <w:widowControl/>
+              <w:snapToGrid w:val="0"/>
+              <w:jc w:val="center"/>
+              <w:textAlignment w:val="center"/>
+              <w:rPr>
+                <w:rFonts w:hint="eastAsia" w:ascii="宋体" w:hAnsi="宋体" w:eastAsia="宋体" w:cs="宋体"/>
+                <w:sz w:val="18"/>
+                <w:szCs w:val="18"/>
+                <w:lang w:eastAsia="zh-CN"/>
+              </w:rPr>
+            </w:pPr>
+            <w:r>
+              <w:rPr>
+                <w:rFonts w:hint="eastAsia" w:ascii="宋体" w:hAnsi="宋体" w:eastAsia="宋体" w:cs="宋体"/>
+                <w:sz w:val="18"/>
+                <w:szCs w:val="18"/>
+                <w:lang w:eastAsia="zh-CN"/>
+              </w:rPr>
+              <w:t>{%for i in dmmr.dmmr</w:t>
+            </w:r>
+            <w:r>
+              <w:rPr>
+                <w:rStyle w:val="33"/>
+                <w:rFonts w:hint="eastAsia" w:ascii="宋体" w:hAnsi="宋体" w:eastAsia="宋体" w:cs="宋体"/>
+                <w:color w:val="auto"/>
+                <w:sz w:val="18"/>
+                <w:szCs w:val="18"/>
+                <w:lang w:eastAsia="zh-CN" w:bidi="ar"/>
+              </w:rPr>
+              <w:t>PMS2</w:t>
+            </w:r>
+            <w:r>
+              <w:rPr>
+                <w:rFonts w:hint="eastAsia" w:ascii="宋体" w:hAnsi="宋体" w:eastAsia="宋体" w:cs="宋体"/>
+                <w:sz w:val="18"/>
+                <w:szCs w:val="18"/>
+                <w:lang w:eastAsia="zh-CN"/>
+              </w:rPr>
+              <w:t xml:space="preserve"> %}</w:t>
+            </w:r>
+            <w:r>
+              <w:rPr>
+                <w:rFonts w:hint="eastAsia" w:ascii="宋体" w:hAnsi="宋体" w:eastAsia="宋体" w:cs="宋体"/>
+                <w:sz w:val="18"/>
+                <w:szCs w:val="18"/>
+                <w:lang w:val="en-US" w:eastAsia="zh-CN"/>
+              </w:rPr>
+              <w:t>{% if i == ‘-’%}未见变异{%else%}{{i}}{% endif %}</w:t>
+            </w:r>
+            <w:r>
+              <w:rPr>
+                <w:rFonts w:hint="eastAsia" w:ascii="宋体" w:hAnsi="宋体" w:eastAsia="宋体" w:cs="宋体"/>
+                <w:sz w:val="18"/>
+                <w:szCs w:val="18"/>
+                <w:lang w:eastAsia="zh-CN"/>
+              </w:rPr>
+              <w:t>{%if loop.last%}{%else%}</w:t>
+            </w:r>
+          </w:p>
+          <w:p>
+            <w:pPr>
+              <w:snapToGrid w:val="0"/>
+              <w:jc w:val="center"/>
+              <w:rPr>
+                <w:rFonts w:hint="eastAsia" w:ascii="宋体" w:hAnsi="宋体" w:eastAsia="宋体" w:cs="宋体"/>
+                <w:sz w:val="18"/>
+                <w:szCs w:val="18"/>
+                <w:highlight w:val="none"/>
+                <w:lang w:eastAsia="zh-CN"/>
+              </w:rPr>
+            </w:pPr>
+            <w:r>
+              <w:rPr>
+                <w:rFonts w:hint="eastAsia" w:ascii="宋体" w:hAnsi="宋体" w:eastAsia="宋体" w:cs="宋体"/>
+                <w:sz w:val="18"/>
+                <w:szCs w:val="18"/>
+                <w:lang w:eastAsia="zh-CN"/>
+              </w:rPr>
+              <w:t>{%endif%}{% endfor %}</w:t>
+            </w:r>
+          </w:p>
+        </w:tc>
+        <w:tc>
+          <w:tcPr>
+            <w:tcW w:w="3749" w:type="dxa"/>
+            <w:vMerge w:val="continue"/>
+            <w:tcBorders>
+              <w:tl2br w:val="nil"/>
+              <w:tr2bl w:val="nil"/>
+            </w:tcBorders>
+            <w:shd w:val="clear" w:color="auto" w:fill="auto"/>
+            <w:vAlign w:val="center"/>
+          </w:tcPr>
+          <w:p>
+            <w:pPr>
+              <w:widowControl/>
+              <w:snapToGrid w:val="0"/>
+              <w:spacing w:line="240" w:lineRule="atLeast"/>
+              <w:jc w:val="both"/>
+              <w:textAlignment w:val="center"/>
+              <w:rPr>
+                <w:rFonts w:hint="eastAsia" w:ascii="宋体" w:hAnsi="宋体" w:eastAsia="宋体" w:cs="宋体"/>
+                <w:sz w:val="18"/>
+                <w:szCs w:val="18"/>
+                <w:highlight w:val="yellow"/>
+                <w:lang w:eastAsia="zh-CN"/>
+              </w:rPr>
+            </w:pPr>
+          </w:p>
+        </w:tc>
+      </w:tr>
+      <w:tr>
+        <w:tblPrEx>
+          <w:tblBorders>
+            <w:top w:val="none" w:color="auto" w:sz="0" w:space="0"/>
+            <w:left w:val="none" w:color="auto" w:sz="0" w:space="0"/>
+            <w:bottom w:val="single" w:color="000000" w:themeColor="text1" w:sz="4" w:space="0"/>
+            <w:right w:val="none" w:color="auto" w:sz="0" w:space="0"/>
+            <w:insideH w:val="single" w:color="000000" w:themeColor="text1" w:sz="4" w:space="0"/>
+            <w:insideV w:val="none" w:color="auto" w:sz="0" w:space="0"/>
+          </w:tblBorders>
+          <w:tblCellMar>
+            <w:top w:w="0" w:type="dxa"/>
+            <w:left w:w="108" w:type="dxa"/>
+            <w:bottom w:w="0" w:type="dxa"/>
+            <w:right w:w="108" w:type="dxa"/>
+          </w:tblCellMar>
+        </w:tblPrEx>
+        <w:trPr>
+          <w:trHeight w:val="454" w:hRule="atLeast"/>
+        </w:trPr>
+        <w:tc>
+          <w:tcPr>
+            <w:tcW w:w="9938" w:type="dxa"/>
+            <w:gridSpan w:val="4"/>
+            <w:tcBorders>
+              <w:tl2br w:val="nil"/>
+              <w:tr2bl w:val="nil"/>
+            </w:tcBorders>
+            <w:shd w:val="clear" w:color="auto" w:fill="auto"/>
+            <w:vAlign w:val="center"/>
+          </w:tcPr>
+          <w:p>
+            <w:pPr>
+              <w:widowControl/>
+              <w:snapToGrid w:val="0"/>
+              <w:spacing w:line="240" w:lineRule="atLeast"/>
+              <w:jc w:val="both"/>
+              <w:textAlignment w:val="center"/>
+              <w:rPr>
+                <w:rFonts w:hint="eastAsia" w:ascii="宋体" w:hAnsi="宋体" w:eastAsia="宋体" w:cs="宋体"/>
+                <w:sz w:val="18"/>
+                <w:szCs w:val="18"/>
+                <w:highlight w:val="yellow"/>
+                <w:lang w:eastAsia="zh-CN"/>
+              </w:rPr>
+            </w:pPr>
+            <w:r>
+              <w:rPr>
+                <w:rFonts w:hint="eastAsia" w:ascii="宋体" w:hAnsi="宋体" w:eastAsia="宋体" w:cs="宋体"/>
+                <w:sz w:val="18"/>
+                <w:szCs w:val="18"/>
+                <w:lang w:eastAsia="zh-CN"/>
+              </w:rPr>
+              <w:t>{%tr endif %}</w:t>
+            </w:r>
           </w:p>
         </w:tc>
       </w:tr>
@@ -11937,27 +12624,16 @@
     </w:p>
     <w:p>
       <w:pPr>
-        <w:numPr>
-          <w:ilvl w:val="0"/>
-          <w:numId w:val="0"/>
-        </w:numPr>
-        <w:ind w:leftChars="0"/>
-        <w:rPr>
-          <w:sz w:val="28"/>
-          <w:lang w:eastAsia="zh-CN"/>
-        </w:rPr>
-      </w:pPr>
-    </w:p>
-    <w:p>
-      <w:pPr>
-        <w:rPr>
-          <w:sz w:val="28"/>
+        <w:rPr>
+          <w:sz w:val="21"/>
+          <w:szCs w:val="21"/>
           <w:lang w:eastAsia="zh-CN"/>
         </w:rPr>
       </w:pPr>
       <w:r>
         <w:rPr>
-          <w:sz w:val="28"/>
+          <w:sz w:val="21"/>
+          <w:szCs w:val="21"/>
           <w:lang w:eastAsia="zh-CN"/>
         </w:rPr>
         <w:br w:type="page"/>
@@ -12237,12 +12913,12 @@
         <w:tblW w:w="9844" w:type="dxa"/>
         <w:jc w:val="center"/>
         <w:tblBorders>
-          <w:top w:val="single" w:color="A4A4A4" w:sz="4" w:space="0"/>
+          <w:top w:val="none" w:color="auto" w:sz="0" w:space="0"/>
           <w:left w:val="none" w:color="auto" w:sz="0" w:space="0"/>
-          <w:bottom w:val="single" w:color="A4A4A4" w:sz="4" w:space="0"/>
+          <w:bottom w:val="single" w:color="000000" w:themeColor="text1" w:sz="4" w:space="0"/>
           <w:right w:val="none" w:color="auto" w:sz="0" w:space="0"/>
-          <w:insideH w:val="single" w:color="auto" w:sz="4" w:space="0"/>
-          <w:insideV w:val="single" w:color="A4A4A4" w:sz="4" w:space="0"/>
+          <w:insideH w:val="single" w:color="000000" w:themeColor="text1" w:sz="4" w:space="0"/>
+          <w:insideV w:val="none" w:color="auto" w:sz="0" w:space="0"/>
         </w:tblBorders>
         <w:tblLayout w:type="fixed"/>
         <w:tblCellMar>
@@ -12264,12 +12940,12 @@
       <w:tr>
         <w:tblPrEx>
           <w:tblBorders>
-            <w:top w:val="single" w:color="A4A4A4" w:sz="4" w:space="0"/>
+            <w:top w:val="none" w:color="auto" w:sz="0" w:space="0"/>
             <w:left w:val="none" w:color="auto" w:sz="0" w:space="0"/>
-            <w:bottom w:val="single" w:color="A4A4A4" w:sz="4" w:space="0"/>
+            <w:bottom w:val="single" w:color="000000" w:themeColor="text1" w:sz="4" w:space="0"/>
             <w:right w:val="none" w:color="auto" w:sz="0" w:space="0"/>
-            <w:insideH w:val="single" w:color="auto" w:sz="4" w:space="0"/>
-            <w:insideV w:val="single" w:color="A4A4A4" w:sz="4" w:space="0"/>
+            <w:insideH w:val="single" w:color="000000" w:themeColor="text1" w:sz="4" w:space="0"/>
+            <w:insideV w:val="none" w:color="auto" w:sz="0" w:space="0"/>
           </w:tblBorders>
           <w:tblCellMar>
             <w:top w:w="0" w:type="dxa"/>
@@ -12286,8 +12962,8 @@
           <w:tcPr>
             <w:tcW w:w="983" w:type="dxa"/>
             <w:tcBorders>
-              <w:top w:val="nil"/>
-              <w:right w:val="nil"/>
+              <w:tl2br w:val="nil"/>
+              <w:tr2bl w:val="nil"/>
             </w:tcBorders>
             <w:shd w:val="clear" w:color="auto" w:fill="00D392"/>
             <w:vAlign w:val="center"/>
@@ -12347,9 +13023,8 @@
           <w:tcPr>
             <w:tcW w:w="789" w:type="dxa"/>
             <w:tcBorders>
-              <w:top w:val="nil"/>
-              <w:left w:val="nil"/>
-              <w:right w:val="nil"/>
+              <w:tl2br w:val="nil"/>
+              <w:tr2bl w:val="nil"/>
             </w:tcBorders>
             <w:shd w:val="clear" w:color="auto" w:fill="00D392"/>
             <w:vAlign w:val="center"/>
@@ -12392,9 +13067,8 @@
           <w:tcPr>
             <w:tcW w:w="2105" w:type="dxa"/>
             <w:tcBorders>
-              <w:top w:val="nil"/>
-              <w:left w:val="nil"/>
-              <w:right w:val="nil"/>
+              <w:tl2br w:val="nil"/>
+              <w:tr2bl w:val="nil"/>
             </w:tcBorders>
             <w:shd w:val="clear" w:color="auto" w:fill="00D392"/>
             <w:vAlign w:val="center"/>
@@ -12439,9 +13113,8 @@
           <w:tcPr>
             <w:tcW w:w="1464" w:type="dxa"/>
             <w:tcBorders>
-              <w:top w:val="nil"/>
-              <w:left w:val="nil"/>
-              <w:right w:val="nil"/>
+              <w:tl2br w:val="nil"/>
+              <w:tr2bl w:val="nil"/>
             </w:tcBorders>
             <w:shd w:val="clear" w:color="auto" w:fill="00D392"/>
             <w:vAlign w:val="center"/>
@@ -12487,9 +13160,8 @@
           <w:tcPr>
             <w:tcW w:w="1056" w:type="dxa"/>
             <w:tcBorders>
-              <w:top w:val="nil"/>
-              <w:left w:val="nil"/>
-              <w:right w:val="nil"/>
+              <w:tl2br w:val="nil"/>
+              <w:tr2bl w:val="nil"/>
             </w:tcBorders>
             <w:shd w:val="clear" w:color="auto" w:fill="00D392"/>
             <w:vAlign w:val="center"/>
@@ -12533,9 +13205,8 @@
           <w:tcPr>
             <w:tcW w:w="1368" w:type="dxa"/>
             <w:tcBorders>
-              <w:top w:val="nil"/>
-              <w:left w:val="nil"/>
-              <w:right w:val="nil"/>
+              <w:tl2br w:val="nil"/>
+              <w:tr2bl w:val="nil"/>
             </w:tcBorders>
             <w:shd w:val="clear" w:color="auto" w:fill="00D392"/>
             <w:vAlign w:val="center"/>
@@ -12578,8 +13249,8 @@
           <w:tcPr>
             <w:tcW w:w="2079" w:type="dxa"/>
             <w:tcBorders>
-              <w:top w:val="nil"/>
-              <w:left w:val="nil"/>
+              <w:tl2br w:val="nil"/>
+              <w:tr2bl w:val="nil"/>
             </w:tcBorders>
             <w:shd w:val="clear" w:color="auto" w:fill="00D392"/>
             <w:vAlign w:val="center"/>
@@ -12626,12 +13297,12 @@
       <w:tr>
         <w:tblPrEx>
           <w:tblBorders>
-            <w:top w:val="single" w:color="A4A4A4" w:sz="4" w:space="0"/>
+            <w:top w:val="none" w:color="auto" w:sz="0" w:space="0"/>
             <w:left w:val="none" w:color="auto" w:sz="0" w:space="0"/>
-            <w:bottom w:val="single" w:color="A4A4A4" w:sz="4" w:space="0"/>
+            <w:bottom w:val="single" w:color="000000" w:themeColor="text1" w:sz="4" w:space="0"/>
             <w:right w:val="none" w:color="auto" w:sz="0" w:space="0"/>
-            <w:insideH w:val="single" w:color="auto" w:sz="4" w:space="0"/>
-            <w:insideV w:val="single" w:color="A4A4A4" w:sz="4" w:space="0"/>
+            <w:insideH w:val="single" w:color="000000" w:themeColor="text1" w:sz="4" w:space="0"/>
+            <w:insideV w:val="none" w:color="auto" w:sz="0" w:space="0"/>
           </w:tblBorders>
           <w:tblCellMar>
             <w:top w:w="0" w:type="dxa"/>
@@ -12648,6 +13319,10 @@
           <w:tcPr>
             <w:tcW w:w="9844" w:type="dxa"/>
             <w:gridSpan w:val="7"/>
+            <w:tcBorders>
+              <w:tl2br w:val="nil"/>
+              <w:tr2bl w:val="nil"/>
+            </w:tcBorders>
             <w:shd w:val="clear" w:color="auto" w:fill="auto"/>
             <w:vAlign w:val="center"/>
           </w:tcPr>
@@ -12677,12 +13352,12 @@
       <w:tr>
         <w:tblPrEx>
           <w:tblBorders>
-            <w:top w:val="single" w:color="A4A4A4" w:sz="4" w:space="0"/>
+            <w:top w:val="none" w:color="auto" w:sz="0" w:space="0"/>
             <w:left w:val="none" w:color="auto" w:sz="0" w:space="0"/>
-            <w:bottom w:val="single" w:color="A4A4A4" w:sz="4" w:space="0"/>
+            <w:bottom w:val="single" w:color="000000" w:themeColor="text1" w:sz="4" w:space="0"/>
             <w:right w:val="none" w:color="auto" w:sz="0" w:space="0"/>
-            <w:insideH w:val="single" w:color="auto" w:sz="4" w:space="0"/>
-            <w:insideV w:val="single" w:color="A4A4A4" w:sz="4" w:space="0"/>
+            <w:insideH w:val="single" w:color="000000" w:themeColor="text1" w:sz="4" w:space="0"/>
+            <w:insideV w:val="none" w:color="auto" w:sz="0" w:space="0"/>
           </w:tblBorders>
           <w:tblCellMar>
             <w:top w:w="0" w:type="dxa"/>
@@ -12699,6 +13374,10 @@
           <w:tcPr>
             <w:tcW w:w="9844" w:type="dxa"/>
             <w:gridSpan w:val="7"/>
+            <w:tcBorders>
+              <w:tl2br w:val="nil"/>
+              <w:tr2bl w:val="nil"/>
+            </w:tcBorders>
             <w:shd w:val="clear" w:color="auto" w:fill="auto"/>
             <w:vAlign w:val="center"/>
           </w:tcPr>
@@ -12728,12 +13407,12 @@
       <w:tr>
         <w:tblPrEx>
           <w:tblBorders>
-            <w:top w:val="single" w:color="A4A4A4" w:sz="4" w:space="0"/>
+            <w:top w:val="none" w:color="auto" w:sz="0" w:space="0"/>
             <w:left w:val="none" w:color="auto" w:sz="0" w:space="0"/>
-            <w:bottom w:val="single" w:color="A4A4A4" w:sz="4" w:space="0"/>
+            <w:bottom w:val="single" w:color="000000" w:themeColor="text1" w:sz="4" w:space="0"/>
             <w:right w:val="none" w:color="auto" w:sz="0" w:space="0"/>
-            <w:insideH w:val="single" w:color="auto" w:sz="4" w:space="0"/>
-            <w:insideV w:val="single" w:color="A4A4A4" w:sz="4" w:space="0"/>
+            <w:insideH w:val="single" w:color="000000" w:themeColor="text1" w:sz="4" w:space="0"/>
+            <w:insideV w:val="none" w:color="auto" w:sz="0" w:space="0"/>
           </w:tblBorders>
           <w:tblCellMar>
             <w:top w:w="0" w:type="dxa"/>
@@ -12750,7 +13429,8 @@
           <w:tcPr>
             <w:tcW w:w="983" w:type="dxa"/>
             <w:tcBorders>
-              <w:right w:val="nil"/>
+              <w:tl2br w:val="nil"/>
+              <w:tr2bl w:val="nil"/>
             </w:tcBorders>
             <w:shd w:val="clear" w:color="auto" w:fill="auto"/>
             <w:vAlign w:val="center"/>
@@ -12785,8 +13465,8 @@
           <w:tcPr>
             <w:tcW w:w="789" w:type="dxa"/>
             <w:tcBorders>
-              <w:left w:val="nil"/>
-              <w:right w:val="nil"/>
+              <w:tl2br w:val="nil"/>
+              <w:tr2bl w:val="nil"/>
             </w:tcBorders>
             <w:shd w:val="clear" w:color="auto" w:fill="auto"/>
             <w:vAlign w:val="center"/>
@@ -12817,8 +13497,8 @@
           <w:tcPr>
             <w:tcW w:w="2105" w:type="dxa"/>
             <w:tcBorders>
-              <w:left w:val="nil"/>
-              <w:right w:val="nil"/>
+              <w:tl2br w:val="nil"/>
+              <w:tr2bl w:val="nil"/>
             </w:tcBorders>
             <w:shd w:val="clear" w:color="auto" w:fill="auto"/>
             <w:vAlign w:val="center"/>
@@ -12867,8 +13547,8 @@
           <w:tcPr>
             <w:tcW w:w="1464" w:type="dxa"/>
             <w:tcBorders>
-              <w:left w:val="nil"/>
-              <w:right w:val="nil"/>
+              <w:tl2br w:val="nil"/>
+              <w:tr2bl w:val="nil"/>
             </w:tcBorders>
             <w:shd w:val="clear" w:color="auto" w:fill="auto"/>
             <w:vAlign w:val="center"/>
@@ -12899,8 +13579,8 @@
           <w:tcPr>
             <w:tcW w:w="1056" w:type="dxa"/>
             <w:tcBorders>
-              <w:left w:val="nil"/>
-              <w:right w:val="nil"/>
+              <w:tl2br w:val="nil"/>
+              <w:tr2bl w:val="nil"/>
             </w:tcBorders>
             <w:shd w:val="clear" w:color="auto" w:fill="auto"/>
             <w:vAlign w:val="center"/>
@@ -12931,8 +13611,8 @@
           <w:tcPr>
             <w:tcW w:w="1368" w:type="dxa"/>
             <w:tcBorders>
-              <w:left w:val="nil"/>
-              <w:right w:val="nil"/>
+              <w:tl2br w:val="nil"/>
+              <w:tr2bl w:val="nil"/>
             </w:tcBorders>
             <w:shd w:val="clear" w:color="auto" w:fill="auto"/>
             <w:vAlign w:val="center"/>
@@ -12981,7 +13661,8 @@
           <w:tcPr>
             <w:tcW w:w="2079" w:type="dxa"/>
             <w:tcBorders>
-              <w:left w:val="nil"/>
+              <w:tl2br w:val="nil"/>
+              <w:tr2bl w:val="nil"/>
             </w:tcBorders>
             <w:shd w:val="clear" w:color="auto" w:fill="auto"/>
             <w:vAlign w:val="center"/>
@@ -13115,12 +13796,12 @@
       <w:tr>
         <w:tblPrEx>
           <w:tblBorders>
-            <w:top w:val="single" w:color="A4A4A4" w:sz="4" w:space="0"/>
+            <w:top w:val="none" w:color="auto" w:sz="0" w:space="0"/>
             <w:left w:val="none" w:color="auto" w:sz="0" w:space="0"/>
-            <w:bottom w:val="single" w:color="A4A4A4" w:sz="4" w:space="0"/>
+            <w:bottom w:val="single" w:color="000000" w:themeColor="text1" w:sz="4" w:space="0"/>
             <w:right w:val="none" w:color="auto" w:sz="0" w:space="0"/>
-            <w:insideH w:val="single" w:color="auto" w:sz="4" w:space="0"/>
-            <w:insideV w:val="single" w:color="A4A4A4" w:sz="4" w:space="0"/>
+            <w:insideH w:val="single" w:color="000000" w:themeColor="text1" w:sz="4" w:space="0"/>
+            <w:insideV w:val="none" w:color="auto" w:sz="0" w:space="0"/>
           </w:tblBorders>
           <w:tblCellMar>
             <w:top w:w="0" w:type="dxa"/>
@@ -13137,6 +13818,10 @@
           <w:tcPr>
             <w:tcW w:w="9844" w:type="dxa"/>
             <w:gridSpan w:val="7"/>
+            <w:tcBorders>
+              <w:tl2br w:val="nil"/>
+              <w:tr2bl w:val="nil"/>
+            </w:tcBorders>
             <w:shd w:val="clear" w:color="auto" w:fill="auto"/>
             <w:vAlign w:val="center"/>
           </w:tcPr>
@@ -13166,12 +13851,12 @@
       <w:tr>
         <w:tblPrEx>
           <w:tblBorders>
-            <w:top w:val="single" w:color="A4A4A4" w:sz="4" w:space="0"/>
+            <w:top w:val="none" w:color="auto" w:sz="0" w:space="0"/>
             <w:left w:val="none" w:color="auto" w:sz="0" w:space="0"/>
-            <w:bottom w:val="single" w:color="A4A4A4" w:sz="4" w:space="0"/>
+            <w:bottom w:val="single" w:color="000000" w:themeColor="text1" w:sz="4" w:space="0"/>
             <w:right w:val="none" w:color="auto" w:sz="0" w:space="0"/>
-            <w:insideH w:val="single" w:color="auto" w:sz="4" w:space="0"/>
-            <w:insideV w:val="single" w:color="A4A4A4" w:sz="4" w:space="0"/>
+            <w:insideH w:val="single" w:color="000000" w:themeColor="text1" w:sz="4" w:space="0"/>
+            <w:insideV w:val="none" w:color="auto" w:sz="0" w:space="0"/>
           </w:tblBorders>
           <w:tblCellMar>
             <w:top w:w="0" w:type="dxa"/>
@@ -13188,6 +13873,10 @@
           <w:tcPr>
             <w:tcW w:w="9844" w:type="dxa"/>
             <w:gridSpan w:val="7"/>
+            <w:tcBorders>
+              <w:tl2br w:val="nil"/>
+              <w:tr2bl w:val="nil"/>
+            </w:tcBorders>
             <w:shd w:val="clear" w:color="auto" w:fill="auto"/>
             <w:vAlign w:val="center"/>
           </w:tcPr>
@@ -13217,12 +13906,12 @@
       <w:tr>
         <w:tblPrEx>
           <w:tblBorders>
-            <w:top w:val="single" w:color="A4A4A4" w:sz="4" w:space="0"/>
+            <w:top w:val="none" w:color="auto" w:sz="0" w:space="0"/>
             <w:left w:val="none" w:color="auto" w:sz="0" w:space="0"/>
-            <w:bottom w:val="single" w:color="A4A4A4" w:sz="4" w:space="0"/>
+            <w:bottom w:val="single" w:color="000000" w:themeColor="text1" w:sz="4" w:space="0"/>
             <w:right w:val="none" w:color="auto" w:sz="0" w:space="0"/>
-            <w:insideH w:val="single" w:color="auto" w:sz="4" w:space="0"/>
-            <w:insideV w:val="single" w:color="A4A4A4" w:sz="4" w:space="0"/>
+            <w:insideH w:val="single" w:color="000000" w:themeColor="text1" w:sz="4" w:space="0"/>
+            <w:insideV w:val="none" w:color="auto" w:sz="0" w:space="0"/>
           </w:tblBorders>
           <w:tblCellMar>
             <w:top w:w="0" w:type="dxa"/>
@@ -13239,6 +13928,10 @@
           <w:tcPr>
             <w:tcW w:w="9844" w:type="dxa"/>
             <w:gridSpan w:val="7"/>
+            <w:tcBorders>
+              <w:tl2br w:val="nil"/>
+              <w:tr2bl w:val="nil"/>
+            </w:tcBorders>
             <w:shd w:val="clear" w:color="auto" w:fill="auto"/>
             <w:vAlign w:val="center"/>
           </w:tcPr>
@@ -13272,12 +13965,12 @@
       <w:tr>
         <w:tblPrEx>
           <w:tblBorders>
-            <w:top w:val="single" w:color="A4A4A4" w:sz="4" w:space="0"/>
+            <w:top w:val="none" w:color="auto" w:sz="0" w:space="0"/>
             <w:left w:val="none" w:color="auto" w:sz="0" w:space="0"/>
-            <w:bottom w:val="single" w:color="A4A4A4" w:sz="4" w:space="0"/>
+            <w:bottom w:val="single" w:color="000000" w:themeColor="text1" w:sz="4" w:space="0"/>
             <w:right w:val="none" w:color="auto" w:sz="0" w:space="0"/>
-            <w:insideH w:val="single" w:color="auto" w:sz="4" w:space="0"/>
-            <w:insideV w:val="single" w:color="A4A4A4" w:sz="4" w:space="0"/>
+            <w:insideH w:val="single" w:color="000000" w:themeColor="text1" w:sz="4" w:space="0"/>
+            <w:insideV w:val="none" w:color="auto" w:sz="0" w:space="0"/>
           </w:tblBorders>
           <w:tblCellMar>
             <w:top w:w="0" w:type="dxa"/>
@@ -13295,7 +13988,8 @@
             <w:tcW w:w="9844" w:type="dxa"/>
             <w:gridSpan w:val="7"/>
             <w:tcBorders>
-              <w:bottom w:val="single" w:color="000000" w:themeColor="text1" w:sz="4" w:space="0"/>
+              <w:tl2br w:val="nil"/>
+              <w:tr2bl w:val="nil"/>
             </w:tcBorders>
             <w:shd w:val="clear" w:color="auto" w:fill="auto"/>
             <w:vAlign w:val="center"/>
@@ -13653,12 +14347,12 @@
         <w:tblW w:w="5035" w:type="pct"/>
         <w:jc w:val="center"/>
         <w:tblBorders>
-          <w:top w:val="single" w:color="00B050" w:sz="18" w:space="0"/>
+          <w:top w:val="none" w:color="auto" w:sz="0" w:space="0"/>
           <w:left w:val="none" w:color="auto" w:sz="0" w:space="0"/>
-          <w:bottom w:val="single" w:color="A4A4A4" w:sz="4" w:space="0"/>
+          <w:bottom w:val="single" w:color="000000" w:themeColor="text1" w:sz="4" w:space="0"/>
           <w:right w:val="none" w:color="auto" w:sz="0" w:space="0"/>
-          <w:insideH w:val="single" w:color="auto" w:sz="4" w:space="0"/>
-          <w:insideV w:val="single" w:color="A4A4A4" w:sz="4" w:space="0"/>
+          <w:insideH w:val="single" w:color="000000" w:themeColor="text1" w:sz="4" w:space="0"/>
+          <w:insideV w:val="none" w:color="auto" w:sz="0" w:space="0"/>
         </w:tblBorders>
         <w:tblLayout w:type="fixed"/>
         <w:tblCellMar>
@@ -13679,19 +14373,13 @@
       <w:tr>
         <w:tblPrEx>
           <w:tblBorders>
-            <w:top w:val="single" w:color="00B050" w:sz="18" w:space="0"/>
+            <w:top w:val="none" w:color="auto" w:sz="0" w:space="0"/>
             <w:left w:val="none" w:color="auto" w:sz="0" w:space="0"/>
-            <w:bottom w:val="single" w:color="A4A4A4" w:sz="4" w:space="0"/>
+            <w:bottom w:val="single" w:color="000000" w:themeColor="text1" w:sz="4" w:space="0"/>
             <w:right w:val="none" w:color="auto" w:sz="0" w:space="0"/>
-            <w:insideH w:val="single" w:color="auto" w:sz="4" w:space="0"/>
-            <w:insideV w:val="single" w:color="A4A4A4" w:sz="4" w:space="0"/>
+            <w:insideH w:val="single" w:color="000000" w:themeColor="text1" w:sz="4" w:space="0"/>
+            <w:insideV w:val="none" w:color="auto" w:sz="0" w:space="0"/>
           </w:tblBorders>
-          <w:tblCellMar>
-            <w:top w:w="0" w:type="dxa"/>
-            <w:left w:w="0" w:type="dxa"/>
-            <w:bottom w:w="0" w:type="dxa"/>
-            <w:right w:w="0" w:type="dxa"/>
-          </w:tblCellMar>
         </w:tblPrEx>
         <w:trPr>
           <w:trHeight w:val="510" w:hRule="atLeast"/>
@@ -13702,9 +14390,8 @@
           <w:tcPr>
             <w:tcW w:w="646" w:type="pct"/>
             <w:tcBorders>
-              <w:top w:val="nil"/>
-              <w:left w:val="nil"/>
-              <w:right w:val="nil"/>
+              <w:tl2br w:val="nil"/>
+              <w:tr2bl w:val="nil"/>
             </w:tcBorders>
             <w:shd w:val="clear" w:color="auto" w:fill="00D392"/>
             <w:vAlign w:val="center"/>
@@ -13747,9 +14434,8 @@
           <w:tcPr>
             <w:tcW w:w="895" w:type="pct"/>
             <w:tcBorders>
-              <w:top w:val="nil"/>
-              <w:left w:val="nil"/>
-              <w:right w:val="nil"/>
+              <w:tl2br w:val="nil"/>
+              <w:tr2bl w:val="nil"/>
             </w:tcBorders>
             <w:shd w:val="clear" w:color="auto" w:fill="00D392"/>
             <w:vAlign w:val="center"/>
@@ -13792,9 +14478,8 @@
           <w:tcPr>
             <w:tcW w:w="650" w:type="pct"/>
             <w:tcBorders>
-              <w:top w:val="nil"/>
-              <w:left w:val="nil"/>
-              <w:right w:val="nil"/>
+              <w:tl2br w:val="nil"/>
+              <w:tr2bl w:val="nil"/>
             </w:tcBorders>
             <w:shd w:val="clear" w:color="auto" w:fill="00D392"/>
             <w:vAlign w:val="center"/>
@@ -13839,9 +14524,8 @@
           <w:tcPr>
             <w:tcW w:w="541" w:type="pct"/>
             <w:tcBorders>
-              <w:top w:val="nil"/>
-              <w:left w:val="nil"/>
-              <w:right w:val="nil"/>
+              <w:tl2br w:val="nil"/>
+              <w:tr2bl w:val="nil"/>
             </w:tcBorders>
             <w:shd w:val="clear" w:color="auto" w:fill="00D392"/>
             <w:vAlign w:val="center"/>
@@ -13887,9 +14571,8 @@
           <w:tcPr>
             <w:tcW w:w="1133" w:type="pct"/>
             <w:tcBorders>
-              <w:top w:val="nil"/>
-              <w:left w:val="nil"/>
-              <w:right w:val="nil"/>
+              <w:tl2br w:val="nil"/>
+              <w:tr2bl w:val="nil"/>
             </w:tcBorders>
             <w:shd w:val="clear" w:color="auto" w:fill="00D392"/>
             <w:vAlign w:val="center"/>
@@ -13934,9 +14617,8 @@
           <w:tcPr>
             <w:tcW w:w="1133" w:type="pct"/>
             <w:tcBorders>
-              <w:top w:val="nil"/>
-              <w:left w:val="nil"/>
-              <w:right w:val="nil"/>
+              <w:tl2br w:val="nil"/>
+              <w:tr2bl w:val="nil"/>
             </w:tcBorders>
             <w:shd w:val="clear" w:color="auto" w:fill="00D392"/>
             <w:vAlign w:val="center"/>
@@ -14007,12 +14689,12 @@
       <w:tr>
         <w:tblPrEx>
           <w:tblBorders>
-            <w:top w:val="single" w:color="00B050" w:sz="18" w:space="0"/>
+            <w:top w:val="none" w:color="auto" w:sz="0" w:space="0"/>
             <w:left w:val="none" w:color="auto" w:sz="0" w:space="0"/>
-            <w:bottom w:val="single" w:color="A4A4A4" w:sz="4" w:space="0"/>
+            <w:bottom w:val="single" w:color="000000" w:themeColor="text1" w:sz="4" w:space="0"/>
             <w:right w:val="none" w:color="auto" w:sz="0" w:space="0"/>
-            <w:insideH w:val="single" w:color="auto" w:sz="4" w:space="0"/>
-            <w:insideV w:val="single" w:color="A4A4A4" w:sz="4" w:space="0"/>
+            <w:insideH w:val="single" w:color="000000" w:themeColor="text1" w:sz="4" w:space="0"/>
+            <w:insideV w:val="none" w:color="auto" w:sz="0" w:space="0"/>
           </w:tblBorders>
           <w:tblCellMar>
             <w:top w:w="0" w:type="dxa"/>
@@ -14030,8 +14712,8 @@
             <w:tcW w:w="5000" w:type="pct"/>
             <w:gridSpan w:val="6"/>
             <w:tcBorders>
-              <w:left w:val="nil"/>
-              <w:right w:val="nil"/>
+              <w:tl2br w:val="nil"/>
+              <w:tr2bl w:val="nil"/>
             </w:tcBorders>
             <w:shd w:val="clear" w:color="auto" w:fill="auto"/>
             <w:vAlign w:val="center"/>
@@ -14063,12 +14745,12 @@
       <w:tr>
         <w:tblPrEx>
           <w:tblBorders>
-            <w:top w:val="single" w:color="00B050" w:sz="18" w:space="0"/>
+            <w:top w:val="none" w:color="auto" w:sz="0" w:space="0"/>
             <w:left w:val="none" w:color="auto" w:sz="0" w:space="0"/>
-            <w:bottom w:val="single" w:color="A4A4A4" w:sz="4" w:space="0"/>
+            <w:bottom w:val="single" w:color="000000" w:themeColor="text1" w:sz="4" w:space="0"/>
             <w:right w:val="none" w:color="auto" w:sz="0" w:space="0"/>
-            <w:insideH w:val="single" w:color="auto" w:sz="4" w:space="0"/>
-            <w:insideV w:val="single" w:color="A4A4A4" w:sz="4" w:space="0"/>
+            <w:insideH w:val="single" w:color="000000" w:themeColor="text1" w:sz="4" w:space="0"/>
+            <w:insideV w:val="none" w:color="auto" w:sz="0" w:space="0"/>
           </w:tblBorders>
           <w:tblCellMar>
             <w:top w:w="0" w:type="dxa"/>
@@ -14086,8 +14768,8 @@
             <w:tcW w:w="5000" w:type="pct"/>
             <w:gridSpan w:val="6"/>
             <w:tcBorders>
-              <w:left w:val="nil"/>
-              <w:right w:val="nil"/>
+              <w:tl2br w:val="nil"/>
+              <w:tr2bl w:val="nil"/>
             </w:tcBorders>
             <w:shd w:val="clear" w:color="auto" w:fill="auto"/>
             <w:vAlign w:val="center"/>
@@ -14119,12 +14801,12 @@
       <w:tr>
         <w:tblPrEx>
           <w:tblBorders>
-            <w:top w:val="single" w:color="00B050" w:sz="18" w:space="0"/>
+            <w:top w:val="none" w:color="auto" w:sz="0" w:space="0"/>
             <w:left w:val="none" w:color="auto" w:sz="0" w:space="0"/>
-            <w:bottom w:val="single" w:color="A4A4A4" w:sz="4" w:space="0"/>
+            <w:bottom w:val="single" w:color="000000" w:themeColor="text1" w:sz="4" w:space="0"/>
             <w:right w:val="none" w:color="auto" w:sz="0" w:space="0"/>
-            <w:insideH w:val="single" w:color="auto" w:sz="4" w:space="0"/>
-            <w:insideV w:val="single" w:color="A4A4A4" w:sz="4" w:space="0"/>
+            <w:insideH w:val="single" w:color="000000" w:themeColor="text1" w:sz="4" w:space="0"/>
+            <w:insideV w:val="none" w:color="auto" w:sz="0" w:space="0"/>
           </w:tblBorders>
           <w:tblCellMar>
             <w:top w:w="0" w:type="dxa"/>
@@ -14141,9 +14823,8 @@
           <w:tcPr>
             <w:tcW w:w="1286" w:type="dxa"/>
             <w:tcBorders>
-              <w:left w:val="nil"/>
-              <w:bottom w:val="single" w:color="auto" w:sz="4" w:space="0"/>
-              <w:right w:val="nil"/>
+              <w:tl2br w:val="nil"/>
+              <w:tr2bl w:val="nil"/>
             </w:tcBorders>
             <w:shd w:val="clear" w:color="auto" w:fill="auto"/>
             <w:vAlign w:val="center"/>
@@ -14177,9 +14858,8 @@
           <w:tcPr>
             <w:tcW w:w="1780" w:type="dxa"/>
             <w:tcBorders>
-              <w:left w:val="nil"/>
-              <w:bottom w:val="single" w:color="auto" w:sz="4" w:space="0"/>
-              <w:right w:val="nil"/>
+              <w:tl2br w:val="nil"/>
+              <w:tr2bl w:val="nil"/>
             </w:tcBorders>
             <w:shd w:val="clear" w:color="auto" w:fill="auto"/>
             <w:vAlign w:val="center"/>
@@ -14211,9 +14891,8 @@
           <w:tcPr>
             <w:tcW w:w="650" w:type="pct"/>
             <w:tcBorders>
-              <w:left w:val="nil"/>
-              <w:bottom w:val="single" w:color="auto" w:sz="4" w:space="0"/>
-              <w:right w:val="nil"/>
+              <w:tl2br w:val="nil"/>
+              <w:tr2bl w:val="nil"/>
             </w:tcBorders>
             <w:shd w:val="clear" w:color="auto" w:fill="auto"/>
             <w:vAlign w:val="center"/>
@@ -14243,9 +14922,8 @@
           <w:tcPr>
             <w:tcW w:w="541" w:type="pct"/>
             <w:tcBorders>
-              <w:left w:val="nil"/>
-              <w:bottom w:val="single" w:color="auto" w:sz="4" w:space="0"/>
-              <w:right w:val="nil"/>
+              <w:tl2br w:val="nil"/>
+              <w:tr2bl w:val="nil"/>
             </w:tcBorders>
             <w:shd w:val="clear" w:color="auto" w:fill="auto"/>
             <w:vAlign w:val="center"/>
@@ -14274,9 +14952,8 @@
           <w:tcPr>
             <w:tcW w:w="2253" w:type="dxa"/>
             <w:tcBorders>
-              <w:left w:val="nil"/>
-              <w:bottom w:val="single" w:color="auto" w:sz="4" w:space="0"/>
-              <w:right w:val="nil"/>
+              <w:tl2br w:val="nil"/>
+              <w:tr2bl w:val="nil"/>
             </w:tcBorders>
             <w:shd w:val="clear" w:color="auto" w:fill="auto"/>
             <w:vAlign w:val="center"/>
@@ -14340,9 +15017,8 @@
           <w:tcPr>
             <w:tcW w:w="2253" w:type="dxa"/>
             <w:tcBorders>
-              <w:left w:val="nil"/>
-              <w:bottom w:val="single" w:color="auto" w:sz="4" w:space="0"/>
-              <w:right w:val="nil"/>
+              <w:tl2br w:val="nil"/>
+              <w:tr2bl w:val="nil"/>
             </w:tcBorders>
             <w:shd w:val="clear" w:color="auto" w:fill="auto"/>
             <w:vAlign w:val="center"/>
@@ -14406,12 +15082,12 @@
       <w:tr>
         <w:tblPrEx>
           <w:tblBorders>
-            <w:top w:val="single" w:color="00B050" w:sz="18" w:space="0"/>
+            <w:top w:val="none" w:color="auto" w:sz="0" w:space="0"/>
             <w:left w:val="none" w:color="auto" w:sz="0" w:space="0"/>
-            <w:bottom w:val="single" w:color="A4A4A4" w:sz="4" w:space="0"/>
+            <w:bottom w:val="single" w:color="000000" w:themeColor="text1" w:sz="4" w:space="0"/>
             <w:right w:val="none" w:color="auto" w:sz="0" w:space="0"/>
-            <w:insideH w:val="single" w:color="auto" w:sz="4" w:space="0"/>
-            <w:insideV w:val="single" w:color="A4A4A4" w:sz="4" w:space="0"/>
+            <w:insideH w:val="single" w:color="000000" w:themeColor="text1" w:sz="4" w:space="0"/>
+            <w:insideV w:val="none" w:color="auto" w:sz="0" w:space="0"/>
           </w:tblBorders>
           <w:tblCellMar>
             <w:top w:w="0" w:type="dxa"/>
@@ -14429,9 +15105,8 @@
             <w:tcW w:w="5000" w:type="pct"/>
             <w:gridSpan w:val="6"/>
             <w:tcBorders>
-              <w:top w:val="single" w:color="auto" w:sz="4" w:space="0"/>
-              <w:left w:val="nil"/>
-              <w:right w:val="nil"/>
+              <w:tl2br w:val="nil"/>
+              <w:tr2bl w:val="nil"/>
             </w:tcBorders>
             <w:shd w:val="clear" w:color="auto" w:fill="auto"/>
             <w:vAlign w:val="center"/>
@@ -14463,12 +15138,12 @@
       <w:tr>
         <w:tblPrEx>
           <w:tblBorders>
-            <w:top w:val="single" w:color="00B050" w:sz="18" w:space="0"/>
+            <w:top w:val="none" w:color="auto" w:sz="0" w:space="0"/>
             <w:left w:val="none" w:color="auto" w:sz="0" w:space="0"/>
-            <w:bottom w:val="single" w:color="A4A4A4" w:sz="4" w:space="0"/>
+            <w:bottom w:val="single" w:color="000000" w:themeColor="text1" w:sz="4" w:space="0"/>
             <w:right w:val="none" w:color="auto" w:sz="0" w:space="0"/>
-            <w:insideH w:val="single" w:color="auto" w:sz="4" w:space="0"/>
-            <w:insideV w:val="single" w:color="A4A4A4" w:sz="4" w:space="0"/>
+            <w:insideH w:val="single" w:color="000000" w:themeColor="text1" w:sz="4" w:space="0"/>
+            <w:insideV w:val="none" w:color="auto" w:sz="0" w:space="0"/>
           </w:tblBorders>
           <w:tblCellMar>
             <w:top w:w="0" w:type="dxa"/>
@@ -14486,8 +15161,8 @@
             <w:tcW w:w="9942" w:type="dxa"/>
             <w:gridSpan w:val="6"/>
             <w:tcBorders>
-              <w:left w:val="nil"/>
-              <w:right w:val="nil"/>
+              <w:tl2br w:val="nil"/>
+              <w:tr2bl w:val="nil"/>
             </w:tcBorders>
             <w:shd w:val="clear" w:color="auto" w:fill="auto"/>
             <w:vAlign w:val="center"/>
@@ -14518,12 +15193,12 @@
       <w:tr>
         <w:tblPrEx>
           <w:tblBorders>
-            <w:top w:val="single" w:color="00B050" w:sz="18" w:space="0"/>
+            <w:top w:val="none" w:color="auto" w:sz="0" w:space="0"/>
             <w:left w:val="none" w:color="auto" w:sz="0" w:space="0"/>
-            <w:bottom w:val="single" w:color="A4A4A4" w:sz="4" w:space="0"/>
+            <w:bottom w:val="single" w:color="000000" w:themeColor="text1" w:sz="4" w:space="0"/>
             <w:right w:val="none" w:color="auto" w:sz="0" w:space="0"/>
-            <w:insideH w:val="single" w:color="auto" w:sz="4" w:space="0"/>
-            <w:insideV w:val="single" w:color="A4A4A4" w:sz="4" w:space="0"/>
+            <w:insideH w:val="single" w:color="000000" w:themeColor="text1" w:sz="4" w:space="0"/>
+            <w:insideV w:val="none" w:color="auto" w:sz="0" w:space="0"/>
           </w:tblBorders>
           <w:tblCellMar>
             <w:top w:w="0" w:type="dxa"/>
@@ -14541,8 +15216,8 @@
             <w:tcW w:w="9942" w:type="dxa"/>
             <w:gridSpan w:val="6"/>
             <w:tcBorders>
-              <w:left w:val="nil"/>
-              <w:right w:val="nil"/>
+              <w:tl2br w:val="nil"/>
+              <w:tr2bl w:val="nil"/>
             </w:tcBorders>
             <w:shd w:val="clear" w:color="auto" w:fill="auto"/>
             <w:vAlign w:val="center"/>
@@ -14581,12 +15256,12 @@
       <w:tr>
         <w:tblPrEx>
           <w:tblBorders>
-            <w:top w:val="single" w:color="00B050" w:sz="18" w:space="0"/>
+            <w:top w:val="none" w:color="auto" w:sz="0" w:space="0"/>
             <w:left w:val="none" w:color="auto" w:sz="0" w:space="0"/>
-            <w:bottom w:val="single" w:color="A4A4A4" w:sz="4" w:space="0"/>
+            <w:bottom w:val="single" w:color="000000" w:themeColor="text1" w:sz="4" w:space="0"/>
             <w:right w:val="none" w:color="auto" w:sz="0" w:space="0"/>
-            <w:insideH w:val="single" w:color="auto" w:sz="4" w:space="0"/>
-            <w:insideV w:val="single" w:color="A4A4A4" w:sz="4" w:space="0"/>
+            <w:insideH w:val="single" w:color="000000" w:themeColor="text1" w:sz="4" w:space="0"/>
+            <w:insideV w:val="none" w:color="auto" w:sz="0" w:space="0"/>
           </w:tblBorders>
           <w:tblCellMar>
             <w:top w:w="0" w:type="dxa"/>
@@ -14604,9 +15279,8 @@
             <w:tcW w:w="9942" w:type="dxa"/>
             <w:gridSpan w:val="6"/>
             <w:tcBorders>
-              <w:left w:val="nil"/>
-              <w:bottom w:val="single" w:color="000000" w:themeColor="text1" w:sz="4" w:space="0"/>
-              <w:right w:val="nil"/>
+              <w:tl2br w:val="nil"/>
+              <w:tr2bl w:val="nil"/>
             </w:tcBorders>
             <w:shd w:val="clear" w:color="auto" w:fill="auto"/>
             <w:vAlign w:val="center"/>
@@ -16528,12 +17202,6 @@
             <w:insideH w:val="dotted" w:color="45A3A7" w:sz="4" w:space="0"/>
             <w:insideV w:val="dotted" w:color="45A3A7" w:sz="4" w:space="0"/>
           </w:tblBorders>
-          <w:tblCellMar>
-            <w:top w:w="0" w:type="dxa"/>
-            <w:left w:w="108" w:type="dxa"/>
-            <w:bottom w:w="0" w:type="dxa"/>
-            <w:right w:w="108" w:type="dxa"/>
-          </w:tblCellMar>
         </w:tblPrEx>
         <w:trPr>
           <w:trHeight w:val="417" w:hRule="atLeast"/>
@@ -26780,12 +27448,12 @@
         <w:tblW w:w="5008" w:type="pct"/>
         <w:jc w:val="center"/>
         <w:tblBorders>
-          <w:top w:val="single" w:color="45A3A7" w:sz="18" w:space="0"/>
+          <w:top w:val="none" w:color="auto" w:sz="0" w:space="0"/>
           <w:left w:val="none" w:color="auto" w:sz="0" w:space="0"/>
-          <w:bottom w:val="single" w:color="A4A4A4" w:sz="4" w:space="0"/>
+          <w:bottom w:val="single" w:color="000000" w:themeColor="text1" w:sz="4" w:space="0"/>
           <w:right w:val="none" w:color="auto" w:sz="0" w:space="0"/>
-          <w:insideH w:val="single" w:color="auto" w:sz="4" w:space="0"/>
-          <w:insideV w:val="single" w:color="A4A4A4" w:sz="4" w:space="0"/>
+          <w:insideH w:val="single" w:color="000000" w:themeColor="text1" w:sz="4" w:space="0"/>
+          <w:insideV w:val="none" w:color="auto" w:sz="0" w:space="0"/>
         </w:tblBorders>
         <w:tblLayout w:type="fixed"/>
         <w:tblCellMar>
@@ -26808,12 +27476,12 @@
       <w:tr>
         <w:tblPrEx>
           <w:tblBorders>
-            <w:top w:val="single" w:color="45A3A7" w:sz="18" w:space="0"/>
+            <w:top w:val="none" w:color="auto" w:sz="0" w:space="0"/>
             <w:left w:val="none" w:color="auto" w:sz="0" w:space="0"/>
-            <w:bottom w:val="single" w:color="A4A4A4" w:sz="4" w:space="0"/>
+            <w:bottom w:val="single" w:color="000000" w:themeColor="text1" w:sz="4" w:space="0"/>
             <w:right w:val="none" w:color="auto" w:sz="0" w:space="0"/>
-            <w:insideH w:val="single" w:color="auto" w:sz="4" w:space="0"/>
-            <w:insideV w:val="single" w:color="A4A4A4" w:sz="4" w:space="0"/>
+            <w:insideH w:val="single" w:color="000000" w:themeColor="text1" w:sz="4" w:space="0"/>
+            <w:insideV w:val="none" w:color="auto" w:sz="0" w:space="0"/>
           </w:tblBorders>
           <w:tblCellMar>
             <w:top w:w="0" w:type="dxa"/>
@@ -26831,8 +27499,8 @@
           <w:tcPr>
             <w:tcW w:w="386" w:type="pct"/>
             <w:tcBorders>
-              <w:top w:val="nil"/>
-              <w:right w:val="single" w:color="FFFFFF" w:sz="18" w:space="0"/>
+              <w:tl2br w:val="nil"/>
+              <w:tr2bl w:val="nil"/>
             </w:tcBorders>
             <w:shd w:val="clear" w:color="auto" w:fill="00D392"/>
             <w:vAlign w:val="center"/>
@@ -26879,8 +27547,8 @@
           <w:tcPr>
             <w:tcW w:w="1421" w:type="pct"/>
             <w:tcBorders>
-              <w:top w:val="nil"/>
-              <w:right w:val="single" w:color="FFFFFF" w:sz="18" w:space="0"/>
+              <w:tl2br w:val="nil"/>
+              <w:tr2bl w:val="nil"/>
             </w:tcBorders>
             <w:shd w:val="clear" w:color="auto" w:fill="00D392"/>
             <w:vAlign w:val="center"/>
@@ -26926,9 +27594,8 @@
           <w:tcPr>
             <w:tcW w:w="719" w:type="pct"/>
             <w:tcBorders>
-              <w:top w:val="nil"/>
-              <w:left w:val="single" w:color="FFFFFF" w:sz="18" w:space="0"/>
-              <w:right w:val="single" w:color="FFFFFF" w:sz="18" w:space="0"/>
+              <w:tl2br w:val="nil"/>
+              <w:tr2bl w:val="nil"/>
             </w:tcBorders>
             <w:shd w:val="clear" w:color="auto" w:fill="00D392"/>
             <w:vAlign w:val="center"/>
@@ -26973,9 +27640,8 @@
           <w:tcPr>
             <w:tcW w:w="589" w:type="pct"/>
             <w:tcBorders>
-              <w:top w:val="nil"/>
-              <w:left w:val="single" w:color="FFFFFF" w:sz="18" w:space="0"/>
-              <w:right w:val="single" w:color="FFFFFF" w:sz="18" w:space="0"/>
+              <w:tl2br w:val="nil"/>
+              <w:tr2bl w:val="nil"/>
             </w:tcBorders>
             <w:shd w:val="clear" w:color="auto" w:fill="00D392"/>
             <w:vAlign w:val="center"/>
@@ -27020,9 +27686,8 @@
           <w:tcPr>
             <w:tcW w:w="468" w:type="pct"/>
             <w:tcBorders>
-              <w:top w:val="nil"/>
-              <w:left w:val="single" w:color="FFFFFF" w:sz="18" w:space="0"/>
-              <w:right w:val="single" w:color="FFFFFF" w:sz="18" w:space="0"/>
+              <w:tl2br w:val="nil"/>
+              <w:tr2bl w:val="nil"/>
             </w:tcBorders>
             <w:shd w:val="clear" w:color="auto" w:fill="00D392"/>
             <w:vAlign w:val="center"/>
@@ -27069,8 +27734,8 @@
           <w:tcPr>
             <w:tcW w:w="606" w:type="pct"/>
             <w:tcBorders>
-              <w:top w:val="nil"/>
-              <w:left w:val="single" w:color="FFFFFF" w:sz="18" w:space="0"/>
+              <w:tl2br w:val="nil"/>
+              <w:tr2bl w:val="nil"/>
             </w:tcBorders>
             <w:shd w:val="clear" w:color="auto" w:fill="00D392"/>
             <w:vAlign w:val="center"/>
@@ -27117,8 +27782,8 @@
           <w:tcPr>
             <w:tcW w:w="523" w:type="pct"/>
             <w:tcBorders>
-              <w:top w:val="nil"/>
-              <w:left w:val="single" w:color="FFFFFF" w:sz="18" w:space="0"/>
+              <w:tl2br w:val="nil"/>
+              <w:tr2bl w:val="nil"/>
             </w:tcBorders>
             <w:shd w:val="clear" w:color="auto" w:fill="00D392"/>
             <w:vAlign w:val="center"/>
@@ -27165,8 +27830,8 @@
           <w:tcPr>
             <w:tcW w:w="284" w:type="pct"/>
             <w:tcBorders>
-              <w:top w:val="nil"/>
-              <w:left w:val="single" w:color="FFFFFF" w:sz="18" w:space="0"/>
+              <w:tl2br w:val="nil"/>
+              <w:tr2bl w:val="nil"/>
             </w:tcBorders>
             <w:shd w:val="clear" w:color="auto" w:fill="00D392"/>
             <w:vAlign w:val="center"/>
@@ -27211,12 +27876,12 @@
       <w:tr>
         <w:tblPrEx>
           <w:tblBorders>
-            <w:top w:val="single" w:color="45A3A7" w:sz="18" w:space="0"/>
+            <w:top w:val="none" w:color="auto" w:sz="0" w:space="0"/>
             <w:left w:val="none" w:color="auto" w:sz="0" w:space="0"/>
-            <w:bottom w:val="single" w:color="A4A4A4" w:sz="4" w:space="0"/>
+            <w:bottom w:val="single" w:color="000000" w:themeColor="text1" w:sz="4" w:space="0"/>
             <w:right w:val="none" w:color="auto" w:sz="0" w:space="0"/>
-            <w:insideH w:val="single" w:color="auto" w:sz="4" w:space="0"/>
-            <w:insideV w:val="single" w:color="A4A4A4" w:sz="4" w:space="0"/>
+            <w:insideH w:val="single" w:color="000000" w:themeColor="text1" w:sz="4" w:space="0"/>
+            <w:insideV w:val="none" w:color="auto" w:sz="0" w:space="0"/>
           </w:tblBorders>
           <w:tblCellMar>
             <w:top w:w="0" w:type="dxa"/>
@@ -27233,6 +27898,10 @@
           <w:tcPr>
             <w:tcW w:w="5000" w:type="pct"/>
             <w:gridSpan w:val="8"/>
+            <w:tcBorders>
+              <w:tl2br w:val="nil"/>
+              <w:tr2bl w:val="nil"/>
+            </w:tcBorders>
             <w:shd w:val="clear" w:color="auto" w:fill="auto"/>
             <w:vAlign w:val="center"/>
           </w:tcPr>
@@ -27264,12 +27933,12 @@
       <w:tr>
         <w:tblPrEx>
           <w:tblBorders>
-            <w:top w:val="single" w:color="45A3A7" w:sz="18" w:space="0"/>
+            <w:top w:val="none" w:color="auto" w:sz="0" w:space="0"/>
             <w:left w:val="none" w:color="auto" w:sz="0" w:space="0"/>
-            <w:bottom w:val="single" w:color="A4A4A4" w:sz="4" w:space="0"/>
+            <w:bottom w:val="single" w:color="000000" w:themeColor="text1" w:sz="4" w:space="0"/>
             <w:right w:val="none" w:color="auto" w:sz="0" w:space="0"/>
-            <w:insideH w:val="single" w:color="auto" w:sz="4" w:space="0"/>
-            <w:insideV w:val="single" w:color="A4A4A4" w:sz="4" w:space="0"/>
+            <w:insideH w:val="single" w:color="000000" w:themeColor="text1" w:sz="4" w:space="0"/>
+            <w:insideV w:val="none" w:color="auto" w:sz="0" w:space="0"/>
           </w:tblBorders>
           <w:tblCellMar>
             <w:top w:w="0" w:type="dxa"/>
@@ -27286,6 +27955,10 @@
           <w:tcPr>
             <w:tcW w:w="5000" w:type="pct"/>
             <w:gridSpan w:val="8"/>
+            <w:tcBorders>
+              <w:tl2br w:val="nil"/>
+              <w:tr2bl w:val="nil"/>
+            </w:tcBorders>
             <w:shd w:val="clear" w:color="auto" w:fill="auto"/>
             <w:vAlign w:val="center"/>
           </w:tcPr>
@@ -27317,12 +27990,12 @@
       <w:tr>
         <w:tblPrEx>
           <w:tblBorders>
-            <w:top w:val="single" w:color="45A3A7" w:sz="18" w:space="0"/>
+            <w:top w:val="none" w:color="auto" w:sz="0" w:space="0"/>
             <w:left w:val="none" w:color="auto" w:sz="0" w:space="0"/>
-            <w:bottom w:val="single" w:color="A4A4A4" w:sz="4" w:space="0"/>
+            <w:bottom w:val="single" w:color="000000" w:themeColor="text1" w:sz="4" w:space="0"/>
             <w:right w:val="none" w:color="auto" w:sz="0" w:space="0"/>
-            <w:insideH w:val="single" w:color="auto" w:sz="4" w:space="0"/>
-            <w:insideV w:val="single" w:color="A4A4A4" w:sz="4" w:space="0"/>
+            <w:insideH w:val="single" w:color="000000" w:themeColor="text1" w:sz="4" w:space="0"/>
+            <w:insideV w:val="none" w:color="auto" w:sz="0" w:space="0"/>
           </w:tblBorders>
           <w:tblCellMar>
             <w:top w:w="0" w:type="dxa"/>
@@ -27339,7 +28012,8 @@
           <w:tcPr>
             <w:tcW w:w="386" w:type="pct"/>
             <w:tcBorders>
-              <w:right w:val="nil"/>
+              <w:tl2br w:val="nil"/>
+              <w:tr2bl w:val="nil"/>
             </w:tcBorders>
             <w:shd w:val="clear" w:color="auto" w:fill="auto"/>
             <w:vAlign w:val="center"/>
@@ -27377,8 +28051,8 @@
           <w:tcPr>
             <w:tcW w:w="1421" w:type="pct"/>
             <w:tcBorders>
-              <w:left w:val="nil"/>
-              <w:right w:val="nil"/>
+              <w:tl2br w:val="nil"/>
+              <w:tr2bl w:val="nil"/>
             </w:tcBorders>
             <w:shd w:val="clear" w:color="auto" w:fill="auto"/>
             <w:vAlign w:val="center"/>
@@ -27416,8 +28090,8 @@
           <w:tcPr>
             <w:tcW w:w="719" w:type="pct"/>
             <w:tcBorders>
-              <w:left w:val="nil"/>
-              <w:right w:val="nil"/>
+              <w:tl2br w:val="nil"/>
+              <w:tr2bl w:val="nil"/>
             </w:tcBorders>
             <w:shd w:val="clear" w:color="auto" w:fill="auto"/>
             <w:vAlign w:val="center"/>
@@ -27455,8 +28129,8 @@
           <w:tcPr>
             <w:tcW w:w="589" w:type="pct"/>
             <w:tcBorders>
-              <w:left w:val="nil"/>
-              <w:right w:val="nil"/>
+              <w:tl2br w:val="nil"/>
+              <w:tr2bl w:val="nil"/>
             </w:tcBorders>
             <w:shd w:val="clear" w:color="auto" w:fill="auto"/>
             <w:vAlign w:val="center"/>
@@ -27489,8 +28163,8 @@
           <w:tcPr>
             <w:tcW w:w="468" w:type="pct"/>
             <w:tcBorders>
-              <w:left w:val="nil"/>
-              <w:right w:val="nil"/>
+              <w:tl2br w:val="nil"/>
+              <w:tr2bl w:val="nil"/>
             </w:tcBorders>
             <w:shd w:val="clear" w:color="auto" w:fill="auto"/>
             <w:vAlign w:val="center"/>
@@ -27523,8 +28197,8 @@
           <w:tcPr>
             <w:tcW w:w="606" w:type="pct"/>
             <w:tcBorders>
-              <w:left w:val="nil"/>
-              <w:right w:val="nil"/>
+              <w:tl2br w:val="nil"/>
+              <w:tr2bl w:val="nil"/>
             </w:tcBorders>
             <w:shd w:val="clear" w:color="auto" w:fill="auto"/>
             <w:vAlign w:val="center"/>
@@ -27562,8 +28236,8 @@
           <w:tcPr>
             <w:tcW w:w="523" w:type="pct"/>
             <w:tcBorders>
-              <w:left w:val="nil"/>
-              <w:right w:val="nil"/>
+              <w:tl2br w:val="nil"/>
+              <w:tr2bl w:val="nil"/>
             </w:tcBorders>
             <w:shd w:val="clear" w:color="auto" w:fill="auto"/>
             <w:vAlign w:val="center"/>
@@ -27601,7 +28275,8 @@
           <w:tcPr>
             <w:tcW w:w="284" w:type="pct"/>
             <w:tcBorders>
-              <w:left w:val="nil"/>
+              <w:tl2br w:val="nil"/>
+              <w:tr2bl w:val="nil"/>
             </w:tcBorders>
             <w:shd w:val="clear" w:color="auto" w:fill="auto"/>
             <w:vAlign w:val="center"/>
@@ -27639,12 +28314,12 @@
       <w:tr>
         <w:tblPrEx>
           <w:tblBorders>
-            <w:top w:val="single" w:color="45A3A7" w:sz="18" w:space="0"/>
+            <w:top w:val="none" w:color="auto" w:sz="0" w:space="0"/>
             <w:left w:val="none" w:color="auto" w:sz="0" w:space="0"/>
-            <w:bottom w:val="single" w:color="A4A4A4" w:sz="4" w:space="0"/>
+            <w:bottom w:val="single" w:color="000000" w:themeColor="text1" w:sz="4" w:space="0"/>
             <w:right w:val="none" w:color="auto" w:sz="0" w:space="0"/>
-            <w:insideH w:val="single" w:color="auto" w:sz="4" w:space="0"/>
-            <w:insideV w:val="single" w:color="A4A4A4" w:sz="4" w:space="0"/>
+            <w:insideH w:val="single" w:color="000000" w:themeColor="text1" w:sz="4" w:space="0"/>
+            <w:insideV w:val="none" w:color="auto" w:sz="0" w:space="0"/>
           </w:tblBorders>
           <w:tblCellMar>
             <w:top w:w="0" w:type="dxa"/>
@@ -27661,6 +28336,10 @@
           <w:tcPr>
             <w:tcW w:w="5000" w:type="pct"/>
             <w:gridSpan w:val="8"/>
+            <w:tcBorders>
+              <w:tl2br w:val="nil"/>
+              <w:tr2bl w:val="nil"/>
+            </w:tcBorders>
             <w:shd w:val="clear" w:color="auto" w:fill="auto"/>
             <w:vAlign w:val="center"/>
           </w:tcPr>
@@ -27696,12 +28375,12 @@
       <w:tr>
         <w:tblPrEx>
           <w:tblBorders>
-            <w:top w:val="single" w:color="45A3A7" w:sz="18" w:space="0"/>
+            <w:top w:val="none" w:color="auto" w:sz="0" w:space="0"/>
             <w:left w:val="none" w:color="auto" w:sz="0" w:space="0"/>
-            <w:bottom w:val="single" w:color="A4A4A4" w:sz="4" w:space="0"/>
+            <w:bottom w:val="single" w:color="000000" w:themeColor="text1" w:sz="4" w:space="0"/>
             <w:right w:val="none" w:color="auto" w:sz="0" w:space="0"/>
-            <w:insideH w:val="single" w:color="auto" w:sz="4" w:space="0"/>
-            <w:insideV w:val="single" w:color="A4A4A4" w:sz="4" w:space="0"/>
+            <w:insideH w:val="single" w:color="000000" w:themeColor="text1" w:sz="4" w:space="0"/>
+            <w:insideV w:val="none" w:color="auto" w:sz="0" w:space="0"/>
           </w:tblBorders>
           <w:tblCellMar>
             <w:top w:w="0" w:type="dxa"/>
@@ -27719,7 +28398,8 @@
             <w:tcW w:w="5000" w:type="pct"/>
             <w:gridSpan w:val="8"/>
             <w:tcBorders>
-              <w:bottom w:val="single" w:color="000000" w:themeColor="text1" w:sz="4" w:space="0"/>
+              <w:tl2br w:val="nil"/>
+              <w:tr2bl w:val="nil"/>
             </w:tcBorders>
             <w:shd w:val="clear" w:color="auto" w:fill="auto"/>
             <w:vAlign w:val="center"/>
@@ -28471,14 +29151,14 @@
           <w:lang w:eastAsia="zh-CN"/>
         </w:rPr>
       </w:pPr>
-      <w:bookmarkStart w:id="2" w:name="_Toc13196_WPSOffice_Level1"/>
-      <w:bookmarkStart w:id="3" w:name="_Toc16594"/>
-      <w:bookmarkStart w:id="4" w:name="_Toc2409"/>
-      <w:bookmarkStart w:id="5" w:name="_Toc21764_WPSOffice_Level1"/>
+      <w:bookmarkStart w:id="2" w:name="_Toc16594"/>
+      <w:bookmarkStart w:id="3" w:name="_Toc2409"/>
+      <w:bookmarkStart w:id="4" w:name="_Toc21764_WPSOffice_Level1"/>
+      <w:bookmarkStart w:id="5" w:name="_Toc28240"/>
       <w:bookmarkStart w:id="6" w:name="_Toc12505"/>
-      <w:bookmarkStart w:id="7" w:name="_Toc27302"/>
-      <w:bookmarkStart w:id="8" w:name="_Toc28240"/>
-      <w:bookmarkStart w:id="9" w:name="_Toc1707_WPSOffice_Level1"/>
+      <w:bookmarkStart w:id="7" w:name="_Toc1707_WPSOffice_Level1"/>
+      <w:bookmarkStart w:id="8" w:name="_Toc27302"/>
+      <w:bookmarkStart w:id="9" w:name="_Toc13196_WPSOffice_Level1"/>
       <w:r>
         <w:rPr>
           <w:rFonts w:hint="eastAsia" w:ascii="Times New Roman" w:hAnsi="Times New Roman" w:eastAsia="微软雅黑" w:cs="Times New Roman"/>
@@ -28489,6 +29169,8 @@
         </w:rPr>
         <w:br w:type="page"/>
       </w:r>
+      <w:bookmarkStart w:id="33" w:name="_GoBack"/>
+      <w:bookmarkEnd w:id="33"/>
     </w:p>
     <w:p>
       <w:pPr>
@@ -28541,8 +29223,8 @@
       </w:pPr>
       <w:bookmarkStart w:id="10" w:name="_Toc19443"/>
       <w:bookmarkStart w:id="11" w:name="_Toc149837268"/>
-      <w:bookmarkStart w:id="12" w:name="_Toc30346"/>
-      <w:bookmarkStart w:id="13" w:name="_Toc11406"/>
+      <w:bookmarkStart w:id="12" w:name="_Toc11406"/>
+      <w:bookmarkStart w:id="13" w:name="_Toc30346"/>
       <w:r>
         <w:rPr>
           <w:rFonts w:hint="eastAsia" w:ascii="Times New Roman" w:hAnsi="Times New Roman" w:eastAsia="微软雅黑" w:cs="Times New Roman"/>
@@ -31204,14 +31886,14 @@
           <w:lang w:eastAsia="zh-CN"/>
         </w:rPr>
       </w:pPr>
-      <w:bookmarkStart w:id="14" w:name="_Toc15114"/>
-      <w:bookmarkStart w:id="15" w:name="_Toc3409"/>
-      <w:bookmarkStart w:id="16" w:name="_Toc20924"/>
-      <w:bookmarkStart w:id="17" w:name="_Toc28454_WPSOffice_Level1"/>
-      <w:bookmarkStart w:id="18" w:name="_Toc20170_WPSOffice_Level1"/>
-      <w:bookmarkStart w:id="19" w:name="_Toc31185"/>
-      <w:bookmarkStart w:id="20" w:name="_Toc27693"/>
-      <w:bookmarkStart w:id="21" w:name="_Toc26985_WPSOffice_Level1"/>
+      <w:bookmarkStart w:id="14" w:name="_Toc3409"/>
+      <w:bookmarkStart w:id="15" w:name="_Toc15114"/>
+      <w:bookmarkStart w:id="16" w:name="_Toc27693"/>
+      <w:bookmarkStart w:id="17" w:name="_Toc20924"/>
+      <w:bookmarkStart w:id="18" w:name="_Toc26985_WPSOffice_Level1"/>
+      <w:bookmarkStart w:id="19" w:name="_Toc28454_WPSOffice_Level1"/>
+      <w:bookmarkStart w:id="20" w:name="_Toc20170_WPSOffice_Level1"/>
+      <w:bookmarkStart w:id="21" w:name="_Toc31185"/>
       <w:r>
         <w:rPr>
           <w:rFonts w:hint="default" w:ascii="Times New Roman" w:hAnsi="Times New Roman" w:eastAsia="宋体" w:cs="Times New Roman"/>
@@ -31624,25 +32306,7 @@
             </w14:solidFill>
           </w14:textFill>
         </w:rPr>
-        <w:t>检测结果包含：点突变、短片段插入缺失突变、拷贝</w:t>
-      </w:r>
-      <w:bookmarkStart w:id="33" w:name="_GoBack"/>
-      <w:bookmarkEnd w:id="33"/>
-      <w:r>
-        <w:rPr>
-          <w:rFonts w:hint="eastAsia" w:ascii="宋体" w:hAnsi="宋体" w:eastAsia="宋体" w:cs="宋体"/>
-          <w:color w:val="000000" w:themeColor="text1"/>
-          <w:sz w:val="21"/>
-          <w:szCs w:val="21"/>
-          <w:highlight w:val="none"/>
-          <w:lang w:val="en-US" w:eastAsia="zh-CN"/>
-          <w14:textFill>
-            <w14:solidFill>
-              <w14:schemeClr w14:val="tx1"/>
-            </w14:solidFill>
-          </w14:textFill>
-        </w:rPr>
-        <w:t>数变异及基因重排等变异类型；为泛实体瘤个性化精准诊疗提供靶向用药、化疗用药等参考信息。参考基因组为 GRCh37/hg19，变异命名原则参考HGVS规则。分析采用自主开发软件Novo2025_v1.0.0。</w:t>
+        <w:t>检测结果包含：点突变、短片段插入缺失突变、拷贝数变异及基因重排等变异类型；为泛实体瘤个性化精准诊疗提供靶向用药、化疗用药等参考信息。参考基因组为 GRCh37/hg19，变异命名原则参考HGVS规则。分析采用自主开发软件Novo2025_v1.0.0。</w:t>
       </w:r>
     </w:p>
     <w:p>
@@ -32120,12 +32784,12 @@
       <w:bookmarkEnd w:id="19"/>
       <w:bookmarkEnd w:id="20"/>
       <w:bookmarkEnd w:id="21"/>
-      <w:bookmarkStart w:id="22" w:name="_Toc22162_WPSOffice_Level1"/>
-      <w:bookmarkStart w:id="23" w:name="_Toc19584_WPSOffice_Level1"/>
+      <w:bookmarkStart w:id="22" w:name="_Toc17792_WPSOffice_Level2"/>
+      <w:bookmarkStart w:id="23" w:name="_Toc13275"/>
       <w:bookmarkStart w:id="24" w:name="_Toc14611_WPSOffice_Level1"/>
-      <w:bookmarkStart w:id="25" w:name="_Toc17792_WPSOffice_Level2"/>
+      <w:bookmarkStart w:id="25" w:name="_Toc22162_WPSOffice_Level1"/>
       <w:bookmarkStart w:id="26" w:name="_Toc22623"/>
-      <w:bookmarkStart w:id="27" w:name="_Toc13275"/>
+      <w:bookmarkStart w:id="27" w:name="_Toc19584_WPSOffice_Level1"/>
     </w:p>
     <w:p>
       <w:pPr>
@@ -32138,9 +32802,9 @@
         </w:rPr>
       </w:pPr>
       <w:bookmarkStart w:id="28" w:name="_Toc24849"/>
-      <w:bookmarkStart w:id="29" w:name="_Toc23906"/>
-      <w:bookmarkStart w:id="30" w:name="_Toc21361"/>
-      <w:bookmarkStart w:id="31" w:name="_Toc22967"/>
+      <w:bookmarkStart w:id="29" w:name="_Toc21361"/>
+      <w:bookmarkStart w:id="30" w:name="_Toc22967"/>
+      <w:bookmarkStart w:id="31" w:name="_Toc23906"/>
       <w:r>
         <w:rPr>
           <w:rFonts w:ascii="Gotham Book" w:hAnsi="Gotham Book" w:eastAsia="方正德赛黑简体 512B" w:cs="Times New Roman"/>

--- a/WebContent/docx/泛癌种86基因报告-济南中心.docx
+++ b/WebContent/docx/泛癌种86基因报告-济南中心.docx
@@ -832,6 +832,12 @@
             <w:insideH w:val="single" w:color="auto" w:sz="4" w:space="0"/>
             <w:insideV w:val="single" w:color="auto" w:sz="4" w:space="0"/>
           </w:tblBorders>
+          <w:tblCellMar>
+            <w:top w:w="0" w:type="dxa"/>
+            <w:left w:w="108" w:type="dxa"/>
+            <w:bottom w:w="0" w:type="dxa"/>
+            <w:right w:w="108" w:type="dxa"/>
+          </w:tblCellMar>
         </w:tblPrEx>
         <w:trPr>
           <w:trHeight w:val="567" w:hRule="atLeast"/>
@@ -2017,6 +2023,7 @@
                 <w:vertAlign w:val="baseline"/>
               </w:rPr>
             </w:pPr>
+            <w:bookmarkStart w:id="33" w:name="_GoBack"/>
             <w:r>
               <w:rPr>
                 <w:rFonts w:hint="default" w:ascii="Times New Roman" w:hAnsi="Times New Roman" w:eastAsia="宋体" w:cs="Times New Roman"/>
@@ -2025,8 +2032,49 @@
                 <w:szCs w:val="21"/>
                 <w:lang w:eastAsia="zh-CN"/>
               </w:rPr>
-              <w:t>{{ specimentype }}</w:t>
-            </w:r>
+              <w:t>{% if summaryOfRresults.type == “tissue” %}组织</w:t>
+            </w:r>
+            <w:r>
+              <w:rPr>
+                <w:rFonts w:hint="default" w:ascii="Times New Roman" w:hAnsi="Times New Roman" w:eastAsia="宋体" w:cs="Times New Roman"/>
+                <w:color w:val="000000"/>
+                <w:sz w:val="21"/>
+                <w:szCs w:val="21"/>
+                <w:lang w:val="en-US" w:eastAsia="zh-CN"/>
+              </w:rPr>
+              <w:t>+全血</w:t>
+            </w:r>
+            <w:r>
+              <w:rPr>
+                <w:rFonts w:hint="default" w:ascii="Times New Roman" w:hAnsi="Times New Roman" w:eastAsia="宋体" w:cs="Times New Roman"/>
+                <w:color w:val="000000"/>
+                <w:sz w:val="21"/>
+                <w:szCs w:val="21"/>
+                <w:lang w:eastAsia="zh-CN"/>
+              </w:rPr>
+              <w:t>{% else %}</w:t>
+            </w:r>
+            <w:r>
+              <w:rPr>
+                <w:rFonts w:hint="default" w:ascii="Times New Roman" w:hAnsi="Times New Roman" w:eastAsia="宋体" w:cs="Times New Roman"/>
+                <w:color w:val="000000"/>
+                <w:sz w:val="21"/>
+                <w:szCs w:val="21"/>
+                <w:lang w:val="en-US" w:eastAsia="zh-CN"/>
+              </w:rPr>
+              <w:t>全</w:t>
+            </w:r>
+            <w:r>
+              <w:rPr>
+                <w:rFonts w:hint="default" w:ascii="Times New Roman" w:hAnsi="Times New Roman" w:eastAsia="宋体" w:cs="Times New Roman"/>
+                <w:color w:val="000000"/>
+                <w:sz w:val="21"/>
+                <w:szCs w:val="21"/>
+                <w:lang w:eastAsia="zh-CN"/>
+              </w:rPr>
+              <w:t>血{% endif %}</w:t>
+            </w:r>
+            <w:bookmarkEnd w:id="33"/>
           </w:p>
         </w:tc>
         <w:tc>
@@ -10102,6 +10150,12 @@
             <w:insideH w:val="none" w:color="auto" w:sz="0" w:space="0"/>
             <w:insideV w:val="none" w:color="auto" w:sz="0" w:space="0"/>
           </w:tblBorders>
+          <w:tblCellMar>
+            <w:top w:w="0" w:type="dxa"/>
+            <w:left w:w="113" w:type="dxa"/>
+            <w:bottom w:w="0" w:type="dxa"/>
+            <w:right w:w="113" w:type="dxa"/>
+          </w:tblCellMar>
         </w:tblPrEx>
         <w:trPr>
           <w:jc w:val="center"/>
@@ -10640,6 +10694,12 @@
             <w:insideH w:val="single" w:color="000000" w:themeColor="text1" w:sz="4" w:space="0"/>
             <w:insideV w:val="none" w:color="auto" w:sz="0" w:space="0"/>
           </w:tblBorders>
+          <w:tblCellMar>
+            <w:top w:w="0" w:type="dxa"/>
+            <w:left w:w="108" w:type="dxa"/>
+            <w:bottom w:w="0" w:type="dxa"/>
+            <w:right w:w="108" w:type="dxa"/>
+          </w:tblCellMar>
         </w:tblPrEx>
         <w:trPr>
           <w:trHeight w:val="510" w:hRule="atLeast"/>
@@ -12947,12 +13007,6 @@
             <w:insideH w:val="single" w:color="000000" w:themeColor="text1" w:sz="4" w:space="0"/>
             <w:insideV w:val="none" w:color="auto" w:sz="0" w:space="0"/>
           </w:tblBorders>
-          <w:tblCellMar>
-            <w:top w:w="0" w:type="dxa"/>
-            <w:left w:w="0" w:type="dxa"/>
-            <w:bottom w:w="0" w:type="dxa"/>
-            <w:right w:w="0" w:type="dxa"/>
-          </w:tblCellMar>
         </w:tblPrEx>
         <w:trPr>
           <w:trHeight w:val="510" w:hRule="exact"/>
@@ -14380,6 +14434,12 @@
             <w:insideH w:val="single" w:color="000000" w:themeColor="text1" w:sz="4" w:space="0"/>
             <w:insideV w:val="none" w:color="auto" w:sz="0" w:space="0"/>
           </w:tblBorders>
+          <w:tblCellMar>
+            <w:top w:w="0" w:type="dxa"/>
+            <w:left w:w="0" w:type="dxa"/>
+            <w:bottom w:w="0" w:type="dxa"/>
+            <w:right w:w="0" w:type="dxa"/>
+          </w:tblCellMar>
         </w:tblPrEx>
         <w:trPr>
           <w:trHeight w:val="510" w:hRule="atLeast"/>
@@ -17202,6 +17262,12 @@
             <w:insideH w:val="dotted" w:color="45A3A7" w:sz="4" w:space="0"/>
             <w:insideV w:val="dotted" w:color="45A3A7" w:sz="4" w:space="0"/>
           </w:tblBorders>
+          <w:tblCellMar>
+            <w:top w:w="0" w:type="dxa"/>
+            <w:left w:w="108" w:type="dxa"/>
+            <w:bottom w:w="0" w:type="dxa"/>
+            <w:right w:w="108" w:type="dxa"/>
+          </w:tblCellMar>
         </w:tblPrEx>
         <w:trPr>
           <w:trHeight w:val="417" w:hRule="atLeast"/>
@@ -21563,6 +21629,12 @@
             <w:insideH w:val="none" w:color="auto" w:sz="0" w:space="0"/>
             <w:insideV w:val="none" w:color="auto" w:sz="0" w:space="0"/>
           </w:tblBorders>
+          <w:tblCellMar>
+            <w:top w:w="0" w:type="dxa"/>
+            <w:left w:w="108" w:type="dxa"/>
+            <w:bottom w:w="0" w:type="dxa"/>
+            <w:right w:w="108" w:type="dxa"/>
+          </w:tblCellMar>
         </w:tblPrEx>
         <w:trPr>
           <w:trHeight w:val="340" w:hRule="atLeast"/>
@@ -21960,12 +22032,6 @@
             <w:insideH w:val="single" w:color="A4A4A4" w:themeColor="background1" w:themeShade="A5" w:sz="4" w:space="0"/>
             <w:insideV w:val="single" w:color="A4A4A4" w:themeColor="background1" w:themeShade="A5" w:sz="4" w:space="0"/>
           </w:tblBorders>
-          <w:tblCellMar>
-            <w:top w:w="40" w:type="dxa"/>
-            <w:left w:w="40" w:type="dxa"/>
-            <w:bottom w:w="40" w:type="dxa"/>
-            <w:right w:w="40" w:type="dxa"/>
-          </w:tblCellMar>
         </w:tblPrEx>
         <w:trPr>
           <w:trHeight w:val="41" w:hRule="atLeast"/>
@@ -23524,12 +23590,6 @@
             <w:insideH w:val="single" w:color="auto" w:sz="4" w:space="0"/>
             <w:insideV w:val="none" w:color="auto" w:sz="0" w:space="0"/>
           </w:tblBorders>
-          <w:tblCellMar>
-            <w:top w:w="0" w:type="dxa"/>
-            <w:left w:w="108" w:type="dxa"/>
-            <w:bottom w:w="0" w:type="dxa"/>
-            <w:right w:w="108" w:type="dxa"/>
-          </w:tblCellMar>
         </w:tblPrEx>
         <w:trPr>
           <w:trHeight w:val="417" w:hRule="atLeast"/>
@@ -29151,14 +29211,14 @@
           <w:lang w:eastAsia="zh-CN"/>
         </w:rPr>
       </w:pPr>
-      <w:bookmarkStart w:id="2" w:name="_Toc16594"/>
-      <w:bookmarkStart w:id="3" w:name="_Toc2409"/>
-      <w:bookmarkStart w:id="4" w:name="_Toc21764_WPSOffice_Level1"/>
-      <w:bookmarkStart w:id="5" w:name="_Toc28240"/>
-      <w:bookmarkStart w:id="6" w:name="_Toc12505"/>
-      <w:bookmarkStart w:id="7" w:name="_Toc1707_WPSOffice_Level1"/>
-      <w:bookmarkStart w:id="8" w:name="_Toc27302"/>
-      <w:bookmarkStart w:id="9" w:name="_Toc13196_WPSOffice_Level1"/>
+      <w:bookmarkStart w:id="2" w:name="_Toc28240"/>
+      <w:bookmarkStart w:id="3" w:name="_Toc27302"/>
+      <w:bookmarkStart w:id="4" w:name="_Toc12505"/>
+      <w:bookmarkStart w:id="5" w:name="_Toc13196_WPSOffice_Level1"/>
+      <w:bookmarkStart w:id="6" w:name="_Toc1707_WPSOffice_Level1"/>
+      <w:bookmarkStart w:id="7" w:name="_Toc2409"/>
+      <w:bookmarkStart w:id="8" w:name="_Toc16594"/>
+      <w:bookmarkStart w:id="9" w:name="_Toc21764_WPSOffice_Level1"/>
       <w:r>
         <w:rPr>
           <w:rFonts w:hint="eastAsia" w:ascii="Times New Roman" w:hAnsi="Times New Roman" w:eastAsia="微软雅黑" w:cs="Times New Roman"/>
@@ -29169,8 +29229,6 @@
         </w:rPr>
         <w:br w:type="page"/>
       </w:r>
-      <w:bookmarkStart w:id="33" w:name="_GoBack"/>
-      <w:bookmarkEnd w:id="33"/>
     </w:p>
     <w:p>
       <w:pPr>
@@ -32786,10 +32844,10 @@
       <w:bookmarkEnd w:id="21"/>
       <w:bookmarkStart w:id="22" w:name="_Toc17792_WPSOffice_Level2"/>
       <w:bookmarkStart w:id="23" w:name="_Toc13275"/>
-      <w:bookmarkStart w:id="24" w:name="_Toc14611_WPSOffice_Level1"/>
-      <w:bookmarkStart w:id="25" w:name="_Toc22162_WPSOffice_Level1"/>
-      <w:bookmarkStart w:id="26" w:name="_Toc22623"/>
-      <w:bookmarkStart w:id="27" w:name="_Toc19584_WPSOffice_Level1"/>
+      <w:bookmarkStart w:id="24" w:name="_Toc19584_WPSOffice_Level1"/>
+      <w:bookmarkStart w:id="25" w:name="_Toc22623"/>
+      <w:bookmarkStart w:id="26" w:name="_Toc14611_WPSOffice_Level1"/>
+      <w:bookmarkStart w:id="27" w:name="_Toc22162_WPSOffice_Level1"/>
     </w:p>
     <w:p>
       <w:pPr>
@@ -32801,10 +32859,10 @@
           <w:lang w:val="en-US" w:eastAsia="zh-CN"/>
         </w:rPr>
       </w:pPr>
-      <w:bookmarkStart w:id="28" w:name="_Toc24849"/>
-      <w:bookmarkStart w:id="29" w:name="_Toc21361"/>
-      <w:bookmarkStart w:id="30" w:name="_Toc22967"/>
-      <w:bookmarkStart w:id="31" w:name="_Toc23906"/>
+      <w:bookmarkStart w:id="28" w:name="_Toc21361"/>
+      <w:bookmarkStart w:id="29" w:name="_Toc24849"/>
+      <w:bookmarkStart w:id="30" w:name="_Toc23906"/>
+      <w:bookmarkStart w:id="31" w:name="_Toc22967"/>
       <w:r>
         <w:rPr>
           <w:rFonts w:ascii="Gotham Book" w:hAnsi="Gotham Book" w:eastAsia="方正德赛黑简体 512B" w:cs="Times New Roman"/>

--- a/WebContent/docx/泛癌种86基因报告-济南中心.docx
+++ b/WebContent/docx/泛癌种86基因报告-济南中心.docx
@@ -2023,7 +2023,6 @@
                 <w:vertAlign w:val="baseline"/>
               </w:rPr>
             </w:pPr>
-            <w:bookmarkStart w:id="33" w:name="_GoBack"/>
             <w:r>
               <w:rPr>
                 <w:rFonts w:hint="default" w:ascii="Times New Roman" w:hAnsi="Times New Roman" w:eastAsia="宋体" w:cs="Times New Roman"/>
@@ -2074,7 +2073,6 @@
               </w:rPr>
               <w:t>血{% endif %}</w:t>
             </w:r>
-            <w:bookmarkEnd w:id="33"/>
           </w:p>
         </w:tc>
         <w:tc>
@@ -13007,6 +13005,12 @@
             <w:insideH w:val="single" w:color="000000" w:themeColor="text1" w:sz="4" w:space="0"/>
             <w:insideV w:val="none" w:color="auto" w:sz="0" w:space="0"/>
           </w:tblBorders>
+          <w:tblCellMar>
+            <w:top w:w="0" w:type="dxa"/>
+            <w:left w:w="0" w:type="dxa"/>
+            <w:bottom w:w="0" w:type="dxa"/>
+            <w:right w:w="0" w:type="dxa"/>
+          </w:tblCellMar>
         </w:tblPrEx>
         <w:trPr>
           <w:trHeight w:val="510" w:hRule="exact"/>
@@ -22032,6 +22036,12 @@
             <w:insideH w:val="single" w:color="A4A4A4" w:themeColor="background1" w:themeShade="A5" w:sz="4" w:space="0"/>
             <w:insideV w:val="single" w:color="A4A4A4" w:themeColor="background1" w:themeShade="A5" w:sz="4" w:space="0"/>
           </w:tblBorders>
+          <w:tblCellMar>
+            <w:top w:w="40" w:type="dxa"/>
+            <w:left w:w="40" w:type="dxa"/>
+            <w:bottom w:w="40" w:type="dxa"/>
+            <w:right w:w="40" w:type="dxa"/>
+          </w:tblCellMar>
         </w:tblPrEx>
         <w:trPr>
           <w:trHeight w:val="41" w:hRule="atLeast"/>
@@ -23590,6 +23600,12 @@
             <w:insideH w:val="single" w:color="auto" w:sz="4" w:space="0"/>
             <w:insideV w:val="none" w:color="auto" w:sz="0" w:space="0"/>
           </w:tblBorders>
+          <w:tblCellMar>
+            <w:top w:w="0" w:type="dxa"/>
+            <w:left w:w="108" w:type="dxa"/>
+            <w:bottom w:w="0" w:type="dxa"/>
+            <w:right w:w="108" w:type="dxa"/>
+          </w:tblCellMar>
         </w:tblPrEx>
         <w:trPr>
           <w:trHeight w:val="417" w:hRule="atLeast"/>
@@ -29211,14 +29227,14 @@
           <w:lang w:eastAsia="zh-CN"/>
         </w:rPr>
       </w:pPr>
-      <w:bookmarkStart w:id="2" w:name="_Toc28240"/>
-      <w:bookmarkStart w:id="3" w:name="_Toc27302"/>
-      <w:bookmarkStart w:id="4" w:name="_Toc12505"/>
-      <w:bookmarkStart w:id="5" w:name="_Toc13196_WPSOffice_Level1"/>
+      <w:bookmarkStart w:id="2" w:name="_Toc2409"/>
+      <w:bookmarkStart w:id="3" w:name="_Toc21764_WPSOffice_Level1"/>
+      <w:bookmarkStart w:id="4" w:name="_Toc28240"/>
+      <w:bookmarkStart w:id="5" w:name="_Toc16594"/>
       <w:bookmarkStart w:id="6" w:name="_Toc1707_WPSOffice_Level1"/>
-      <w:bookmarkStart w:id="7" w:name="_Toc2409"/>
-      <w:bookmarkStart w:id="8" w:name="_Toc16594"/>
-      <w:bookmarkStart w:id="9" w:name="_Toc21764_WPSOffice_Level1"/>
+      <w:bookmarkStart w:id="7" w:name="_Toc12505"/>
+      <w:bookmarkStart w:id="8" w:name="_Toc27302"/>
+      <w:bookmarkStart w:id="9" w:name="_Toc13196_WPSOffice_Level1"/>
       <w:r>
         <w:rPr>
           <w:rFonts w:hint="eastAsia" w:ascii="Times New Roman" w:hAnsi="Times New Roman" w:eastAsia="微软雅黑" w:cs="Times New Roman"/>
@@ -29281,8 +29297,8 @@
       </w:pPr>
       <w:bookmarkStart w:id="10" w:name="_Toc19443"/>
       <w:bookmarkStart w:id="11" w:name="_Toc149837268"/>
-      <w:bookmarkStart w:id="12" w:name="_Toc11406"/>
-      <w:bookmarkStart w:id="13" w:name="_Toc30346"/>
+      <w:bookmarkStart w:id="12" w:name="_Toc30346"/>
+      <w:bookmarkStart w:id="13" w:name="_Toc11406"/>
       <w:r>
         <w:rPr>
           <w:rFonts w:hint="eastAsia" w:ascii="Times New Roman" w:hAnsi="Times New Roman" w:eastAsia="微软雅黑" w:cs="Times New Roman"/>
@@ -31944,14 +31960,14 @@
           <w:lang w:eastAsia="zh-CN"/>
         </w:rPr>
       </w:pPr>
-      <w:bookmarkStart w:id="14" w:name="_Toc3409"/>
-      <w:bookmarkStart w:id="15" w:name="_Toc15114"/>
-      <w:bookmarkStart w:id="16" w:name="_Toc27693"/>
-      <w:bookmarkStart w:id="17" w:name="_Toc20924"/>
-      <w:bookmarkStart w:id="18" w:name="_Toc26985_WPSOffice_Level1"/>
-      <w:bookmarkStart w:id="19" w:name="_Toc28454_WPSOffice_Level1"/>
-      <w:bookmarkStart w:id="20" w:name="_Toc20170_WPSOffice_Level1"/>
-      <w:bookmarkStart w:id="21" w:name="_Toc31185"/>
+      <w:bookmarkStart w:id="14" w:name="_Toc15114"/>
+      <w:bookmarkStart w:id="15" w:name="_Toc3409"/>
+      <w:bookmarkStart w:id="16" w:name="_Toc31185"/>
+      <w:bookmarkStart w:id="17" w:name="_Toc28454_WPSOffice_Level1"/>
+      <w:bookmarkStart w:id="18" w:name="_Toc27693"/>
+      <w:bookmarkStart w:id="19" w:name="_Toc20170_WPSOffice_Level1"/>
+      <w:bookmarkStart w:id="20" w:name="_Toc26985_WPSOffice_Level1"/>
+      <w:bookmarkStart w:id="21" w:name="_Toc20924"/>
       <w:r>
         <w:rPr>
           <w:rFonts w:hint="default" w:ascii="Times New Roman" w:hAnsi="Times New Roman" w:eastAsia="宋体" w:cs="Times New Roman"/>
@@ -32331,7 +32347,25 @@
             </w14:solidFill>
           </w14:textFill>
         </w:rPr>
-        <w:t>采用目标区域探针捕获技术，基于Illumina测序平台的二代高通量测序技术(NGS)对样本进行检测</w:t>
+        <w:t>采用目标区域探针捕获技术，基于</w:t>
+      </w:r>
+      <w:bookmarkStart w:id="33" w:name="_GoBack"/>
+      <w:bookmarkEnd w:id="33"/>
+      <w:r>
+        <w:rPr>
+          <w:rFonts w:hint="eastAsia" w:ascii="宋体" w:hAnsi="宋体" w:eastAsia="宋体" w:cs="宋体"/>
+          <w:bCs/>
+          <w:color w:val="000000" w:themeColor="text1"/>
+          <w:sz w:val="21"/>
+          <w:szCs w:val="21"/>
+          <w:lang w:eastAsia="zh-CN"/>
+          <w14:textFill>
+            <w14:solidFill>
+              <w14:schemeClr w14:val="tx1"/>
+            </w14:solidFill>
+          </w14:textFill>
+        </w:rPr>
+        <w:t>二代高通量测序技术(NGS)对样本进行检测</w:t>
       </w:r>
       <w:r>
         <w:rPr>
@@ -32859,9 +32893,9 @@
           <w:lang w:val="en-US" w:eastAsia="zh-CN"/>
         </w:rPr>
       </w:pPr>
-      <w:bookmarkStart w:id="28" w:name="_Toc21361"/>
-      <w:bookmarkStart w:id="29" w:name="_Toc24849"/>
-      <w:bookmarkStart w:id="30" w:name="_Toc23906"/>
+      <w:bookmarkStart w:id="28" w:name="_Toc23906"/>
+      <w:bookmarkStart w:id="29" w:name="_Toc21361"/>
+      <w:bookmarkStart w:id="30" w:name="_Toc24849"/>
       <w:bookmarkStart w:id="31" w:name="_Toc22967"/>
       <w:r>
         <w:rPr>

--- a/WebContent/docx/泛癌种86基因报告-济南中心.docx
+++ b/WebContent/docx/泛癌种86基因报告-济南中心.docx
@@ -5664,8 +5664,8 @@
           </w14:textFill>
         </w:rPr>
       </w:pPr>
-      <w:bookmarkStart w:id="0" w:name="_Toc30305"/>
-      <w:bookmarkStart w:id="1" w:name="_Toc149837259"/>
+      <w:bookmarkStart w:id="0" w:name="_Toc149837259"/>
+      <w:bookmarkStart w:id="1" w:name="_Toc30305"/>
       <w:r>
         <w:rPr>
           <w:rFonts w:ascii="Gotham Book" w:hAnsi="Gotham Book" w:eastAsia="方正德赛黑简体 512B" w:cs="Times New Roman"/>
@@ -6079,18 +6079,34 @@
             </w:pPr>
             <w:r>
               <w:rPr>
-                <w:rFonts w:hint="default" w:ascii="Times New Roman" w:hAnsi="Times New Roman" w:eastAsia="宋体" w:cs="Times New Roman"/>
+                <w:rFonts w:hint="eastAsia" w:ascii="Times New Roman" w:hAnsi="Times New Roman" w:eastAsia="宋体" w:cs="Times New Roman"/>
                 <w:b/>
                 <w:color w:val="FFFFFF" w:themeColor="background1"/>
                 <w:sz w:val="18"/>
                 <w:szCs w:val="18"/>
+                <w:lang w:val="en-US" w:eastAsia="zh-CN"/>
                 <w14:textFill>
                   <w14:solidFill>
                     <w14:schemeClr w14:val="bg1"/>
                   </w14:solidFill>
                 </w14:textFill>
               </w:rPr>
-              <w:t>突变基因</w:t>
+              <w:t>检测</w:t>
+            </w:r>
+            <w:r>
+              <w:rPr>
+                <w:rFonts w:hint="default" w:ascii="Times New Roman" w:hAnsi="Times New Roman" w:eastAsia="宋体" w:cs="Times New Roman"/>
+                <w:b/>
+                <w:color w:val="FFFFFF" w:themeColor="background1"/>
+                <w:sz w:val="18"/>
+                <w:szCs w:val="18"/>
+                <w14:textFill>
+                  <w14:solidFill>
+                    <w14:schemeClr w14:val="bg1"/>
+                  </w14:solidFill>
+                </w14:textFill>
+              </w:rPr>
+              <w:t>基因</w:t>
             </w:r>
           </w:p>
         </w:tc>
@@ -6585,7 +6601,7 @@
                 <w:highlight w:val="none"/>
                 <w:lang w:eastAsia="zh-CN"/>
               </w:rPr>
-              <w:t>{{ tip.comutation }}</w:t>
+              <w:t>{{ tip.comutation1 }}</w:t>
             </w:r>
           </w:p>
         </w:tc>
@@ -6636,7 +6652,7 @@
                 <w:highlight w:val="none"/>
                 <w:lang w:eastAsia="zh-CN"/>
               </w:rPr>
-              <w:t>-</w:t>
+              <w:t>{{ tip.comutation }}</w:t>
             </w:r>
           </w:p>
         </w:tc>
@@ -13057,23 +13073,7 @@
                   </w14:solidFill>
                 </w14:textFill>
               </w:rPr>
-              <w:t>突变</w:t>
-            </w:r>
-            <w:r>
-              <w:rPr>
-                <w:rFonts w:hint="eastAsia" w:ascii="宋体" w:hAnsi="宋体" w:eastAsia="宋体" w:cs="宋体"/>
-                <w:b/>
-                <w:bCs/>
-                <w:color w:val="FFFFFF" w:themeColor="background1"/>
-                <w:sz w:val="18"/>
-                <w:szCs w:val="18"/>
-                <w14:textFill>
-                  <w14:solidFill>
-                    <w14:schemeClr w14:val="bg1"/>
-                  </w14:solidFill>
-                </w14:textFill>
-              </w:rPr>
-              <w:t>基因</w:t>
+              <w:t>检测基因</w:t>
             </w:r>
           </w:p>
         </w:tc>
@@ -14470,6 +14470,7 @@
                 <w:color w:val="FFFFFF" w:themeColor="background1"/>
                 <w:sz w:val="18"/>
                 <w:szCs w:val="18"/>
+                <w:lang w:eastAsia="zh-CN"/>
                 <w14:textFill>
                   <w14:solidFill>
                     <w14:schemeClr w14:val="bg1"/>
@@ -14484,13 +14485,14 @@
                 <w:color w:val="FFFFFF" w:themeColor="background1"/>
                 <w:sz w:val="18"/>
                 <w:szCs w:val="18"/>
+                <w:lang w:eastAsia="zh-CN"/>
                 <w14:textFill>
                   <w14:solidFill>
                     <w14:schemeClr w14:val="bg1"/>
                   </w14:solidFill>
                 </w14:textFill>
               </w:rPr>
-              <w:t>突变基因</w:t>
+              <w:t>检测基因</w:t>
             </w:r>
           </w:p>
         </w:tc>
@@ -15816,7 +15818,7 @@
                 <w:szCs w:val="18"/>
                 <w:lang w:eastAsia="zh-CN"/>
               </w:rPr>
-              <w:t>{{ tdd.comutation }}</w:t>
+              <w:t>{{ tdd.comutation1 }}</w:t>
             </w:r>
           </w:p>
         </w:tc>
@@ -15871,7 +15873,7 @@
                 <w:szCs w:val="18"/>
                 <w:lang w:val="en-US" w:eastAsia="zh-CN"/>
               </w:rPr>
-              <w:t>-</w:t>
+              <w:t>{{tdd.comutation}}</w:t>
             </w:r>
           </w:p>
         </w:tc>
@@ -21633,12 +21635,6 @@
             <w:insideH w:val="none" w:color="auto" w:sz="0" w:space="0"/>
             <w:insideV w:val="none" w:color="auto" w:sz="0" w:space="0"/>
           </w:tblBorders>
-          <w:tblCellMar>
-            <w:top w:w="0" w:type="dxa"/>
-            <w:left w:w="108" w:type="dxa"/>
-            <w:bottom w:w="0" w:type="dxa"/>
-            <w:right w:w="108" w:type="dxa"/>
-          </w:tblCellMar>
         </w:tblPrEx>
         <w:trPr>
           <w:trHeight w:val="340" w:hRule="atLeast"/>
@@ -29227,14 +29223,14 @@
           <w:lang w:eastAsia="zh-CN"/>
         </w:rPr>
       </w:pPr>
-      <w:bookmarkStart w:id="2" w:name="_Toc2409"/>
-      <w:bookmarkStart w:id="3" w:name="_Toc21764_WPSOffice_Level1"/>
-      <w:bookmarkStart w:id="4" w:name="_Toc28240"/>
-      <w:bookmarkStart w:id="5" w:name="_Toc16594"/>
+      <w:bookmarkStart w:id="2" w:name="_Toc21764_WPSOffice_Level1"/>
+      <w:bookmarkStart w:id="3" w:name="_Toc27302"/>
+      <w:bookmarkStart w:id="4" w:name="_Toc13196_WPSOffice_Level1"/>
+      <w:bookmarkStart w:id="5" w:name="_Toc2409"/>
       <w:bookmarkStart w:id="6" w:name="_Toc1707_WPSOffice_Level1"/>
       <w:bookmarkStart w:id="7" w:name="_Toc12505"/>
-      <w:bookmarkStart w:id="8" w:name="_Toc27302"/>
-      <w:bookmarkStart w:id="9" w:name="_Toc13196_WPSOffice_Level1"/>
+      <w:bookmarkStart w:id="8" w:name="_Toc28240"/>
+      <w:bookmarkStart w:id="9" w:name="_Toc16594"/>
       <w:r>
         <w:rPr>
           <w:rFonts w:hint="eastAsia" w:ascii="Times New Roman" w:hAnsi="Times New Roman" w:eastAsia="微软雅黑" w:cs="Times New Roman"/>
@@ -29295,8 +29291,8 @@
           </w14:shadow>
         </w:rPr>
       </w:pPr>
-      <w:bookmarkStart w:id="10" w:name="_Toc19443"/>
-      <w:bookmarkStart w:id="11" w:name="_Toc149837268"/>
+      <w:bookmarkStart w:id="10" w:name="_Toc149837268"/>
+      <w:bookmarkStart w:id="11" w:name="_Toc19443"/>
       <w:bookmarkStart w:id="12" w:name="_Toc30346"/>
       <w:bookmarkStart w:id="13" w:name="_Toc11406"/>
       <w:r>
@@ -31960,14 +31956,14 @@
           <w:lang w:eastAsia="zh-CN"/>
         </w:rPr>
       </w:pPr>
-      <w:bookmarkStart w:id="14" w:name="_Toc15114"/>
-      <w:bookmarkStart w:id="15" w:name="_Toc3409"/>
-      <w:bookmarkStart w:id="16" w:name="_Toc31185"/>
-      <w:bookmarkStart w:id="17" w:name="_Toc28454_WPSOffice_Level1"/>
-      <w:bookmarkStart w:id="18" w:name="_Toc27693"/>
-      <w:bookmarkStart w:id="19" w:name="_Toc20170_WPSOffice_Level1"/>
-      <w:bookmarkStart w:id="20" w:name="_Toc26985_WPSOffice_Level1"/>
-      <w:bookmarkStart w:id="21" w:name="_Toc20924"/>
+      <w:bookmarkStart w:id="14" w:name="_Toc3409"/>
+      <w:bookmarkStart w:id="15" w:name="_Toc15114"/>
+      <w:bookmarkStart w:id="16" w:name="_Toc20924"/>
+      <w:bookmarkStart w:id="17" w:name="_Toc20170_WPSOffice_Level1"/>
+      <w:bookmarkStart w:id="18" w:name="_Toc28454_WPSOffice_Level1"/>
+      <w:bookmarkStart w:id="19" w:name="_Toc26985_WPSOffice_Level1"/>
+      <w:bookmarkStart w:id="20" w:name="_Toc27693"/>
+      <w:bookmarkStart w:id="21" w:name="_Toc31185"/>
       <w:r>
         <w:rPr>
           <w:rFonts w:hint="default" w:ascii="Times New Roman" w:hAnsi="Times New Roman" w:eastAsia="宋体" w:cs="Times New Roman"/>
@@ -32347,25 +32343,7 @@
             </w14:solidFill>
           </w14:textFill>
         </w:rPr>
-        <w:t>采用目标区域探针捕获技术，基于</w:t>
-      </w:r>
-      <w:bookmarkStart w:id="33" w:name="_GoBack"/>
-      <w:bookmarkEnd w:id="33"/>
-      <w:r>
-        <w:rPr>
-          <w:rFonts w:hint="eastAsia" w:ascii="宋体" w:hAnsi="宋体" w:eastAsia="宋体" w:cs="宋体"/>
-          <w:bCs/>
-          <w:color w:val="000000" w:themeColor="text1"/>
-          <w:sz w:val="21"/>
-          <w:szCs w:val="21"/>
-          <w:lang w:eastAsia="zh-CN"/>
-          <w14:textFill>
-            <w14:solidFill>
-              <w14:schemeClr w14:val="tx1"/>
-            </w14:solidFill>
-          </w14:textFill>
-        </w:rPr>
-        <w:t>二代高通量测序技术(NGS)对样本进行检测</w:t>
+        <w:t>采用目标区域探针捕获技术，基于二代高通量测序技术(NGS)对样本进行检测</w:t>
       </w:r>
       <w:r>
         <w:rPr>
@@ -32876,11 +32854,11 @@
       <w:bookmarkEnd w:id="19"/>
       <w:bookmarkEnd w:id="20"/>
       <w:bookmarkEnd w:id="21"/>
-      <w:bookmarkStart w:id="22" w:name="_Toc17792_WPSOffice_Level2"/>
+      <w:bookmarkStart w:id="22" w:name="_Toc14611_WPSOffice_Level1"/>
       <w:bookmarkStart w:id="23" w:name="_Toc13275"/>
-      <w:bookmarkStart w:id="24" w:name="_Toc19584_WPSOffice_Level1"/>
-      <w:bookmarkStart w:id="25" w:name="_Toc22623"/>
-      <w:bookmarkStart w:id="26" w:name="_Toc14611_WPSOffice_Level1"/>
+      <w:bookmarkStart w:id="24" w:name="_Toc17792_WPSOffice_Level2"/>
+      <w:bookmarkStart w:id="25" w:name="_Toc19584_WPSOffice_Level1"/>
+      <w:bookmarkStart w:id="26" w:name="_Toc22623"/>
       <w:bookmarkStart w:id="27" w:name="_Toc22162_WPSOffice_Level1"/>
     </w:p>
     <w:p>
@@ -32893,10 +32871,10 @@
           <w:lang w:val="en-US" w:eastAsia="zh-CN"/>
         </w:rPr>
       </w:pPr>
-      <w:bookmarkStart w:id="28" w:name="_Toc23906"/>
-      <w:bookmarkStart w:id="29" w:name="_Toc21361"/>
-      <w:bookmarkStart w:id="30" w:name="_Toc24849"/>
-      <w:bookmarkStart w:id="31" w:name="_Toc22967"/>
+      <w:bookmarkStart w:id="28" w:name="_Toc24849"/>
+      <w:bookmarkStart w:id="29" w:name="_Toc23906"/>
+      <w:bookmarkStart w:id="30" w:name="_Toc22967"/>
+      <w:bookmarkStart w:id="31" w:name="_Toc21361"/>
       <w:r>
         <w:rPr>
           <w:rFonts w:ascii="Gotham Book" w:hAnsi="Gotham Book" w:eastAsia="方正德赛黑简体 512B" w:cs="Times New Roman"/>
@@ -35305,7 +35283,6 @@
   <w:p>
     <w:pPr>
       <w:spacing w:before="138" w:line="192" w:lineRule="auto"/>
-      <w:ind w:firstLine="1050" w:firstLineChars="500"/>
       <w:rPr>
         <w:rFonts w:ascii="楷体" w:hAnsi="楷体" w:eastAsia="楷体" w:cs="楷体"/>
         <w:b/>
@@ -35315,61 +35292,6 @@
       </w:rPr>
     </w:pPr>
     <w:r>
-      <w:drawing>
-        <wp:anchor distT="0" distB="0" distL="114300" distR="114300" simplePos="0" relativeHeight="251662336" behindDoc="1" locked="0" layoutInCell="1" allowOverlap="1">
-          <wp:simplePos x="0" y="0"/>
-          <wp:positionH relativeFrom="column">
-            <wp:posOffset>-88900</wp:posOffset>
-          </wp:positionH>
-          <wp:positionV relativeFrom="paragraph">
-            <wp:posOffset>-113665</wp:posOffset>
-          </wp:positionV>
-          <wp:extent cx="680720" cy="680720"/>
-          <wp:effectExtent l="0" t="0" r="5080" b="5080"/>
-          <wp:wrapTight wrapText="bothSides">
-            <wp:wrapPolygon>
-              <wp:start x="0" y="0"/>
-              <wp:lineTo x="0" y="21278"/>
-              <wp:lineTo x="21278" y="21278"/>
-              <wp:lineTo x="21278" y="0"/>
-              <wp:lineTo x="0" y="0"/>
-            </wp:wrapPolygon>
-          </wp:wrapTight>
-          <wp:docPr id="39" name="图片 39" descr="院标"/>
-          <wp:cNvGraphicFramePr>
-            <a:graphicFrameLocks xmlns:a="http://schemas.openxmlformats.org/drawingml/2006/main" noChangeAspect="1"/>
-          </wp:cNvGraphicFramePr>
-          <a:graphic xmlns:a="http://schemas.openxmlformats.org/drawingml/2006/main">
-            <a:graphicData uri="http://schemas.openxmlformats.org/drawingml/2006/picture">
-              <pic:pic xmlns:pic="http://schemas.openxmlformats.org/drawingml/2006/picture">
-                <pic:nvPicPr>
-                  <pic:cNvPr id="39" name="图片 39" descr="院标"/>
-                  <pic:cNvPicPr>
-                    <a:picLocks noChangeAspect="1"/>
-                  </pic:cNvPicPr>
-                </pic:nvPicPr>
-                <pic:blipFill>
-                  <a:blip r:embed="rId1"/>
-                  <a:stretch>
-                    <a:fillRect/>
-                  </a:stretch>
-                </pic:blipFill>
-                <pic:spPr>
-                  <a:xfrm>
-                    <a:off x="0" y="0"/>
-                    <a:ext cx="680720" cy="680720"/>
-                  </a:xfrm>
-                  <a:prstGeom prst="rect">
-                    <a:avLst/>
-                  </a:prstGeom>
-                </pic:spPr>
-              </pic:pic>
-            </a:graphicData>
-          </a:graphic>
-        </wp:anchor>
-      </w:drawing>
-    </w:r>
-    <w:r>
       <w:rPr>
         <w:rFonts w:hint="eastAsia" w:ascii="楷体" w:hAnsi="楷体" w:eastAsia="楷体" w:cs="楷体"/>
         <w:b/>
@@ -35378,13 +35300,13 @@
         <w:szCs w:val="24"/>
       </w:rPr>
       <w:drawing>
-        <wp:anchor distT="0" distB="0" distL="114300" distR="114300" simplePos="0" relativeHeight="251663360" behindDoc="1" locked="0" layoutInCell="1" allowOverlap="1">
+        <wp:anchor distT="0" distB="0" distL="114300" distR="114300" simplePos="0" relativeHeight="251662336" behindDoc="1" locked="0" layoutInCell="1" allowOverlap="1">
           <wp:simplePos x="0" y="0"/>
           <wp:positionH relativeFrom="column">
-            <wp:posOffset>5109845</wp:posOffset>
+            <wp:posOffset>5067300</wp:posOffset>
           </wp:positionH>
           <wp:positionV relativeFrom="paragraph">
-            <wp:posOffset>-93345</wp:posOffset>
+            <wp:posOffset>-17145</wp:posOffset>
           </wp:positionV>
           <wp:extent cx="1073150" cy="643890"/>
           <wp:effectExtent l="0" t="0" r="8890" b="11430"/>
@@ -35411,7 +35333,7 @@
                   </pic:cNvPicPr>
                 </pic:nvPicPr>
                 <pic:blipFill>
-                  <a:blip r:embed="rId2"/>
+                  <a:blip r:embed="rId1"/>
                   <a:stretch>
                     <a:fillRect/>
                   </a:stretch>
@@ -35439,156 +35361,52 @@
         <w:sz w:val="24"/>
         <w:szCs w:val="24"/>
       </w:rPr>
-      <w:t>山 东 第 一 医 科 大 学 附 属 中 心 医 院</w:t>
-    </w:r>
-  </w:p>
-  <w:p>
-    <w:pPr>
-      <w:spacing w:before="60" w:line="268" w:lineRule="exact"/>
-      <w:ind w:firstLine="1077"/>
-    </w:pPr>
-    <w:r>
-      <w:rPr>
-        <w:rFonts w:ascii="Times New Roman" w:hAnsi="Times New Roman" w:eastAsia="Times New Roman" w:cs="Times New Roman"/>
-        <w:b/>
-        <w:bCs/>
-        <w:color w:val="333333"/>
-        <w:spacing w:val="-2"/>
-        <w:position w:val="1"/>
-        <w:sz w:val="19"/>
-        <w:szCs w:val="19"/>
-      </w:rPr>
-      <w:t>Central</w:t>
-    </w:r>
-    <w:r>
-      <w:rPr>
-        <w:rFonts w:hint="eastAsia" w:ascii="Times New Roman" w:hAnsi="Times New Roman" w:eastAsia="宋体" w:cs="Times New Roman"/>
-        <w:b/>
-        <w:bCs/>
-        <w:color w:val="333333"/>
-        <w:spacing w:val="-2"/>
-        <w:position w:val="1"/>
-        <w:sz w:val="19"/>
-        <w:szCs w:val="19"/>
-      </w:rPr>
-      <w:t xml:space="preserve"> </w:t>
-    </w:r>
-    <w:r>
-      <w:rPr>
-        <w:rFonts w:ascii="Times New Roman" w:hAnsi="Times New Roman" w:eastAsia="Times New Roman" w:cs="Times New Roman"/>
-        <w:b/>
-        <w:bCs/>
-        <w:color w:val="333333"/>
-        <w:spacing w:val="-2"/>
-        <w:position w:val="1"/>
-        <w:sz w:val="19"/>
-        <w:szCs w:val="19"/>
-      </w:rPr>
-      <w:t>Hospital</w:t>
-    </w:r>
-    <w:r>
-      <w:rPr>
-        <w:rFonts w:hint="eastAsia" w:ascii="Times New Roman" w:hAnsi="Times New Roman" w:eastAsia="宋体" w:cs="Times New Roman"/>
-        <w:b/>
-        <w:bCs/>
-        <w:color w:val="333333"/>
-        <w:spacing w:val="-2"/>
-        <w:position w:val="1"/>
-        <w:sz w:val="19"/>
-        <w:szCs w:val="19"/>
-      </w:rPr>
-      <w:t xml:space="preserve"> </w:t>
-    </w:r>
-    <w:r>
-      <w:rPr>
-        <w:rFonts w:ascii="Times New Roman" w:hAnsi="Times New Roman" w:eastAsia="Times New Roman" w:cs="Times New Roman"/>
-        <w:b/>
-        <w:bCs/>
-        <w:color w:val="333333"/>
-        <w:spacing w:val="-2"/>
-        <w:position w:val="1"/>
-        <w:sz w:val="19"/>
-        <w:szCs w:val="19"/>
-      </w:rPr>
-      <w:t>Affiliated</w:t>
-    </w:r>
-    <w:r>
-      <w:rPr>
-        <w:rFonts w:hint="eastAsia" w:ascii="Times New Roman" w:hAnsi="Times New Roman" w:eastAsia="宋体" w:cs="Times New Roman"/>
-        <w:b/>
-        <w:bCs/>
-        <w:color w:val="333333"/>
-        <w:spacing w:val="-2"/>
-        <w:position w:val="1"/>
-        <w:sz w:val="19"/>
-        <w:szCs w:val="19"/>
-      </w:rPr>
-      <w:t xml:space="preserve"> </w:t>
-    </w:r>
-    <w:r>
-      <w:rPr>
-        <w:rFonts w:ascii="Times New Roman" w:hAnsi="Times New Roman" w:eastAsia="Times New Roman" w:cs="Times New Roman"/>
-        <w:b/>
-        <w:bCs/>
-        <w:color w:val="333333"/>
-        <w:spacing w:val="-2"/>
-        <w:position w:val="1"/>
-        <w:sz w:val="19"/>
-        <w:szCs w:val="19"/>
-      </w:rPr>
-      <w:t>to</w:t>
-    </w:r>
-    <w:r>
-      <w:rPr>
-        <w:rFonts w:hint="eastAsia" w:ascii="Times New Roman" w:hAnsi="Times New Roman" w:eastAsia="宋体" w:cs="Times New Roman"/>
-        <w:b/>
-        <w:bCs/>
-        <w:color w:val="333333"/>
-        <w:spacing w:val="-2"/>
-        <w:position w:val="1"/>
-        <w:sz w:val="19"/>
-        <w:szCs w:val="19"/>
-      </w:rPr>
-      <w:t xml:space="preserve"> </w:t>
-    </w:r>
-    <w:r>
-      <w:rPr>
-        <w:rFonts w:ascii="Times New Roman" w:hAnsi="Times New Roman" w:eastAsia="Times New Roman" w:cs="Times New Roman"/>
-        <w:b/>
-        <w:bCs/>
-        <w:color w:val="333333"/>
-        <w:spacing w:val="-2"/>
-        <w:position w:val="1"/>
-        <w:sz w:val="19"/>
-        <w:szCs w:val="19"/>
-      </w:rPr>
-      <w:t>Shandong</w:t>
-    </w:r>
-    <w:r>
-      <w:rPr>
-        <w:rFonts w:hint="eastAsia" w:ascii="Times New Roman" w:hAnsi="Times New Roman" w:eastAsia="宋体" w:cs="Times New Roman"/>
-        <w:b/>
-        <w:bCs/>
-        <w:color w:val="333333"/>
-        <w:spacing w:val="-2"/>
-        <w:position w:val="1"/>
-        <w:sz w:val="19"/>
-        <w:szCs w:val="19"/>
-      </w:rPr>
-      <w:t xml:space="preserve"> First Medical </w:t>
-    </w:r>
-    <w:r>
-      <w:rPr>
-        <w:rFonts w:ascii="Times New Roman" w:hAnsi="Times New Roman" w:eastAsia="Times New Roman" w:cs="Times New Roman"/>
-        <w:b/>
-        <w:bCs/>
-        <w:color w:val="333333"/>
-        <w:spacing w:val="-2"/>
-        <w:position w:val="1"/>
-        <w:sz w:val="19"/>
-        <w:szCs w:val="19"/>
-      </w:rPr>
-      <w:t>University</w:t>
+      <w:drawing>
+        <wp:anchor distT="0" distB="0" distL="114300" distR="114300" simplePos="0" relativeHeight="251664384" behindDoc="0" locked="0" layoutInCell="1" allowOverlap="1">
+          <wp:simplePos x="0" y="0"/>
+          <wp:positionH relativeFrom="column">
+            <wp:posOffset>0</wp:posOffset>
+          </wp:positionH>
+          <wp:positionV relativeFrom="paragraph">
+            <wp:posOffset>8255</wp:posOffset>
+          </wp:positionV>
+          <wp:extent cx="4257675" cy="683895"/>
+          <wp:effectExtent l="0" t="0" r="9525" b="1905"/>
+          <wp:wrapNone/>
+          <wp:docPr id="2" name="图片 2" descr="2a99611148d5cea56ef079e892e4594d"/>
+          <wp:cNvGraphicFramePr>
+            <a:graphicFrameLocks xmlns:a="http://schemas.openxmlformats.org/drawingml/2006/main" noChangeAspect="1"/>
+          </wp:cNvGraphicFramePr>
+          <a:graphic xmlns:a="http://schemas.openxmlformats.org/drawingml/2006/main">
+            <a:graphicData uri="http://schemas.openxmlformats.org/drawingml/2006/picture">
+              <pic:pic xmlns:pic="http://schemas.openxmlformats.org/drawingml/2006/picture">
+                <pic:nvPicPr>
+                  <pic:cNvPr id="2" name="图片 2" descr="2a99611148d5cea56ef079e892e4594d"/>
+                  <pic:cNvPicPr>
+                    <a:picLocks noChangeAspect="1"/>
+                  </pic:cNvPicPr>
+                </pic:nvPicPr>
+                <pic:blipFill>
+                  <a:blip r:embed="rId2"/>
+                  <a:srcRect l="1336" t="23016" b="8995"/>
+                  <a:stretch>
+                    <a:fillRect/>
+                  </a:stretch>
+                </pic:blipFill>
+                <pic:spPr>
+                  <a:xfrm>
+                    <a:off x="0" y="0"/>
+                    <a:ext cx="4257675" cy="683895"/>
+                  </a:xfrm>
+                  <a:prstGeom prst="rect">
+                    <a:avLst/>
+                  </a:prstGeom>
+                </pic:spPr>
+              </pic:pic>
+            </a:graphicData>
+          </a:graphic>
+        </wp:anchor>
+      </w:drawing>
     </w:r>
   </w:p>
   <w:p>
@@ -35609,6 +35427,8 @@
         <w:szCs w:val="21"/>
       </w:rPr>
     </w:pPr>
+    <w:bookmarkStart w:id="33" w:name="_GoBack"/>
+    <w:bookmarkEnd w:id="33"/>
   </w:p>
 </w:hdr>
 </file>
@@ -35628,7 +35448,6 @@
   <w:p>
     <w:pPr>
       <w:spacing w:before="138" w:line="192" w:lineRule="auto"/>
-      <w:ind w:firstLine="1050" w:firstLineChars="500"/>
       <w:rPr>
         <w:rFonts w:ascii="楷体" w:hAnsi="楷体" w:eastAsia="楷体" w:cs="楷体"/>
         <w:b/>
@@ -35637,61 +35456,6 @@
         <w:szCs w:val="24"/>
       </w:rPr>
     </w:pPr>
-    <w:r>
-      <w:drawing>
-        <wp:anchor distT="0" distB="0" distL="114300" distR="114300" simplePos="0" relativeHeight="251660288" behindDoc="1" locked="0" layoutInCell="1" allowOverlap="1">
-          <wp:simplePos x="0" y="0"/>
-          <wp:positionH relativeFrom="column">
-            <wp:posOffset>-88900</wp:posOffset>
-          </wp:positionH>
-          <wp:positionV relativeFrom="paragraph">
-            <wp:posOffset>-113665</wp:posOffset>
-          </wp:positionV>
-          <wp:extent cx="680720" cy="680720"/>
-          <wp:effectExtent l="0" t="0" r="5080" b="5080"/>
-          <wp:wrapTight wrapText="bothSides">
-            <wp:wrapPolygon>
-              <wp:start x="0" y="0"/>
-              <wp:lineTo x="0" y="21157"/>
-              <wp:lineTo x="21157" y="21157"/>
-              <wp:lineTo x="21157" y="0"/>
-              <wp:lineTo x="0" y="0"/>
-            </wp:wrapPolygon>
-          </wp:wrapTight>
-          <wp:docPr id="15" name="图片 15" descr="院标"/>
-          <wp:cNvGraphicFramePr>
-            <a:graphicFrameLocks xmlns:a="http://schemas.openxmlformats.org/drawingml/2006/main" noChangeAspect="1"/>
-          </wp:cNvGraphicFramePr>
-          <a:graphic xmlns:a="http://schemas.openxmlformats.org/drawingml/2006/main">
-            <a:graphicData uri="http://schemas.openxmlformats.org/drawingml/2006/picture">
-              <pic:pic xmlns:pic="http://schemas.openxmlformats.org/drawingml/2006/picture">
-                <pic:nvPicPr>
-                  <pic:cNvPr id="15" name="图片 15" descr="院标"/>
-                  <pic:cNvPicPr>
-                    <a:picLocks noChangeAspect="1"/>
-                  </pic:cNvPicPr>
-                </pic:nvPicPr>
-                <pic:blipFill>
-                  <a:blip r:embed="rId1"/>
-                  <a:stretch>
-                    <a:fillRect/>
-                  </a:stretch>
-                </pic:blipFill>
-                <pic:spPr>
-                  <a:xfrm>
-                    <a:off x="0" y="0"/>
-                    <a:ext cx="680720" cy="680720"/>
-                  </a:xfrm>
-                  <a:prstGeom prst="rect">
-                    <a:avLst/>
-                  </a:prstGeom>
-                </pic:spPr>
-              </pic:pic>
-            </a:graphicData>
-          </a:graphic>
-        </wp:anchor>
-      </w:drawing>
-    </w:r>
     <w:r>
       <w:rPr>
         <w:rFonts w:hint="eastAsia" w:ascii="楷体" w:hAnsi="楷体" w:eastAsia="楷体" w:cs="楷体"/>
@@ -35704,10 +35468,10 @@
         <wp:anchor distT="0" distB="0" distL="114300" distR="114300" simplePos="0" relativeHeight="251661312" behindDoc="1" locked="0" layoutInCell="1" allowOverlap="1">
           <wp:simplePos x="0" y="0"/>
           <wp:positionH relativeFrom="column">
-            <wp:posOffset>5109845</wp:posOffset>
+            <wp:posOffset>5101590</wp:posOffset>
           </wp:positionH>
           <wp:positionV relativeFrom="paragraph">
-            <wp:posOffset>-93345</wp:posOffset>
+            <wp:posOffset>-16510</wp:posOffset>
           </wp:positionV>
           <wp:extent cx="1073150" cy="643890"/>
           <wp:effectExtent l="0" t="0" r="12700" b="3810"/>
@@ -35734,7 +35498,7 @@
                   </pic:cNvPicPr>
                 </pic:nvPicPr>
                 <pic:blipFill>
-                  <a:blip r:embed="rId2"/>
+                  <a:blip r:embed="rId1"/>
                   <a:stretch>
                     <a:fillRect/>
                   </a:stretch>
@@ -35762,157 +35526,58 @@
         <w:sz w:val="24"/>
         <w:szCs w:val="24"/>
       </w:rPr>
-      <w:t>山 东 第 一 医 科 大 学 附 属 中 心 医 院</w:t>
+      <w:drawing>
+        <wp:anchor distT="0" distB="0" distL="114300" distR="114300" simplePos="0" relativeHeight="251663360" behindDoc="0" locked="0" layoutInCell="1" allowOverlap="1">
+          <wp:simplePos x="0" y="0"/>
+          <wp:positionH relativeFrom="column">
+            <wp:posOffset>0</wp:posOffset>
+          </wp:positionH>
+          <wp:positionV relativeFrom="paragraph">
+            <wp:posOffset>8255</wp:posOffset>
+          </wp:positionV>
+          <wp:extent cx="4257675" cy="683895"/>
+          <wp:effectExtent l="0" t="0" r="9525" b="1905"/>
+          <wp:wrapNone/>
+          <wp:docPr id="11" name="图片 11" descr="2a99611148d5cea56ef079e892e4594d"/>
+          <wp:cNvGraphicFramePr>
+            <a:graphicFrameLocks xmlns:a="http://schemas.openxmlformats.org/drawingml/2006/main" noChangeAspect="1"/>
+          </wp:cNvGraphicFramePr>
+          <a:graphic xmlns:a="http://schemas.openxmlformats.org/drawingml/2006/main">
+            <a:graphicData uri="http://schemas.openxmlformats.org/drawingml/2006/picture">
+              <pic:pic xmlns:pic="http://schemas.openxmlformats.org/drawingml/2006/picture">
+                <pic:nvPicPr>
+                  <pic:cNvPr id="11" name="图片 11" descr="2a99611148d5cea56ef079e892e4594d"/>
+                  <pic:cNvPicPr>
+                    <a:picLocks noChangeAspect="1"/>
+                  </pic:cNvPicPr>
+                </pic:nvPicPr>
+                <pic:blipFill>
+                  <a:blip r:embed="rId2"/>
+                  <a:srcRect l="1336" t="23016" b="8995"/>
+                  <a:stretch>
+                    <a:fillRect/>
+                  </a:stretch>
+                </pic:blipFill>
+                <pic:spPr>
+                  <a:xfrm>
+                    <a:off x="0" y="0"/>
+                    <a:ext cx="4257675" cy="683895"/>
+                  </a:xfrm>
+                  <a:prstGeom prst="rect">
+                    <a:avLst/>
+                  </a:prstGeom>
+                </pic:spPr>
+              </pic:pic>
+            </a:graphicData>
+          </a:graphic>
+        </wp:anchor>
+      </w:drawing>
     </w:r>
   </w:p>
   <w:p>
     <w:pPr>
       <w:spacing w:before="60" w:line="268" w:lineRule="exact"/>
-      <w:ind w:firstLine="1077"/>
     </w:pPr>
-    <w:r>
-      <w:rPr>
-        <w:rFonts w:ascii="Times New Roman" w:hAnsi="Times New Roman" w:eastAsia="Times New Roman" w:cs="Times New Roman"/>
-        <w:b/>
-        <w:bCs/>
-        <w:color w:val="333333"/>
-        <w:spacing w:val="-2"/>
-        <w:position w:val="1"/>
-        <w:sz w:val="19"/>
-        <w:szCs w:val="19"/>
-      </w:rPr>
-      <w:t>Central</w:t>
-    </w:r>
-    <w:r>
-      <w:rPr>
-        <w:rFonts w:hint="eastAsia" w:ascii="Times New Roman" w:hAnsi="Times New Roman" w:eastAsia="宋体" w:cs="Times New Roman"/>
-        <w:b/>
-        <w:bCs/>
-        <w:color w:val="333333"/>
-        <w:spacing w:val="-2"/>
-        <w:position w:val="1"/>
-        <w:sz w:val="19"/>
-        <w:szCs w:val="19"/>
-      </w:rPr>
-      <w:t xml:space="preserve"> </w:t>
-    </w:r>
-    <w:r>
-      <w:rPr>
-        <w:rFonts w:ascii="Times New Roman" w:hAnsi="Times New Roman" w:eastAsia="Times New Roman" w:cs="Times New Roman"/>
-        <w:b/>
-        <w:bCs/>
-        <w:color w:val="333333"/>
-        <w:spacing w:val="-2"/>
-        <w:position w:val="1"/>
-        <w:sz w:val="19"/>
-        <w:szCs w:val="19"/>
-      </w:rPr>
-      <w:t>Hospital</w:t>
-    </w:r>
-    <w:r>
-      <w:rPr>
-        <w:rFonts w:hint="eastAsia" w:ascii="Times New Roman" w:hAnsi="Times New Roman" w:eastAsia="宋体" w:cs="Times New Roman"/>
-        <w:b/>
-        <w:bCs/>
-        <w:color w:val="333333"/>
-        <w:spacing w:val="-2"/>
-        <w:position w:val="1"/>
-        <w:sz w:val="19"/>
-        <w:szCs w:val="19"/>
-      </w:rPr>
-      <w:t xml:space="preserve"> </w:t>
-    </w:r>
-    <w:r>
-      <w:rPr>
-        <w:rFonts w:ascii="Times New Roman" w:hAnsi="Times New Roman" w:eastAsia="Times New Roman" w:cs="Times New Roman"/>
-        <w:b/>
-        <w:bCs/>
-        <w:color w:val="333333"/>
-        <w:spacing w:val="-2"/>
-        <w:position w:val="1"/>
-        <w:sz w:val="19"/>
-        <w:szCs w:val="19"/>
-      </w:rPr>
-      <w:t>Affiliated</w:t>
-    </w:r>
-    <w:r>
-      <w:rPr>
-        <w:rFonts w:hint="eastAsia" w:ascii="Times New Roman" w:hAnsi="Times New Roman" w:eastAsia="宋体" w:cs="Times New Roman"/>
-        <w:b/>
-        <w:bCs/>
-        <w:color w:val="333333"/>
-        <w:spacing w:val="-2"/>
-        <w:position w:val="1"/>
-        <w:sz w:val="19"/>
-        <w:szCs w:val="19"/>
-      </w:rPr>
-      <w:t xml:space="preserve"> </w:t>
-    </w:r>
-    <w:r>
-      <w:rPr>
-        <w:rFonts w:ascii="Times New Roman" w:hAnsi="Times New Roman" w:eastAsia="Times New Roman" w:cs="Times New Roman"/>
-        <w:b/>
-        <w:bCs/>
-        <w:color w:val="333333"/>
-        <w:spacing w:val="-2"/>
-        <w:position w:val="1"/>
-        <w:sz w:val="19"/>
-        <w:szCs w:val="19"/>
-      </w:rPr>
-      <w:t>to</w:t>
-    </w:r>
-    <w:r>
-      <w:rPr>
-        <w:rFonts w:hint="eastAsia" w:ascii="Times New Roman" w:hAnsi="Times New Roman" w:eastAsia="宋体" w:cs="Times New Roman"/>
-        <w:b/>
-        <w:bCs/>
-        <w:color w:val="333333"/>
-        <w:spacing w:val="-2"/>
-        <w:position w:val="1"/>
-        <w:sz w:val="19"/>
-        <w:szCs w:val="19"/>
-      </w:rPr>
-      <w:t xml:space="preserve"> </w:t>
-    </w:r>
-    <w:r>
-      <w:rPr>
-        <w:rFonts w:ascii="Times New Roman" w:hAnsi="Times New Roman" w:eastAsia="Times New Roman" w:cs="Times New Roman"/>
-        <w:b/>
-        <w:bCs/>
-        <w:color w:val="333333"/>
-        <w:spacing w:val="-2"/>
-        <w:position w:val="1"/>
-        <w:sz w:val="19"/>
-        <w:szCs w:val="19"/>
-      </w:rPr>
-      <w:t>Shandong</w:t>
-    </w:r>
-    <w:r>
-      <w:rPr>
-        <w:rFonts w:hint="eastAsia" w:ascii="Times New Roman" w:hAnsi="Times New Roman" w:eastAsia="宋体" w:cs="Times New Roman"/>
-        <w:b/>
-        <w:bCs/>
-        <w:color w:val="333333"/>
-        <w:spacing w:val="-2"/>
-        <w:position w:val="1"/>
-        <w:sz w:val="19"/>
-        <w:szCs w:val="19"/>
-      </w:rPr>
-      <w:t xml:space="preserve"> First Medical </w:t>
-    </w:r>
-    <w:r>
-      <w:rPr>
-        <w:rFonts w:ascii="Times New Roman" w:hAnsi="Times New Roman" w:eastAsia="Times New Roman" w:cs="Times New Roman"/>
-        <w:b/>
-        <w:bCs/>
-        <w:color w:val="333333"/>
-        <w:spacing w:val="-2"/>
-        <w:position w:val="1"/>
-        <w:sz w:val="19"/>
-        <w:szCs w:val="19"/>
-      </w:rPr>
-      <w:t>University</w:t>
-    </w:r>
   </w:p>
 </w:hdr>
 </file>

--- a/WebContent/docx/泛癌种86基因报告-济南中心.docx
+++ b/WebContent/docx/泛癌种86基因报告-济南中心.docx
@@ -832,12 +832,6 @@
             <w:insideH w:val="single" w:color="auto" w:sz="4" w:space="0"/>
             <w:insideV w:val="single" w:color="auto" w:sz="4" w:space="0"/>
           </w:tblBorders>
-          <w:tblCellMar>
-            <w:top w:w="0" w:type="dxa"/>
-            <w:left w:w="108" w:type="dxa"/>
-            <w:bottom w:w="0" w:type="dxa"/>
-            <w:right w:w="108" w:type="dxa"/>
-          </w:tblCellMar>
         </w:tblPrEx>
         <w:trPr>
           <w:trHeight w:val="567" w:hRule="atLeast"/>
@@ -7228,7 +7222,7 @@
                 <w:highlight w:val="none"/>
                 <w:lang w:val="en-US" w:eastAsia="zh-CN"/>
               </w:rPr>
-              <w:t xml:space="preserve">{%if </w:t>
+              <w:t>{%if tip.</w:t>
             </w:r>
             <w:r>
               <w:rPr>
@@ -7252,7 +7246,7 @@
                 <w:highlight w:val="none"/>
                 <w:lang w:val="en-US" w:eastAsia="zh-CN"/>
               </w:rPr>
-              <w:t xml:space="preserve"> != ‘基因融合’ or </w:t>
+              <w:t>2 != ‘基因融合’ and tip.</w:t>
             </w:r>
             <w:r>
               <w:rPr>
@@ -7276,7 +7270,31 @@
                 <w:highlight w:val="none"/>
                 <w:lang w:val="en-US" w:eastAsia="zh-CN"/>
               </w:rPr>
-              <w:t>2 != ‘基因扩增’%}{{tip.Exon }}</w:t>
+              <w:t>2 != ‘基因扩增’and tip.</w:t>
+            </w:r>
+            <w:r>
+              <w:rPr>
+                <w:rFonts w:hint="eastAsia" w:ascii="宋体" w:hAnsi="宋体" w:eastAsia="宋体" w:cs="宋体"/>
+                <w:b w:val="0"/>
+                <w:bCs w:val="0"/>
+                <w:sz w:val="18"/>
+                <w:szCs w:val="18"/>
+                <w:highlight w:val="none"/>
+                <w:lang w:eastAsia="zh-CN"/>
+              </w:rPr>
+              <w:t>ExonicFunc</w:t>
+            </w:r>
+            <w:r>
+              <w:rPr>
+                <w:rFonts w:hint="eastAsia" w:ascii="宋体" w:hAnsi="宋体" w:eastAsia="宋体" w:cs="宋体"/>
+                <w:b w:val="0"/>
+                <w:bCs w:val="0"/>
+                <w:sz w:val="18"/>
+                <w:szCs w:val="18"/>
+                <w:highlight w:val="none"/>
+                <w:lang w:val="en-US" w:eastAsia="zh-CN"/>
+              </w:rPr>
+              <w:t>2 != ‘基因缺失’%}{{tip.Exon }}</w:t>
             </w:r>
           </w:p>
           <w:p>
@@ -7395,6 +7413,8 @@
               </w:rPr>
               <w:t xml:space="preserve"> }}</w:t>
             </w:r>
+            <w:bookmarkStart w:id="33" w:name="_GoBack"/>
+            <w:bookmarkEnd w:id="33"/>
           </w:p>
         </w:tc>
         <w:tc>
@@ -21635,6 +21655,12 @@
             <w:insideH w:val="none" w:color="auto" w:sz="0" w:space="0"/>
             <w:insideV w:val="none" w:color="auto" w:sz="0" w:space="0"/>
           </w:tblBorders>
+          <w:tblCellMar>
+            <w:top w:w="0" w:type="dxa"/>
+            <w:left w:w="108" w:type="dxa"/>
+            <w:bottom w:w="0" w:type="dxa"/>
+            <w:right w:w="108" w:type="dxa"/>
+          </w:tblCellMar>
         </w:tblPrEx>
         <w:trPr>
           <w:trHeight w:val="340" w:hRule="atLeast"/>
@@ -29223,14 +29249,14 @@
           <w:lang w:eastAsia="zh-CN"/>
         </w:rPr>
       </w:pPr>
-      <w:bookmarkStart w:id="2" w:name="_Toc21764_WPSOffice_Level1"/>
-      <w:bookmarkStart w:id="3" w:name="_Toc27302"/>
-      <w:bookmarkStart w:id="4" w:name="_Toc13196_WPSOffice_Level1"/>
-      <w:bookmarkStart w:id="5" w:name="_Toc2409"/>
-      <w:bookmarkStart w:id="6" w:name="_Toc1707_WPSOffice_Level1"/>
+      <w:bookmarkStart w:id="2" w:name="_Toc13196_WPSOffice_Level1"/>
+      <w:bookmarkStart w:id="3" w:name="_Toc28240"/>
+      <w:bookmarkStart w:id="4" w:name="_Toc27302"/>
+      <w:bookmarkStart w:id="5" w:name="_Toc16594"/>
+      <w:bookmarkStart w:id="6" w:name="_Toc21764_WPSOffice_Level1"/>
       <w:bookmarkStart w:id="7" w:name="_Toc12505"/>
-      <w:bookmarkStart w:id="8" w:name="_Toc28240"/>
-      <w:bookmarkStart w:id="9" w:name="_Toc16594"/>
+      <w:bookmarkStart w:id="8" w:name="_Toc2409"/>
+      <w:bookmarkStart w:id="9" w:name="_Toc1707_WPSOffice_Level1"/>
       <w:r>
         <w:rPr>
           <w:rFonts w:hint="eastAsia" w:ascii="Times New Roman" w:hAnsi="Times New Roman" w:eastAsia="微软雅黑" w:cs="Times New Roman"/>
@@ -29291,8 +29317,8 @@
           </w14:shadow>
         </w:rPr>
       </w:pPr>
-      <w:bookmarkStart w:id="10" w:name="_Toc149837268"/>
-      <w:bookmarkStart w:id="11" w:name="_Toc19443"/>
+      <w:bookmarkStart w:id="10" w:name="_Toc19443"/>
+      <w:bookmarkStart w:id="11" w:name="_Toc149837268"/>
       <w:bookmarkStart w:id="12" w:name="_Toc30346"/>
       <w:bookmarkStart w:id="13" w:name="_Toc11406"/>
       <w:r>
@@ -31958,12 +31984,12 @@
       </w:pPr>
       <w:bookmarkStart w:id="14" w:name="_Toc3409"/>
       <w:bookmarkStart w:id="15" w:name="_Toc15114"/>
-      <w:bookmarkStart w:id="16" w:name="_Toc20924"/>
-      <w:bookmarkStart w:id="17" w:name="_Toc20170_WPSOffice_Level1"/>
+      <w:bookmarkStart w:id="16" w:name="_Toc27693"/>
+      <w:bookmarkStart w:id="17" w:name="_Toc31185"/>
       <w:bookmarkStart w:id="18" w:name="_Toc28454_WPSOffice_Level1"/>
       <w:bookmarkStart w:id="19" w:name="_Toc26985_WPSOffice_Level1"/>
-      <w:bookmarkStart w:id="20" w:name="_Toc27693"/>
-      <w:bookmarkStart w:id="21" w:name="_Toc31185"/>
+      <w:bookmarkStart w:id="20" w:name="_Toc20924"/>
+      <w:bookmarkStart w:id="21" w:name="_Toc20170_WPSOffice_Level1"/>
       <w:r>
         <w:rPr>
           <w:rFonts w:hint="default" w:ascii="Times New Roman" w:hAnsi="Times New Roman" w:eastAsia="宋体" w:cs="Times New Roman"/>
@@ -32854,12 +32880,12 @@
       <w:bookmarkEnd w:id="19"/>
       <w:bookmarkEnd w:id="20"/>
       <w:bookmarkEnd w:id="21"/>
-      <w:bookmarkStart w:id="22" w:name="_Toc14611_WPSOffice_Level1"/>
-      <w:bookmarkStart w:id="23" w:name="_Toc13275"/>
-      <w:bookmarkStart w:id="24" w:name="_Toc17792_WPSOffice_Level2"/>
-      <w:bookmarkStart w:id="25" w:name="_Toc19584_WPSOffice_Level1"/>
-      <w:bookmarkStart w:id="26" w:name="_Toc22623"/>
-      <w:bookmarkStart w:id="27" w:name="_Toc22162_WPSOffice_Level1"/>
+      <w:bookmarkStart w:id="22" w:name="_Toc22623"/>
+      <w:bookmarkStart w:id="23" w:name="_Toc14611_WPSOffice_Level1"/>
+      <w:bookmarkStart w:id="24" w:name="_Toc19584_WPSOffice_Level1"/>
+      <w:bookmarkStart w:id="25" w:name="_Toc22162_WPSOffice_Level1"/>
+      <w:bookmarkStart w:id="26" w:name="_Toc17792_WPSOffice_Level2"/>
+      <w:bookmarkStart w:id="27" w:name="_Toc13275"/>
     </w:p>
     <w:p>
       <w:pPr>
@@ -32871,10 +32897,10 @@
           <w:lang w:val="en-US" w:eastAsia="zh-CN"/>
         </w:rPr>
       </w:pPr>
-      <w:bookmarkStart w:id="28" w:name="_Toc24849"/>
-      <w:bookmarkStart w:id="29" w:name="_Toc23906"/>
+      <w:bookmarkStart w:id="28" w:name="_Toc21361"/>
+      <w:bookmarkStart w:id="29" w:name="_Toc24849"/>
       <w:bookmarkStart w:id="30" w:name="_Toc22967"/>
-      <w:bookmarkStart w:id="31" w:name="_Toc21361"/>
+      <w:bookmarkStart w:id="31" w:name="_Toc23906"/>
       <w:r>
         <w:rPr>
           <w:rFonts w:ascii="Gotham Book" w:hAnsi="Gotham Book" w:eastAsia="方正德赛黑简体 512B" w:cs="Times New Roman"/>
@@ -35427,8 +35453,6 @@
         <w:szCs w:val="21"/>
       </w:rPr>
     </w:pPr>
-    <w:bookmarkStart w:id="33" w:name="_GoBack"/>
-    <w:bookmarkEnd w:id="33"/>
   </w:p>
 </w:hdr>
 </file>

--- a/WebContent/docx/泛癌种86基因报告-济南中心.docx
+++ b/WebContent/docx/泛癌种86基因报告-济南中心.docx
@@ -832,6 +832,12 @@
             <w:insideH w:val="single" w:color="auto" w:sz="4" w:space="0"/>
             <w:insideV w:val="single" w:color="auto" w:sz="4" w:space="0"/>
           </w:tblBorders>
+          <w:tblCellMar>
+            <w:top w:w="0" w:type="dxa"/>
+            <w:left w:w="108" w:type="dxa"/>
+            <w:bottom w:w="0" w:type="dxa"/>
+            <w:right w:w="108" w:type="dxa"/>
+          </w:tblCellMar>
         </w:tblPrEx>
         <w:trPr>
           <w:trHeight w:val="567" w:hRule="atLeast"/>
@@ -2663,6 +2669,144 @@
                 <w:lang w:eastAsia="zh-CN"/>
               </w:rPr>
               <w:t>{{ doctorname }}</w:t>
+            </w:r>
+          </w:p>
+        </w:tc>
+      </w:tr>
+      <w:tr>
+        <w:tblPrEx>
+          <w:tblBorders>
+            <w:top w:val="single" w:color="auto" w:sz="4" w:space="0"/>
+            <w:left w:val="single" w:color="auto" w:sz="4" w:space="0"/>
+            <w:bottom w:val="single" w:color="auto" w:sz="4" w:space="0"/>
+            <w:right w:val="single" w:color="auto" w:sz="4" w:space="0"/>
+            <w:insideH w:val="single" w:color="auto" w:sz="4" w:space="0"/>
+            <w:insideV w:val="single" w:color="auto" w:sz="4" w:space="0"/>
+          </w:tblBorders>
+          <w:tblCellMar>
+            <w:top w:w="0" w:type="dxa"/>
+            <w:left w:w="108" w:type="dxa"/>
+            <w:bottom w:w="0" w:type="dxa"/>
+            <w:right w:w="108" w:type="dxa"/>
+          </w:tblCellMar>
+        </w:tblPrEx>
+        <w:trPr>
+          <w:trHeight w:val="567" w:hRule="atLeast"/>
+          <w:jc w:val="center"/>
+        </w:trPr>
+        <w:tc>
+          <w:tcPr>
+            <w:tcW w:w="1832" w:type="dxa"/>
+            <w:tcBorders>
+              <w:top w:val="single" w:color="000000" w:themeColor="text1" w:sz="4" w:space="0"/>
+              <w:left w:val="single" w:color="000000" w:themeColor="text1" w:sz="4" w:space="0"/>
+              <w:bottom w:val="single" w:color="000000" w:themeColor="text1" w:sz="4" w:space="0"/>
+              <w:right w:val="single" w:color="000000" w:themeColor="text1" w:sz="4" w:space="0"/>
+            </w:tcBorders>
+            <w:vAlign w:val="center"/>
+          </w:tcPr>
+          <w:p>
+            <w:pPr>
+              <w:keepNext w:val="0"/>
+              <w:keepLines w:val="0"/>
+              <w:pageBreakBefore w:val="0"/>
+              <w:widowControl w:val="0"/>
+              <w:kinsoku/>
+              <w:wordWrap/>
+              <w:overflowPunct/>
+              <w:topLinePunct w:val="0"/>
+              <w:autoSpaceDE/>
+              <w:autoSpaceDN/>
+              <w:bidi w:val="0"/>
+              <w:adjustRightInd/>
+              <w:snapToGrid/>
+              <w:spacing w:before="0" w:beforeLines="50" w:after="0" w:afterLines="50" w:line="240" w:lineRule="exact"/>
+              <w:ind w:left="63" w:leftChars="30" w:right="63" w:rightChars="30"/>
+              <w:jc w:val="center"/>
+              <w:textAlignment w:val="auto"/>
+              <w:rPr>
+                <w:rFonts w:hint="default" w:ascii="Times New Roman" w:hAnsi="Times New Roman" w:eastAsia="宋体" w:cs="Times New Roman"/>
+                <w:b/>
+                <w:color w:val="000000" w:themeColor="text1"/>
+                <w:kern w:val="0"/>
+                <w:sz w:val="24"/>
+                <w:szCs w:val="24"/>
+                <w14:textFill>
+                  <w14:solidFill>
+                    <w14:schemeClr w14:val="tx1"/>
+                  </w14:solidFill>
+                </w14:textFill>
+              </w:rPr>
+            </w:pPr>
+            <w:r>
+              <w:rPr>
+                <w:rFonts w:hint="default" w:ascii="Times New Roman" w:hAnsi="Times New Roman" w:eastAsia="宋体" w:cs="Times New Roman"/>
+                <w:b/>
+                <w:color w:val="000000" w:themeColor="text1"/>
+                <w:kern w:val="0"/>
+                <w:sz w:val="24"/>
+                <w:szCs w:val="24"/>
+                <w14:textFill>
+                  <w14:solidFill>
+                    <w14:schemeClr w14:val="tx1"/>
+                  </w14:solidFill>
+                </w14:textFill>
+              </w:rPr>
+              <w:t>取样日期</w:t>
+            </w:r>
+          </w:p>
+        </w:tc>
+        <w:tc>
+          <w:tcPr>
+            <w:tcW w:w="8458" w:type="dxa"/>
+            <w:gridSpan w:val="7"/>
+            <w:tcBorders>
+              <w:top w:val="single" w:color="000000" w:themeColor="text1" w:sz="4" w:space="0"/>
+              <w:left w:val="single" w:color="000000" w:themeColor="text1" w:sz="4" w:space="0"/>
+              <w:bottom w:val="single" w:color="000000" w:themeColor="text1" w:sz="4" w:space="0"/>
+              <w:right w:val="single" w:color="000000" w:themeColor="text1" w:sz="4" w:space="0"/>
+            </w:tcBorders>
+            <w:vAlign w:val="center"/>
+          </w:tcPr>
+          <w:p>
+            <w:pPr>
+              <w:keepNext w:val="0"/>
+              <w:keepLines w:val="0"/>
+              <w:pageBreakBefore w:val="0"/>
+              <w:widowControl w:val="0"/>
+              <w:tabs>
+                <w:tab w:val="left" w:pos="1187"/>
+              </w:tabs>
+              <w:kinsoku/>
+              <w:wordWrap/>
+              <w:overflowPunct/>
+              <w:topLinePunct w:val="0"/>
+              <w:autoSpaceDE/>
+              <w:autoSpaceDN/>
+              <w:bidi w:val="0"/>
+              <w:adjustRightInd/>
+              <w:snapToGrid/>
+              <w:spacing w:before="0" w:beforeLines="50" w:after="0" w:afterLines="50"/>
+              <w:ind w:left="63" w:leftChars="30" w:right="63" w:rightChars="30"/>
+              <w:jc w:val="left"/>
+              <w:textAlignment w:val="auto"/>
+              <w:rPr>
+                <w:rFonts w:hint="eastAsia" w:ascii="宋体" w:hAnsi="宋体" w:eastAsia="宋体" w:cs="宋体"/>
+                <w:kern w:val="0"/>
+                <w:sz w:val="24"/>
+                <w:szCs w:val="24"/>
+                <w:lang w:eastAsia="zh-Hans"/>
+              </w:rPr>
+            </w:pPr>
+            <w:r>
+              <w:rPr>
+                <w:rFonts w:hint="eastAsia" w:ascii="Times New Roman" w:hAnsi="Times New Roman" w:eastAsia="宋体" w:cs="Times New Roman"/>
+                <w:color w:val="000000"/>
+                <w:sz w:val="21"/>
+                <w:szCs w:val="21"/>
+                <w:lang w:val="en-US" w:eastAsia="zh-CN"/>
+              </w:rPr>
+              <w:t>{{sample.collect_date}}</w:t>
             </w:r>
           </w:p>
         </w:tc>
@@ -5658,8 +5802,8 @@
           </w14:textFill>
         </w:rPr>
       </w:pPr>
-      <w:bookmarkStart w:id="0" w:name="_Toc149837259"/>
-      <w:bookmarkStart w:id="1" w:name="_Toc30305"/>
+      <w:bookmarkStart w:id="0" w:name="_Toc30305"/>
+      <w:bookmarkStart w:id="1" w:name="_Toc149837259"/>
       <w:r>
         <w:rPr>
           <w:rFonts w:ascii="Gotham Book" w:hAnsi="Gotham Book" w:eastAsia="方正德赛黑简体 512B" w:cs="Times New Roman"/>
@@ -7413,8 +7557,6 @@
               </w:rPr>
               <w:t xml:space="preserve"> }}</w:t>
             </w:r>
-            <w:bookmarkStart w:id="33" w:name="_GoBack"/>
-            <w:bookmarkEnd w:id="33"/>
           </w:p>
         </w:tc>
         <w:tc>
@@ -8721,12 +8863,6 @@
             <w:insideH w:val="single" w:color="000000" w:themeColor="text1" w:sz="4" w:space="0"/>
             <w:insideV w:val="none" w:color="auto" w:sz="0" w:space="0"/>
           </w:tblBorders>
-          <w:tblCellMar>
-            <w:top w:w="0" w:type="dxa"/>
-            <w:left w:w="0" w:type="dxa"/>
-            <w:bottom w:w="0" w:type="dxa"/>
-            <w:right w:w="0" w:type="dxa"/>
-          </w:tblCellMar>
         </w:tblPrEx>
         <w:trPr>
           <w:trHeight w:val="510" w:hRule="atLeast"/>
@@ -29249,13 +29385,13 @@
           <w:lang w:eastAsia="zh-CN"/>
         </w:rPr>
       </w:pPr>
-      <w:bookmarkStart w:id="2" w:name="_Toc13196_WPSOffice_Level1"/>
-      <w:bookmarkStart w:id="3" w:name="_Toc28240"/>
-      <w:bookmarkStart w:id="4" w:name="_Toc27302"/>
-      <w:bookmarkStart w:id="5" w:name="_Toc16594"/>
-      <w:bookmarkStart w:id="6" w:name="_Toc21764_WPSOffice_Level1"/>
-      <w:bookmarkStart w:id="7" w:name="_Toc12505"/>
-      <w:bookmarkStart w:id="8" w:name="_Toc2409"/>
+      <w:bookmarkStart w:id="2" w:name="_Toc21764_WPSOffice_Level1"/>
+      <w:bookmarkStart w:id="3" w:name="_Toc13196_WPSOffice_Level1"/>
+      <w:bookmarkStart w:id="4" w:name="_Toc12505"/>
+      <w:bookmarkStart w:id="5" w:name="_Toc28240"/>
+      <w:bookmarkStart w:id="6" w:name="_Toc27302"/>
+      <w:bookmarkStart w:id="7" w:name="_Toc2409"/>
+      <w:bookmarkStart w:id="8" w:name="_Toc16594"/>
       <w:bookmarkStart w:id="9" w:name="_Toc1707_WPSOffice_Level1"/>
       <w:r>
         <w:rPr>
@@ -29317,10 +29453,10 @@
           </w14:shadow>
         </w:rPr>
       </w:pPr>
-      <w:bookmarkStart w:id="10" w:name="_Toc19443"/>
-      <w:bookmarkStart w:id="11" w:name="_Toc149837268"/>
-      <w:bookmarkStart w:id="12" w:name="_Toc30346"/>
-      <w:bookmarkStart w:id="13" w:name="_Toc11406"/>
+      <w:bookmarkStart w:id="10" w:name="_Toc149837268"/>
+      <w:bookmarkStart w:id="11" w:name="_Toc19443"/>
+      <w:bookmarkStart w:id="12" w:name="_Toc11406"/>
+      <w:bookmarkStart w:id="13" w:name="_Toc30346"/>
       <w:r>
         <w:rPr>
           <w:rFonts w:hint="eastAsia" w:ascii="Times New Roman" w:hAnsi="Times New Roman" w:eastAsia="微软雅黑" w:cs="Times New Roman"/>
@@ -30083,7 +30219,25 @@
                 <w:szCs w:val="18"/>
                 <w:lang w:eastAsia="zh-CN" w:bidi="ar"/>
               </w:rPr>
-              <w:t>≥100</w:t>
+              <w:t>≥</w:t>
+            </w:r>
+            <w:r>
+              <w:rPr>
+                <w:rFonts w:hint="eastAsia" w:ascii="宋体" w:hAnsi="宋体" w:eastAsia="宋体" w:cs="宋体"/>
+                <w:sz w:val="18"/>
+                <w:szCs w:val="18"/>
+                <w:lang w:val="en-US" w:eastAsia="zh-CN" w:bidi="ar"/>
+              </w:rPr>
+              <w:t>5</w:t>
+            </w:r>
+            <w:r>
+              <w:rPr>
+                <w:rFonts w:hint="eastAsia" w:ascii="宋体" w:hAnsi="宋体" w:eastAsia="宋体" w:cs="宋体"/>
+                <w:sz w:val="18"/>
+                <w:szCs w:val="18"/>
+                <w:lang w:eastAsia="zh-CN" w:bidi="ar"/>
+              </w:rPr>
+              <w:t>0</w:t>
             </w:r>
             <w:r>
               <w:rPr>
@@ -30101,7 +30255,25 @@
                 <w:szCs w:val="18"/>
                 <w:lang w:eastAsia="zh-CN" w:bidi="ar"/>
               </w:rPr>
-              <w:t>≥20</w:t>
+              <w:t>≥</w:t>
+            </w:r>
+            <w:r>
+              <w:rPr>
+                <w:rFonts w:hint="eastAsia" w:ascii="宋体" w:hAnsi="宋体" w:eastAsia="宋体" w:cs="宋体"/>
+                <w:sz w:val="18"/>
+                <w:szCs w:val="18"/>
+                <w:lang w:val="en-US" w:eastAsia="zh-CN" w:bidi="ar"/>
+              </w:rPr>
+              <w:t>1</w:t>
+            </w:r>
+            <w:r>
+              <w:rPr>
+                <w:rFonts w:hint="eastAsia" w:ascii="宋体" w:hAnsi="宋体" w:eastAsia="宋体" w:cs="宋体"/>
+                <w:sz w:val="18"/>
+                <w:szCs w:val="18"/>
+                <w:lang w:eastAsia="zh-CN" w:bidi="ar"/>
+              </w:rPr>
+              <w:t>0</w:t>
             </w:r>
             <w:r>
               <w:rPr>
@@ -30251,7 +30423,25 @@
                 <w:szCs w:val="18"/>
                 <w:lang w:eastAsia="zh-CN" w:bidi="ar"/>
               </w:rPr>
-              <w:t>≥500</w:t>
+              <w:t>≥</w:t>
+            </w:r>
+            <w:r>
+              <w:rPr>
+                <w:rFonts w:hint="eastAsia" w:ascii="宋体" w:hAnsi="宋体" w:eastAsia="宋体" w:cs="宋体"/>
+                <w:sz w:val="18"/>
+                <w:szCs w:val="18"/>
+                <w:lang w:val="en-US" w:eastAsia="zh-CN" w:bidi="ar"/>
+              </w:rPr>
+              <w:t>32</w:t>
+            </w:r>
+            <w:r>
+              <w:rPr>
+                <w:rFonts w:hint="eastAsia" w:ascii="宋体" w:hAnsi="宋体" w:eastAsia="宋体" w:cs="宋体"/>
+                <w:sz w:val="18"/>
+                <w:szCs w:val="18"/>
+                <w:lang w:eastAsia="zh-CN" w:bidi="ar"/>
+              </w:rPr>
+              <w:t>0</w:t>
             </w:r>
           </w:p>
         </w:tc>
@@ -31984,12 +32174,12 @@
       </w:pPr>
       <w:bookmarkStart w:id="14" w:name="_Toc3409"/>
       <w:bookmarkStart w:id="15" w:name="_Toc15114"/>
-      <w:bookmarkStart w:id="16" w:name="_Toc27693"/>
-      <w:bookmarkStart w:id="17" w:name="_Toc31185"/>
-      <w:bookmarkStart w:id="18" w:name="_Toc28454_WPSOffice_Level1"/>
-      <w:bookmarkStart w:id="19" w:name="_Toc26985_WPSOffice_Level1"/>
+      <w:bookmarkStart w:id="16" w:name="_Toc31185"/>
+      <w:bookmarkStart w:id="17" w:name="_Toc28454_WPSOffice_Level1"/>
+      <w:bookmarkStart w:id="18" w:name="_Toc20170_WPSOffice_Level1"/>
+      <w:bookmarkStart w:id="19" w:name="_Toc27693"/>
       <w:bookmarkStart w:id="20" w:name="_Toc20924"/>
-      <w:bookmarkStart w:id="21" w:name="_Toc20170_WPSOffice_Level1"/>
+      <w:bookmarkStart w:id="21" w:name="_Toc26985_WPSOffice_Level1"/>
       <w:r>
         <w:rPr>
           <w:rFonts w:hint="default" w:ascii="Times New Roman" w:hAnsi="Times New Roman" w:eastAsia="宋体" w:cs="Times New Roman"/>
@@ -32880,12 +33070,12 @@
       <w:bookmarkEnd w:id="19"/>
       <w:bookmarkEnd w:id="20"/>
       <w:bookmarkEnd w:id="21"/>
-      <w:bookmarkStart w:id="22" w:name="_Toc22623"/>
-      <w:bookmarkStart w:id="23" w:name="_Toc14611_WPSOffice_Level1"/>
-      <w:bookmarkStart w:id="24" w:name="_Toc19584_WPSOffice_Level1"/>
-      <w:bookmarkStart w:id="25" w:name="_Toc22162_WPSOffice_Level1"/>
-      <w:bookmarkStart w:id="26" w:name="_Toc17792_WPSOffice_Level2"/>
-      <w:bookmarkStart w:id="27" w:name="_Toc13275"/>
+      <w:bookmarkStart w:id="22" w:name="_Toc17792_WPSOffice_Level2"/>
+      <w:bookmarkStart w:id="23" w:name="_Toc13275"/>
+      <w:bookmarkStart w:id="24" w:name="_Toc14611_WPSOffice_Level1"/>
+      <w:bookmarkStart w:id="25" w:name="_Toc19584_WPSOffice_Level1"/>
+      <w:bookmarkStart w:id="26" w:name="_Toc22623"/>
+      <w:bookmarkStart w:id="27" w:name="_Toc22162_WPSOffice_Level1"/>
     </w:p>
     <w:p>
       <w:pPr>
@@ -32897,10 +33087,10 @@
           <w:lang w:val="en-US" w:eastAsia="zh-CN"/>
         </w:rPr>
       </w:pPr>
-      <w:bookmarkStart w:id="28" w:name="_Toc21361"/>
-      <w:bookmarkStart w:id="29" w:name="_Toc24849"/>
+      <w:bookmarkStart w:id="28" w:name="_Toc24849"/>
+      <w:bookmarkStart w:id="29" w:name="_Toc23906"/>
       <w:bookmarkStart w:id="30" w:name="_Toc22967"/>
-      <w:bookmarkStart w:id="31" w:name="_Toc23906"/>
+      <w:bookmarkStart w:id="31" w:name="_Toc21361"/>
       <w:r>
         <w:rPr>
           <w:rFonts w:ascii="Gotham Book" w:hAnsi="Gotham Book" w:eastAsia="方正德赛黑简体 512B" w:cs="Times New Roman"/>
@@ -34580,32 +34770,477 @@
     </w:pPr>
     <w:r>
       <w:rPr>
-        <w:rFonts w:hint="eastAsia" w:ascii="宋体" w:hAnsi="宋体" w:eastAsia="宋体" w:cs="宋体"/>
-        <w:color w:val="404040"/>
         <w:sz w:val="18"/>
-        <w:szCs w:val="18"/>
       </w:rPr>
-      <w:t>版权所有© 山东第一医科大学附属中心医院医学实验诊断中心临床细胞分子遗传学组</w:t>
+      <mc:AlternateContent>
+        <mc:Choice Requires="wps">
+          <w:drawing>
+            <wp:anchor distT="0" distB="0" distL="114300" distR="114300" simplePos="0" relativeHeight="251666432" behindDoc="0" locked="0" layoutInCell="1" allowOverlap="1">
+              <wp:simplePos x="0" y="0"/>
+              <wp:positionH relativeFrom="column">
+                <wp:posOffset>4264660</wp:posOffset>
+              </wp:positionH>
+              <wp:positionV relativeFrom="paragraph">
+                <wp:posOffset>-140970</wp:posOffset>
+              </wp:positionV>
+              <wp:extent cx="1784985" cy="568325"/>
+              <wp:effectExtent l="0" t="0" r="0" b="0"/>
+              <wp:wrapNone/>
+              <wp:docPr id="7" name="文本框 7"/>
+              <wp:cNvGraphicFramePr/>
+              <a:graphic xmlns:a="http://schemas.openxmlformats.org/drawingml/2006/main">
+                <a:graphicData uri="http://schemas.microsoft.com/office/word/2010/wordprocessingShape">
+                  <wps:wsp>
+                    <wps:cNvSpPr txBox="1"/>
+                    <wps:spPr>
+                      <a:xfrm>
+                        <a:off x="0" y="0"/>
+                        <a:ext cx="1784985" cy="568325"/>
+                      </a:xfrm>
+                      <a:prstGeom prst="rect">
+                        <a:avLst/>
+                      </a:prstGeom>
+                      <a:noFill/>
+                      <a:ln w="6350">
+                        <a:noFill/>
+                      </a:ln>
+                    </wps:spPr>
+                    <wps:style>
+                      <a:lnRef idx="0">
+                        <a:schemeClr val="accent1"/>
+                      </a:lnRef>
+                      <a:fillRef idx="0">
+                        <a:schemeClr val="accent1"/>
+                      </a:fillRef>
+                      <a:effectRef idx="0">
+                        <a:schemeClr val="accent1"/>
+                      </a:effectRef>
+                      <a:fontRef idx="minor">
+                        <a:schemeClr val="dk1"/>
+                      </a:fontRef>
+                    </wps:style>
+                    <wps:txbx>
+                      <w:txbxContent>
+                        <w:p>
+                          <w:pPr>
+                            <w:jc w:val="left"/>
+                            <w:rPr>
+                              <w:rFonts w:hint="eastAsia" w:ascii="宋体" w:hAnsi="宋体" w:eastAsia="宋体" w:cs="宋体"/>
+                              <w:color w:val="404040"/>
+                              <w:sz w:val="18"/>
+                              <w:szCs w:val="18"/>
+                              <w:lang w:val="en-US" w:eastAsia="zh-CN"/>
+                            </w:rPr>
+                          </w:pPr>
+                          <w:r>
+                            <w:rPr>
+                              <w:rFonts w:hint="eastAsia" w:ascii="宋体" w:hAnsi="宋体" w:eastAsia="宋体" w:cs="宋体"/>
+                              <w:color w:val="404040"/>
+                              <w:sz w:val="18"/>
+                              <w:szCs w:val="18"/>
+                              <w:lang w:val="en-US" w:eastAsia="zh-CN"/>
+                            </w:rPr>
+                            <w:t>患者姓名：{{ client }}</w:t>
+                          </w:r>
+                        </w:p>
+                        <w:p>
+                          <w:pPr>
+                            <w:jc w:val="left"/>
+                            <w:rPr>
+                              <w:rFonts w:hint="eastAsia" w:ascii="宋体" w:hAnsi="宋体" w:eastAsia="宋体" w:cs="宋体"/>
+                              <w:color w:val="404040"/>
+                              <w:sz w:val="18"/>
+                              <w:szCs w:val="18"/>
+                              <w:lang w:val="en-US" w:eastAsia="zh-CN"/>
+                            </w:rPr>
+                          </w:pPr>
+                          <w:r>
+                            <w:rPr>
+                              <w:rFonts w:hint="eastAsia" w:ascii="宋体" w:hAnsi="宋体" w:eastAsia="宋体" w:cs="宋体"/>
+                              <w:color w:val="404040"/>
+                              <w:sz w:val="18"/>
+                              <w:szCs w:val="18"/>
+                              <w:lang w:val="en-US" w:eastAsia="zh-CN"/>
+                            </w:rPr>
+                            <w:t>条码号：{{sample_barcode}}</w:t>
+                          </w:r>
+                        </w:p>
+                        <w:p>
+                          <w:pPr>
+                            <w:jc w:val="left"/>
+                            <w:rPr>
+                              <w:rFonts w:hint="default" w:ascii="宋体" w:hAnsi="宋体" w:eastAsia="宋体" w:cs="宋体"/>
+                              <w:color w:val="404040"/>
+                              <w:sz w:val="18"/>
+                              <w:szCs w:val="18"/>
+                              <w:lang w:val="en-US" w:eastAsia="zh-CN"/>
+                            </w:rPr>
+                          </w:pPr>
+                          <w:r>
+                            <w:rPr>
+                              <w:rFonts w:hint="eastAsia" w:ascii="宋体" w:hAnsi="宋体" w:eastAsia="宋体" w:cs="宋体"/>
+                              <w:color w:val="404040"/>
+                              <w:sz w:val="18"/>
+                              <w:szCs w:val="18"/>
+                              <w:lang w:val="en-US" w:eastAsia="zh-CN"/>
+                            </w:rPr>
+                            <w:t>报告日期：{{ reportdate }}</w:t>
+                          </w:r>
+                        </w:p>
+                      </w:txbxContent>
+                    </wps:txbx>
+                    <wps:bodyPr rot="0" spcFirstLastPara="0" vertOverflow="overflow" horzOverflow="overflow" vert="horz" wrap="square" lIns="91440" tIns="45720" rIns="91440" bIns="45720" numCol="1" spcCol="0" rtlCol="0" fromWordArt="0" anchor="t" anchorCtr="0" forceAA="0" compatLnSpc="1">
+                      <a:noAutofit/>
+                    </wps:bodyPr>
+                  </wps:wsp>
+                </a:graphicData>
+              </a:graphic>
+            </wp:anchor>
+          </w:drawing>
+        </mc:Choice>
+        <mc:Fallback>
+          <w:pict>
+            <v:shape id="_x0000_s1026" o:spid="_x0000_s1026" o:spt="202" type="#_x0000_t202" style="position:absolute;left:0pt;margin-left:335.8pt;margin-top:-11.1pt;height:44.75pt;width:140.55pt;z-index:251666432;mso-width-relative:page;mso-height-relative:page;" filled="f" stroked="f" coordsize="21600,21600" o:gfxdata="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">
+              <v:fill on="f" focussize="0,0"/>
+              <v:stroke on="f" weight="0.5pt"/>
+              <v:imagedata o:title=""/>
+              <o:lock v:ext="edit" aspectratio="f"/>
+              <v:textbox>
+                <w:txbxContent>
+                  <w:p>
+                    <w:pPr>
+                      <w:jc w:val="left"/>
+                      <w:rPr>
+                        <w:rFonts w:hint="eastAsia" w:ascii="宋体" w:hAnsi="宋体" w:eastAsia="宋体" w:cs="宋体"/>
+                        <w:color w:val="404040"/>
+                        <w:sz w:val="18"/>
+                        <w:szCs w:val="18"/>
+                        <w:lang w:val="en-US" w:eastAsia="zh-CN"/>
+                      </w:rPr>
+                    </w:pPr>
+                    <w:r>
+                      <w:rPr>
+                        <w:rFonts w:hint="eastAsia" w:ascii="宋体" w:hAnsi="宋体" w:eastAsia="宋体" w:cs="宋体"/>
+                        <w:color w:val="404040"/>
+                        <w:sz w:val="18"/>
+                        <w:szCs w:val="18"/>
+                        <w:lang w:val="en-US" w:eastAsia="zh-CN"/>
+                      </w:rPr>
+                      <w:t>患者姓名：{{ client }}</w:t>
+                    </w:r>
+                  </w:p>
+                  <w:p>
+                    <w:pPr>
+                      <w:jc w:val="left"/>
+                      <w:rPr>
+                        <w:rFonts w:hint="eastAsia" w:ascii="宋体" w:hAnsi="宋体" w:eastAsia="宋体" w:cs="宋体"/>
+                        <w:color w:val="404040"/>
+                        <w:sz w:val="18"/>
+                        <w:szCs w:val="18"/>
+                        <w:lang w:val="en-US" w:eastAsia="zh-CN"/>
+                      </w:rPr>
+                    </w:pPr>
+                    <w:r>
+                      <w:rPr>
+                        <w:rFonts w:hint="eastAsia" w:ascii="宋体" w:hAnsi="宋体" w:eastAsia="宋体" w:cs="宋体"/>
+                        <w:color w:val="404040"/>
+                        <w:sz w:val="18"/>
+                        <w:szCs w:val="18"/>
+                        <w:lang w:val="en-US" w:eastAsia="zh-CN"/>
+                      </w:rPr>
+                      <w:t>条码号：{{sample_barcode}}</w:t>
+                    </w:r>
+                  </w:p>
+                  <w:p>
+                    <w:pPr>
+                      <w:jc w:val="left"/>
+                      <w:rPr>
+                        <w:rFonts w:hint="default" w:ascii="宋体" w:hAnsi="宋体" w:eastAsia="宋体" w:cs="宋体"/>
+                        <w:color w:val="404040"/>
+                        <w:sz w:val="18"/>
+                        <w:szCs w:val="18"/>
+                        <w:lang w:val="en-US" w:eastAsia="zh-CN"/>
+                      </w:rPr>
+                    </w:pPr>
+                    <w:r>
+                      <w:rPr>
+                        <w:rFonts w:hint="eastAsia" w:ascii="宋体" w:hAnsi="宋体" w:eastAsia="宋体" w:cs="宋体"/>
+                        <w:color w:val="404040"/>
+                        <w:sz w:val="18"/>
+                        <w:szCs w:val="18"/>
+                        <w:lang w:val="en-US" w:eastAsia="zh-CN"/>
+                      </w:rPr>
+                      <w:t>报告日期：{{ reportdate }}</w:t>
+                    </w:r>
+                  </w:p>
+                </w:txbxContent>
+              </v:textbox>
+            </v:shape>
+          </w:pict>
+        </mc:Fallback>
+      </mc:AlternateContent>
     </w:r>
-  </w:p>
-  <w:p>
-    <w:pPr>
-      <w:jc w:val="center"/>
-      <w:rPr>
-        <w:rFonts w:ascii="宋体" w:hAnsi="宋体" w:eastAsia="宋体" w:cs="宋体"/>
-        <w:color w:val="404040"/>
-        <w:sz w:val="18"/>
-        <w:szCs w:val="18"/>
-      </w:rPr>
-    </w:pPr>
     <w:r>
       <w:rPr>
-        <w:rFonts w:hint="eastAsia" w:ascii="宋体" w:hAnsi="宋体" w:eastAsia="宋体" w:cs="宋体"/>
-        <w:color w:val="404040"/>
         <w:sz w:val="18"/>
-        <w:szCs w:val="18"/>
       </w:rPr>
-      <w:t>电话：0531-55863597/0531-55863596</w:t>
+      <mc:AlternateContent>
+        <mc:Choice Requires="wps">
+          <w:drawing>
+            <wp:anchor distT="0" distB="0" distL="114300" distR="114300" simplePos="0" relativeHeight="251665408" behindDoc="0" locked="0" layoutInCell="1" allowOverlap="1">
+              <wp:simplePos x="0" y="0"/>
+              <wp:positionH relativeFrom="column">
+                <wp:posOffset>-36195</wp:posOffset>
+              </wp:positionH>
+              <wp:positionV relativeFrom="paragraph">
+                <wp:posOffset>-257810</wp:posOffset>
+              </wp:positionV>
+              <wp:extent cx="2411095" cy="736600"/>
+              <wp:effectExtent l="0" t="0" r="0" b="0"/>
+              <wp:wrapNone/>
+              <wp:docPr id="6" name="文本框 6"/>
+              <wp:cNvGraphicFramePr/>
+              <a:graphic xmlns:a="http://schemas.openxmlformats.org/drawingml/2006/main">
+                <a:graphicData uri="http://schemas.microsoft.com/office/word/2010/wordprocessingShape">
+                  <wps:wsp>
+                    <wps:cNvSpPr txBox="1"/>
+                    <wps:spPr>
+                      <a:xfrm>
+                        <a:off x="0" y="0"/>
+                        <a:ext cx="2411095" cy="736600"/>
+                      </a:xfrm>
+                      <a:prstGeom prst="rect">
+                        <a:avLst/>
+                      </a:prstGeom>
+                      <a:noFill/>
+                      <a:ln w="6350">
+                        <a:noFill/>
+                      </a:ln>
+                    </wps:spPr>
+                    <wps:style>
+                      <a:lnRef idx="0">
+                        <a:schemeClr val="accent1"/>
+                      </a:lnRef>
+                      <a:fillRef idx="0">
+                        <a:schemeClr val="accent1"/>
+                      </a:fillRef>
+                      <a:effectRef idx="0">
+                        <a:schemeClr val="accent1"/>
+                      </a:effectRef>
+                      <a:fontRef idx="minor">
+                        <a:schemeClr val="dk1"/>
+                      </a:fontRef>
+                    </wps:style>
+                    <wps:txbx>
+                      <w:txbxContent>
+                        <w:p>
+                          <w:pPr>
+                            <w:jc w:val="left"/>
+                            <w:rPr>
+                              <w:rFonts w:hint="eastAsia" w:ascii="宋体" w:hAnsi="宋体" w:eastAsia="宋体" w:cs="宋体"/>
+                              <w:color w:val="404040"/>
+                              <w:sz w:val="18"/>
+                              <w:szCs w:val="18"/>
+                            </w:rPr>
+                          </w:pPr>
+                          <w:r>
+                            <w:rPr>
+                              <w:rFonts w:hint="eastAsia" w:ascii="宋体" w:hAnsi="宋体" w:eastAsia="宋体" w:cs="宋体"/>
+                              <w:color w:val="404040"/>
+                              <w:sz w:val="18"/>
+                              <w:szCs w:val="18"/>
+                            </w:rPr>
+                            <w:t>山东第一医科大学附属中心医院</w:t>
+                          </w:r>
+                        </w:p>
+                        <w:p>
+                          <w:pPr>
+                            <w:jc w:val="left"/>
+                            <w:rPr>
+                              <w:rFonts w:ascii="宋体" w:hAnsi="宋体" w:eastAsia="宋体" w:cs="宋体"/>
+                              <w:color w:val="404040"/>
+                              <w:sz w:val="18"/>
+                              <w:szCs w:val="18"/>
+                            </w:rPr>
+                          </w:pPr>
+                          <w:r>
+                            <w:rPr>
+                              <w:rFonts w:hint="eastAsia" w:ascii="宋体" w:hAnsi="宋体" w:eastAsia="宋体" w:cs="宋体"/>
+                              <w:color w:val="404040"/>
+                              <w:sz w:val="18"/>
+                              <w:szCs w:val="18"/>
+                            </w:rPr>
+                            <w:t>医学实验诊断中心临床细胞分子遗传学组</w:t>
+                          </w:r>
+                        </w:p>
+                        <w:p>
+                          <w:pPr>
+                            <w:jc w:val="left"/>
+                            <w:rPr>
+                              <w:rFonts w:hint="default" w:ascii="宋体" w:hAnsi="宋体" w:eastAsia="宋体" w:cs="宋体"/>
+                              <w:color w:val="404040"/>
+                              <w:sz w:val="18"/>
+                              <w:szCs w:val="18"/>
+                              <w:lang w:val="en-US" w:eastAsia="zh-CN"/>
+                            </w:rPr>
+                          </w:pPr>
+                          <w:r>
+                            <w:rPr>
+                              <w:rFonts w:hint="eastAsia" w:ascii="宋体" w:hAnsi="宋体" w:eastAsia="宋体" w:cs="宋体"/>
+                              <w:color w:val="404040"/>
+                              <w:sz w:val="18"/>
+                              <w:szCs w:val="18"/>
+                              <w:lang w:val="en-US" w:eastAsia="zh-CN"/>
+                            </w:rPr>
+                            <w:t>济南市历下区山大南路56-1号</w:t>
+                          </w:r>
+                        </w:p>
+                        <w:p>
+                          <w:pPr>
+                            <w:jc w:val="left"/>
+                            <w:rPr>
+                              <w:rFonts w:ascii="宋体" w:hAnsi="宋体" w:eastAsia="宋体" w:cs="宋体"/>
+                              <w:color w:val="404040"/>
+                              <w:sz w:val="18"/>
+                              <w:szCs w:val="18"/>
+                            </w:rPr>
+                          </w:pPr>
+                          <w:r>
+                            <w:rPr>
+                              <w:rFonts w:hint="eastAsia" w:ascii="宋体" w:hAnsi="宋体" w:eastAsia="宋体" w:cs="宋体"/>
+                              <w:color w:val="404040"/>
+                              <w:sz w:val="18"/>
+                              <w:szCs w:val="18"/>
+                            </w:rPr>
+                            <w:t>电话：0531-55863597/0531-55863596</w:t>
+                          </w:r>
+                        </w:p>
+                        <w:p>
+                          <w:pPr>
+                            <w:jc w:val="left"/>
+                            <w:rPr>
+                              <w:rFonts w:hint="eastAsia"/>
+                              <w:lang w:val="en-US" w:eastAsia="zh-CN"/>
+                            </w:rPr>
+                          </w:pPr>
+                        </w:p>
+                      </w:txbxContent>
+                    </wps:txbx>
+                    <wps:bodyPr rot="0" spcFirstLastPara="0" vertOverflow="overflow" horzOverflow="overflow" vert="horz" wrap="square" lIns="91440" tIns="45720" rIns="91440" bIns="45720" numCol="1" spcCol="0" rtlCol="0" fromWordArt="0" anchor="t" anchorCtr="0" forceAA="0" compatLnSpc="1">
+                      <a:noAutofit/>
+                    </wps:bodyPr>
+                  </wps:wsp>
+                </a:graphicData>
+              </a:graphic>
+            </wp:anchor>
+          </w:drawing>
+        </mc:Choice>
+        <mc:Fallback>
+          <w:pict>
+            <v:shape id="_x0000_s1026" o:spid="_x0000_s1026" o:spt="202" type="#_x0000_t202" style="position:absolute;left:0pt;margin-left:-2.85pt;margin-top:-20.3pt;height:58pt;width:189.85pt;z-index:251665408;mso-width-relative:page;mso-height-relative:page;" filled="f" stroked="f" coordsize="21600,21600" o:gfxdata="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">
+              <v:fill on="f" focussize="0,0"/>
+              <v:stroke on="f" weight="0.5pt"/>
+              <v:imagedata o:title=""/>
+              <o:lock v:ext="edit" aspectratio="f"/>
+              <v:textbox>
+                <w:txbxContent>
+                  <w:p>
+                    <w:pPr>
+                      <w:jc w:val="left"/>
+                      <w:rPr>
+                        <w:rFonts w:hint="eastAsia" w:ascii="宋体" w:hAnsi="宋体" w:eastAsia="宋体" w:cs="宋体"/>
+                        <w:color w:val="404040"/>
+                        <w:sz w:val="18"/>
+                        <w:szCs w:val="18"/>
+                      </w:rPr>
+                    </w:pPr>
+                    <w:r>
+                      <w:rPr>
+                        <w:rFonts w:hint="eastAsia" w:ascii="宋体" w:hAnsi="宋体" w:eastAsia="宋体" w:cs="宋体"/>
+                        <w:color w:val="404040"/>
+                        <w:sz w:val="18"/>
+                        <w:szCs w:val="18"/>
+                      </w:rPr>
+                      <w:t>山东第一医科大学附属中心医院</w:t>
+                    </w:r>
+                  </w:p>
+                  <w:p>
+                    <w:pPr>
+                      <w:jc w:val="left"/>
+                      <w:rPr>
+                        <w:rFonts w:ascii="宋体" w:hAnsi="宋体" w:eastAsia="宋体" w:cs="宋体"/>
+                        <w:color w:val="404040"/>
+                        <w:sz w:val="18"/>
+                        <w:szCs w:val="18"/>
+                      </w:rPr>
+                    </w:pPr>
+                    <w:r>
+                      <w:rPr>
+                        <w:rFonts w:hint="eastAsia" w:ascii="宋体" w:hAnsi="宋体" w:eastAsia="宋体" w:cs="宋体"/>
+                        <w:color w:val="404040"/>
+                        <w:sz w:val="18"/>
+                        <w:szCs w:val="18"/>
+                      </w:rPr>
+                      <w:t>医学实验诊断中心临床细胞分子遗传学组</w:t>
+                    </w:r>
+                  </w:p>
+                  <w:p>
+                    <w:pPr>
+                      <w:jc w:val="left"/>
+                      <w:rPr>
+                        <w:rFonts w:hint="default" w:ascii="宋体" w:hAnsi="宋体" w:eastAsia="宋体" w:cs="宋体"/>
+                        <w:color w:val="404040"/>
+                        <w:sz w:val="18"/>
+                        <w:szCs w:val="18"/>
+                        <w:lang w:val="en-US" w:eastAsia="zh-CN"/>
+                      </w:rPr>
+                    </w:pPr>
+                    <w:r>
+                      <w:rPr>
+                        <w:rFonts w:hint="eastAsia" w:ascii="宋体" w:hAnsi="宋体" w:eastAsia="宋体" w:cs="宋体"/>
+                        <w:color w:val="404040"/>
+                        <w:sz w:val="18"/>
+                        <w:szCs w:val="18"/>
+                        <w:lang w:val="en-US" w:eastAsia="zh-CN"/>
+                      </w:rPr>
+                      <w:t>济南市历下区山大南路56-1号</w:t>
+                    </w:r>
+                  </w:p>
+                  <w:p>
+                    <w:pPr>
+                      <w:jc w:val="left"/>
+                      <w:rPr>
+                        <w:rFonts w:ascii="宋体" w:hAnsi="宋体" w:eastAsia="宋体" w:cs="宋体"/>
+                        <w:color w:val="404040"/>
+                        <w:sz w:val="18"/>
+                        <w:szCs w:val="18"/>
+                      </w:rPr>
+                    </w:pPr>
+                    <w:r>
+                      <w:rPr>
+                        <w:rFonts w:hint="eastAsia" w:ascii="宋体" w:hAnsi="宋体" w:eastAsia="宋体" w:cs="宋体"/>
+                        <w:color w:val="404040"/>
+                        <w:sz w:val="18"/>
+                        <w:szCs w:val="18"/>
+                      </w:rPr>
+                      <w:t>电话：0531-55863597/0531-55863596</w:t>
+                    </w:r>
+                  </w:p>
+                  <w:p>
+                    <w:pPr>
+                      <w:jc w:val="left"/>
+                      <w:rPr>
+                        <w:rFonts w:hint="eastAsia"/>
+                        <w:lang w:val="en-US" w:eastAsia="zh-CN"/>
+                      </w:rPr>
+                    </w:pPr>
+                  </w:p>
+                </w:txbxContent>
+              </v:textbox>
+            </v:shape>
+          </w:pict>
+        </mc:Fallback>
+      </mc:AlternateContent>
     </w:r>
   </w:p>
   <w:p>
@@ -34622,40 +35257,487 @@
     <w:pPr>
       <w:jc w:val="center"/>
       <w:rPr>
-        <w:rFonts w:ascii="宋体" w:hAnsi="宋体" w:eastAsia="宋体" w:cs="宋体"/>
-        <w:color w:val="404040"/>
-        <w:sz w:val="18"/>
-        <w:szCs w:val="18"/>
-      </w:rPr>
-    </w:pPr>
-    <w:r>
-      <w:rPr>
-        <w:rFonts w:hint="eastAsia" w:ascii="宋体" w:hAnsi="宋体" w:eastAsia="宋体" w:cs="宋体"/>
-        <w:color w:val="404040"/>
-        <w:sz w:val="18"/>
-        <w:szCs w:val="18"/>
-      </w:rPr>
-      <w:t>版权所有© 山东第一医科大学附属中心医院医学实验诊断中心临床细胞分子遗传学组</w:t>
-    </w:r>
-  </w:p>
-  <w:p>
-    <w:pPr>
-      <w:jc w:val="center"/>
-      <w:rPr>
         <w:rFonts w:hint="eastAsia" w:ascii="宋体" w:hAnsi="宋体" w:eastAsia="宋体" w:cs="宋体"/>
         <w:color w:val="404040"/>
         <w:sz w:val="18"/>
         <w:szCs w:val="18"/>
       </w:rPr>
     </w:pPr>
+    <w:bookmarkStart w:id="33" w:name="_GoBack"/>
+    <w:bookmarkEnd w:id="33"/>
     <w:r>
       <w:rPr>
-        <w:rFonts w:hint="eastAsia" w:ascii="宋体" w:hAnsi="宋体" w:eastAsia="宋体" w:cs="宋体"/>
-        <w:color w:val="404040"/>
         <w:sz w:val="18"/>
-        <w:szCs w:val="18"/>
       </w:rPr>
-      <w:t>电话：0531-55863597/0531-55863596</w:t>
+      <mc:AlternateContent>
+        <mc:Choice Requires="wps">
+          <w:drawing>
+            <wp:anchor distT="0" distB="0" distL="114300" distR="114300" simplePos="0" relativeHeight="251668480" behindDoc="0" locked="0" layoutInCell="1" allowOverlap="1">
+              <wp:simplePos x="0" y="0"/>
+              <wp:positionH relativeFrom="column">
+                <wp:posOffset>4678680</wp:posOffset>
+              </wp:positionH>
+              <wp:positionV relativeFrom="paragraph">
+                <wp:posOffset>-191770</wp:posOffset>
+              </wp:positionV>
+              <wp:extent cx="1691640" cy="526415"/>
+              <wp:effectExtent l="0" t="0" r="0" b="0"/>
+              <wp:wrapNone/>
+              <wp:docPr id="15" name="文本框 15"/>
+              <wp:cNvGraphicFramePr/>
+              <a:graphic xmlns:a="http://schemas.openxmlformats.org/drawingml/2006/main">
+                <a:graphicData uri="http://schemas.microsoft.com/office/word/2010/wordprocessingShape">
+                  <wps:wsp>
+                    <wps:cNvSpPr txBox="1"/>
+                    <wps:spPr>
+                      <a:xfrm>
+                        <a:off x="0" y="0"/>
+                        <a:ext cx="1691640" cy="526415"/>
+                      </a:xfrm>
+                      <a:prstGeom prst="rect">
+                        <a:avLst/>
+                      </a:prstGeom>
+                      <a:noFill/>
+                      <a:ln w="6350">
+                        <a:noFill/>
+                      </a:ln>
+                    </wps:spPr>
+                    <wps:style>
+                      <a:lnRef idx="0">
+                        <a:schemeClr val="accent1"/>
+                      </a:lnRef>
+                      <a:fillRef idx="0">
+                        <a:schemeClr val="accent1"/>
+                      </a:fillRef>
+                      <a:effectRef idx="0">
+                        <a:schemeClr val="accent1"/>
+                      </a:effectRef>
+                      <a:fontRef idx="minor">
+                        <a:schemeClr val="dk1"/>
+                      </a:fontRef>
+                    </wps:style>
+                    <wps:txbx>
+                      <w:txbxContent>
+                        <w:p>
+                          <w:pPr>
+                            <w:jc w:val="left"/>
+                            <w:rPr>
+                              <w:rFonts w:hint="eastAsia" w:ascii="宋体" w:hAnsi="宋体" w:eastAsia="宋体" w:cs="宋体"/>
+                              <w:color w:val="404040"/>
+                              <w:sz w:val="18"/>
+                              <w:szCs w:val="18"/>
+                              <w:lang w:val="en-US" w:eastAsia="zh-CN"/>
+                            </w:rPr>
+                          </w:pPr>
+                          <w:r>
+                            <w:rPr>
+                              <w:rFonts w:hint="eastAsia" w:ascii="宋体" w:hAnsi="宋体" w:eastAsia="宋体" w:cs="宋体"/>
+                              <w:color w:val="404040"/>
+                              <w:sz w:val="18"/>
+                              <w:szCs w:val="18"/>
+                              <w:lang w:val="en-US" w:eastAsia="zh-CN"/>
+                            </w:rPr>
+                            <w:t>患者姓名：{{ client }}</w:t>
+                          </w:r>
+                        </w:p>
+                        <w:p>
+                          <w:pPr>
+                            <w:jc w:val="left"/>
+                            <w:rPr>
+                              <w:rFonts w:hint="eastAsia" w:ascii="宋体" w:hAnsi="宋体" w:eastAsia="宋体" w:cs="宋体"/>
+                              <w:color w:val="404040"/>
+                              <w:sz w:val="18"/>
+                              <w:szCs w:val="18"/>
+                              <w:lang w:val="en-US" w:eastAsia="zh-CN"/>
+                            </w:rPr>
+                          </w:pPr>
+                          <w:r>
+                            <w:rPr>
+                              <w:rFonts w:hint="eastAsia" w:ascii="宋体" w:hAnsi="宋体" w:eastAsia="宋体" w:cs="宋体"/>
+                              <w:color w:val="404040"/>
+                              <w:sz w:val="18"/>
+                              <w:szCs w:val="18"/>
+                              <w:lang w:val="en-US" w:eastAsia="zh-CN"/>
+                            </w:rPr>
+                            <w:t>条码号：{{sample_barcode}}</w:t>
+                          </w:r>
+                        </w:p>
+                        <w:p>
+                          <w:pPr>
+                            <w:jc w:val="left"/>
+                            <w:rPr>
+                              <w:rFonts w:hint="default" w:ascii="宋体" w:hAnsi="宋体" w:eastAsia="宋体" w:cs="宋体"/>
+                              <w:color w:val="404040"/>
+                              <w:sz w:val="18"/>
+                              <w:szCs w:val="18"/>
+                              <w:lang w:val="en-US" w:eastAsia="zh-CN"/>
+                            </w:rPr>
+                          </w:pPr>
+                          <w:r>
+                            <w:rPr>
+                              <w:rFonts w:hint="eastAsia" w:ascii="宋体" w:hAnsi="宋体" w:eastAsia="宋体" w:cs="宋体"/>
+                              <w:color w:val="404040"/>
+                              <w:sz w:val="18"/>
+                              <w:szCs w:val="18"/>
+                              <w:lang w:val="en-US" w:eastAsia="zh-CN"/>
+                            </w:rPr>
+                            <w:t>报告日期：{{ reportdate }}</w:t>
+                          </w:r>
+                        </w:p>
+                      </w:txbxContent>
+                    </wps:txbx>
+                    <wps:bodyPr rot="0" spcFirstLastPara="0" vertOverflow="overflow" horzOverflow="overflow" vert="horz" wrap="square" lIns="91440" tIns="45720" rIns="91440" bIns="45720" numCol="1" spcCol="0" rtlCol="0" fromWordArt="0" anchor="t" anchorCtr="0" forceAA="0" compatLnSpc="1">
+                      <a:noAutofit/>
+                    </wps:bodyPr>
+                  </wps:wsp>
+                </a:graphicData>
+              </a:graphic>
+            </wp:anchor>
+          </w:drawing>
+        </mc:Choice>
+        <mc:Fallback>
+          <w:pict>
+            <v:shape id="_x0000_s1026" o:spid="_x0000_s1026" o:spt="202" type="#_x0000_t202" style="position:absolute;left:0pt;margin-left:368.4pt;margin-top:-15.1pt;height:41.45pt;width:133.2pt;z-index:251668480;mso-width-relative:page;mso-height-relative:page;" filled="f" stroked="f" coordsize="21600,21600" o:gfxdata="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">
+              <v:fill on="f" focussize="0,0"/>
+              <v:stroke on="f" weight="0.5pt"/>
+              <v:imagedata o:title=""/>
+              <o:lock v:ext="edit" aspectratio="f"/>
+              <v:textbox>
+                <w:txbxContent>
+                  <w:p>
+                    <w:pPr>
+                      <w:jc w:val="left"/>
+                      <w:rPr>
+                        <w:rFonts w:hint="eastAsia" w:ascii="宋体" w:hAnsi="宋体" w:eastAsia="宋体" w:cs="宋体"/>
+                        <w:color w:val="404040"/>
+                        <w:sz w:val="18"/>
+                        <w:szCs w:val="18"/>
+                        <w:lang w:val="en-US" w:eastAsia="zh-CN"/>
+                      </w:rPr>
+                    </w:pPr>
+                    <w:r>
+                      <w:rPr>
+                        <w:rFonts w:hint="eastAsia" w:ascii="宋体" w:hAnsi="宋体" w:eastAsia="宋体" w:cs="宋体"/>
+                        <w:color w:val="404040"/>
+                        <w:sz w:val="18"/>
+                        <w:szCs w:val="18"/>
+                        <w:lang w:val="en-US" w:eastAsia="zh-CN"/>
+                      </w:rPr>
+                      <w:t>患者姓名：{{ client }}</w:t>
+                    </w:r>
+                  </w:p>
+                  <w:p>
+                    <w:pPr>
+                      <w:jc w:val="left"/>
+                      <w:rPr>
+                        <w:rFonts w:hint="eastAsia" w:ascii="宋体" w:hAnsi="宋体" w:eastAsia="宋体" w:cs="宋体"/>
+                        <w:color w:val="404040"/>
+                        <w:sz w:val="18"/>
+                        <w:szCs w:val="18"/>
+                        <w:lang w:val="en-US" w:eastAsia="zh-CN"/>
+                      </w:rPr>
+                    </w:pPr>
+                    <w:r>
+                      <w:rPr>
+                        <w:rFonts w:hint="eastAsia" w:ascii="宋体" w:hAnsi="宋体" w:eastAsia="宋体" w:cs="宋体"/>
+                        <w:color w:val="404040"/>
+                        <w:sz w:val="18"/>
+                        <w:szCs w:val="18"/>
+                        <w:lang w:val="en-US" w:eastAsia="zh-CN"/>
+                      </w:rPr>
+                      <w:t>条码号：{{sample_barcode}}</w:t>
+                    </w:r>
+                  </w:p>
+                  <w:p>
+                    <w:pPr>
+                      <w:jc w:val="left"/>
+                      <w:rPr>
+                        <w:rFonts w:hint="default" w:ascii="宋体" w:hAnsi="宋体" w:eastAsia="宋体" w:cs="宋体"/>
+                        <w:color w:val="404040"/>
+                        <w:sz w:val="18"/>
+                        <w:szCs w:val="18"/>
+                        <w:lang w:val="en-US" w:eastAsia="zh-CN"/>
+                      </w:rPr>
+                    </w:pPr>
+                    <w:r>
+                      <w:rPr>
+                        <w:rFonts w:hint="eastAsia" w:ascii="宋体" w:hAnsi="宋体" w:eastAsia="宋体" w:cs="宋体"/>
+                        <w:color w:val="404040"/>
+                        <w:sz w:val="18"/>
+                        <w:szCs w:val="18"/>
+                        <w:lang w:val="en-US" w:eastAsia="zh-CN"/>
+                      </w:rPr>
+                      <w:t>报告日期：{{ reportdate }}</w:t>
+                    </w:r>
+                  </w:p>
+                </w:txbxContent>
+              </v:textbox>
+            </v:shape>
+          </w:pict>
+        </mc:Fallback>
+      </mc:AlternateContent>
+    </w:r>
+    <w:r>
+      <w:rPr>
+        <w:sz w:val="18"/>
+      </w:rPr>
+      <mc:AlternateContent>
+        <mc:Choice Requires="wps">
+          <w:drawing>
+            <wp:anchor distT="0" distB="0" distL="114300" distR="114300" simplePos="0" relativeHeight="251667456" behindDoc="0" locked="0" layoutInCell="1" allowOverlap="1">
+              <wp:simplePos x="0" y="0"/>
+              <wp:positionH relativeFrom="column">
+                <wp:posOffset>-44450</wp:posOffset>
+              </wp:positionH>
+              <wp:positionV relativeFrom="paragraph">
+                <wp:posOffset>-353695</wp:posOffset>
+              </wp:positionV>
+              <wp:extent cx="2317115" cy="703580"/>
+              <wp:effectExtent l="0" t="0" r="0" b="0"/>
+              <wp:wrapNone/>
+              <wp:docPr id="12" name="文本框 12"/>
+              <wp:cNvGraphicFramePr/>
+              <a:graphic xmlns:a="http://schemas.openxmlformats.org/drawingml/2006/main">
+                <a:graphicData uri="http://schemas.microsoft.com/office/word/2010/wordprocessingShape">
+                  <wps:wsp>
+                    <wps:cNvSpPr txBox="1"/>
+                    <wps:spPr>
+                      <a:xfrm>
+                        <a:off x="0" y="0"/>
+                        <a:ext cx="2317115" cy="703580"/>
+                      </a:xfrm>
+                      <a:prstGeom prst="rect">
+                        <a:avLst/>
+                      </a:prstGeom>
+                      <a:noFill/>
+                      <a:ln w="6350">
+                        <a:noFill/>
+                      </a:ln>
+                    </wps:spPr>
+                    <wps:style>
+                      <a:lnRef idx="0">
+                        <a:schemeClr val="accent1"/>
+                      </a:lnRef>
+                      <a:fillRef idx="0">
+                        <a:schemeClr val="accent1"/>
+                      </a:fillRef>
+                      <a:effectRef idx="0">
+                        <a:schemeClr val="accent1"/>
+                      </a:effectRef>
+                      <a:fontRef idx="minor">
+                        <a:schemeClr val="dk1"/>
+                      </a:fontRef>
+                    </wps:style>
+                    <wps:txbx>
+                      <w:txbxContent>
+                        <w:p>
+                          <w:pPr>
+                            <w:jc w:val="left"/>
+                            <w:rPr>
+                              <w:rFonts w:hint="eastAsia" w:ascii="宋体" w:hAnsi="宋体" w:eastAsia="宋体" w:cs="宋体"/>
+                              <w:color w:val="404040"/>
+                              <w:sz w:val="18"/>
+                              <w:szCs w:val="18"/>
+                            </w:rPr>
+                          </w:pPr>
+                          <w:r>
+                            <w:rPr>
+                              <w:rFonts w:hint="eastAsia" w:ascii="宋体" w:hAnsi="宋体" w:eastAsia="宋体" w:cs="宋体"/>
+                              <w:color w:val="404040"/>
+                              <w:sz w:val="18"/>
+                              <w:szCs w:val="18"/>
+                            </w:rPr>
+                            <w:t>山东第一医科大学附属中心医院</w:t>
+                          </w:r>
+                        </w:p>
+                        <w:p>
+                          <w:pPr>
+                            <w:jc w:val="left"/>
+                            <w:rPr>
+                              <w:rFonts w:ascii="宋体" w:hAnsi="宋体" w:eastAsia="宋体" w:cs="宋体"/>
+                              <w:color w:val="404040"/>
+                              <w:sz w:val="18"/>
+                              <w:szCs w:val="18"/>
+                            </w:rPr>
+                          </w:pPr>
+                          <w:r>
+                            <w:rPr>
+                              <w:rFonts w:hint="eastAsia" w:ascii="宋体" w:hAnsi="宋体" w:eastAsia="宋体" w:cs="宋体"/>
+                              <w:color w:val="404040"/>
+                              <w:sz w:val="18"/>
+                              <w:szCs w:val="18"/>
+                            </w:rPr>
+                            <w:t>医学实验诊断中心临床细胞分子遗传学组</w:t>
+                          </w:r>
+                        </w:p>
+                        <w:p>
+                          <w:pPr>
+                            <w:jc w:val="left"/>
+                            <w:rPr>
+                              <w:rFonts w:hint="default" w:ascii="宋体" w:hAnsi="宋体" w:eastAsia="宋体" w:cs="宋体"/>
+                              <w:color w:val="404040"/>
+                              <w:sz w:val="18"/>
+                              <w:szCs w:val="18"/>
+                              <w:lang w:val="en-US" w:eastAsia="zh-CN"/>
+                            </w:rPr>
+                          </w:pPr>
+                          <w:r>
+                            <w:rPr>
+                              <w:rFonts w:hint="eastAsia" w:ascii="宋体" w:hAnsi="宋体" w:eastAsia="宋体" w:cs="宋体"/>
+                              <w:color w:val="404040"/>
+                              <w:sz w:val="18"/>
+                              <w:szCs w:val="18"/>
+                              <w:lang w:val="en-US" w:eastAsia="zh-CN"/>
+                            </w:rPr>
+                            <w:t>济南市历下区山大南路56-1号</w:t>
+                          </w:r>
+                        </w:p>
+                        <w:p>
+                          <w:pPr>
+                            <w:jc w:val="left"/>
+                            <w:rPr>
+                              <w:rFonts w:ascii="宋体" w:hAnsi="宋体" w:eastAsia="宋体" w:cs="宋体"/>
+                              <w:color w:val="404040"/>
+                              <w:sz w:val="18"/>
+                              <w:szCs w:val="18"/>
+                            </w:rPr>
+                          </w:pPr>
+                          <w:r>
+                            <w:rPr>
+                              <w:rFonts w:hint="eastAsia" w:ascii="宋体" w:hAnsi="宋体" w:eastAsia="宋体" w:cs="宋体"/>
+                              <w:color w:val="404040"/>
+                              <w:sz w:val="18"/>
+                              <w:szCs w:val="18"/>
+                            </w:rPr>
+                            <w:t>电话：0531-55863597/0531-55863596</w:t>
+                          </w:r>
+                        </w:p>
+                        <w:p>
+                          <w:pPr>
+                            <w:jc w:val="left"/>
+                            <w:rPr>
+                              <w:rFonts w:hint="eastAsia"/>
+                              <w:lang w:val="en-US" w:eastAsia="zh-CN"/>
+                            </w:rPr>
+                          </w:pPr>
+                        </w:p>
+                      </w:txbxContent>
+                    </wps:txbx>
+                    <wps:bodyPr rot="0" spcFirstLastPara="0" vertOverflow="overflow" horzOverflow="overflow" vert="horz" wrap="square" lIns="91440" tIns="45720" rIns="91440" bIns="45720" numCol="1" spcCol="0" rtlCol="0" fromWordArt="0" anchor="t" anchorCtr="0" forceAA="0" compatLnSpc="1">
+                      <a:noAutofit/>
+                    </wps:bodyPr>
+                  </wps:wsp>
+                </a:graphicData>
+              </a:graphic>
+            </wp:anchor>
+          </w:drawing>
+        </mc:Choice>
+        <mc:Fallback>
+          <w:pict>
+            <v:shape id="_x0000_s1026" o:spid="_x0000_s1026" o:spt="202" type="#_x0000_t202" style="position:absolute;left:0pt;margin-left:-3.5pt;margin-top:-27.85pt;height:55.4pt;width:182.45pt;z-index:251667456;mso-width-relative:page;mso-height-relative:page;" filled="f" stroked="f" coordsize="21600,21600" o:gfxdata="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">
+              <v:fill on="f" focussize="0,0"/>
+              <v:stroke on="f" weight="0.5pt"/>
+              <v:imagedata o:title=""/>
+              <o:lock v:ext="edit" aspectratio="f"/>
+              <v:textbox>
+                <w:txbxContent>
+                  <w:p>
+                    <w:pPr>
+                      <w:jc w:val="left"/>
+                      <w:rPr>
+                        <w:rFonts w:hint="eastAsia" w:ascii="宋体" w:hAnsi="宋体" w:eastAsia="宋体" w:cs="宋体"/>
+                        <w:color w:val="404040"/>
+                        <w:sz w:val="18"/>
+                        <w:szCs w:val="18"/>
+                      </w:rPr>
+                    </w:pPr>
+                    <w:r>
+                      <w:rPr>
+                        <w:rFonts w:hint="eastAsia" w:ascii="宋体" w:hAnsi="宋体" w:eastAsia="宋体" w:cs="宋体"/>
+                        <w:color w:val="404040"/>
+                        <w:sz w:val="18"/>
+                        <w:szCs w:val="18"/>
+                      </w:rPr>
+                      <w:t>山东第一医科大学附属中心医院</w:t>
+                    </w:r>
+                  </w:p>
+                  <w:p>
+                    <w:pPr>
+                      <w:jc w:val="left"/>
+                      <w:rPr>
+                        <w:rFonts w:ascii="宋体" w:hAnsi="宋体" w:eastAsia="宋体" w:cs="宋体"/>
+                        <w:color w:val="404040"/>
+                        <w:sz w:val="18"/>
+                        <w:szCs w:val="18"/>
+                      </w:rPr>
+                    </w:pPr>
+                    <w:r>
+                      <w:rPr>
+                        <w:rFonts w:hint="eastAsia" w:ascii="宋体" w:hAnsi="宋体" w:eastAsia="宋体" w:cs="宋体"/>
+                        <w:color w:val="404040"/>
+                        <w:sz w:val="18"/>
+                        <w:szCs w:val="18"/>
+                      </w:rPr>
+                      <w:t>医学实验诊断中心临床细胞分子遗传学组</w:t>
+                    </w:r>
+                  </w:p>
+                  <w:p>
+                    <w:pPr>
+                      <w:jc w:val="left"/>
+                      <w:rPr>
+                        <w:rFonts w:hint="default" w:ascii="宋体" w:hAnsi="宋体" w:eastAsia="宋体" w:cs="宋体"/>
+                        <w:color w:val="404040"/>
+                        <w:sz w:val="18"/>
+                        <w:szCs w:val="18"/>
+                        <w:lang w:val="en-US" w:eastAsia="zh-CN"/>
+                      </w:rPr>
+                    </w:pPr>
+                    <w:r>
+                      <w:rPr>
+                        <w:rFonts w:hint="eastAsia" w:ascii="宋体" w:hAnsi="宋体" w:eastAsia="宋体" w:cs="宋体"/>
+                        <w:color w:val="404040"/>
+                        <w:sz w:val="18"/>
+                        <w:szCs w:val="18"/>
+                        <w:lang w:val="en-US" w:eastAsia="zh-CN"/>
+                      </w:rPr>
+                      <w:t>济南市历下区山大南路56-1号</w:t>
+                    </w:r>
+                  </w:p>
+                  <w:p>
+                    <w:pPr>
+                      <w:jc w:val="left"/>
+                      <w:rPr>
+                        <w:rFonts w:ascii="宋体" w:hAnsi="宋体" w:eastAsia="宋体" w:cs="宋体"/>
+                        <w:color w:val="404040"/>
+                        <w:sz w:val="18"/>
+                        <w:szCs w:val="18"/>
+                      </w:rPr>
+                    </w:pPr>
+                    <w:r>
+                      <w:rPr>
+                        <w:rFonts w:hint="eastAsia" w:ascii="宋体" w:hAnsi="宋体" w:eastAsia="宋体" w:cs="宋体"/>
+                        <w:color w:val="404040"/>
+                        <w:sz w:val="18"/>
+                        <w:szCs w:val="18"/>
+                      </w:rPr>
+                      <w:t>电话：0531-55863597/0531-55863596</w:t>
+                    </w:r>
+                  </w:p>
+                  <w:p>
+                    <w:pPr>
+                      <w:jc w:val="left"/>
+                      <w:rPr>
+                        <w:rFonts w:hint="eastAsia"/>
+                        <w:lang w:val="en-US" w:eastAsia="zh-CN"/>
+                      </w:rPr>
+                    </w:pPr>
+                  </w:p>
+                </w:txbxContent>
+              </v:textbox>
+            </v:shape>
+          </w:pict>
+        </mc:Fallback>
+      </mc:AlternateContent>
     </w:r>
   </w:p>
   <w:p>
@@ -34681,9 +35763,9 @@
                 <wp:posOffset>544195</wp:posOffset>
               </wp:positionH>
               <wp:positionV relativeFrom="paragraph">
-                <wp:posOffset>22225</wp:posOffset>
+                <wp:posOffset>98425</wp:posOffset>
               </wp:positionV>
-              <wp:extent cx="5198110" cy="466725"/>
+              <wp:extent cx="5198110" cy="390525"/>
               <wp:effectExtent l="0" t="0" r="0" b="0"/>
               <wp:wrapNone/>
               <wp:docPr id="42" name="文本框 42"/>
@@ -34695,7 +35777,7 @@
                     <wps:spPr>
                       <a:xfrm>
                         <a:off x="0" y="0"/>
-                        <a:ext cx="5198110" cy="466725"/>
+                        <a:ext cx="5198110" cy="390525"/>
                       </a:xfrm>
                       <a:prstGeom prst="rect">
                         <a:avLst/>
@@ -35010,7 +36092,7 @@
         </mc:Choice>
         <mc:Fallback>
           <w:pict>
-            <v:shape id="_x0000_s1026" o:spid="_x0000_s1026" o:spt="202" type="#_x0000_t202" style="position:absolute;left:0pt;margin-left:42.85pt;margin-top:1.75pt;height:36.75pt;width:409.3pt;mso-position-horizontal-relative:margin;z-index:251660288;mso-width-relative:page;mso-height-relative:page;" filled="f" stroked="f" coordsize="21600,21600" o:gfxdata="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">
+            <v:shape id="_x0000_s1026" o:spid="_x0000_s1026" o:spt="202" type="#_x0000_t202" style="position:absolute;left:0pt;margin-left:42.85pt;margin-top:7.75pt;height:30.75pt;width:409.3pt;mso-position-horizontal-relative:margin;z-index:251660288;mso-width-relative:page;mso-height-relative:page;" filled="f" stroked="f" coordsize="21600,21600" o:gfxdata="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">
               <v:fill on="f" focussize="0,0"/>
               <v:stroke on="f" weight="0.5pt"/>
               <v:imagedata o:title=""/>
